--- a/CMR TESMIX.docx
+++ b/CMR TESMIX.docx
@@ -986,7 +986,7 @@
                                       <w:spacing w:val="-2"/>
                                       <w:sz w:val="20"/>
                                     </w:rPr>
-                                    <w:t>01/2905</w:t>
+                                    <w:t>01/0303</w:t>
                                   </w:r>
                                 </w:p>
                                 <w:p>
@@ -1775,53 +1775,7 @@
                                       <w:b/>
                                       <w:sz w:val="16"/>
                                     </w:rPr>
-                                    <w:t>MARFRIG</w:t>
-                                  </w:r>
-                                  <w:r>
-                                    <w:rPr>
-                                      <w:b/>
-                                      <w:spacing w:val="-5"/>
-                                      <w:sz w:val="16"/>
-                                    </w:rPr>
-                                    <w:t xml:space="preserve"> </w:t>
-                                  </w:r>
-                                  <w:r>
-                                    <w:rPr>
-                                      <w:b/>
-                                      <w:sz w:val="16"/>
-                                    </w:rPr>
-                                    <w:t>GLOBAL</w:t>
-                                  </w:r>
-                                  <w:r>
-                                    <w:rPr>
-                                      <w:b/>
-                                      <w:spacing w:val="-5"/>
-                                      <w:sz w:val="16"/>
-                                    </w:rPr>
-                                    <w:t xml:space="preserve"> </w:t>
-                                  </w:r>
-                                  <w:r>
-                                    <w:rPr>
-                                      <w:b/>
-                                      <w:sz w:val="16"/>
-                                    </w:rPr>
-                                    <w:t>FOODS</w:t>
-                                  </w:r>
-                                  <w:r>
-                                    <w:rPr>
-                                      <w:b/>
-                                      <w:spacing w:val="-3"/>
-                                      <w:sz w:val="16"/>
-                                    </w:rPr>
-                                    <w:t xml:space="preserve"> </w:t>
-                                  </w:r>
-                                  <w:r>
-                                    <w:rPr>
-                                      <w:b/>
-                                      <w:spacing w:val="-4"/>
-                                      <w:sz w:val="16"/>
-                                    </w:rPr>
-                                    <w:t>S.A.</w:t>
+                                    <w:t xml:space="preserve">DGS DİŞ TİCARET ANONİM ŞİRKETİ</w:t>
                                   </w:r>
                                 </w:p>
                               </w:tc>
@@ -1873,75 +1827,7 @@
                                       <w:b/>
                                       <w:sz w:val="16"/>
                                     </w:rPr>
-                                    <w:t>VIA</w:t>
-                                  </w:r>
-                                  <w:r>
-                                    <w:rPr>
-                                      <w:b/>
-                                      <w:spacing w:val="-4"/>
-                                      <w:sz w:val="16"/>
-                                    </w:rPr>
-                                    <w:t xml:space="preserve"> </w:t>
-                                  </w:r>
-                                  <w:r>
-                                    <w:rPr>
-                                      <w:b/>
-                                      <w:sz w:val="16"/>
-                                    </w:rPr>
-                                    <w:t>DE</w:t>
-                                  </w:r>
-                                  <w:r>
-                                    <w:rPr>
-                                      <w:b/>
-                                      <w:spacing w:val="-2"/>
-                                      <w:sz w:val="16"/>
-                                    </w:rPr>
-                                    <w:t xml:space="preserve"> </w:t>
-                                  </w:r>
-                                  <w:r>
-                                    <w:rPr>
-                                      <w:b/>
-                                      <w:sz w:val="16"/>
-                                    </w:rPr>
-                                    <w:t>ACESSO</w:t>
-                                  </w:r>
-                                  <w:r>
-                                    <w:rPr>
-                                      <w:b/>
-                                      <w:spacing w:val="-4"/>
-                                      <w:sz w:val="16"/>
-                                    </w:rPr>
-                                    <w:t xml:space="preserve"> </w:t>
-                                  </w:r>
-                                  <w:r>
-                                    <w:rPr>
-                                      <w:b/>
-                                      <w:sz w:val="16"/>
-                                    </w:rPr>
-                                    <w:t>DR.</w:t>
-                                  </w:r>
-                                  <w:r>
-                                    <w:rPr>
-                                      <w:b/>
-                                      <w:spacing w:val="-4"/>
-                                      <w:sz w:val="16"/>
-                                    </w:rPr>
-                                    <w:t xml:space="preserve"> </w:t>
-                                  </w:r>
-                                  <w:r>
-                                    <w:rPr>
-                                      <w:b/>
-                                      <w:sz w:val="16"/>
-                                    </w:rPr>
-                                    <w:t>SHUHEI</w:t>
-                                  </w:r>
-                                  <w:r>
-                                    <w:rPr>
-                                      <w:b/>
-                                      <w:spacing w:val="-2"/>
-                                      <w:sz w:val="16"/>
-                                    </w:rPr>
-                                    <w:t xml:space="preserve"> UETSUKA,</w:t>
+                                    <w:t xml:space="preserve">15 Temmuz Mah. Bahar Cad.</w:t>
                                   </w:r>
                                 </w:p>
                               </w:tc>
@@ -1993,90 +1879,7 @@
                                       <w:b/>
                                       <w:sz w:val="16"/>
                                     </w:rPr>
-                                    <w:t>KM</w:t>
-                                  </w:r>
-                                  <w:r>
-                                    <w:rPr>
-                                      <w:b/>
-                                      <w:spacing w:val="-4"/>
-                                      <w:sz w:val="16"/>
-                                    </w:rPr>
-                                    <w:t xml:space="preserve"> </w:t>
-                                  </w:r>
-                                  <w:r>
-                                    <w:rPr>
-                                      <w:b/>
-                                      <w:sz w:val="16"/>
-                                    </w:rPr>
-                                    <w:t>2</w:t>
-                                  </w:r>
-                                  <w:r>
-                                    <w:rPr>
-                                      <w:b/>
-                                      <w:spacing w:val="-4"/>
-                                      <w:sz w:val="16"/>
-                                    </w:rPr>
-                                    <w:t xml:space="preserve"> </w:t>
-                                  </w:r>
-                                  <w:r>
-                                    <w:rPr>
-                                      <w:b/>
-                                      <w:sz w:val="16"/>
-                                    </w:rPr>
-                                    <w:t>–</w:t>
-                                  </w:r>
-                                  <w:r>
-                                    <w:rPr>
-                                      <w:b/>
-                                      <w:spacing w:val="-2"/>
-                                      <w:sz w:val="16"/>
-                                    </w:rPr>
-                                    <w:t xml:space="preserve"> </w:t>
-                                  </w:r>
-                                  <w:r>
-                                    <w:rPr>
-                                      <w:b/>
-                                      <w:sz w:val="16"/>
-                                    </w:rPr>
-                                    <w:t>BAIRRO</w:t>
-                                  </w:r>
-                                  <w:r>
-                                    <w:rPr>
-                                      <w:b/>
-                                      <w:spacing w:val="-5"/>
-                                      <w:sz w:val="16"/>
-                                    </w:rPr>
-                                    <w:t xml:space="preserve"> </w:t>
-                                  </w:r>
-                                  <w:r>
-                                    <w:rPr>
-                                      <w:b/>
-                                      <w:sz w:val="16"/>
-                                    </w:rPr>
-                                    <w:t>PATOS –</w:t>
-                                  </w:r>
-                                  <w:r>
-                                    <w:rPr>
-                                      <w:b/>
-                                      <w:spacing w:val="-4"/>
-                                      <w:sz w:val="16"/>
-                                    </w:rPr>
-                                    <w:t xml:space="preserve"> </w:t>
-                                  </w:r>
-                                  <w:r>
-                                    <w:rPr>
-                                      <w:b/>
-                                      <w:sz w:val="16"/>
-                                    </w:rPr>
-                                    <w:t xml:space="preserve">PROMISSAO </w:t>
-                                  </w:r>
-                                  <w:r>
-                                    <w:rPr>
-                                      <w:b/>
-                                      <w:spacing w:val="-10"/>
-                                      <w:sz w:val="16"/>
-                                    </w:rPr>
-                                    <w:t>-</w:t>
+                                    <w:t xml:space="preserve">Nurol Park Sitesi 3 Blok No:43</w:t>
                                   </w:r>
                                 </w:p>
                               </w:tc>
@@ -2128,83 +1931,7 @@
                                       <w:b/>
                                       <w:sz w:val="16"/>
                                     </w:rPr>
-                                    <w:t>SAO</w:t>
-                                  </w:r>
-                                  <w:r>
-                                    <w:rPr>
-                                      <w:b/>
-                                      <w:spacing w:val="-4"/>
-                                      <w:sz w:val="16"/>
-                                    </w:rPr>
-                                    <w:t xml:space="preserve"> </w:t>
-                                  </w:r>
-                                  <w:r>
-                                    <w:rPr>
-                                      <w:b/>
-                                      <w:sz w:val="16"/>
-                                    </w:rPr>
-                                    <w:t>PAULO</w:t>
-                                  </w:r>
-                                  <w:r>
-                                    <w:rPr>
-                                      <w:b/>
-                                      <w:spacing w:val="-2"/>
-                                      <w:sz w:val="16"/>
-                                    </w:rPr>
-                                    <w:t xml:space="preserve"> </w:t>
-                                  </w:r>
-                                  <w:r>
-                                    <w:rPr>
-                                      <w:b/>
-                                      <w:sz w:val="16"/>
-                                    </w:rPr>
-                                    <w:t>–</w:t>
-                                  </w:r>
-                                  <w:r>
-                                    <w:rPr>
-                                      <w:b/>
-                                      <w:spacing w:val="-2"/>
-                                      <w:sz w:val="16"/>
-                                    </w:rPr>
-                                    <w:t xml:space="preserve"> </w:t>
-                                  </w:r>
-                                  <w:r>
-                                    <w:rPr>
-                                      <w:b/>
-                                      <w:sz w:val="16"/>
-                                    </w:rPr>
-                                    <w:t>BRASIL –</w:t>
-                                  </w:r>
-                                  <w:r>
-                                    <w:rPr>
-                                      <w:b/>
-                                      <w:spacing w:val="-6"/>
-                                      <w:sz w:val="16"/>
-                                    </w:rPr>
-                                    <w:t xml:space="preserve"> </w:t>
-                                  </w:r>
-                                  <w:r>
-                                    <w:rPr>
-                                      <w:b/>
-                                      <w:sz w:val="16"/>
-                                    </w:rPr>
-                                    <w:t>TEL:</w:t>
-                                  </w:r>
-                                  <w:r>
-                                    <w:rPr>
-                                      <w:b/>
-                                      <w:spacing w:val="-1"/>
-                                      <w:sz w:val="16"/>
-                                    </w:rPr>
-                                    <w:t xml:space="preserve"> </w:t>
-                                  </w:r>
-                                  <w:r>
-                                    <w:rPr>
-                                      <w:b/>
-                                      <w:spacing w:val="-2"/>
-                                      <w:sz w:val="16"/>
-                                    </w:rPr>
-                                    <w:t>1435439292</w:t>
+                                    <w:t xml:space="preserve">Bağcılar / İstanbul, Turkey</w:t>
                                   </w:r>
                                 </w:p>
                               </w:tc>
@@ -2255,45 +1982,7 @@
                                       <w:b/>
                                       <w:sz w:val="16"/>
                                     </w:rPr>
-                                    <w:t>CNPJ:</w:t>
-                                  </w:r>
-                                  <w:r>
-                                    <w:rPr>
-                                      <w:b/>
-                                      <w:spacing w:val="-6"/>
-                                      <w:sz w:val="16"/>
-                                    </w:rPr>
-                                    <w:t xml:space="preserve"> </w:t>
-                                  </w:r>
-                                  <w:r>
-                                    <w:rPr>
-                                      <w:b/>
-                                      <w:sz w:val="16"/>
-                                    </w:rPr>
-                                    <w:t>03.853.896/0003</w:t>
-                                  </w:r>
-                                  <w:r>
-                                    <w:rPr>
-                                      <w:b/>
-                                      <w:spacing w:val="-4"/>
-                                      <w:sz w:val="16"/>
-                                    </w:rPr>
-                                    <w:t xml:space="preserve"> </w:t>
-                                  </w:r>
-                                  <w:r>
-                                    <w:rPr>
-                                      <w:b/>
-                                      <w:sz w:val="16"/>
-                                    </w:rPr>
-                                    <w:t>-</w:t>
-                                  </w:r>
-                                  <w:r>
-                                    <w:rPr>
-                                      <w:b/>
-                                      <w:spacing w:val="-5"/>
-                                      <w:sz w:val="16"/>
-                                    </w:rPr>
-                                    <w:t xml:space="preserve"> 01</w:t>
+                                    <w:t xml:space="preserve">VKN: 1870685033</w:t>
                                   </w:r>
                                 </w:p>
                               </w:tc>
@@ -2665,6 +2354,14 @@
                                       <w:sz w:val="10"/>
                                     </w:rPr>
                                   </w:pPr>
+                                  <w:r>
+                                    <w:rPr>
+                                      <w:rFonts w:ascii="Arial" w:hAnsi="Arial" w:cs="Arial"/>
+                                      <w:sz w:val="14"/>
+                                      <w:szCs w:val="14"/>
+                                    </w:rPr>
+                                    <w:t xml:space="preserve">ТОВ "САВ ТРАНС-ЛОГІСТИК"</w:t>
+                                  </w:r>
                                 </w:p>
                               </w:tc>
                             </w:tr>
@@ -2841,6 +2538,14 @@
                                       <w:sz w:val="10"/>
                                     </w:rPr>
                                   </w:pPr>
+                                  <w:r>
+                                    <w:rPr>
+                                      <w:rFonts w:ascii="Arial" w:hAnsi="Arial" w:cs="Arial"/>
+                                      <w:sz w:val="14"/>
+                                      <w:szCs w:val="14"/>
+                                    </w:rPr>
+                                    <w:t xml:space="preserve">ЄДРПОУ 42559045</w:t>
+                                  </w:r>
                                 </w:p>
                               </w:tc>
                             </w:tr>
@@ -3788,7 +3493,7 @@
                                       <w:spacing w:val="-2"/>
                                       <w:sz w:val="16"/>
                                     </w:rPr>
-                                    <w:t>Чорноморськ</w:t>
+                                    <w:t xml:space="preserve">İstanbul</w:t>
                                   </w:r>
                                 </w:p>
                               </w:tc>
@@ -3887,7 +3592,7 @@
                                       <w:position w:val="-1"/>
                                       <w:sz w:val="16"/>
                                     </w:rPr>
-                                    <w:t>Україна</w:t>
+                                    <w:t xml:space="preserve">Turkey</w:t>
                                   </w:r>
                                 </w:p>
                               </w:tc>
@@ -4088,6 +3793,14 @@
                                       <w:sz w:val="10"/>
                                     </w:rPr>
                                     <w:t>Datum</w:t>
+                                  </w:r>
+                                  <w:r>
+                                    <w:rPr>
+                                      <w:rFonts w:ascii="Arial" w:hAnsi="Arial" w:cs="Arial"/>
+                                      <w:sz w:val="14"/>
+                                      <w:szCs w:val="14"/>
+                                    </w:rPr>
+                                    <w:t xml:space="preserve">03.03.2026</w:t>
                                   </w:r>
                                 </w:p>
                               </w:tc>
@@ -5050,61 +4763,12 @@
                                       <w:spacing w:val="-2"/>
                                       <w:sz w:val="16"/>
                                     </w:rPr>
-                                    <w:t>UETU2603052</w:t>
-                                  </w:r>
-                                  <w:r>
-                                    <w:rPr>
-                                      <w:b/>
-                                      <w:sz w:val="16"/>
-                                    </w:rPr>
-                                    <w:tab/>
-                                  </w:r>
-                                  <w:r>
-                                    <w:rPr>
-                                      <w:b/>
-                                      <w:spacing w:val="-5"/>
-                                      <w:sz w:val="16"/>
-                                    </w:rPr>
-                                    <w:t>80</w:t>
-                                  </w:r>
-                                  <w:r>
-                                    <w:rPr>
-                                      <w:b/>
-                                      <w:sz w:val="16"/>
-                                    </w:rPr>
-                                    <w:tab/>
-                                  </w:r>
-                                  <w:r>
-                                    <w:rPr>
-                                      <w:b/>
-                                      <w:spacing w:val="-4"/>
-                                      <w:sz w:val="16"/>
-                                    </w:rPr>
-                                    <w:t>Бочки</w:t>
-                                  </w:r>
-                                  <w:r>
-                                    <w:rPr>
-                                      <w:b/>
-                                      <w:sz w:val="16"/>
-                                    </w:rPr>
-                                    <w:tab/>
-                                    <w:t>Яловичi</w:t>
-                                  </w:r>
-                                  <w:r>
-                                    <w:rPr>
-                                      <w:b/>
-                                      <w:spacing w:val="-9"/>
-                                      <w:sz w:val="16"/>
-                                    </w:rPr>
-                                    <w:t xml:space="preserve"> </w:t>
-                                  </w:r>
-                                  <w:r>
-                                    <w:rPr>
-                                      <w:b/>
-                                      <w:spacing w:val="-2"/>
-                                      <w:sz w:val="16"/>
-                                    </w:rPr>
-                                    <w:t>кишки</w:t>
+                                    <w:t xml:space="preserve">Хіміко-побутові товари:
+FAIRY TEMİZLİK HAVLUSU BEYAZ SABUN - 4320 шт
+FAIRY TEMİZLİK HAVLUSU LİMON - 6480 шт
+FAIRY TEMİZLİK HAVLUSU LAVANTA - 3240 шт
+FAIRY TEMİZLİK HAVLUSU LİLYUM - 3780 шт
+SELPAK TUVALET KAĞIDI 32'Lİ*3 - 462 шт</w:t>
                                   </w:r>
                                 </w:p>
                               </w:tc>
@@ -5156,7 +4820,7 @@
                                       <w:spacing w:val="-2"/>
                                       <w:sz w:val="16"/>
                                     </w:rPr>
-                                    <w:t>24183.80</w:t>
+                                    <w:t xml:space="preserve">18282</w:t>
                                   </w:r>
                                 </w:p>
                               </w:tc>
@@ -8636,7 +8300,7 @@
                                       <w:position w:val="2"/>
                                       <w:sz w:val="16"/>
                                     </w:rPr>
-                                    <w:t>Чорноморськ</w:t>
+                                    <w:t xml:space="preserve">İstanbul</w:t>
                                   </w:r>
                                   <w:r>
                                     <w:rPr>
@@ -8666,7 +8330,7 @@
                                       <w:position w:val="2"/>
                                       <w:sz w:val="16"/>
                                     </w:rPr>
-                                    <w:t>29.05.2025</w:t>
+                                    <w:t xml:space="preserve">03.03.2026</w:t>
                                   </w:r>
                                 </w:p>
                                 <w:p>
@@ -10487,7 +10151,7 @@
                                       <w:spacing w:val="-2"/>
                                       <w:sz w:val="16"/>
                                     </w:rPr>
-                                    <w:t>ВН0109РА</w:t>
+                                    <w:t xml:space="preserve">AI4721TH</w:t>
                                   </w:r>
                                 </w:p>
                               </w:tc>
@@ -10515,23 +10179,7 @@
                                       <w:b/>
                                       <w:sz w:val="16"/>
                                     </w:rPr>
-                                    <w:t>Охрiменко</w:t>
-                                  </w:r>
-                                  <w:r>
-                                    <w:rPr>
-                                      <w:b/>
-                                      <w:spacing w:val="-9"/>
-                                      <w:sz w:val="16"/>
-                                    </w:rPr>
-                                    <w:t xml:space="preserve"> </w:t>
-                                  </w:r>
-                                  <w:r>
-                                    <w:rPr>
-                                      <w:b/>
-                                      <w:spacing w:val="-2"/>
-                                      <w:sz w:val="16"/>
-                                    </w:rPr>
-                                    <w:t>Олексiй</w:t>
+                                    <w:t xml:space="preserve">Перевалов Тимофій</w:t>
                                   </w:r>
                                 </w:p>
                               </w:tc>
@@ -10587,7 +10235,7 @@
                                       <w:spacing w:val="-2"/>
                                       <w:sz w:val="16"/>
                                     </w:rPr>
-                                    <w:t>ВН3277ХF</w:t>
+                                    <w:t xml:space="preserve">ВН7311ХК</w:t>
                                   </w:r>
                                 </w:p>
                               </w:tc>
@@ -12914,7 +12562,7 @@
                                 <w:spacing w:val="-2"/>
                                 <w:sz w:val="20"/>
                               </w:rPr>
-                              <w:t>01/2905</w:t>
+                              <w:t>01/0303</w:t>
                             </w:r>
                           </w:p>
                           <w:p>
@@ -13703,53 +13351,7 @@
                                 <w:b/>
                                 <w:sz w:val="16"/>
                               </w:rPr>
-                              <w:t>MARFRIG</w:t>
-                            </w:r>
-                            <w:r>
-                              <w:rPr>
-                                <w:b/>
-                                <w:spacing w:val="-5"/>
-                                <w:sz w:val="16"/>
-                              </w:rPr>
-                              <w:t xml:space="preserve"> </w:t>
-                            </w:r>
-                            <w:r>
-                              <w:rPr>
-                                <w:b/>
-                                <w:sz w:val="16"/>
-                              </w:rPr>
-                              <w:t>GLOBAL</w:t>
-                            </w:r>
-                            <w:r>
-                              <w:rPr>
-                                <w:b/>
-                                <w:spacing w:val="-5"/>
-                                <w:sz w:val="16"/>
-                              </w:rPr>
-                              <w:t xml:space="preserve"> </w:t>
-                            </w:r>
-                            <w:r>
-                              <w:rPr>
-                                <w:b/>
-                                <w:sz w:val="16"/>
-                              </w:rPr>
-                              <w:t>FOODS</w:t>
-                            </w:r>
-                            <w:r>
-                              <w:rPr>
-                                <w:b/>
-                                <w:spacing w:val="-3"/>
-                                <w:sz w:val="16"/>
-                              </w:rPr>
-                              <w:t xml:space="preserve"> </w:t>
-                            </w:r>
-                            <w:r>
-                              <w:rPr>
-                                <w:b/>
-                                <w:spacing w:val="-4"/>
-                                <w:sz w:val="16"/>
-                              </w:rPr>
-                              <w:t>S.A.</w:t>
+                              <w:t xml:space="preserve">DGS DİŞ TİCARET ANONİM ŞİRKETİ</w:t>
                             </w:r>
                           </w:p>
                         </w:tc>
@@ -13801,75 +13403,7 @@
                                 <w:b/>
                                 <w:sz w:val="16"/>
                               </w:rPr>
-                              <w:t>VIA</w:t>
-                            </w:r>
-                            <w:r>
-                              <w:rPr>
-                                <w:b/>
-                                <w:spacing w:val="-4"/>
-                                <w:sz w:val="16"/>
-                              </w:rPr>
-                              <w:t xml:space="preserve"> </w:t>
-                            </w:r>
-                            <w:r>
-                              <w:rPr>
-                                <w:b/>
-                                <w:sz w:val="16"/>
-                              </w:rPr>
-                              <w:t>DE</w:t>
-                            </w:r>
-                            <w:r>
-                              <w:rPr>
-                                <w:b/>
-                                <w:spacing w:val="-2"/>
-                                <w:sz w:val="16"/>
-                              </w:rPr>
-                              <w:t xml:space="preserve"> </w:t>
-                            </w:r>
-                            <w:r>
-                              <w:rPr>
-                                <w:b/>
-                                <w:sz w:val="16"/>
-                              </w:rPr>
-                              <w:t>ACESSO</w:t>
-                            </w:r>
-                            <w:r>
-                              <w:rPr>
-                                <w:b/>
-                                <w:spacing w:val="-4"/>
-                                <w:sz w:val="16"/>
-                              </w:rPr>
-                              <w:t xml:space="preserve"> </w:t>
-                            </w:r>
-                            <w:r>
-                              <w:rPr>
-                                <w:b/>
-                                <w:sz w:val="16"/>
-                              </w:rPr>
-                              <w:t>DR.</w:t>
-                            </w:r>
-                            <w:r>
-                              <w:rPr>
-                                <w:b/>
-                                <w:spacing w:val="-4"/>
-                                <w:sz w:val="16"/>
-                              </w:rPr>
-                              <w:t xml:space="preserve"> </w:t>
-                            </w:r>
-                            <w:r>
-                              <w:rPr>
-                                <w:b/>
-                                <w:sz w:val="16"/>
-                              </w:rPr>
-                              <w:t>SHUHEI</w:t>
-                            </w:r>
-                            <w:r>
-                              <w:rPr>
-                                <w:b/>
-                                <w:spacing w:val="-2"/>
-                                <w:sz w:val="16"/>
-                              </w:rPr>
-                              <w:t xml:space="preserve"> UETSUKA,</w:t>
+                              <w:t xml:space="preserve">15 Temmuz Mah. Bahar Cad.</w:t>
                             </w:r>
                           </w:p>
                         </w:tc>
@@ -13921,90 +13455,7 @@
                                 <w:b/>
                                 <w:sz w:val="16"/>
                               </w:rPr>
-                              <w:t>KM</w:t>
-                            </w:r>
-                            <w:r>
-                              <w:rPr>
-                                <w:b/>
-                                <w:spacing w:val="-4"/>
-                                <w:sz w:val="16"/>
-                              </w:rPr>
-                              <w:t xml:space="preserve"> </w:t>
-                            </w:r>
-                            <w:r>
-                              <w:rPr>
-                                <w:b/>
-                                <w:sz w:val="16"/>
-                              </w:rPr>
-                              <w:t>2</w:t>
-                            </w:r>
-                            <w:r>
-                              <w:rPr>
-                                <w:b/>
-                                <w:spacing w:val="-4"/>
-                                <w:sz w:val="16"/>
-                              </w:rPr>
-                              <w:t xml:space="preserve"> </w:t>
-                            </w:r>
-                            <w:r>
-                              <w:rPr>
-                                <w:b/>
-                                <w:sz w:val="16"/>
-                              </w:rPr>
-                              <w:t>–</w:t>
-                            </w:r>
-                            <w:r>
-                              <w:rPr>
-                                <w:b/>
-                                <w:spacing w:val="-2"/>
-                                <w:sz w:val="16"/>
-                              </w:rPr>
-                              <w:t xml:space="preserve"> </w:t>
-                            </w:r>
-                            <w:r>
-                              <w:rPr>
-                                <w:b/>
-                                <w:sz w:val="16"/>
-                              </w:rPr>
-                              <w:t>BAIRRO</w:t>
-                            </w:r>
-                            <w:r>
-                              <w:rPr>
-                                <w:b/>
-                                <w:spacing w:val="-5"/>
-                                <w:sz w:val="16"/>
-                              </w:rPr>
-                              <w:t xml:space="preserve"> </w:t>
-                            </w:r>
-                            <w:r>
-                              <w:rPr>
-                                <w:b/>
-                                <w:sz w:val="16"/>
-                              </w:rPr>
-                              <w:t>PATOS –</w:t>
-                            </w:r>
-                            <w:r>
-                              <w:rPr>
-                                <w:b/>
-                                <w:spacing w:val="-4"/>
-                                <w:sz w:val="16"/>
-                              </w:rPr>
-                              <w:t xml:space="preserve"> </w:t>
-                            </w:r>
-                            <w:r>
-                              <w:rPr>
-                                <w:b/>
-                                <w:sz w:val="16"/>
-                              </w:rPr>
-                              <w:t xml:space="preserve">PROMISSAO </w:t>
-                            </w:r>
-                            <w:r>
-                              <w:rPr>
-                                <w:b/>
-                                <w:spacing w:val="-10"/>
-                                <w:sz w:val="16"/>
-                              </w:rPr>
-                              <w:t>-</w:t>
+                              <w:t xml:space="preserve">Nurol Park Sitesi 3 Blok No:43</w:t>
                             </w:r>
                           </w:p>
                         </w:tc>
@@ -14056,83 +13507,7 @@
                                 <w:b/>
                                 <w:sz w:val="16"/>
                               </w:rPr>
-                              <w:t>SAO</w:t>
-                            </w:r>
-                            <w:r>
-                              <w:rPr>
-                                <w:b/>
-                                <w:spacing w:val="-4"/>
-                                <w:sz w:val="16"/>
-                              </w:rPr>
-                              <w:t xml:space="preserve"> </w:t>
-                            </w:r>
-                            <w:r>
-                              <w:rPr>
-                                <w:b/>
-                                <w:sz w:val="16"/>
-                              </w:rPr>
-                              <w:t>PAULO</w:t>
-                            </w:r>
-                            <w:r>
-                              <w:rPr>
-                                <w:b/>
-                                <w:spacing w:val="-2"/>
-                                <w:sz w:val="16"/>
-                              </w:rPr>
-                              <w:t xml:space="preserve"> </w:t>
-                            </w:r>
-                            <w:r>
-                              <w:rPr>
-                                <w:b/>
-                                <w:sz w:val="16"/>
-                              </w:rPr>
-                              <w:t>–</w:t>
-                            </w:r>
-                            <w:r>
-                              <w:rPr>
-                                <w:b/>
-                                <w:spacing w:val="-2"/>
-                                <w:sz w:val="16"/>
-                              </w:rPr>
-                              <w:t xml:space="preserve"> </w:t>
-                            </w:r>
-                            <w:r>
-                              <w:rPr>
-                                <w:b/>
-                                <w:sz w:val="16"/>
-                              </w:rPr>
-                              <w:t>BRASIL –</w:t>
-                            </w:r>
-                            <w:r>
-                              <w:rPr>
-                                <w:b/>
-                                <w:spacing w:val="-6"/>
-                                <w:sz w:val="16"/>
-                              </w:rPr>
-                              <w:t xml:space="preserve"> </w:t>
-                            </w:r>
-                            <w:r>
-                              <w:rPr>
-                                <w:b/>
-                                <w:sz w:val="16"/>
-                              </w:rPr>
-                              <w:t>TEL:</w:t>
-                            </w:r>
-                            <w:r>
-                              <w:rPr>
-                                <w:b/>
-                                <w:spacing w:val="-1"/>
-                                <w:sz w:val="16"/>
-                              </w:rPr>
-                              <w:t xml:space="preserve"> </w:t>
-                            </w:r>
-                            <w:r>
-                              <w:rPr>
-                                <w:b/>
-                                <w:spacing w:val="-2"/>
-                                <w:sz w:val="16"/>
-                              </w:rPr>
-                              <w:t>1435439292</w:t>
+                              <w:t xml:space="preserve">Bağcılar / İstanbul, Turkey</w:t>
                             </w:r>
                           </w:p>
                         </w:tc>
@@ -14183,45 +13558,7 @@
                                 <w:b/>
                                 <w:sz w:val="16"/>
                               </w:rPr>
-                              <w:t>CNPJ:</w:t>
-                            </w:r>
-                            <w:r>
-                              <w:rPr>
-                                <w:b/>
-                                <w:spacing w:val="-6"/>
-                                <w:sz w:val="16"/>
-                              </w:rPr>
-                              <w:t xml:space="preserve"> </w:t>
-                            </w:r>
-                            <w:r>
-                              <w:rPr>
-                                <w:b/>
-                                <w:sz w:val="16"/>
-                              </w:rPr>
-                              <w:t>03.853.896/0003</w:t>
-                            </w:r>
-                            <w:r>
-                              <w:rPr>
-                                <w:b/>
-                                <w:spacing w:val="-4"/>
-                                <w:sz w:val="16"/>
-                              </w:rPr>
-                              <w:t xml:space="preserve"> </w:t>
-                            </w:r>
-                            <w:r>
-                              <w:rPr>
-                                <w:b/>
-                                <w:sz w:val="16"/>
-                              </w:rPr>
-                              <w:t>-</w:t>
-                            </w:r>
-                            <w:r>
-                              <w:rPr>
-                                <w:b/>
-                                <w:spacing w:val="-5"/>
-                                <w:sz w:val="16"/>
-                              </w:rPr>
-                              <w:t xml:space="preserve"> 01</w:t>
+                              <w:t xml:space="preserve">VKN: 1870685033</w:t>
                             </w:r>
                           </w:p>
                         </w:tc>
@@ -14593,6 +13930,14 @@
                                 <w:sz w:val="10"/>
                               </w:rPr>
                             </w:pPr>
+                            <w:r>
+                              <w:rPr>
+                                <w:rFonts w:ascii="Arial" w:hAnsi="Arial" w:cs="Arial"/>
+                                <w:sz w:val="14"/>
+                                <w:szCs w:val="14"/>
+                              </w:rPr>
+                              <w:t xml:space="preserve">ТОВ "САВ ТРАНС-ЛОГІСТИК"</w:t>
+                            </w:r>
                           </w:p>
                         </w:tc>
                       </w:tr>
@@ -14769,6 +14114,14 @@
                                 <w:sz w:val="10"/>
                               </w:rPr>
                             </w:pPr>
+                            <w:r>
+                              <w:rPr>
+                                <w:rFonts w:ascii="Arial" w:hAnsi="Arial" w:cs="Arial"/>
+                                <w:sz w:val="14"/>
+                                <w:szCs w:val="14"/>
+                              </w:rPr>
+                              <w:t xml:space="preserve">ЄДРПОУ 42559045</w:t>
+                            </w:r>
                           </w:p>
                         </w:tc>
                       </w:tr>
@@ -15716,7 +15069,7 @@
                                 <w:spacing w:val="-2"/>
                                 <w:sz w:val="16"/>
                               </w:rPr>
-                              <w:t>Чорноморськ</w:t>
+                              <w:t xml:space="preserve">İstanbul</w:t>
                             </w:r>
                           </w:p>
                         </w:tc>
@@ -15815,7 +15168,7 @@
                                 <w:position w:val="-1"/>
                                 <w:sz w:val="16"/>
                               </w:rPr>
-                              <w:t>Україна</w:t>
+                              <w:t xml:space="preserve">Turkey</w:t>
                             </w:r>
                           </w:p>
                         </w:tc>
@@ -16016,6 +15369,14 @@
                                 <w:sz w:val="10"/>
                               </w:rPr>
                               <w:t>Datum</w:t>
+                            </w:r>
+                            <w:r>
+                              <w:rPr>
+                                <w:rFonts w:ascii="Arial" w:hAnsi="Arial" w:cs="Arial"/>
+                                <w:sz w:val="14"/>
+                                <w:szCs w:val="14"/>
+                              </w:rPr>
+                              <w:t xml:space="preserve">03.03.2026</w:t>
                             </w:r>
                           </w:p>
                         </w:tc>
@@ -16978,61 +16339,12 @@
                                 <w:spacing w:val="-2"/>
                                 <w:sz w:val="16"/>
                               </w:rPr>
-                              <w:t>UETU2603052</w:t>
-                            </w:r>
-                            <w:r>
-                              <w:rPr>
-                                <w:b/>
-                                <w:sz w:val="16"/>
-                              </w:rPr>
-                              <w:tab/>
-                            </w:r>
-                            <w:r>
-                              <w:rPr>
-                                <w:b/>
-                                <w:spacing w:val="-5"/>
-                                <w:sz w:val="16"/>
-                              </w:rPr>
-                              <w:t>80</w:t>
-                            </w:r>
-                            <w:r>
-                              <w:rPr>
-                                <w:b/>
-                                <w:sz w:val="16"/>
-                              </w:rPr>
-                              <w:tab/>
-                            </w:r>
-                            <w:r>
-                              <w:rPr>
-                                <w:b/>
-                                <w:spacing w:val="-4"/>
-                                <w:sz w:val="16"/>
-                              </w:rPr>
-                              <w:t>Бочки</w:t>
-                            </w:r>
-                            <w:r>
-                              <w:rPr>
-                                <w:b/>
-                                <w:sz w:val="16"/>
-                              </w:rPr>
-                              <w:tab/>
-                              <w:t>Яловичi</w:t>
-                            </w:r>
-                            <w:r>
-                              <w:rPr>
-                                <w:b/>
-                                <w:spacing w:val="-9"/>
-                                <w:sz w:val="16"/>
-                              </w:rPr>
-                              <w:t xml:space="preserve"> </w:t>
-                            </w:r>
-                            <w:r>
-                              <w:rPr>
-                                <w:b/>
-                                <w:spacing w:val="-2"/>
-                                <w:sz w:val="16"/>
-                              </w:rPr>
-                              <w:t>кишки</w:t>
+                              <w:t xml:space="preserve">Хіміко-побутові товари:
+FAIRY TEMİZLİK HAVLUSU BEYAZ SABUN - 4320 шт
+FAIRY TEMİZLİK HAVLUSU LİMON - 6480 шт
+FAIRY TEMİZLİK HAVLUSU LAVANTA - 3240 шт
+FAIRY TEMİZLİK HAVLUSU LİLYUM - 3780 шт
+SELPAK TUVALET KAĞIDI 32'Lİ*3 - 462 шт</w:t>
                             </w:r>
                           </w:p>
                         </w:tc>
@@ -17084,7 +16396,7 @@
                                 <w:spacing w:val="-2"/>
                                 <w:sz w:val="16"/>
                               </w:rPr>
-                              <w:t>24183.80</w:t>
+                              <w:t xml:space="preserve">18282</w:t>
                             </w:r>
                           </w:p>
                         </w:tc>
@@ -20564,7 +19876,7 @@
                                 <w:position w:val="2"/>
                                 <w:sz w:val="16"/>
                               </w:rPr>
-                              <w:t>Чорноморськ</w:t>
+                              <w:t xml:space="preserve">İstanbul</w:t>
                             </w:r>
                             <w:r>
                               <w:rPr>
@@ -20594,7 +19906,7 @@
                                 <w:position w:val="2"/>
                                 <w:sz w:val="16"/>
                               </w:rPr>
-                              <w:t>29.05.2025</w:t>
+                              <w:t xml:space="preserve">03.03.2026</w:t>
                             </w:r>
                           </w:p>
                           <w:p>
@@ -22415,7 +21727,7 @@
                                 <w:spacing w:val="-2"/>
                                 <w:sz w:val="16"/>
                               </w:rPr>
-                              <w:t>ВН0109РА</w:t>
+                              <w:t xml:space="preserve">AI4721TH</w:t>
                             </w:r>
                           </w:p>
                         </w:tc>
@@ -22443,23 +21755,7 @@
                                 <w:b/>
                                 <w:sz w:val="16"/>
                               </w:rPr>
-                              <w:t>Охрiменко</w:t>
-                            </w:r>
-                            <w:r>
-                              <w:rPr>
-                                <w:b/>
-                                <w:spacing w:val="-9"/>
-                                <w:sz w:val="16"/>
-                              </w:rPr>
-                              <w:t xml:space="preserve"> </w:t>
-                            </w:r>
-                            <w:r>
-                              <w:rPr>
-                                <w:b/>
-                                <w:spacing w:val="-2"/>
-                                <w:sz w:val="16"/>
-                              </w:rPr>
-                              <w:t>Олексiй</w:t>
+                              <w:t xml:space="preserve">Перевалов Тимофій</w:t>
                             </w:r>
                           </w:p>
                         </w:tc>
@@ -22515,7 +21811,7 @@
                                 <w:spacing w:val="-2"/>
                                 <w:sz w:val="16"/>
                               </w:rPr>
-                              <w:t>ВН3277ХF</w:t>
+                              <w:t xml:space="preserve">ВН7311ХК</w:t>
                             </w:r>
                           </w:p>
                         </w:tc>

--- a/CMR TESMIX.docx
+++ b/CMR TESMIX.docx
@@ -1773,6 +1773,7 @@
                                   <w:r>
                                     <w:rPr>
                                       <w:b/>
+                                      <w:spacing w:val="-2"/>
                                       <w:sz w:val="16"/>
                                     </w:rPr>
                                     <w:t xml:space="preserve">DGS DİŞ TİCARET ANONİM ŞİRKETİ</w:t>
@@ -1825,6 +1826,7 @@
                                   <w:r>
                                     <w:rPr>
                                       <w:b/>
+                                      <w:spacing w:val="-2"/>
                                       <w:sz w:val="16"/>
                                     </w:rPr>
                                     <w:t xml:space="preserve">15 Temmuz Mah. Bahar Cad.</w:t>
@@ -1877,6 +1879,7 @@
                                   <w:r>
                                     <w:rPr>
                                       <w:b/>
+                                      <w:spacing w:val="-2"/>
                                       <w:sz w:val="16"/>
                                     </w:rPr>
                                     <w:t xml:space="preserve">Nurol Park Sitesi 3 Blok No:43</w:t>
@@ -1929,6 +1932,7 @@
                                   <w:r>
                                     <w:rPr>
                                       <w:b/>
+                                      <w:spacing w:val="-2"/>
                                       <w:sz w:val="16"/>
                                     </w:rPr>
                                     <w:t xml:space="preserve">Bağcılar / İstanbul, Turkey</w:t>
@@ -1980,6 +1984,7 @@
                                   <w:r>
                                     <w:rPr>
                                       <w:b/>
+                                      <w:spacing w:val="-2"/>
                                       <w:sz w:val="16"/>
                                     </w:rPr>
                                     <w:t xml:space="preserve">VKN: 1870685033</w:t>
@@ -2350,15 +2355,17 @@
                                   <w:pPr>
                                     <w:pStyle w:val="TableParagraph"/>
                                     <w:rPr>
-                                      <w:rFonts w:ascii="Times New Roman"/>
-                                      <w:sz w:val="10"/>
-                                    </w:rPr>
-                                  </w:pPr>
-                                  <w:r>
-                                    <w:rPr>
-                                      <w:rFonts w:ascii="Arial" w:hAnsi="Arial" w:cs="Arial"/>
-                                      <w:sz w:val="14"/>
-                                      <w:szCs w:val="14"/>
+                                      <w:b/>
+                                      <w:sz w:val="16"/>
+                                    </w:rPr>
+                                    <w:spacing w:before="22"/>
+                                    <w:ind w:left="71"/>
+                                  </w:pPr>
+                                  <w:r>
+                                    <w:rPr>
+                                      <w:b/>
+                                      <w:spacing w:val="-2"/>
+                                      <w:sz w:val="16"/>
                                     </w:rPr>
                                     <w:t xml:space="preserve">ТОВ "САВ ТРАНС-ЛОГІСТИК"</w:t>
                                   </w:r>
@@ -2534,15 +2541,17 @@
                                   <w:pPr>
                                     <w:pStyle w:val="TableParagraph"/>
                                     <w:rPr>
-                                      <w:rFonts w:ascii="Times New Roman"/>
-                                      <w:sz w:val="10"/>
-                                    </w:rPr>
-                                  </w:pPr>
-                                  <w:r>
-                                    <w:rPr>
-                                      <w:rFonts w:ascii="Arial" w:hAnsi="Arial" w:cs="Arial"/>
-                                      <w:sz w:val="14"/>
-                                      <w:szCs w:val="14"/>
+                                      <w:b/>
+                                      <w:sz w:val="16"/>
+                                    </w:rPr>
+                                    <w:spacing w:before="22"/>
+                                    <w:ind w:left="71"/>
+                                  </w:pPr>
+                                  <w:r>
+                                    <w:rPr>
+                                      <w:b/>
+                                      <w:spacing w:val="-2"/>
+                                      <w:sz w:val="16"/>
                                     </w:rPr>
                                     <w:t xml:space="preserve">ЄДРПОУ 42559045</w:t>
                                   </w:r>
@@ -3796,11 +3805,11 @@
                                   </w:r>
                                   <w:r>
                                     <w:rPr>
-                                      <w:rFonts w:ascii="Arial" w:hAnsi="Arial" w:cs="Arial"/>
-                                      <w:sz w:val="14"/>
-                                      <w:szCs w:val="14"/>
-                                    </w:rPr>
-                                    <w:t xml:space="preserve">03.03.2026</w:t>
+                                      <w:b/>
+                                      <w:spacing w:val="-2"/>
+                                      <w:sz w:val="16"/>
+                                    </w:rPr>
+                                    <w:t xml:space="preserve"> 03.03.2026</w:t>
                                   </w:r>
                                 </w:p>
                               </w:tc>
@@ -4763,12 +4772,7 @@
                                       <w:spacing w:val="-2"/>
                                       <w:sz w:val="16"/>
                                     </w:rPr>
-                                    <w:t xml:space="preserve">Хіміко-побутові товари:
-FAIRY TEMİZLİK HAVLUSU BEYAZ SABUN - 4320 шт
-FAIRY TEMİZLİK HAVLUSU LİMON - 6480 шт
-FAIRY TEMİZLİK HAVLUSU LAVANTA - 3240 шт
-FAIRY TEMİZLİK HAVLUSU LİLYUM - 3780 шт
-SELPAK TUVALET KAĞIDI 32'Lİ*3 - 462 шт</w:t>
+                                    <w:t xml:space="preserve">FAIRY TEMİZLİK HAVLUSU BEYAZ SABUN 4320</w:t>
                                   </w:r>
                                 </w:p>
                               </w:tc>
@@ -4866,7 +4870,17 @@
                                       <w:rFonts w:ascii="Times New Roman"/>
                                       <w:sz w:val="10"/>
                                     </w:rPr>
-                                  </w:pPr>
+                                    <w:spacing w:before="22"/>
+                                    <w:ind w:left="59"/>
+                                  </w:pPr>
+                                  <w:r>
+                                    <w:rPr>
+                                      <w:b/>
+                                      <w:spacing w:val="-2"/>
+                                      <w:sz w:val="16"/>
+                                    </w:rPr>
+                                    <w:t xml:space="preserve">FAIRY TEMİZLİK HAVLUSU LİMON 6480</w:t>
+                                  </w:r>
                                 </w:p>
                               </w:tc>
                               <w:tc>
@@ -4953,7 +4967,17 @@
                                       <w:rFonts w:ascii="Times New Roman"/>
                                       <w:sz w:val="10"/>
                                     </w:rPr>
-                                  </w:pPr>
+                                    <w:spacing w:before="22"/>
+                                    <w:ind w:left="59"/>
+                                  </w:pPr>
+                                  <w:r>
+                                    <w:rPr>
+                                      <w:b/>
+                                      <w:spacing w:val="-2"/>
+                                      <w:sz w:val="16"/>
+                                    </w:rPr>
+                                    <w:t xml:space="preserve">FAIRY TEMİZLİK HAVLUSU LAVANTA 3240</w:t>
+                                  </w:r>
                                 </w:p>
                               </w:tc>
                               <w:tc>
@@ -5040,7 +5064,17 @@
                                       <w:rFonts w:ascii="Times New Roman"/>
                                       <w:sz w:val="10"/>
                                     </w:rPr>
-                                  </w:pPr>
+                                    <w:spacing w:before="22"/>
+                                    <w:ind w:left="59"/>
+                                  </w:pPr>
+                                  <w:r>
+                                    <w:rPr>
+                                      <w:b/>
+                                      <w:spacing w:val="-2"/>
+                                      <w:sz w:val="16"/>
+                                    </w:rPr>
+                                    <w:t xml:space="preserve">FAIRY TEMİZLİK HAVLUSU LİLYUM 3780</w:t>
+                                  </w:r>
                                 </w:p>
                               </w:tc>
                               <w:tc>
@@ -5127,7 +5161,17 @@
                                       <w:rFonts w:ascii="Times New Roman"/>
                                       <w:sz w:val="10"/>
                                     </w:rPr>
-                                  </w:pPr>
+                                    <w:spacing w:before="22"/>
+                                    <w:ind w:left="59"/>
+                                  </w:pPr>
+                                  <w:r>
+                                    <w:rPr>
+                                      <w:b/>
+                                      <w:spacing w:val="-2"/>
+                                      <w:sz w:val="16"/>
+                                    </w:rPr>
+                                    <w:t xml:space="preserve">SELPAK TUVALET KAĞIDI 32'Lİ*3  462</w:t>
+                                  </w:r>
                                 </w:p>
                               </w:tc>
                               <w:tc>
@@ -5214,6 +5258,8 @@
                                       <w:rFonts w:ascii="Times New Roman"/>
                                       <w:sz w:val="10"/>
                                     </w:rPr>
+                                    <w:spacing w:before="22"/>
+                                    <w:ind w:left="59"/>
                                   </w:pPr>
                                 </w:p>
                               </w:tc>
@@ -10177,6 +10223,7 @@
                                   <w:r>
                                     <w:rPr>
                                       <w:b/>
+                                      <w:spacing w:val="-2"/>
                                       <w:sz w:val="16"/>
                                     </w:rPr>
                                     <w:t xml:space="preserve">Перевалов Тимофій</w:t>
@@ -13349,6 +13396,7 @@
                             <w:r>
                               <w:rPr>
                                 <w:b/>
+                                <w:spacing w:val="-2"/>
                                 <w:sz w:val="16"/>
                               </w:rPr>
                               <w:t xml:space="preserve">DGS DİŞ TİCARET ANONİM ŞİRKETİ</w:t>
@@ -13401,6 +13449,7 @@
                             <w:r>
                               <w:rPr>
                                 <w:b/>
+                                <w:spacing w:val="-2"/>
                                 <w:sz w:val="16"/>
                               </w:rPr>
                               <w:t xml:space="preserve">15 Temmuz Mah. Bahar Cad.</w:t>
@@ -13453,6 +13502,7 @@
                             <w:r>
                               <w:rPr>
                                 <w:b/>
+                                <w:spacing w:val="-2"/>
                                 <w:sz w:val="16"/>
                               </w:rPr>
                               <w:t xml:space="preserve">Nurol Park Sitesi 3 Blok No:43</w:t>
@@ -13505,6 +13555,7 @@
                             <w:r>
                               <w:rPr>
                                 <w:b/>
+                                <w:spacing w:val="-2"/>
                                 <w:sz w:val="16"/>
                               </w:rPr>
                               <w:t xml:space="preserve">Bağcılar / İstanbul, Turkey</w:t>
@@ -13556,6 +13607,7 @@
                             <w:r>
                               <w:rPr>
                                 <w:b/>
+                                <w:spacing w:val="-2"/>
                                 <w:sz w:val="16"/>
                               </w:rPr>
                               <w:t xml:space="preserve">VKN: 1870685033</w:t>
@@ -13926,15 +13978,17 @@
                             <w:pPr>
                               <w:pStyle w:val="TableParagraph"/>
                               <w:rPr>
-                                <w:rFonts w:ascii="Times New Roman"/>
-                                <w:sz w:val="10"/>
-                              </w:rPr>
-                            </w:pPr>
-                            <w:r>
-                              <w:rPr>
-                                <w:rFonts w:ascii="Arial" w:hAnsi="Arial" w:cs="Arial"/>
-                                <w:sz w:val="14"/>
-                                <w:szCs w:val="14"/>
+                                <w:b/>
+                                <w:sz w:val="16"/>
+                              </w:rPr>
+                              <w:spacing w:before="22"/>
+                              <w:ind w:left="71"/>
+                            </w:pPr>
+                            <w:r>
+                              <w:rPr>
+                                <w:b/>
+                                <w:spacing w:val="-2"/>
+                                <w:sz w:val="16"/>
                               </w:rPr>
                               <w:t xml:space="preserve">ТОВ "САВ ТРАНС-ЛОГІСТИК"</w:t>
                             </w:r>
@@ -14110,15 +14164,17 @@
                             <w:pPr>
                               <w:pStyle w:val="TableParagraph"/>
                               <w:rPr>
-                                <w:rFonts w:ascii="Times New Roman"/>
-                                <w:sz w:val="10"/>
-                              </w:rPr>
-                            </w:pPr>
-                            <w:r>
-                              <w:rPr>
-                                <w:rFonts w:ascii="Arial" w:hAnsi="Arial" w:cs="Arial"/>
-                                <w:sz w:val="14"/>
-                                <w:szCs w:val="14"/>
+                                <w:b/>
+                                <w:sz w:val="16"/>
+                              </w:rPr>
+                              <w:spacing w:before="22"/>
+                              <w:ind w:left="71"/>
+                            </w:pPr>
+                            <w:r>
+                              <w:rPr>
+                                <w:b/>
+                                <w:spacing w:val="-2"/>
+                                <w:sz w:val="16"/>
                               </w:rPr>
                               <w:t xml:space="preserve">ЄДРПОУ 42559045</w:t>
                             </w:r>
@@ -15372,11 +15428,11 @@
                             </w:r>
                             <w:r>
                               <w:rPr>
-                                <w:rFonts w:ascii="Arial" w:hAnsi="Arial" w:cs="Arial"/>
-                                <w:sz w:val="14"/>
-                                <w:szCs w:val="14"/>
-                              </w:rPr>
-                              <w:t xml:space="preserve">03.03.2026</w:t>
+                                <w:b/>
+                                <w:spacing w:val="-2"/>
+                                <w:sz w:val="16"/>
+                              </w:rPr>
+                              <w:t xml:space="preserve"> 03.03.2026</w:t>
                             </w:r>
                           </w:p>
                         </w:tc>
@@ -16339,12 +16395,7 @@
                                 <w:spacing w:val="-2"/>
                                 <w:sz w:val="16"/>
                               </w:rPr>
-                              <w:t xml:space="preserve">Хіміко-побутові товари:
-FAIRY TEMİZLİK HAVLUSU BEYAZ SABUN - 4320 шт
-FAIRY TEMİZLİK HAVLUSU LİMON - 6480 шт
-FAIRY TEMİZLİK HAVLUSU LAVANTA - 3240 шт
-FAIRY TEMİZLİK HAVLUSU LİLYUM - 3780 шт
-SELPAK TUVALET KAĞIDI 32'Lİ*3 - 462 шт</w:t>
+                              <w:t xml:space="preserve">FAIRY TEMİZLİK HAVLUSU BEYAZ SABUN 4320</w:t>
                             </w:r>
                           </w:p>
                         </w:tc>
@@ -16442,7 +16493,17 @@
                                 <w:rFonts w:ascii="Times New Roman"/>
                                 <w:sz w:val="10"/>
                               </w:rPr>
-                            </w:pPr>
+                              <w:spacing w:before="22"/>
+                              <w:ind w:left="59"/>
+                            </w:pPr>
+                            <w:r>
+                              <w:rPr>
+                                <w:b/>
+                                <w:spacing w:val="-2"/>
+                                <w:sz w:val="16"/>
+                              </w:rPr>
+                              <w:t xml:space="preserve">FAIRY TEMİZLİK HAVLUSU LİMON 6480</w:t>
+                            </w:r>
                           </w:p>
                         </w:tc>
                         <w:tc>
@@ -16529,7 +16590,17 @@
                                 <w:rFonts w:ascii="Times New Roman"/>
                                 <w:sz w:val="10"/>
                               </w:rPr>
-                            </w:pPr>
+                              <w:spacing w:before="22"/>
+                              <w:ind w:left="59"/>
+                            </w:pPr>
+                            <w:r>
+                              <w:rPr>
+                                <w:b/>
+                                <w:spacing w:val="-2"/>
+                                <w:sz w:val="16"/>
+                              </w:rPr>
+                              <w:t xml:space="preserve">FAIRY TEMİZLİK HAVLUSU LAVANTA 3240</w:t>
+                            </w:r>
                           </w:p>
                         </w:tc>
                         <w:tc>
@@ -16616,7 +16687,17 @@
                                 <w:rFonts w:ascii="Times New Roman"/>
                                 <w:sz w:val="10"/>
                               </w:rPr>
-                            </w:pPr>
+                              <w:spacing w:before="22"/>
+                              <w:ind w:left="59"/>
+                            </w:pPr>
+                            <w:r>
+                              <w:rPr>
+                                <w:b/>
+                                <w:spacing w:val="-2"/>
+                                <w:sz w:val="16"/>
+                              </w:rPr>
+                              <w:t xml:space="preserve">FAIRY TEMİZLİK HAVLUSU LİLYUM 3780</w:t>
+                            </w:r>
                           </w:p>
                         </w:tc>
                         <w:tc>
@@ -16703,7 +16784,17 @@
                                 <w:rFonts w:ascii="Times New Roman"/>
                                 <w:sz w:val="10"/>
                               </w:rPr>
-                            </w:pPr>
+                              <w:spacing w:before="22"/>
+                              <w:ind w:left="59"/>
+                            </w:pPr>
+                            <w:r>
+                              <w:rPr>
+                                <w:b/>
+                                <w:spacing w:val="-2"/>
+                                <w:sz w:val="16"/>
+                              </w:rPr>
+                              <w:t xml:space="preserve">SELPAK TUVALET KAĞIDI 32'Lİ*3  462</w:t>
+                            </w:r>
                           </w:p>
                         </w:tc>
                         <w:tc>
@@ -16790,6 +16881,8 @@
                                 <w:rFonts w:ascii="Times New Roman"/>
                                 <w:sz w:val="10"/>
                               </w:rPr>
+                              <w:spacing w:before="22"/>
+                              <w:ind w:left="59"/>
                             </w:pPr>
                           </w:p>
                         </w:tc>
@@ -21753,6 +21846,7 @@
                             <w:r>
                               <w:rPr>
                                 <w:b/>
+                                <w:spacing w:val="-2"/>
                                 <w:sz w:val="16"/>
                               </w:rPr>
                               <w:t xml:space="preserve">Перевалов Тимофій</w:t>

--- a/CMR TESMIX.docx
+++ b/CMR TESMIX.docx
@@ -1763,7 +1763,7 @@
                                 <w:p>
                                   <w:pPr>
                                     <w:pStyle w:val="TableParagraph"/>
-                                    <w:spacing w:before="15" w:line="175" w:lineRule="exact"/>
+                                    <w:spacing w:before="15" w:line="175" w:lineRule="atLeast"/>
                                     <w:ind w:left="71"/>
                                     <w:rPr>
                                       <w:b/>
@@ -1816,7 +1816,7 @@
                                 <w:p>
                                   <w:pPr>
                                     <w:pStyle w:val="TableParagraph"/>
-                                    <w:spacing w:before="15" w:line="173" w:lineRule="exact"/>
+                                    <w:spacing w:before="15" w:line="173" w:lineRule="atLeast"/>
                                     <w:ind w:left="71"/>
                                     <w:rPr>
                                       <w:b/>
@@ -1869,7 +1869,7 @@
                                 <w:p>
                                   <w:pPr>
                                     <w:pStyle w:val="TableParagraph"/>
-                                    <w:spacing w:before="12" w:line="175" w:lineRule="exact"/>
+                                    <w:spacing w:before="12" w:line="175" w:lineRule="atLeast"/>
                                     <w:ind w:left="59"/>
                                     <w:rPr>
                                       <w:b/>
@@ -1922,7 +1922,7 @@
                                 <w:p>
                                   <w:pPr>
                                     <w:pStyle w:val="TableParagraph"/>
-                                    <w:spacing w:before="15" w:line="173" w:lineRule="exact"/>
+                                    <w:spacing w:before="15" w:line="173" w:lineRule="atLeast"/>
                                     <w:ind w:left="59"/>
                                     <w:rPr>
                                       <w:b/>
@@ -1974,7 +1974,7 @@
                                 <w:p>
                                   <w:pPr>
                                     <w:pStyle w:val="TableParagraph"/>
-                                    <w:spacing w:before="15" w:line="182" w:lineRule="exact"/>
+                                    <w:spacing w:before="15" w:line="182" w:lineRule="atLeast"/>
                                     <w:ind w:left="59"/>
                                     <w:rPr>
                                       <w:b/>
@@ -3547,7 +3547,7 @@
                                     <w:tabs>
                                       <w:tab w:val="left" w:pos="1912"/>
                                     </w:tabs>
-                                    <w:spacing w:before="16" w:line="182" w:lineRule="exact"/>
+                                    <w:spacing w:before="16" w:line="182" w:lineRule="atLeast"/>
                                     <w:ind w:left="126"/>
                                     <w:rPr>
                                       <w:b/>
@@ -4772,7 +4772,52 @@
                                       <w:spacing w:val="-2"/>
                                       <w:sz w:val="16"/>
                                     </w:rPr>
-                                    <w:t xml:space="preserve">FAIRY TEMİZLİK HAVLUSU BEYAZ SABUN 4320</w:t>
+                                    <w:t xml:space="preserve">Тент</w:t>
+                                  </w:r>
+                                  <w:r>
+                                    <w:rPr>
+                                      <w:b/>
+                                      <w:sz w:val="16"/>
+                                    </w:rPr>
+                                    <w:tab/>
+                                  </w:r>
+                                  <w:r>
+                                    <w:rPr>
+                                      <w:b/>
+                                      <w:spacing w:val="-2"/>
+                                      <w:sz w:val="16"/>
+                                    </w:rPr>
+                                    <w:t xml:space="preserve">1725</w:t>
+                                  </w:r>
+                                  <w:r>
+                                    <w:rPr>
+                                      <w:b/>
+                                      <w:sz w:val="16"/>
+                                    </w:rPr>
+                                    <w:tab/>
+                                  </w:r>
+                                  <w:r>
+                                    <w:rPr>
+                                      <w:b/>
+                                      <w:spacing w:val="-2"/>
+                                      <w:sz w:val="16"/>
+                                    </w:rPr>
+                                    <w:t xml:space="preserve">CTN</w:t>
+                                  </w:r>
+                                  <w:r>
+                                    <w:rPr>
+                                      <w:b/>
+                                      <w:sz w:val="16"/>
+                                    </w:rPr>
+                                    <w:tab/>
+                                  </w:r>
+                                  <w:r>
+                                    <w:rPr>
+                                      <w:b/>
+                                      <w:spacing w:val="-2"/>
+                                      <w:sz w:val="16"/>
+                                    </w:rPr>
+                                    <w:t xml:space="preserve">Хім.побут.товари</w:t>
                                   </w:r>
                                 </w:p>
                               </w:tc>
@@ -4824,7 +4869,7 @@
                                       <w:spacing w:val="-2"/>
                                       <w:sz w:val="16"/>
                                     </w:rPr>
-                                    <w:t xml:space="preserve">18282</w:t>
+                                    <w:t xml:space="preserve">21594.00</w:t>
                                   </w:r>
                                 </w:p>
                               </w:tc>
@@ -4879,7 +4924,7 @@
                                       <w:spacing w:val="-2"/>
                                       <w:sz w:val="16"/>
                                     </w:rPr>
-                                    <w:t xml:space="preserve">FAIRY TEMİZLİK HAVLUSU LİMON 6480</w:t>
+                                    <w:t xml:space="preserve">FAIRY HAVL.BEYAZ SAB 360 CTN</w:t>
                                   </w:r>
                                 </w:p>
                               </w:tc>
@@ -4976,7 +5021,7 @@
                                       <w:spacing w:val="-2"/>
                                       <w:sz w:val="16"/>
                                     </w:rPr>
-                                    <w:t xml:space="preserve">FAIRY TEMİZLİK HAVLUSU LAVANTA 3240</w:t>
+                                    <w:t xml:space="preserve">FAIRY HAVL.LİMON 540 CTN</w:t>
                                   </w:r>
                                 </w:p>
                               </w:tc>
@@ -5073,7 +5118,7 @@
                                       <w:spacing w:val="-2"/>
                                       <w:sz w:val="16"/>
                                     </w:rPr>
-                                    <w:t xml:space="preserve">FAIRY TEMİZLİK HAVLUSU LİLYUM 3780</w:t>
+                                    <w:t xml:space="preserve">FAIRY HAVL.LAVANTA 270 CTN</w:t>
                                   </w:r>
                                 </w:p>
                               </w:tc>
@@ -5170,7 +5215,7 @@
                                       <w:spacing w:val="-2"/>
                                       <w:sz w:val="16"/>
                                     </w:rPr>
-                                    <w:t xml:space="preserve">SELPAK TUVALET KAĞIDI 32'Lİ*3  462</w:t>
+                                    <w:t xml:space="preserve">FAIRY HAVL.LİLYUM 315 CTN</w:t>
                                   </w:r>
                                 </w:p>
                               </w:tc>
@@ -5261,6 +5306,14 @@
                                     <w:spacing w:before="22"/>
                                     <w:ind w:left="59"/>
                                   </w:pPr>
+                                  <w:r>
+                                    <w:rPr>
+                                      <w:b/>
+                                      <w:spacing w:val="-2"/>
+                                      <w:sz w:val="16"/>
+                                    </w:rPr>
+                                    <w:t xml:space="preserve">SELPAK TUV.KAĞIDI 240 CTN</w:t>
+                                  </w:r>
                                 </w:p>
                               </w:tc>
                               <w:tc>
@@ -8305,7 +8358,7 @@
                                       <w:tab w:val="left" w:pos="3619"/>
                                       <w:tab w:val="right" w:pos="5257"/>
                                     </w:tabs>
-                                    <w:spacing w:line="55" w:lineRule="exact"/>
+                                    <w:spacing w:line="55" w:lineRule="atLeast"/>
                                     <w:ind w:left="47"/>
                                     <w:rPr>
                                       <w:b/>
@@ -8385,7 +8438,7 @@
                                     <w:tabs>
                                       <w:tab w:val="left" w:pos="3619"/>
                                     </w:tabs>
-                                    <w:spacing w:line="57" w:lineRule="exact"/>
+                                    <w:spacing w:line="57" w:lineRule="atLeast"/>
                                     <w:ind w:left="350"/>
                                     <w:rPr>
                                       <w:sz w:val="10"/>
@@ -10184,7 +10237,7 @@
                                 <w:p>
                                   <w:pPr>
                                     <w:pStyle w:val="TableParagraph"/>
-                                    <w:spacing w:before="22" w:line="175" w:lineRule="exact"/>
+                                    <w:spacing w:before="22" w:line="175" w:lineRule="atLeast"/>
                                     <w:ind w:left="71"/>
                                     <w:rPr>
                                       <w:b/>
@@ -10213,7 +10266,7 @@
                                 <w:p>
                                   <w:pPr>
                                     <w:pStyle w:val="TableParagraph"/>
-                                    <w:spacing w:before="22" w:line="175" w:lineRule="exact"/>
+                                    <w:spacing w:before="22" w:line="175" w:lineRule="atLeast"/>
                                     <w:ind w:left="68"/>
                                     <w:rPr>
                                       <w:b/>
@@ -10269,7 +10322,7 @@
                                 <w:p>
                                   <w:pPr>
                                     <w:pStyle w:val="TableParagraph"/>
-                                    <w:spacing w:before="12" w:line="175" w:lineRule="exact"/>
+                                    <w:spacing w:before="12" w:line="175" w:lineRule="atLeast"/>
                                     <w:ind w:left="71"/>
                                     <w:rPr>
                                       <w:b/>
@@ -13386,7 +13439,7 @@
                           <w:p>
                             <w:pPr>
                               <w:pStyle w:val="TableParagraph"/>
-                              <w:spacing w:before="15" w:line="175" w:lineRule="exact"/>
+                              <w:spacing w:before="15" w:line="175" w:lineRule="atLeast"/>
                               <w:ind w:left="71"/>
                               <w:rPr>
                                 <w:b/>
@@ -13439,7 +13492,7 @@
                           <w:p>
                             <w:pPr>
                               <w:pStyle w:val="TableParagraph"/>
-                              <w:spacing w:before="15" w:line="173" w:lineRule="exact"/>
+                              <w:spacing w:before="15" w:line="173" w:lineRule="atLeast"/>
                               <w:ind w:left="71"/>
                               <w:rPr>
                                 <w:b/>
@@ -13492,7 +13545,7 @@
                           <w:p>
                             <w:pPr>
                               <w:pStyle w:val="TableParagraph"/>
-                              <w:spacing w:before="12" w:line="175" w:lineRule="exact"/>
+                              <w:spacing w:before="12" w:line="175" w:lineRule="atLeast"/>
                               <w:ind w:left="59"/>
                               <w:rPr>
                                 <w:b/>
@@ -13545,7 +13598,7 @@
                           <w:p>
                             <w:pPr>
                               <w:pStyle w:val="TableParagraph"/>
-                              <w:spacing w:before="15" w:line="173" w:lineRule="exact"/>
+                              <w:spacing w:before="15" w:line="173" w:lineRule="atLeast"/>
                               <w:ind w:left="59"/>
                               <w:rPr>
                                 <w:b/>
@@ -13597,7 +13650,7 @@
                           <w:p>
                             <w:pPr>
                               <w:pStyle w:val="TableParagraph"/>
-                              <w:spacing w:before="15" w:line="182" w:lineRule="exact"/>
+                              <w:spacing w:before="15" w:line="182" w:lineRule="atLeast"/>
                               <w:ind w:left="59"/>
                               <w:rPr>
                                 <w:b/>
@@ -15170,7 +15223,7 @@
                               <w:tabs>
                                 <w:tab w:val="left" w:pos="1912"/>
                               </w:tabs>
-                              <w:spacing w:before="16" w:line="182" w:lineRule="exact"/>
+                              <w:spacing w:before="16" w:line="182" w:lineRule="atLeast"/>
                               <w:ind w:left="126"/>
                               <w:rPr>
                                 <w:b/>
@@ -16395,7 +16448,52 @@
                                 <w:spacing w:val="-2"/>
                                 <w:sz w:val="16"/>
                               </w:rPr>
-                              <w:t xml:space="preserve">FAIRY TEMİZLİK HAVLUSU BEYAZ SABUN 4320</w:t>
+                              <w:t xml:space="preserve">Тент</w:t>
+                            </w:r>
+                            <w:r>
+                              <w:rPr>
+                                <w:b/>
+                                <w:sz w:val="16"/>
+                              </w:rPr>
+                              <w:tab/>
+                            </w:r>
+                            <w:r>
+                              <w:rPr>
+                                <w:b/>
+                                <w:spacing w:val="-2"/>
+                                <w:sz w:val="16"/>
+                              </w:rPr>
+                              <w:t xml:space="preserve">1725</w:t>
+                            </w:r>
+                            <w:r>
+                              <w:rPr>
+                                <w:b/>
+                                <w:sz w:val="16"/>
+                              </w:rPr>
+                              <w:tab/>
+                            </w:r>
+                            <w:r>
+                              <w:rPr>
+                                <w:b/>
+                                <w:spacing w:val="-2"/>
+                                <w:sz w:val="16"/>
+                              </w:rPr>
+                              <w:t xml:space="preserve">CTN</w:t>
+                            </w:r>
+                            <w:r>
+                              <w:rPr>
+                                <w:b/>
+                                <w:sz w:val="16"/>
+                              </w:rPr>
+                              <w:tab/>
+                            </w:r>
+                            <w:r>
+                              <w:rPr>
+                                <w:b/>
+                                <w:spacing w:val="-2"/>
+                                <w:sz w:val="16"/>
+                              </w:rPr>
+                              <w:t xml:space="preserve">Хім.побут.товари</w:t>
                             </w:r>
                           </w:p>
                         </w:tc>
@@ -16447,7 +16545,7 @@
                                 <w:spacing w:val="-2"/>
                                 <w:sz w:val="16"/>
                               </w:rPr>
-                              <w:t xml:space="preserve">18282</w:t>
+                              <w:t xml:space="preserve">21594.00</w:t>
                             </w:r>
                           </w:p>
                         </w:tc>
@@ -16502,7 +16600,7 @@
                                 <w:spacing w:val="-2"/>
                                 <w:sz w:val="16"/>
                               </w:rPr>
-                              <w:t xml:space="preserve">FAIRY TEMİZLİK HAVLUSU LİMON 6480</w:t>
+                              <w:t xml:space="preserve">FAIRY HAVL.BEYAZ SAB 360 CTN</w:t>
                             </w:r>
                           </w:p>
                         </w:tc>
@@ -16599,7 +16697,7 @@
                                 <w:spacing w:val="-2"/>
                                 <w:sz w:val="16"/>
                               </w:rPr>
-                              <w:t xml:space="preserve">FAIRY TEMİZLİK HAVLUSU LAVANTA 3240</w:t>
+                              <w:t xml:space="preserve">FAIRY HAVL.LİMON 540 CTN</w:t>
                             </w:r>
                           </w:p>
                         </w:tc>
@@ -16696,7 +16794,7 @@
                                 <w:spacing w:val="-2"/>
                                 <w:sz w:val="16"/>
                               </w:rPr>
-                              <w:t xml:space="preserve">FAIRY TEMİZLİK HAVLUSU LİLYUM 3780</w:t>
+                              <w:t xml:space="preserve">FAIRY HAVL.LAVANTA 270 CTN</w:t>
                             </w:r>
                           </w:p>
                         </w:tc>
@@ -16793,7 +16891,7 @@
                                 <w:spacing w:val="-2"/>
                                 <w:sz w:val="16"/>
                               </w:rPr>
-                              <w:t xml:space="preserve">SELPAK TUVALET KAĞIDI 32'Lİ*3  462</w:t>
+                              <w:t xml:space="preserve">FAIRY HAVL.LİLYUM 315 CTN</w:t>
                             </w:r>
                           </w:p>
                         </w:tc>
@@ -16884,6 +16982,14 @@
                               <w:spacing w:before="22"/>
                               <w:ind w:left="59"/>
                             </w:pPr>
+                            <w:r>
+                              <w:rPr>
+                                <w:b/>
+                                <w:spacing w:val="-2"/>
+                                <w:sz w:val="16"/>
+                              </w:rPr>
+                              <w:t xml:space="preserve">SELPAK TUV.KAĞIDI 240 CTN</w:t>
+                            </w:r>
                           </w:p>
                         </w:tc>
                         <w:tc>
@@ -19928,7 +20034,7 @@
                                 <w:tab w:val="left" w:pos="3619"/>
                                 <w:tab w:val="right" w:pos="5257"/>
                               </w:tabs>
-                              <w:spacing w:line="55" w:lineRule="exact"/>
+                              <w:spacing w:line="55" w:lineRule="atLeast"/>
                               <w:ind w:left="47"/>
                               <w:rPr>
                                 <w:b/>
@@ -20008,7 +20114,7 @@
                               <w:tabs>
                                 <w:tab w:val="left" w:pos="3619"/>
                               </w:tabs>
-                              <w:spacing w:line="57" w:lineRule="exact"/>
+                              <w:spacing w:line="57" w:lineRule="atLeast"/>
                               <w:ind w:left="350"/>
                               <w:rPr>
                                 <w:sz w:val="10"/>
@@ -21807,7 +21913,7 @@
                           <w:p>
                             <w:pPr>
                               <w:pStyle w:val="TableParagraph"/>
-                              <w:spacing w:before="22" w:line="175" w:lineRule="exact"/>
+                              <w:spacing w:before="22" w:line="175" w:lineRule="atLeast"/>
                               <w:ind w:left="71"/>
                               <w:rPr>
                                 <w:b/>
@@ -21836,7 +21942,7 @@
                           <w:p>
                             <w:pPr>
                               <w:pStyle w:val="TableParagraph"/>
-                              <w:spacing w:before="22" w:line="175" w:lineRule="exact"/>
+                              <w:spacing w:before="22" w:line="175" w:lineRule="atLeast"/>
                               <w:ind w:left="68"/>
                               <w:rPr>
                                 <w:b/>
@@ -21892,7 +21998,7 @@
                           <w:p>
                             <w:pPr>
                               <w:pStyle w:val="TableParagraph"/>
-                              <w:spacing w:before="12" w:line="175" w:lineRule="exact"/>
+                              <w:spacing w:before="12" w:line="175" w:lineRule="atLeast"/>
                               <w:ind w:left="71"/>
                               <w:rPr>
                                 <w:b/>

--- a/CMR TESMIX.docx
+++ b/CMR TESMIX.docx
@@ -1763,7 +1763,7 @@
                                 <w:p>
                                   <w:pPr>
                                     <w:pStyle w:val="TableParagraph"/>
-                                    <w:spacing w:before="15" w:line="175" w:lineRule="atLeast"/>
+                                    <w:spacing w:before="15" w:line="175" w:lineRule="exact"/>
                                     <w:ind w:left="71"/>
                                     <w:rPr>
                                       <w:b/>
@@ -1816,7 +1816,7 @@
                                 <w:p>
                                   <w:pPr>
                                     <w:pStyle w:val="TableParagraph"/>
-                                    <w:spacing w:before="15" w:line="173" w:lineRule="atLeast"/>
+                                    <w:spacing w:before="15" w:line="173" w:lineRule="exact"/>
                                     <w:ind w:left="71"/>
                                     <w:rPr>
                                       <w:b/>
@@ -1869,7 +1869,7 @@
                                 <w:p>
                                   <w:pPr>
                                     <w:pStyle w:val="TableParagraph"/>
-                                    <w:spacing w:before="12" w:line="175" w:lineRule="atLeast"/>
+                                    <w:spacing w:before="12" w:line="175" w:lineRule="exact"/>
                                     <w:ind w:left="59"/>
                                     <w:rPr>
                                       <w:b/>
@@ -1922,7 +1922,7 @@
                                 <w:p>
                                   <w:pPr>
                                     <w:pStyle w:val="TableParagraph"/>
-                                    <w:spacing w:before="15" w:line="173" w:lineRule="atLeast"/>
+                                    <w:spacing w:before="15" w:line="173" w:lineRule="exact"/>
                                     <w:ind w:left="59"/>
                                     <w:rPr>
                                       <w:b/>
@@ -1974,7 +1974,7 @@
                                 <w:p>
                                   <w:pPr>
                                     <w:pStyle w:val="TableParagraph"/>
-                                    <w:spacing w:before="15" w:line="182" w:lineRule="atLeast"/>
+                                    <w:spacing w:before="15" w:line="182" w:lineRule="exact"/>
                                     <w:ind w:left="59"/>
                                     <w:rPr>
                                       <w:b/>
@@ -3547,7 +3547,7 @@
                                     <w:tabs>
                                       <w:tab w:val="left" w:pos="1912"/>
                                     </w:tabs>
-                                    <w:spacing w:before="16" w:line="182" w:lineRule="atLeast"/>
+                                    <w:spacing w:before="16" w:line="182" w:lineRule="exact"/>
                                     <w:ind w:left="126"/>
                                     <w:rPr>
                                       <w:b/>
@@ -4802,7 +4802,7 @@
                                       <w:spacing w:val="-2"/>
                                       <w:sz w:val="16"/>
                                     </w:rPr>
-                                    <w:t xml:space="preserve">CTN</w:t>
+                                    <w:t xml:space="preserve">Карт.уп.</w:t>
                                   </w:r>
                                   <w:r>
                                     <w:rPr>
@@ -4924,7 +4924,7 @@
                                       <w:spacing w:val="-2"/>
                                       <w:sz w:val="16"/>
                                     </w:rPr>
-                                    <w:t xml:space="preserve">FAIRY HAVL.BEYAZ SAB 360 CTN</w:t>
+                                    <w:t xml:space="preserve">FAIRY HAVL.BEYAZ SAB 360</w:t>
                                   </w:r>
                                 </w:p>
                               </w:tc>
@@ -5021,7 +5021,7 @@
                                       <w:spacing w:val="-2"/>
                                       <w:sz w:val="16"/>
                                     </w:rPr>
-                                    <w:t xml:space="preserve">FAIRY HAVL.LİMON 540 CTN</w:t>
+                                    <w:t xml:space="preserve">FAIRY HAVL.LİMON 540</w:t>
                                   </w:r>
                                 </w:p>
                               </w:tc>
@@ -5118,7 +5118,7 @@
                                       <w:spacing w:val="-2"/>
                                       <w:sz w:val="16"/>
                                     </w:rPr>
-                                    <w:t xml:space="preserve">FAIRY HAVL.LAVANTA 270 CTN</w:t>
+                                    <w:t xml:space="preserve">FAIRY HAVL.LAVANTA 270</w:t>
                                   </w:r>
                                 </w:p>
                               </w:tc>
@@ -5215,7 +5215,7 @@
                                       <w:spacing w:val="-2"/>
                                       <w:sz w:val="16"/>
                                     </w:rPr>
-                                    <w:t xml:space="preserve">FAIRY HAVL.LİLYUM 315 CTN</w:t>
+                                    <w:t xml:space="preserve">FAIRY HAVL.LİLYUM 315</w:t>
                                   </w:r>
                                 </w:p>
                               </w:tc>
@@ -5312,7 +5312,7 @@
                                       <w:spacing w:val="-2"/>
                                       <w:sz w:val="16"/>
                                     </w:rPr>
-                                    <w:t xml:space="preserve">SELPAK TUV.KAĞIDI 240 CTN</w:t>
+                                    <w:t xml:space="preserve">SELPAK TUV.KAĞIDI 240</w:t>
                                   </w:r>
                                 </w:p>
                               </w:tc>
@@ -8358,7 +8358,7 @@
                                       <w:tab w:val="left" w:pos="3619"/>
                                       <w:tab w:val="right" w:pos="5257"/>
                                     </w:tabs>
-                                    <w:spacing w:line="55" w:lineRule="atLeast"/>
+                                    <w:spacing w:line="55" w:lineRule="exact"/>
                                     <w:ind w:left="47"/>
                                     <w:rPr>
                                       <w:b/>
@@ -8438,7 +8438,7 @@
                                     <w:tabs>
                                       <w:tab w:val="left" w:pos="3619"/>
                                     </w:tabs>
-                                    <w:spacing w:line="57" w:lineRule="atLeast"/>
+                                    <w:spacing w:line="57" w:lineRule="exact"/>
                                     <w:ind w:left="350"/>
                                     <w:rPr>
                                       <w:sz w:val="10"/>
@@ -10237,7 +10237,7 @@
                                 <w:p>
                                   <w:pPr>
                                     <w:pStyle w:val="TableParagraph"/>
-                                    <w:spacing w:before="22" w:line="175" w:lineRule="atLeast"/>
+                                    <w:spacing w:before="22" w:line="175" w:lineRule="exact"/>
                                     <w:ind w:left="71"/>
                                     <w:rPr>
                                       <w:b/>
@@ -10266,7 +10266,7 @@
                                 <w:p>
                                   <w:pPr>
                                     <w:pStyle w:val="TableParagraph"/>
-                                    <w:spacing w:before="22" w:line="175" w:lineRule="atLeast"/>
+                                    <w:spacing w:before="22" w:line="175" w:lineRule="exact"/>
                                     <w:ind w:left="68"/>
                                     <w:rPr>
                                       <w:b/>
@@ -10322,7 +10322,7 @@
                                 <w:p>
                                   <w:pPr>
                                     <w:pStyle w:val="TableParagraph"/>
-                                    <w:spacing w:before="12" w:line="175" w:lineRule="atLeast"/>
+                                    <w:spacing w:before="12" w:line="175" w:lineRule="exact"/>
                                     <w:ind w:left="71"/>
                                     <w:rPr>
                                       <w:b/>
@@ -13439,7 +13439,7 @@
                           <w:p>
                             <w:pPr>
                               <w:pStyle w:val="TableParagraph"/>
-                              <w:spacing w:before="15" w:line="175" w:lineRule="atLeast"/>
+                              <w:spacing w:before="15" w:line="175" w:lineRule="exact"/>
                               <w:ind w:left="71"/>
                               <w:rPr>
                                 <w:b/>
@@ -13492,7 +13492,7 @@
                           <w:p>
                             <w:pPr>
                               <w:pStyle w:val="TableParagraph"/>
-                              <w:spacing w:before="15" w:line="173" w:lineRule="atLeast"/>
+                              <w:spacing w:before="15" w:line="173" w:lineRule="exact"/>
                               <w:ind w:left="71"/>
                               <w:rPr>
                                 <w:b/>
@@ -13545,7 +13545,7 @@
                           <w:p>
                             <w:pPr>
                               <w:pStyle w:val="TableParagraph"/>
-                              <w:spacing w:before="12" w:line="175" w:lineRule="atLeast"/>
+                              <w:spacing w:before="12" w:line="175" w:lineRule="exact"/>
                               <w:ind w:left="59"/>
                               <w:rPr>
                                 <w:b/>
@@ -13598,7 +13598,7 @@
                           <w:p>
                             <w:pPr>
                               <w:pStyle w:val="TableParagraph"/>
-                              <w:spacing w:before="15" w:line="173" w:lineRule="atLeast"/>
+                              <w:spacing w:before="15" w:line="173" w:lineRule="exact"/>
                               <w:ind w:left="59"/>
                               <w:rPr>
                                 <w:b/>
@@ -13650,7 +13650,7 @@
                           <w:p>
                             <w:pPr>
                               <w:pStyle w:val="TableParagraph"/>
-                              <w:spacing w:before="15" w:line="182" w:lineRule="atLeast"/>
+                              <w:spacing w:before="15" w:line="182" w:lineRule="exact"/>
                               <w:ind w:left="59"/>
                               <w:rPr>
                                 <w:b/>
@@ -15223,7 +15223,7 @@
                               <w:tabs>
                                 <w:tab w:val="left" w:pos="1912"/>
                               </w:tabs>
-                              <w:spacing w:before="16" w:line="182" w:lineRule="atLeast"/>
+                              <w:spacing w:before="16" w:line="182" w:lineRule="exact"/>
                               <w:ind w:left="126"/>
                               <w:rPr>
                                 <w:b/>
@@ -16478,7 +16478,7 @@
                                 <w:spacing w:val="-2"/>
                                 <w:sz w:val="16"/>
                               </w:rPr>
-                              <w:t xml:space="preserve">CTN</w:t>
+                              <w:t xml:space="preserve">Карт.уп.</w:t>
                             </w:r>
                             <w:r>
                               <w:rPr>
@@ -16600,7 +16600,7 @@
                                 <w:spacing w:val="-2"/>
                                 <w:sz w:val="16"/>
                               </w:rPr>
-                              <w:t xml:space="preserve">FAIRY HAVL.BEYAZ SAB 360 CTN</w:t>
+                              <w:t xml:space="preserve">FAIRY HAVL.BEYAZ SAB 360</w:t>
                             </w:r>
                           </w:p>
                         </w:tc>
@@ -16697,7 +16697,7 @@
                                 <w:spacing w:val="-2"/>
                                 <w:sz w:val="16"/>
                               </w:rPr>
-                              <w:t xml:space="preserve">FAIRY HAVL.LİMON 540 CTN</w:t>
+                              <w:t xml:space="preserve">FAIRY HAVL.LİMON 540</w:t>
                             </w:r>
                           </w:p>
                         </w:tc>
@@ -16794,7 +16794,7 @@
                                 <w:spacing w:val="-2"/>
                                 <w:sz w:val="16"/>
                               </w:rPr>
-                              <w:t xml:space="preserve">FAIRY HAVL.LAVANTA 270 CTN</w:t>
+                              <w:t xml:space="preserve">FAIRY HAVL.LAVANTA 270</w:t>
                             </w:r>
                           </w:p>
                         </w:tc>
@@ -16891,7 +16891,7 @@
                                 <w:spacing w:val="-2"/>
                                 <w:sz w:val="16"/>
                               </w:rPr>
-                              <w:t xml:space="preserve">FAIRY HAVL.LİLYUM 315 CTN</w:t>
+                              <w:t xml:space="preserve">FAIRY HAVL.LİLYUM 315</w:t>
                             </w:r>
                           </w:p>
                         </w:tc>
@@ -16988,7 +16988,7 @@
                                 <w:spacing w:val="-2"/>
                                 <w:sz w:val="16"/>
                               </w:rPr>
-                              <w:t xml:space="preserve">SELPAK TUV.KAĞIDI 240 CTN</w:t>
+                              <w:t xml:space="preserve">SELPAK TUV.KAĞIDI 240</w:t>
                             </w:r>
                           </w:p>
                         </w:tc>
@@ -20034,7 +20034,7 @@
                                 <w:tab w:val="left" w:pos="3619"/>
                                 <w:tab w:val="right" w:pos="5257"/>
                               </w:tabs>
-                              <w:spacing w:line="55" w:lineRule="atLeast"/>
+                              <w:spacing w:line="55" w:lineRule="exact"/>
                               <w:ind w:left="47"/>
                               <w:rPr>
                                 <w:b/>
@@ -20114,7 +20114,7 @@
                               <w:tabs>
                                 <w:tab w:val="left" w:pos="3619"/>
                               </w:tabs>
-                              <w:spacing w:line="57" w:lineRule="atLeast"/>
+                              <w:spacing w:line="57" w:lineRule="exact"/>
                               <w:ind w:left="350"/>
                               <w:rPr>
                                 <w:sz w:val="10"/>
@@ -21913,7 +21913,7 @@
                           <w:p>
                             <w:pPr>
                               <w:pStyle w:val="TableParagraph"/>
-                              <w:spacing w:before="22" w:line="175" w:lineRule="atLeast"/>
+                              <w:spacing w:before="22" w:line="175" w:lineRule="exact"/>
                               <w:ind w:left="71"/>
                               <w:rPr>
                                 <w:b/>
@@ -21942,7 +21942,7 @@
                           <w:p>
                             <w:pPr>
                               <w:pStyle w:val="TableParagraph"/>
-                              <w:spacing w:before="22" w:line="175" w:lineRule="atLeast"/>
+                              <w:spacing w:before="22" w:line="175" w:lineRule="exact"/>
                               <w:ind w:left="68"/>
                               <w:rPr>
                                 <w:b/>
@@ -21998,7 +21998,7 @@
                           <w:p>
                             <w:pPr>
                               <w:pStyle w:val="TableParagraph"/>
-                              <w:spacing w:before="12" w:line="175" w:lineRule="atLeast"/>
+                              <w:spacing w:before="12" w:line="175" w:lineRule="exact"/>
                               <w:ind w:left="71"/>
                               <w:rPr>
                                 <w:b/>

--- a/CMR TESMIX.docx
+++ b/CMR TESMIX.docx
@@ -147,7 +147,7 @@
                             </w:tblGrid>
                             <w:tr>
                               <w:trPr>
-                                <w:trHeight w:val="207"/>
+                                <w:trHeight w:val="263"/>
                               </w:trPr>
                               <w:tc>
                                 <w:tcPr>
@@ -160,7 +160,7 @@
                                 <w:p>
                                   <w:pPr>
                                     <w:pStyle w:val="TableParagraph"/>
-                                    <w:spacing w:line="57" w:lineRule="exact"/>
+                                    <w:spacing w:line="85" w:lineRule="exact"/>
                                     <w:ind w:left="14"/>
                                     <w:rPr>
                                       <w:sz w:val="10"/>
@@ -229,7 +229,7 @@
                                 <w:p>
                                   <w:pPr>
                                     <w:pStyle w:val="TableParagraph"/>
-                                    <w:spacing w:line="57" w:lineRule="exact"/>
+                                    <w:spacing w:line="85" w:lineRule="exact"/>
                                     <w:ind w:left="273"/>
                                     <w:rPr>
                                       <w:sz w:val="10"/>
@@ -2013,7 +2013,7 @@
                             </w:tr>
                             <w:tr>
                               <w:trPr>
-                                <w:trHeight w:val="207"/>
+                                <w:trHeight w:val="273"/>
                               </w:trPr>
                               <w:tc>
                                 <w:tcPr>
@@ -2027,7 +2027,7 @@
                                 <w:p>
                                   <w:pPr>
                                     <w:pStyle w:val="TableParagraph"/>
-                                    <w:spacing w:line="52" w:lineRule="exact"/>
+                                    <w:spacing w:line="85" w:lineRule="exact"/>
                                     <w:ind w:left="93"/>
                                     <w:rPr>
                                       <w:position w:val="1"/>
@@ -2096,7 +2096,7 @@
                                 <w:p>
                                   <w:pPr>
                                     <w:pStyle w:val="TableParagraph"/>
-                                    <w:spacing w:line="57" w:lineRule="exact"/>
+                                    <w:spacing w:line="85" w:lineRule="exact"/>
                                     <w:ind w:left="273"/>
                                     <w:rPr>
                                       <w:sz w:val="10"/>
@@ -2167,7 +2167,7 @@
                                 <w:p>
                                   <w:pPr>
                                     <w:pStyle w:val="TableParagraph"/>
-                                    <w:spacing w:line="52" w:lineRule="exact"/>
+                                    <w:spacing w:line="85" w:lineRule="exact"/>
                                     <w:ind w:left="34"/>
                                     <w:rPr>
                                       <w:position w:val="1"/>
@@ -2236,7 +2236,7 @@
                                 <w:p>
                                   <w:pPr>
                                     <w:pStyle w:val="TableParagraph"/>
-                                    <w:spacing w:line="57" w:lineRule="exact"/>
+                                    <w:spacing w:line="85" w:lineRule="exact"/>
                                     <w:ind w:left="337"/>
                                     <w:rPr>
                                       <w:sz w:val="10"/>
@@ -2696,7 +2696,7 @@
                             </w:tr>
                             <w:tr>
                               <w:trPr>
-                                <w:trHeight w:val="217"/>
+                                <w:trHeight w:val="273"/>
                               </w:trPr>
                               <w:tc>
                                 <w:tcPr>
@@ -2710,7 +2710,7 @@
                                 <w:p>
                                   <w:pPr>
                                     <w:pStyle w:val="TableParagraph"/>
-                                    <w:spacing w:line="57" w:lineRule="exact"/>
+                                    <w:spacing w:line="85" w:lineRule="exact"/>
                                     <w:ind w:right="3570"/>
                                     <w:jc w:val="center"/>
                                     <w:rPr>
@@ -2767,7 +2767,7 @@
                                 <w:p>
                                   <w:pPr>
                                     <w:pStyle w:val="TableParagraph"/>
-                                    <w:spacing w:line="57" w:lineRule="exact"/>
+                                    <w:spacing w:line="85" w:lineRule="exact"/>
                                     <w:ind w:left="6" w:right="3570"/>
                                     <w:jc w:val="center"/>
                                     <w:rPr>
@@ -2822,7 +2822,7 @@
                                 <w:p>
                                   <w:pPr>
                                     <w:pStyle w:val="TableParagraph"/>
-                                    <w:spacing w:line="57" w:lineRule="exact"/>
+                                    <w:spacing w:line="85" w:lineRule="exact"/>
                                     <w:ind w:left="34"/>
                                     <w:rPr>
                                       <w:sz w:val="10"/>
@@ -2897,7 +2897,7 @@
                                 <w:p>
                                   <w:pPr>
                                     <w:pStyle w:val="TableParagraph"/>
-                                    <w:spacing w:line="57" w:lineRule="exact"/>
+                                    <w:spacing w:line="85" w:lineRule="exact"/>
                                     <w:ind w:left="337"/>
                                     <w:rPr>
                                       <w:sz w:val="10"/>
@@ -3220,7 +3220,7 @@
                             </w:tr>
                             <w:tr>
                               <w:trPr>
-                                <w:trHeight w:val="217"/>
+                                <w:trHeight w:val="277"/>
                               </w:trPr>
                               <w:tc>
                                 <w:tcPr>
@@ -3234,7 +3234,7 @@
                                 <w:p>
                                   <w:pPr>
                                     <w:pStyle w:val="TableParagraph"/>
-                                    <w:spacing w:line="55" w:lineRule="exact"/>
+                                    <w:spacing w:line="85" w:lineRule="exact"/>
                                     <w:ind w:left="93"/>
                                     <w:rPr>
                                       <w:sz w:val="10"/>
@@ -3342,7 +3342,7 @@
                                 <w:p>
                                   <w:pPr>
                                     <w:pStyle w:val="TableParagraph"/>
-                                    <w:spacing w:line="57" w:lineRule="exact"/>
+                                    <w:spacing w:line="85" w:lineRule="exact"/>
                                     <w:ind w:left="273"/>
                                     <w:rPr>
                                       <w:sz w:val="10"/>
@@ -3529,7 +3529,7 @@
                             </w:tr>
                             <w:tr>
                               <w:trPr>
-                                <w:trHeight w:val="218"/>
+                                <w:trHeight w:val="274"/>
                               </w:trPr>
                               <w:tc>
                                 <w:tcPr>
@@ -3618,7 +3618,7 @@
                                 <w:p>
                                   <w:pPr>
                                     <w:pStyle w:val="TableParagraph"/>
-                                    <w:spacing w:line="57" w:lineRule="exact"/>
+                                    <w:spacing w:line="85" w:lineRule="exact"/>
                                     <w:ind w:left="34"/>
                                     <w:rPr>
                                       <w:sz w:val="10"/>
@@ -3700,7 +3700,7 @@
                                 <w:p>
                                   <w:pPr>
                                     <w:pStyle w:val="TableParagraph"/>
-                                    <w:spacing w:line="57" w:lineRule="exact"/>
+                                    <w:spacing w:line="85" w:lineRule="exact"/>
                                     <w:ind w:left="337"/>
                                     <w:rPr>
                                       <w:sz w:val="10"/>
@@ -3837,7 +3837,7 @@
                             </w:tr>
                             <w:tr>
                               <w:trPr>
-                                <w:trHeight w:val="217"/>
+                                <w:trHeight w:val="277"/>
                               </w:trPr>
                               <w:tc>
                                 <w:tcPr>
@@ -3851,7 +3851,7 @@
                                 <w:p>
                                   <w:pPr>
                                     <w:pStyle w:val="TableParagraph"/>
-                                    <w:spacing w:line="55" w:lineRule="exact"/>
+                                    <w:spacing w:line="85" w:lineRule="exact"/>
                                     <w:ind w:left="93"/>
                                     <w:rPr>
                                       <w:sz w:val="10"/>
@@ -3887,7 +3887,7 @@
                                 <w:p>
                                   <w:pPr>
                                     <w:pStyle w:val="TableParagraph"/>
-                                    <w:spacing w:line="57" w:lineRule="exact"/>
+                                    <w:spacing w:line="85" w:lineRule="exact"/>
                                     <w:ind w:left="273"/>
                                     <w:rPr>
                                       <w:sz w:val="10"/>
@@ -4077,7 +4077,7 @@
                             </w:tr>
                             <w:tr>
                               <w:trPr>
-                                <w:trHeight w:val="207"/>
+                                <w:trHeight w:val="273"/>
                               </w:trPr>
                               <w:tc>
                                 <w:tcPr>
@@ -4096,7 +4096,7 @@
                                       <w:tab w:val="left" w:pos="3226"/>
                                       <w:tab w:val="left" w:pos="4901"/>
                                     </w:tabs>
-                                    <w:spacing w:line="52" w:lineRule="exact"/>
+                                    <w:spacing w:line="85" w:lineRule="exact"/>
                                     <w:ind w:right="118"/>
                                     <w:jc w:val="center"/>
                                     <w:rPr>
@@ -4330,7 +4330,7 @@
                                       <w:tab w:val="left" w:pos="3226"/>
                                       <w:tab w:val="left" w:pos="4899"/>
                                     </w:tabs>
-                                    <w:spacing w:line="57" w:lineRule="exact"/>
+                                    <w:spacing w:line="85" w:lineRule="exact"/>
                                     <w:ind w:right="33"/>
                                     <w:jc w:val="center"/>
                                     <w:rPr>
@@ -4447,7 +4447,7 @@
                                 <w:p>
                                   <w:pPr>
                                     <w:pStyle w:val="TableParagraph"/>
-                                    <w:spacing w:line="52" w:lineRule="exact"/>
+                                    <w:spacing w:line="85" w:lineRule="exact"/>
                                     <w:ind w:left="44"/>
                                     <w:rPr>
                                       <w:position w:val="1"/>
@@ -4501,7 +4501,7 @@
                                 <w:p>
                                   <w:pPr>
                                     <w:pStyle w:val="TableParagraph"/>
-                                    <w:spacing w:line="57" w:lineRule="exact"/>
+                                    <w:spacing w:line="85" w:lineRule="exact"/>
                                     <w:ind w:left="347"/>
                                     <w:rPr>
                                       <w:sz w:val="10"/>
@@ -4543,7 +4543,7 @@
                                 <w:p>
                                   <w:pPr>
                                     <w:pStyle w:val="TableParagraph"/>
-                                    <w:spacing w:line="52" w:lineRule="exact"/>
+                                    <w:spacing w:line="85" w:lineRule="exact"/>
                                     <w:ind w:left="47"/>
                                     <w:rPr>
                                       <w:position w:val="1"/>
@@ -4590,7 +4590,7 @@
                                 <w:p>
                                   <w:pPr>
                                     <w:pStyle w:val="TableParagraph"/>
-                                    <w:spacing w:line="57" w:lineRule="exact"/>
+                                    <w:spacing w:line="85" w:lineRule="exact"/>
                                     <w:ind w:left="347"/>
                                     <w:rPr>
                                       <w:sz w:val="10"/>
@@ -4644,7 +4644,7 @@
                                 <w:p>
                                   <w:pPr>
                                     <w:pStyle w:val="TableParagraph"/>
-                                    <w:spacing w:line="52" w:lineRule="exact"/>
+                                    <w:spacing w:line="85" w:lineRule="exact"/>
                                     <w:ind w:left="51"/>
                                     <w:rPr>
                                       <w:position w:val="1"/>
@@ -4706,7 +4706,7 @@
                                 <w:p>
                                   <w:pPr>
                                     <w:pStyle w:val="TableParagraph"/>
-                                    <w:spacing w:line="57" w:lineRule="exact"/>
+                                    <w:spacing w:line="85" w:lineRule="exact"/>
                                     <w:ind w:left="353"/>
                                     <w:rPr>
                                       <w:position w:val="3"/>
@@ -5581,7 +5581,7 @@
                             </w:tr>
                             <w:tr>
                               <w:trPr>
-                                <w:trHeight w:val="207"/>
+                                <w:trHeight w:val="267"/>
                               </w:trPr>
                               <w:tc>
                                 <w:tcPr>
@@ -5595,7 +5595,7 @@
                                 <w:p>
                                   <w:pPr>
                                     <w:pStyle w:val="TableParagraph"/>
-                                    <w:spacing w:line="50" w:lineRule="exact"/>
+                                    <w:spacing w:line="80" w:lineRule="exact"/>
                                     <w:ind w:left="47"/>
                                     <w:rPr>
                                       <w:position w:val="1"/>
@@ -5717,7 +5717,7 @@
                                 <w:p>
                                   <w:pPr>
                                     <w:pStyle w:val="TableParagraph"/>
-                                    <w:spacing w:line="57" w:lineRule="exact"/>
+                                    <w:spacing w:line="80" w:lineRule="exact"/>
                                     <w:ind w:left="350"/>
                                     <w:rPr>
                                       <w:sz w:val="10"/>
@@ -5809,7 +5809,7 @@
                                 <w:p>
                                   <w:pPr>
                                     <w:pStyle w:val="TableParagraph"/>
-                                    <w:spacing w:line="50" w:lineRule="exact"/>
+                                    <w:spacing w:line="80" w:lineRule="exact"/>
                                     <w:ind w:left="34"/>
                                     <w:rPr>
                                       <w:position w:val="1"/>
@@ -5871,7 +5871,7 @@
                                 <w:p>
                                   <w:pPr>
                                     <w:pStyle w:val="TableParagraph"/>
-                                    <w:spacing w:line="57" w:lineRule="exact"/>
+                                    <w:spacing w:line="80" w:lineRule="exact"/>
                                     <w:ind w:left="337"/>
                                     <w:rPr>
                                       <w:sz w:val="10"/>
@@ -7925,7 +7925,7 @@
                             </w:tr>
                             <w:tr>
                               <w:trPr>
-                                <w:trHeight w:val="200"/>
+                                <w:trHeight w:val="266"/>
                               </w:trPr>
                               <w:tc>
                                 <w:tcPr>
@@ -7938,7 +7938,7 @@
                                 <w:p>
                                   <w:pPr>
                                     <w:pStyle w:val="TableParagraph"/>
-                                    <w:spacing w:line="42" w:lineRule="exact"/>
+                                    <w:spacing w:line="75" w:lineRule="exact"/>
                                     <w:ind w:right="196"/>
                                     <w:jc w:val="center"/>
                                     <w:rPr>
@@ -7971,7 +7971,7 @@
                                 <w:p>
                                   <w:pPr>
                                     <w:pStyle w:val="TableParagraph"/>
-                                    <w:spacing w:line="57" w:lineRule="exact"/>
+                                    <w:spacing w:line="75" w:lineRule="exact"/>
                                     <w:ind w:left="5" w:right="196"/>
                                     <w:jc w:val="center"/>
                                     <w:rPr>
@@ -8049,7 +8049,7 @@
                             </w:tr>
                             <w:tr>
                               <w:trPr>
-                                <w:trHeight w:val="217"/>
+                                <w:trHeight w:val="277"/>
                               </w:trPr>
                               <w:tc>
                                 <w:tcPr>
@@ -8062,7 +8062,7 @@
                                 <w:p>
                                   <w:pPr>
                                     <w:pStyle w:val="TableParagraph"/>
-                                    <w:spacing w:line="55" w:lineRule="exact"/>
+                                    <w:spacing w:line="85" w:lineRule="exact"/>
                                     <w:ind w:left="47"/>
                                     <w:rPr>
                                       <w:sz w:val="10"/>
@@ -8092,7 +8092,7 @@
                                 <w:p>
                                   <w:pPr>
                                     <w:pStyle w:val="TableParagraph"/>
-                                    <w:spacing w:line="57" w:lineRule="exact"/>
+                                    <w:spacing w:line="85" w:lineRule="exact"/>
                                     <w:ind w:left="350"/>
                                     <w:rPr>
                                       <w:sz w:val="10"/>
@@ -8131,7 +8131,7 @@
                                 <w:p>
                                   <w:pPr>
                                     <w:pStyle w:val="TableParagraph"/>
-                                    <w:spacing w:line="55" w:lineRule="exact"/>
+                                    <w:spacing w:line="85" w:lineRule="exact"/>
                                     <w:ind w:left="39"/>
                                     <w:rPr>
                                       <w:sz w:val="10"/>
@@ -8167,7 +8167,7 @@
                                 <w:p>
                                   <w:pPr>
                                     <w:pStyle w:val="TableParagraph"/>
-                                    <w:spacing w:line="57" w:lineRule="exact"/>
+                                    <w:spacing w:line="85" w:lineRule="exact"/>
                                     <w:ind w:left="342"/>
                                     <w:rPr>
                                       <w:sz w:val="10"/>
@@ -8341,7 +8341,7 @@
                             </w:tr>
                             <w:tr>
                               <w:trPr>
-                                <w:trHeight w:val="217"/>
+                                <w:trHeight w:val="277"/>
                               </w:trPr>
                               <w:tc>
                                 <w:tcPr>
@@ -8358,7 +8358,7 @@
                                       <w:tab w:val="left" w:pos="3619"/>
                                       <w:tab w:val="right" w:pos="5257"/>
                                     </w:tabs>
-                                    <w:spacing w:line="55" w:lineRule="exact"/>
+                                    <w:spacing w:line="85" w:lineRule="exact"/>
                                     <w:ind w:left="47"/>
                                     <w:rPr>
                                       <w:b/>
@@ -8438,7 +8438,7 @@
                                     <w:tabs>
                                       <w:tab w:val="left" w:pos="3619"/>
                                     </w:tabs>
-                                    <w:spacing w:line="57" w:lineRule="exact"/>
+                                    <w:spacing w:line="85" w:lineRule="exact"/>
                                     <w:ind w:left="350"/>
                                     <w:rPr>
                                       <w:sz w:val="10"/>
@@ -8495,7 +8495,7 @@
                                     <w:tabs>
                                       <w:tab w:val="left" w:pos="1888"/>
                                     </w:tabs>
-                                    <w:spacing w:line="55" w:lineRule="exact"/>
+                                    <w:spacing w:line="85" w:lineRule="exact"/>
                                     <w:ind w:left="37"/>
                                     <w:jc w:val="both"/>
                                     <w:rPr>
@@ -8555,7 +8555,7 @@
                                     <w:tabs>
                                       <w:tab w:val="left" w:pos="1888"/>
                                     </w:tabs>
-                                    <w:spacing w:line="57" w:lineRule="exact"/>
+                                    <w:spacing w:line="85" w:lineRule="exact"/>
                                     <w:ind w:left="340"/>
                                     <w:rPr>
                                       <w:sz w:val="10"/>
@@ -9718,7 +9718,7 @@
                             </w:tr>
                             <w:tr>
                               <w:trPr>
-                                <w:trHeight w:val="207"/>
+                                <w:trHeight w:val="267"/>
                               </w:trPr>
                               <w:tc>
                                 <w:tcPr>
@@ -9736,7 +9736,7 @@
                                     <w:tabs>
                                       <w:tab w:val="left" w:pos="1451"/>
                                     </w:tabs>
-                                    <w:spacing w:line="50" w:lineRule="exact"/>
+                                    <w:spacing w:line="80" w:lineRule="exact"/>
                                     <w:ind w:left="42"/>
                                     <w:rPr>
                                       <w:position w:val="1"/>
@@ -9783,7 +9783,7 @@
                                 <w:p>
                                   <w:pPr>
                                     <w:pStyle w:val="TableParagraph"/>
-                                    <w:spacing w:line="57" w:lineRule="exact"/>
+                                    <w:spacing w:line="80" w:lineRule="exact"/>
                                     <w:ind w:left="345"/>
                                     <w:rPr>
                                       <w:sz w:val="10"/>
@@ -9841,7 +9841,7 @@
                                     <w:tabs>
                                       <w:tab w:val="left" w:pos="1170"/>
                                     </w:tabs>
-                                    <w:spacing w:line="50" w:lineRule="exact"/>
+                                    <w:spacing w:line="80" w:lineRule="exact"/>
                                     <w:ind w:left="39"/>
                                     <w:rPr>
                                       <w:position w:val="1"/>
@@ -9896,7 +9896,7 @@
                                 <w:p>
                                   <w:pPr>
                                     <w:pStyle w:val="TableParagraph"/>
-                                    <w:spacing w:line="57" w:lineRule="exact"/>
+                                    <w:spacing w:line="80" w:lineRule="exact"/>
                                     <w:ind w:left="553"/>
                                     <w:jc w:val="center"/>
                                     <w:rPr>
@@ -9925,7 +9925,7 @@
                                 <w:p>
                                   <w:pPr>
                                     <w:pStyle w:val="TableParagraph"/>
-                                    <w:spacing w:line="50" w:lineRule="exact"/>
+                                    <w:spacing w:line="80" w:lineRule="exact"/>
                                     <w:ind w:left="39"/>
                                     <w:rPr>
                                       <w:position w:val="1"/>
@@ -9965,7 +9965,7 @@
                                 <w:p>
                                   <w:pPr>
                                     <w:pStyle w:val="TableParagraph"/>
-                                    <w:spacing w:line="57" w:lineRule="exact"/>
+                                    <w:spacing w:line="80" w:lineRule="exact"/>
                                     <w:ind w:left="414"/>
                                     <w:rPr>
                                       <w:sz w:val="10"/>
@@ -11823,7 +11823,7 @@
                       </w:tblGrid>
                       <w:tr>
                         <w:trPr>
-                          <w:trHeight w:val="207"/>
+                          <w:trHeight w:val="263"/>
                         </w:trPr>
                         <w:tc>
                           <w:tcPr>
@@ -11836,7 +11836,7 @@
                           <w:p>
                             <w:pPr>
                               <w:pStyle w:val="TableParagraph"/>
-                              <w:spacing w:line="57" w:lineRule="exact"/>
+                              <w:spacing w:line="85" w:lineRule="exact"/>
                               <w:ind w:left="14"/>
                               <w:rPr>
                                 <w:sz w:val="10"/>
@@ -11905,7 +11905,7 @@
                           <w:p>
                             <w:pPr>
                               <w:pStyle w:val="TableParagraph"/>
-                              <w:spacing w:line="57" w:lineRule="exact"/>
+                              <w:spacing w:line="85" w:lineRule="exact"/>
                               <w:ind w:left="273"/>
                               <w:rPr>
                                 <w:sz w:val="10"/>
@@ -13689,7 +13689,7 @@
                       </w:tr>
                       <w:tr>
                         <w:trPr>
-                          <w:trHeight w:val="207"/>
+                          <w:trHeight w:val="273"/>
                         </w:trPr>
                         <w:tc>
                           <w:tcPr>
@@ -13703,7 +13703,7 @@
                           <w:p>
                             <w:pPr>
                               <w:pStyle w:val="TableParagraph"/>
-                              <w:spacing w:line="52" w:lineRule="exact"/>
+                              <w:spacing w:line="85" w:lineRule="exact"/>
                               <w:ind w:left="93"/>
                               <w:rPr>
                                 <w:position w:val="1"/>
@@ -13772,7 +13772,7 @@
                           <w:p>
                             <w:pPr>
                               <w:pStyle w:val="TableParagraph"/>
-                              <w:spacing w:line="57" w:lineRule="exact"/>
+                              <w:spacing w:line="85" w:lineRule="exact"/>
                               <w:ind w:left="273"/>
                               <w:rPr>
                                 <w:sz w:val="10"/>
@@ -13843,7 +13843,7 @@
                           <w:p>
                             <w:pPr>
                               <w:pStyle w:val="TableParagraph"/>
-                              <w:spacing w:line="52" w:lineRule="exact"/>
+                              <w:spacing w:line="85" w:lineRule="exact"/>
                               <w:ind w:left="34"/>
                               <w:rPr>
                                 <w:position w:val="1"/>
@@ -13912,7 +13912,7 @@
                           <w:p>
                             <w:pPr>
                               <w:pStyle w:val="TableParagraph"/>
-                              <w:spacing w:line="57" w:lineRule="exact"/>
+                              <w:spacing w:line="85" w:lineRule="exact"/>
                               <w:ind w:left="337"/>
                               <w:rPr>
                                 <w:sz w:val="10"/>
@@ -14372,7 +14372,7 @@
                       </w:tr>
                       <w:tr>
                         <w:trPr>
-                          <w:trHeight w:val="217"/>
+                          <w:trHeight w:val="273"/>
                         </w:trPr>
                         <w:tc>
                           <w:tcPr>
@@ -14386,7 +14386,7 @@
                           <w:p>
                             <w:pPr>
                               <w:pStyle w:val="TableParagraph"/>
-                              <w:spacing w:line="57" w:lineRule="exact"/>
+                              <w:spacing w:line="85" w:lineRule="exact"/>
                               <w:ind w:right="3570"/>
                               <w:jc w:val="center"/>
                               <w:rPr>
@@ -14443,7 +14443,7 @@
                           <w:p>
                             <w:pPr>
                               <w:pStyle w:val="TableParagraph"/>
-                              <w:spacing w:line="57" w:lineRule="exact"/>
+                              <w:spacing w:line="85" w:lineRule="exact"/>
                               <w:ind w:left="6" w:right="3570"/>
                               <w:jc w:val="center"/>
                               <w:rPr>
@@ -14498,7 +14498,7 @@
                           <w:p>
                             <w:pPr>
                               <w:pStyle w:val="TableParagraph"/>
-                              <w:spacing w:line="57" w:lineRule="exact"/>
+                              <w:spacing w:line="85" w:lineRule="exact"/>
                               <w:ind w:left="34"/>
                               <w:rPr>
                                 <w:sz w:val="10"/>
@@ -14573,7 +14573,7 @@
                           <w:p>
                             <w:pPr>
                               <w:pStyle w:val="TableParagraph"/>
-                              <w:spacing w:line="57" w:lineRule="exact"/>
+                              <w:spacing w:line="85" w:lineRule="exact"/>
                               <w:ind w:left="337"/>
                               <w:rPr>
                                 <w:sz w:val="10"/>
@@ -14896,7 +14896,7 @@
                       </w:tr>
                       <w:tr>
                         <w:trPr>
-                          <w:trHeight w:val="217"/>
+                          <w:trHeight w:val="277"/>
                         </w:trPr>
                         <w:tc>
                           <w:tcPr>
@@ -14910,7 +14910,7 @@
                           <w:p>
                             <w:pPr>
                               <w:pStyle w:val="TableParagraph"/>
-                              <w:spacing w:line="55" w:lineRule="exact"/>
+                              <w:spacing w:line="85" w:lineRule="exact"/>
                               <w:ind w:left="93"/>
                               <w:rPr>
                                 <w:sz w:val="10"/>
@@ -15018,7 +15018,7 @@
                           <w:p>
                             <w:pPr>
                               <w:pStyle w:val="TableParagraph"/>
-                              <w:spacing w:line="57" w:lineRule="exact"/>
+                              <w:spacing w:line="85" w:lineRule="exact"/>
                               <w:ind w:left="273"/>
                               <w:rPr>
                                 <w:sz w:val="10"/>
@@ -15205,7 +15205,7 @@
                       </w:tr>
                       <w:tr>
                         <w:trPr>
-                          <w:trHeight w:val="218"/>
+                          <w:trHeight w:val="274"/>
                         </w:trPr>
                         <w:tc>
                           <w:tcPr>
@@ -15294,7 +15294,7 @@
                           <w:p>
                             <w:pPr>
                               <w:pStyle w:val="TableParagraph"/>
-                              <w:spacing w:line="57" w:lineRule="exact"/>
+                              <w:spacing w:line="85" w:lineRule="exact"/>
                               <w:ind w:left="34"/>
                               <w:rPr>
                                 <w:sz w:val="10"/>
@@ -15376,7 +15376,7 @@
                           <w:p>
                             <w:pPr>
                               <w:pStyle w:val="TableParagraph"/>
-                              <w:spacing w:line="57" w:lineRule="exact"/>
+                              <w:spacing w:line="85" w:lineRule="exact"/>
                               <w:ind w:left="337"/>
                               <w:rPr>
                                 <w:sz w:val="10"/>
@@ -15513,7 +15513,7 @@
                       </w:tr>
                       <w:tr>
                         <w:trPr>
-                          <w:trHeight w:val="217"/>
+                          <w:trHeight w:val="277"/>
                         </w:trPr>
                         <w:tc>
                           <w:tcPr>
@@ -15527,7 +15527,7 @@
                           <w:p>
                             <w:pPr>
                               <w:pStyle w:val="TableParagraph"/>
-                              <w:spacing w:line="55" w:lineRule="exact"/>
+                              <w:spacing w:line="85" w:lineRule="exact"/>
                               <w:ind w:left="93"/>
                               <w:rPr>
                                 <w:sz w:val="10"/>
@@ -15563,7 +15563,7 @@
                           <w:p>
                             <w:pPr>
                               <w:pStyle w:val="TableParagraph"/>
-                              <w:spacing w:line="57" w:lineRule="exact"/>
+                              <w:spacing w:line="85" w:lineRule="exact"/>
                               <w:ind w:left="273"/>
                               <w:rPr>
                                 <w:sz w:val="10"/>
@@ -15753,7 +15753,7 @@
                       </w:tr>
                       <w:tr>
                         <w:trPr>
-                          <w:trHeight w:val="207"/>
+                          <w:trHeight w:val="273"/>
                         </w:trPr>
                         <w:tc>
                           <w:tcPr>
@@ -15772,7 +15772,7 @@
                                 <w:tab w:val="left" w:pos="3226"/>
                                 <w:tab w:val="left" w:pos="4901"/>
                               </w:tabs>
-                              <w:spacing w:line="52" w:lineRule="exact"/>
+                              <w:spacing w:line="85" w:lineRule="exact"/>
                               <w:ind w:right="118"/>
                               <w:jc w:val="center"/>
                               <w:rPr>
@@ -16006,7 +16006,7 @@
                                 <w:tab w:val="left" w:pos="3226"/>
                                 <w:tab w:val="left" w:pos="4899"/>
                               </w:tabs>
-                              <w:spacing w:line="57" w:lineRule="exact"/>
+                              <w:spacing w:line="85" w:lineRule="exact"/>
                               <w:ind w:right="33"/>
                               <w:jc w:val="center"/>
                               <w:rPr>
@@ -16123,7 +16123,7 @@
                           <w:p>
                             <w:pPr>
                               <w:pStyle w:val="TableParagraph"/>
-                              <w:spacing w:line="52" w:lineRule="exact"/>
+                              <w:spacing w:line="85" w:lineRule="exact"/>
                               <w:ind w:left="44"/>
                               <w:rPr>
                                 <w:position w:val="1"/>
@@ -16177,7 +16177,7 @@
                           <w:p>
                             <w:pPr>
                               <w:pStyle w:val="TableParagraph"/>
-                              <w:spacing w:line="57" w:lineRule="exact"/>
+                              <w:spacing w:line="85" w:lineRule="exact"/>
                               <w:ind w:left="347"/>
                               <w:rPr>
                                 <w:sz w:val="10"/>
@@ -16219,7 +16219,7 @@
                           <w:p>
                             <w:pPr>
                               <w:pStyle w:val="TableParagraph"/>
-                              <w:spacing w:line="52" w:lineRule="exact"/>
+                              <w:spacing w:line="85" w:lineRule="exact"/>
                               <w:ind w:left="47"/>
                               <w:rPr>
                                 <w:position w:val="1"/>
@@ -16266,7 +16266,7 @@
                           <w:p>
                             <w:pPr>
                               <w:pStyle w:val="TableParagraph"/>
-                              <w:spacing w:line="57" w:lineRule="exact"/>
+                              <w:spacing w:line="85" w:lineRule="exact"/>
                               <w:ind w:left="347"/>
                               <w:rPr>
                                 <w:sz w:val="10"/>
@@ -16320,7 +16320,7 @@
                           <w:p>
                             <w:pPr>
                               <w:pStyle w:val="TableParagraph"/>
-                              <w:spacing w:line="52" w:lineRule="exact"/>
+                              <w:spacing w:line="85" w:lineRule="exact"/>
                               <w:ind w:left="51"/>
                               <w:rPr>
                                 <w:position w:val="1"/>
@@ -16382,7 +16382,7 @@
                           <w:p>
                             <w:pPr>
                               <w:pStyle w:val="TableParagraph"/>
-                              <w:spacing w:line="57" w:lineRule="exact"/>
+                              <w:spacing w:line="85" w:lineRule="exact"/>
                               <w:ind w:left="353"/>
                               <w:rPr>
                                 <w:position w:val="3"/>
@@ -17257,7 +17257,7 @@
                       </w:tr>
                       <w:tr>
                         <w:trPr>
-                          <w:trHeight w:val="207"/>
+                          <w:trHeight w:val="267"/>
                         </w:trPr>
                         <w:tc>
                           <w:tcPr>
@@ -17271,7 +17271,7 @@
                           <w:p>
                             <w:pPr>
                               <w:pStyle w:val="TableParagraph"/>
-                              <w:spacing w:line="50" w:lineRule="exact"/>
+                              <w:spacing w:line="80" w:lineRule="exact"/>
                               <w:ind w:left="47"/>
                               <w:rPr>
                                 <w:position w:val="1"/>
@@ -17393,7 +17393,7 @@
                           <w:p>
                             <w:pPr>
                               <w:pStyle w:val="TableParagraph"/>
-                              <w:spacing w:line="57" w:lineRule="exact"/>
+                              <w:spacing w:line="80" w:lineRule="exact"/>
                               <w:ind w:left="350"/>
                               <w:rPr>
                                 <w:sz w:val="10"/>
@@ -17485,7 +17485,7 @@
                           <w:p>
                             <w:pPr>
                               <w:pStyle w:val="TableParagraph"/>
-                              <w:spacing w:line="50" w:lineRule="exact"/>
+                              <w:spacing w:line="80" w:lineRule="exact"/>
                               <w:ind w:left="34"/>
                               <w:rPr>
                                 <w:position w:val="1"/>
@@ -17547,7 +17547,7 @@
                           <w:p>
                             <w:pPr>
                               <w:pStyle w:val="TableParagraph"/>
-                              <w:spacing w:line="57" w:lineRule="exact"/>
+                              <w:spacing w:line="80" w:lineRule="exact"/>
                               <w:ind w:left="337"/>
                               <w:rPr>
                                 <w:sz w:val="10"/>
@@ -19601,7 +19601,7 @@
                       </w:tr>
                       <w:tr>
                         <w:trPr>
-                          <w:trHeight w:val="200"/>
+                          <w:trHeight w:val="266"/>
                         </w:trPr>
                         <w:tc>
                           <w:tcPr>
@@ -19614,7 +19614,7 @@
                           <w:p>
                             <w:pPr>
                               <w:pStyle w:val="TableParagraph"/>
-                              <w:spacing w:line="42" w:lineRule="exact"/>
+                              <w:spacing w:line="75" w:lineRule="exact"/>
                               <w:ind w:right="196"/>
                               <w:jc w:val="center"/>
                               <w:rPr>
@@ -19647,7 +19647,7 @@
                           <w:p>
                             <w:pPr>
                               <w:pStyle w:val="TableParagraph"/>
-                              <w:spacing w:line="57" w:lineRule="exact"/>
+                              <w:spacing w:line="75" w:lineRule="exact"/>
                               <w:ind w:left="5" w:right="196"/>
                               <w:jc w:val="center"/>
                               <w:rPr>
@@ -19725,7 +19725,7 @@
                       </w:tr>
                       <w:tr>
                         <w:trPr>
-                          <w:trHeight w:val="217"/>
+                          <w:trHeight w:val="277"/>
                         </w:trPr>
                         <w:tc>
                           <w:tcPr>
@@ -19738,7 +19738,7 @@
                           <w:p>
                             <w:pPr>
                               <w:pStyle w:val="TableParagraph"/>
-                              <w:spacing w:line="55" w:lineRule="exact"/>
+                              <w:spacing w:line="85" w:lineRule="exact"/>
                               <w:ind w:left="47"/>
                               <w:rPr>
                                 <w:sz w:val="10"/>
@@ -19768,7 +19768,7 @@
                           <w:p>
                             <w:pPr>
                               <w:pStyle w:val="TableParagraph"/>
-                              <w:spacing w:line="57" w:lineRule="exact"/>
+                              <w:spacing w:line="85" w:lineRule="exact"/>
                               <w:ind w:left="350"/>
                               <w:rPr>
                                 <w:sz w:val="10"/>
@@ -19807,7 +19807,7 @@
                           <w:p>
                             <w:pPr>
                               <w:pStyle w:val="TableParagraph"/>
-                              <w:spacing w:line="55" w:lineRule="exact"/>
+                              <w:spacing w:line="85" w:lineRule="exact"/>
                               <w:ind w:left="39"/>
                               <w:rPr>
                                 <w:sz w:val="10"/>
@@ -19843,7 +19843,7 @@
                           <w:p>
                             <w:pPr>
                               <w:pStyle w:val="TableParagraph"/>
-                              <w:spacing w:line="57" w:lineRule="exact"/>
+                              <w:spacing w:line="85" w:lineRule="exact"/>
                               <w:ind w:left="342"/>
                               <w:rPr>
                                 <w:sz w:val="10"/>
@@ -20017,7 +20017,7 @@
                       </w:tr>
                       <w:tr>
                         <w:trPr>
-                          <w:trHeight w:val="217"/>
+                          <w:trHeight w:val="277"/>
                         </w:trPr>
                         <w:tc>
                           <w:tcPr>
@@ -20034,7 +20034,7 @@
                                 <w:tab w:val="left" w:pos="3619"/>
                                 <w:tab w:val="right" w:pos="5257"/>
                               </w:tabs>
-                              <w:spacing w:line="55" w:lineRule="exact"/>
+                              <w:spacing w:line="85" w:lineRule="exact"/>
                               <w:ind w:left="47"/>
                               <w:rPr>
                                 <w:b/>
@@ -20114,7 +20114,7 @@
                               <w:tabs>
                                 <w:tab w:val="left" w:pos="3619"/>
                               </w:tabs>
-                              <w:spacing w:line="57" w:lineRule="exact"/>
+                              <w:spacing w:line="85" w:lineRule="exact"/>
                               <w:ind w:left="350"/>
                               <w:rPr>
                                 <w:sz w:val="10"/>
@@ -20171,7 +20171,7 @@
                               <w:tabs>
                                 <w:tab w:val="left" w:pos="1888"/>
                               </w:tabs>
-                              <w:spacing w:line="55" w:lineRule="exact"/>
+                              <w:spacing w:line="85" w:lineRule="exact"/>
                               <w:ind w:left="37"/>
                               <w:jc w:val="both"/>
                               <w:rPr>
@@ -20231,7 +20231,7 @@
                               <w:tabs>
                                 <w:tab w:val="left" w:pos="1888"/>
                               </w:tabs>
-                              <w:spacing w:line="57" w:lineRule="exact"/>
+                              <w:spacing w:line="85" w:lineRule="exact"/>
                               <w:ind w:left="340"/>
                               <w:rPr>
                                 <w:sz w:val="10"/>
@@ -21394,7 +21394,7 @@
                       </w:tr>
                       <w:tr>
                         <w:trPr>
-                          <w:trHeight w:val="207"/>
+                          <w:trHeight w:val="267"/>
                         </w:trPr>
                         <w:tc>
                           <w:tcPr>
@@ -21412,7 +21412,7 @@
                               <w:tabs>
                                 <w:tab w:val="left" w:pos="1451"/>
                               </w:tabs>
-                              <w:spacing w:line="50" w:lineRule="exact"/>
+                              <w:spacing w:line="80" w:lineRule="exact"/>
                               <w:ind w:left="42"/>
                               <w:rPr>
                                 <w:position w:val="1"/>
@@ -21459,7 +21459,7 @@
                           <w:p>
                             <w:pPr>
                               <w:pStyle w:val="TableParagraph"/>
-                              <w:spacing w:line="57" w:lineRule="exact"/>
+                              <w:spacing w:line="80" w:lineRule="exact"/>
                               <w:ind w:left="345"/>
                               <w:rPr>
                                 <w:sz w:val="10"/>
@@ -21517,7 +21517,7 @@
                               <w:tabs>
                                 <w:tab w:val="left" w:pos="1170"/>
                               </w:tabs>
-                              <w:spacing w:line="50" w:lineRule="exact"/>
+                              <w:spacing w:line="80" w:lineRule="exact"/>
                               <w:ind w:left="39"/>
                               <w:rPr>
                                 <w:position w:val="1"/>
@@ -21572,7 +21572,7 @@
                           <w:p>
                             <w:pPr>
                               <w:pStyle w:val="TableParagraph"/>
-                              <w:spacing w:line="57" w:lineRule="exact"/>
+                              <w:spacing w:line="80" w:lineRule="exact"/>
                               <w:ind w:left="553"/>
                               <w:jc w:val="center"/>
                               <w:rPr>
@@ -21601,7 +21601,7 @@
                           <w:p>
                             <w:pPr>
                               <w:pStyle w:val="TableParagraph"/>
-                              <w:spacing w:line="50" w:lineRule="exact"/>
+                              <w:spacing w:line="80" w:lineRule="exact"/>
                               <w:ind w:left="39"/>
                               <w:rPr>
                                 <w:position w:val="1"/>
@@ -21641,7 +21641,7 @@
                           <w:p>
                             <w:pPr>
                               <w:pStyle w:val="TableParagraph"/>
-                              <w:spacing w:line="57" w:lineRule="exact"/>
+                              <w:spacing w:line="80" w:lineRule="exact"/>
                               <w:ind w:left="414"/>
                               <w:rPr>
                                 <w:sz w:val="10"/>

--- a/CMR TESMIX.docx
+++ b/CMR TESMIX.docx
@@ -147,7 +147,7 @@
                             </w:tblGrid>
                             <w:tr>
                               <w:trPr>
-                                <w:trHeight w:val="263"/>
+                                <w:trHeight w:val="207"/>
                               </w:trPr>
                               <w:tc>
                                 <w:tcPr>
@@ -160,7 +160,7 @@
                                 <w:p>
                                   <w:pPr>
                                     <w:pStyle w:val="TableParagraph"/>
-                                    <w:spacing w:line="85" w:lineRule="exact"/>
+                                    <w:spacing w:line="57" w:lineRule="exact"/>
                                     <w:ind w:left="14"/>
                                     <w:rPr>
                                       <w:sz w:val="10"/>
@@ -229,7 +229,7 @@
                                 <w:p>
                                   <w:pPr>
                                     <w:pStyle w:val="TableParagraph"/>
-                                    <w:spacing w:line="85" w:lineRule="exact"/>
+                                    <w:spacing w:line="57" w:lineRule="exact"/>
                                     <w:ind w:left="273"/>
                                     <w:rPr>
                                       <w:sz w:val="10"/>
@@ -2013,7 +2013,7 @@
                             </w:tr>
                             <w:tr>
                               <w:trPr>
-                                <w:trHeight w:val="273"/>
+                                <w:trHeight w:val="207"/>
                               </w:trPr>
                               <w:tc>
                                 <w:tcPr>
@@ -2027,7 +2027,7 @@
                                 <w:p>
                                   <w:pPr>
                                     <w:pStyle w:val="TableParagraph"/>
-                                    <w:spacing w:line="85" w:lineRule="exact"/>
+                                    <w:spacing w:line="52" w:lineRule="exact"/>
                                     <w:ind w:left="93"/>
                                     <w:rPr>
                                       <w:position w:val="1"/>
@@ -2096,7 +2096,7 @@
                                 <w:p>
                                   <w:pPr>
                                     <w:pStyle w:val="TableParagraph"/>
-                                    <w:spacing w:line="90" w:lineRule="exact"/>
+                                    <w:spacing w:line="57" w:lineRule="exact"/>
                                     <w:ind w:left="273"/>
                                     <w:rPr>
                                       <w:sz w:val="10"/>
@@ -2167,7 +2167,7 @@
                                 <w:p>
                                   <w:pPr>
                                     <w:pStyle w:val="TableParagraph"/>
-                                    <w:spacing w:line="85" w:lineRule="exact"/>
+                                    <w:spacing w:line="52" w:lineRule="exact"/>
                                     <w:ind w:left="34"/>
                                     <w:rPr>
                                       <w:position w:val="1"/>
@@ -2236,7 +2236,7 @@
                                 <w:p>
                                   <w:pPr>
                                     <w:pStyle w:val="TableParagraph"/>
-                                    <w:spacing w:line="90" w:lineRule="exact"/>
+                                    <w:spacing w:line="57" w:lineRule="exact"/>
                                     <w:ind w:left="337"/>
                                     <w:rPr>
                                       <w:sz w:val="10"/>
@@ -2560,7 +2560,7 @@
                             </w:tr>
                             <w:tr>
                               <w:trPr>
-                                <w:trHeight w:val="146"/>
+                                <w:trHeight w:val="227"/>
                               </w:trPr>
                               <w:tc>
                                 <w:tcPr>
@@ -2606,7 +2606,7 @@
                             </w:tr>
                             <w:tr>
                               <w:trPr>
-                                <w:trHeight w:val="146"/>
+                                <w:trHeight w:val="227"/>
                               </w:trPr>
                               <w:tc>
                                 <w:tcPr>
@@ -2652,7 +2652,7 @@
                             </w:tr>
                             <w:tr>
                               <w:trPr>
-                                <w:trHeight w:val="146"/>
+                                <w:trHeight w:val="227"/>
                               </w:trPr>
                               <w:tc>
                                 <w:tcPr>
@@ -2696,7 +2696,7 @@
                             </w:tr>
                             <w:tr>
                               <w:trPr>
-                                <w:trHeight w:val="273"/>
+                                <w:trHeight w:val="217"/>
                               </w:trPr>
                               <w:tc>
                                 <w:tcPr>
@@ -2710,7 +2710,7 @@
                                 <w:p>
                                   <w:pPr>
                                     <w:pStyle w:val="TableParagraph"/>
-                                    <w:spacing w:line="85" w:lineRule="exact"/>
+                                    <w:spacing w:line="57" w:lineRule="exact"/>
                                     <w:ind w:right="3570"/>
                                     <w:jc w:val="center"/>
                                     <w:rPr>
@@ -2767,7 +2767,7 @@
                                 <w:p>
                                   <w:pPr>
                                     <w:pStyle w:val="TableParagraph"/>
-                                    <w:spacing w:line="85" w:lineRule="exact"/>
+                                    <w:spacing w:line="57" w:lineRule="exact"/>
                                     <w:ind w:left="6" w:right="3570"/>
                                     <w:jc w:val="center"/>
                                     <w:rPr>
@@ -2822,7 +2822,7 @@
                                 <w:p>
                                   <w:pPr>
                                     <w:pStyle w:val="TableParagraph"/>
-                                    <w:spacing w:line="85" w:lineRule="exact"/>
+                                    <w:spacing w:line="57" w:lineRule="exact"/>
                                     <w:ind w:left="34"/>
                                     <w:rPr>
                                       <w:sz w:val="10"/>
@@ -2897,7 +2897,7 @@
                                 <w:p>
                                   <w:pPr>
                                     <w:pStyle w:val="TableParagraph"/>
-                                    <w:spacing w:line="85" w:lineRule="exact"/>
+                                    <w:spacing w:line="57" w:lineRule="exact"/>
                                     <w:ind w:left="337"/>
                                     <w:rPr>
                                       <w:sz w:val="10"/>
@@ -3175,7 +3175,7 @@
                             </w:tr>
                             <w:tr>
                               <w:trPr>
-                                <w:trHeight w:val="146"/>
+                                <w:trHeight w:val="227"/>
                               </w:trPr>
                               <w:tc>
                                 <w:tcPr>
@@ -3220,7 +3220,7 @@
                             </w:tr>
                             <w:tr>
                               <w:trPr>
-                                <w:trHeight w:val="277"/>
+                                <w:trHeight w:val="217"/>
                               </w:trPr>
                               <w:tc>
                                 <w:tcPr>
@@ -3234,7 +3234,7 @@
                                 <w:p>
                                   <w:pPr>
                                     <w:pStyle w:val="TableParagraph"/>
-                                    <w:spacing w:line="85" w:lineRule="exact"/>
+                                    <w:spacing w:line="55" w:lineRule="exact"/>
                                     <w:ind w:left="93"/>
                                     <w:rPr>
                                       <w:sz w:val="10"/>
@@ -3342,7 +3342,7 @@
                                 <w:p>
                                   <w:pPr>
                                     <w:pStyle w:val="TableParagraph"/>
-                                    <w:spacing w:line="87" w:lineRule="exact"/>
+                                    <w:spacing w:line="57" w:lineRule="exact"/>
                                     <w:ind w:left="273"/>
                                     <w:rPr>
                                       <w:sz w:val="10"/>
@@ -3529,7 +3529,7 @@
                             </w:tr>
                             <w:tr>
                               <w:trPr>
-                                <w:trHeight w:val="274"/>
+                                <w:trHeight w:val="218"/>
                               </w:trPr>
                               <w:tc>
                                 <w:tcPr>
@@ -3618,7 +3618,7 @@
                                 <w:p>
                                   <w:pPr>
                                     <w:pStyle w:val="TableParagraph"/>
-                                    <w:spacing w:line="85" w:lineRule="exact"/>
+                                    <w:spacing w:line="57" w:lineRule="exact"/>
                                     <w:ind w:left="34"/>
                                     <w:rPr>
                                       <w:sz w:val="10"/>
@@ -3700,7 +3700,7 @@
                                 <w:p>
                                   <w:pPr>
                                     <w:pStyle w:val="TableParagraph"/>
-                                    <w:spacing w:line="85" w:lineRule="exact"/>
+                                    <w:spacing w:line="57" w:lineRule="exact"/>
                                     <w:ind w:left="337"/>
                                     <w:rPr>
                                       <w:sz w:val="10"/>
@@ -3837,7 +3837,7 @@
                             </w:tr>
                             <w:tr>
                               <w:trPr>
-                                <w:trHeight w:val="277"/>
+                                <w:trHeight w:val="217"/>
                               </w:trPr>
                               <w:tc>
                                 <w:tcPr>
@@ -3851,7 +3851,7 @@
                                 <w:p>
                                   <w:pPr>
                                     <w:pStyle w:val="TableParagraph"/>
-                                    <w:spacing w:line="85" w:lineRule="exact"/>
+                                    <w:spacing w:line="55" w:lineRule="exact"/>
                                     <w:ind w:left="93"/>
                                     <w:rPr>
                                       <w:sz w:val="10"/>
@@ -3887,7 +3887,7 @@
                                 <w:p>
                                   <w:pPr>
                                     <w:pStyle w:val="TableParagraph"/>
-                                    <w:spacing w:line="87" w:lineRule="exact"/>
+                                    <w:spacing w:line="57" w:lineRule="exact"/>
                                     <w:ind w:left="273"/>
                                     <w:rPr>
                                       <w:sz w:val="10"/>
@@ -3940,7 +3940,7 @@
                             </w:tr>
                             <w:tr>
                               <w:trPr>
-                                <w:trHeight w:val="146"/>
+                                <w:trHeight w:val="227"/>
                               </w:trPr>
                               <w:tc>
                                 <w:tcPr>
@@ -3986,7 +3986,7 @@
                             </w:tr>
                             <w:tr>
                               <w:trPr>
-                                <w:trHeight w:val="146"/>
+                                <w:trHeight w:val="227"/>
                               </w:trPr>
                               <w:tc>
                                 <w:tcPr>
@@ -4032,7 +4032,7 @@
                             </w:tr>
                             <w:tr>
                               <w:trPr>
-                                <w:trHeight w:val="147"/>
+                                <w:trHeight w:val="227"/>
                               </w:trPr>
                               <w:tc>
                                 <w:tcPr>
@@ -4077,7 +4077,7 @@
                             </w:tr>
                             <w:tr>
                               <w:trPr>
-                                <w:trHeight w:val="273"/>
+                                <w:trHeight w:val="207"/>
                               </w:trPr>
                               <w:tc>
                                 <w:tcPr>
@@ -4096,7 +4096,7 @@
                                       <w:tab w:val="left" w:pos="3226"/>
                                       <w:tab w:val="left" w:pos="4901"/>
                                     </w:tabs>
-                                    <w:spacing w:line="85" w:lineRule="exact"/>
+                                    <w:spacing w:line="52" w:lineRule="exact"/>
                                     <w:ind w:right="118"/>
                                     <w:jc w:val="center"/>
                                     <w:rPr>
@@ -4330,7 +4330,7 @@
                                       <w:tab w:val="left" w:pos="3226"/>
                                       <w:tab w:val="left" w:pos="4899"/>
                                     </w:tabs>
-                                    <w:spacing w:line="90" w:lineRule="exact"/>
+                                    <w:spacing w:line="57" w:lineRule="exact"/>
                                     <w:ind w:right="33"/>
                                     <w:jc w:val="center"/>
                                     <w:rPr>
@@ -4447,7 +4447,7 @@
                                 <w:p>
                                   <w:pPr>
                                     <w:pStyle w:val="TableParagraph"/>
-                                    <w:spacing w:line="85" w:lineRule="exact"/>
+                                    <w:spacing w:line="52" w:lineRule="exact"/>
                                     <w:ind w:left="44"/>
                                     <w:rPr>
                                       <w:position w:val="1"/>
@@ -4501,7 +4501,7 @@
                                 <w:p>
                                   <w:pPr>
                                     <w:pStyle w:val="TableParagraph"/>
-                                    <w:spacing w:line="90" w:lineRule="exact"/>
+                                    <w:spacing w:line="57" w:lineRule="exact"/>
                                     <w:ind w:left="347"/>
                                     <w:rPr>
                                       <w:sz w:val="10"/>
@@ -4543,7 +4543,7 @@
                                 <w:p>
                                   <w:pPr>
                                     <w:pStyle w:val="TableParagraph"/>
-                                    <w:spacing w:line="85" w:lineRule="exact"/>
+                                    <w:spacing w:line="52" w:lineRule="exact"/>
                                     <w:ind w:left="47"/>
                                     <w:rPr>
                                       <w:position w:val="1"/>
@@ -4590,7 +4590,7 @@
                                 <w:p>
                                   <w:pPr>
                                     <w:pStyle w:val="TableParagraph"/>
-                                    <w:spacing w:line="90" w:lineRule="exact"/>
+                                    <w:spacing w:line="57" w:lineRule="exact"/>
                                     <w:ind w:left="347"/>
                                     <w:rPr>
                                       <w:sz w:val="10"/>
@@ -4644,7 +4644,7 @@
                                 <w:p>
                                   <w:pPr>
                                     <w:pStyle w:val="TableParagraph"/>
-                                    <w:spacing w:line="85" w:lineRule="exact"/>
+                                    <w:spacing w:line="52" w:lineRule="exact"/>
                                     <w:ind w:left="51"/>
                                     <w:rPr>
                                       <w:position w:val="1"/>
@@ -4706,7 +4706,7 @@
                                 <w:p>
                                   <w:pPr>
                                     <w:pStyle w:val="TableParagraph"/>
-                                    <w:spacing w:line="90" w:lineRule="exact"/>
+                                    <w:spacing w:line="57" w:lineRule="exact"/>
                                     <w:ind w:left="353"/>
                                     <w:rPr>
                                       <w:position w:val="3"/>
@@ -5581,7 +5581,7 @@
                             </w:tr>
                             <w:tr>
                               <w:trPr>
-                                <w:trHeight w:val="267"/>
+                                <w:trHeight w:val="207"/>
                               </w:trPr>
                               <w:tc>
                                 <w:tcPr>
@@ -5595,7 +5595,7 @@
                                 <w:p>
                                   <w:pPr>
                                     <w:pStyle w:val="TableParagraph"/>
-                                    <w:spacing w:line="80" w:lineRule="exact"/>
+                                    <w:spacing w:line="50" w:lineRule="exact"/>
                                     <w:ind w:left="47"/>
                                     <w:rPr>
                                       <w:position w:val="1"/>
@@ -5717,7 +5717,7 @@
                                 <w:p>
                                   <w:pPr>
                                     <w:pStyle w:val="TableParagraph"/>
-                                    <w:spacing w:line="87" w:lineRule="exact"/>
+                                    <w:spacing w:line="57" w:lineRule="exact"/>
                                     <w:ind w:left="350"/>
                                     <w:rPr>
                                       <w:sz w:val="10"/>
@@ -5809,7 +5809,7 @@
                                 <w:p>
                                   <w:pPr>
                                     <w:pStyle w:val="TableParagraph"/>
-                                    <w:spacing w:line="80" w:lineRule="exact"/>
+                                    <w:spacing w:line="50" w:lineRule="exact"/>
                                     <w:ind w:left="34"/>
                                     <w:rPr>
                                       <w:position w:val="1"/>
@@ -5871,7 +5871,7 @@
                                 <w:p>
                                   <w:pPr>
                                     <w:pStyle w:val="TableParagraph"/>
-                                    <w:spacing w:line="87" w:lineRule="exact"/>
+                                    <w:spacing w:line="57" w:lineRule="exact"/>
                                     <w:ind w:left="337"/>
                                     <w:rPr>
                                       <w:sz w:val="10"/>
@@ -7925,7 +7925,7 @@
                             </w:tr>
                             <w:tr>
                               <w:trPr>
-                                <w:trHeight w:val="266"/>
+                                <w:trHeight w:val="200"/>
                               </w:trPr>
                               <w:tc>
                                 <w:tcPr>
@@ -7938,7 +7938,7 @@
                                 <w:p>
                                   <w:pPr>
                                     <w:pStyle w:val="TableParagraph"/>
-                                    <w:spacing w:line="75" w:lineRule="exact"/>
+                                    <w:spacing w:line="42" w:lineRule="exact"/>
                                     <w:ind w:right="196"/>
                                     <w:jc w:val="center"/>
                                     <w:rPr>
@@ -7971,7 +7971,7 @@
                                 <w:p>
                                   <w:pPr>
                                     <w:pStyle w:val="TableParagraph"/>
-                                    <w:spacing w:line="90" w:lineRule="exact"/>
+                                    <w:spacing w:line="57" w:lineRule="exact"/>
                                     <w:ind w:left="5" w:right="196"/>
                                     <w:jc w:val="center"/>
                                     <w:rPr>
@@ -8049,7 +8049,7 @@
                             </w:tr>
                             <w:tr>
                               <w:trPr>
-                                <w:trHeight w:val="277"/>
+                                <w:trHeight w:val="217"/>
                               </w:trPr>
                               <w:tc>
                                 <w:tcPr>
@@ -8062,7 +8062,7 @@
                                 <w:p>
                                   <w:pPr>
                                     <w:pStyle w:val="TableParagraph"/>
-                                    <w:spacing w:line="85" w:lineRule="exact"/>
+                                    <w:spacing w:line="55" w:lineRule="exact"/>
                                     <w:ind w:left="47"/>
                                     <w:rPr>
                                       <w:sz w:val="10"/>
@@ -8092,7 +8092,7 @@
                                 <w:p>
                                   <w:pPr>
                                     <w:pStyle w:val="TableParagraph"/>
-                                    <w:spacing w:line="87" w:lineRule="exact"/>
+                                    <w:spacing w:line="57" w:lineRule="exact"/>
                                     <w:ind w:left="350"/>
                                     <w:rPr>
                                       <w:sz w:val="10"/>
@@ -8131,7 +8131,7 @@
                                 <w:p>
                                   <w:pPr>
                                     <w:pStyle w:val="TableParagraph"/>
-                                    <w:spacing w:line="85" w:lineRule="exact"/>
+                                    <w:spacing w:line="55" w:lineRule="exact"/>
                                     <w:ind w:left="39"/>
                                     <w:rPr>
                                       <w:sz w:val="10"/>
@@ -8167,7 +8167,7 @@
                                 <w:p>
                                   <w:pPr>
                                     <w:pStyle w:val="TableParagraph"/>
-                                    <w:spacing w:line="87" w:lineRule="exact"/>
+                                    <w:spacing w:line="57" w:lineRule="exact"/>
                                     <w:ind w:left="342"/>
                                     <w:rPr>
                                       <w:sz w:val="10"/>
@@ -8341,7 +8341,7 @@
                             </w:tr>
                             <w:tr>
                               <w:trPr>
-                                <w:trHeight w:val="277"/>
+                                <w:trHeight w:val="217"/>
                               </w:trPr>
                               <w:tc>
                                 <w:tcPr>
@@ -8358,7 +8358,7 @@
                                       <w:tab w:val="left" w:pos="3619"/>
                                       <w:tab w:val="right" w:pos="5257"/>
                                     </w:tabs>
-                                    <w:spacing w:line="85" w:lineRule="exact"/>
+                                    <w:spacing w:line="55" w:lineRule="exact"/>
                                     <w:ind w:left="47"/>
                                     <w:rPr>
                                       <w:b/>
@@ -8438,7 +8438,7 @@
                                     <w:tabs>
                                       <w:tab w:val="left" w:pos="3619"/>
                                     </w:tabs>
-                                    <w:spacing w:line="87" w:lineRule="exact"/>
+                                    <w:spacing w:line="57" w:lineRule="exact"/>
                                     <w:ind w:left="350"/>
                                     <w:rPr>
                                       <w:sz w:val="10"/>
@@ -8495,7 +8495,7 @@
                                     <w:tabs>
                                       <w:tab w:val="left" w:pos="1888"/>
                                     </w:tabs>
-                                    <w:spacing w:line="85" w:lineRule="exact"/>
+                                    <w:spacing w:line="55" w:lineRule="exact"/>
                                     <w:ind w:left="37"/>
                                     <w:jc w:val="both"/>
                                     <w:rPr>
@@ -8555,7 +8555,7 @@
                                     <w:tabs>
                                       <w:tab w:val="left" w:pos="1888"/>
                                     </w:tabs>
-                                    <w:spacing w:line="87" w:lineRule="exact"/>
+                                    <w:spacing w:line="57" w:lineRule="exact"/>
                                     <w:ind w:left="340"/>
                                     <w:rPr>
                                       <w:sz w:val="10"/>
@@ -9718,7 +9718,7 @@
                             </w:tr>
                             <w:tr>
                               <w:trPr>
-                                <w:trHeight w:val="267"/>
+                                <w:trHeight w:val="207"/>
                               </w:trPr>
                               <w:tc>
                                 <w:tcPr>
@@ -9736,7 +9736,7 @@
                                     <w:tabs>
                                       <w:tab w:val="left" w:pos="1451"/>
                                     </w:tabs>
-                                    <w:spacing w:line="80" w:lineRule="exact"/>
+                                    <w:spacing w:line="50" w:lineRule="exact"/>
                                     <w:ind w:left="42"/>
                                     <w:rPr>
                                       <w:position w:val="1"/>
@@ -9783,7 +9783,7 @@
                                 <w:p>
                                   <w:pPr>
                                     <w:pStyle w:val="TableParagraph"/>
-                                    <w:spacing w:line="87" w:lineRule="exact"/>
+                                    <w:spacing w:line="57" w:lineRule="exact"/>
                                     <w:ind w:left="345"/>
                                     <w:rPr>
                                       <w:sz w:val="10"/>
@@ -9841,7 +9841,7 @@
                                     <w:tabs>
                                       <w:tab w:val="left" w:pos="1170"/>
                                     </w:tabs>
-                                    <w:spacing w:line="80" w:lineRule="exact"/>
+                                    <w:spacing w:line="50" w:lineRule="exact"/>
                                     <w:ind w:left="39"/>
                                     <w:rPr>
                                       <w:position w:val="1"/>
@@ -9896,7 +9896,7 @@
                                 <w:p>
                                   <w:pPr>
                                     <w:pStyle w:val="TableParagraph"/>
-                                    <w:spacing w:line="87" w:lineRule="exact"/>
+                                    <w:spacing w:line="57" w:lineRule="exact"/>
                                     <w:ind w:left="553"/>
                                     <w:jc w:val="center"/>
                                     <w:rPr>
@@ -9925,7 +9925,7 @@
                                 <w:p>
                                   <w:pPr>
                                     <w:pStyle w:val="TableParagraph"/>
-                                    <w:spacing w:line="80" w:lineRule="exact"/>
+                                    <w:spacing w:line="50" w:lineRule="exact"/>
                                     <w:ind w:left="39"/>
                                     <w:rPr>
                                       <w:position w:val="1"/>
@@ -9965,7 +9965,7 @@
                                 <w:p>
                                   <w:pPr>
                                     <w:pStyle w:val="TableParagraph"/>
-                                    <w:spacing w:line="87" w:lineRule="exact"/>
+                                    <w:spacing w:line="57" w:lineRule="exact"/>
                                     <w:ind w:left="414"/>
                                     <w:rPr>
                                       <w:sz w:val="10"/>
@@ -10381,7 +10381,7 @@
                             </w:tr>
                             <w:tr>
                               <w:trPr>
-                                <w:trHeight w:val="127"/>
+                                <w:trHeight w:val="207"/>
                               </w:trPr>
                               <w:tc>
                                 <w:tcPr>
@@ -10445,7 +10445,7 @@
                             </w:tr>
                             <w:tr>
                               <w:trPr>
-                                <w:trHeight w:val="139"/>
+                                <w:trHeight w:val="219"/>
                               </w:trPr>
                               <w:tc>
                                 <w:tcPr>
@@ -11823,7 +11823,7 @@
                       </w:tblGrid>
                       <w:tr>
                         <w:trPr>
-                          <w:trHeight w:val="263"/>
+                          <w:trHeight w:val="207"/>
                         </w:trPr>
                         <w:tc>
                           <w:tcPr>
@@ -11836,7 +11836,7 @@
                           <w:p>
                             <w:pPr>
                               <w:pStyle w:val="TableParagraph"/>
-                              <w:spacing w:line="85" w:lineRule="exact"/>
+                              <w:spacing w:line="57" w:lineRule="exact"/>
                               <w:ind w:left="14"/>
                               <w:rPr>
                                 <w:sz w:val="10"/>
@@ -11905,7 +11905,7 @@
                           <w:p>
                             <w:pPr>
                               <w:pStyle w:val="TableParagraph"/>
-                              <w:spacing w:line="85" w:lineRule="exact"/>
+                              <w:spacing w:line="57" w:lineRule="exact"/>
                               <w:ind w:left="273"/>
                               <w:rPr>
                                 <w:sz w:val="10"/>
@@ -13689,7 +13689,7 @@
                       </w:tr>
                       <w:tr>
                         <w:trPr>
-                          <w:trHeight w:val="273"/>
+                          <w:trHeight w:val="207"/>
                         </w:trPr>
                         <w:tc>
                           <w:tcPr>
@@ -13703,7 +13703,7 @@
                           <w:p>
                             <w:pPr>
                               <w:pStyle w:val="TableParagraph"/>
-                              <w:spacing w:line="85" w:lineRule="exact"/>
+                              <w:spacing w:line="52" w:lineRule="exact"/>
                               <w:ind w:left="93"/>
                               <w:rPr>
                                 <w:position w:val="1"/>
@@ -13772,7 +13772,7 @@
                           <w:p>
                             <w:pPr>
                               <w:pStyle w:val="TableParagraph"/>
-                              <w:spacing w:line="90" w:lineRule="exact"/>
+                              <w:spacing w:line="57" w:lineRule="exact"/>
                               <w:ind w:left="273"/>
                               <w:rPr>
                                 <w:sz w:val="10"/>
@@ -13843,7 +13843,7 @@
                           <w:p>
                             <w:pPr>
                               <w:pStyle w:val="TableParagraph"/>
-                              <w:spacing w:line="85" w:lineRule="exact"/>
+                              <w:spacing w:line="52" w:lineRule="exact"/>
                               <w:ind w:left="34"/>
                               <w:rPr>
                                 <w:position w:val="1"/>
@@ -13912,7 +13912,7 @@
                           <w:p>
                             <w:pPr>
                               <w:pStyle w:val="TableParagraph"/>
-                              <w:spacing w:line="90" w:lineRule="exact"/>
+                              <w:spacing w:line="57" w:lineRule="exact"/>
                               <w:ind w:left="337"/>
                               <w:rPr>
                                 <w:sz w:val="10"/>
@@ -14236,7 +14236,7 @@
                       </w:tr>
                       <w:tr>
                         <w:trPr>
-                          <w:trHeight w:val="146"/>
+                          <w:trHeight w:val="227"/>
                         </w:trPr>
                         <w:tc>
                           <w:tcPr>
@@ -14282,7 +14282,7 @@
                       </w:tr>
                       <w:tr>
                         <w:trPr>
-                          <w:trHeight w:val="146"/>
+                          <w:trHeight w:val="227"/>
                         </w:trPr>
                         <w:tc>
                           <w:tcPr>
@@ -14328,7 +14328,7 @@
                       </w:tr>
                       <w:tr>
                         <w:trPr>
-                          <w:trHeight w:val="146"/>
+                          <w:trHeight w:val="227"/>
                         </w:trPr>
                         <w:tc>
                           <w:tcPr>
@@ -14372,7 +14372,7 @@
                       </w:tr>
                       <w:tr>
                         <w:trPr>
-                          <w:trHeight w:val="273"/>
+                          <w:trHeight w:val="217"/>
                         </w:trPr>
                         <w:tc>
                           <w:tcPr>
@@ -14386,7 +14386,7 @@
                           <w:p>
                             <w:pPr>
                               <w:pStyle w:val="TableParagraph"/>
-                              <w:spacing w:line="85" w:lineRule="exact"/>
+                              <w:spacing w:line="57" w:lineRule="exact"/>
                               <w:ind w:right="3570"/>
                               <w:jc w:val="center"/>
                               <w:rPr>
@@ -14443,7 +14443,7 @@
                           <w:p>
                             <w:pPr>
                               <w:pStyle w:val="TableParagraph"/>
-                              <w:spacing w:line="85" w:lineRule="exact"/>
+                              <w:spacing w:line="57" w:lineRule="exact"/>
                               <w:ind w:left="6" w:right="3570"/>
                               <w:jc w:val="center"/>
                               <w:rPr>
@@ -14498,7 +14498,7 @@
                           <w:p>
                             <w:pPr>
                               <w:pStyle w:val="TableParagraph"/>
-                              <w:spacing w:line="85" w:lineRule="exact"/>
+                              <w:spacing w:line="57" w:lineRule="exact"/>
                               <w:ind w:left="34"/>
                               <w:rPr>
                                 <w:sz w:val="10"/>
@@ -14573,7 +14573,7 @@
                           <w:p>
                             <w:pPr>
                               <w:pStyle w:val="TableParagraph"/>
-                              <w:spacing w:line="85" w:lineRule="exact"/>
+                              <w:spacing w:line="57" w:lineRule="exact"/>
                               <w:ind w:left="337"/>
                               <w:rPr>
                                 <w:sz w:val="10"/>
@@ -14851,7 +14851,7 @@
                       </w:tr>
                       <w:tr>
                         <w:trPr>
-                          <w:trHeight w:val="146"/>
+                          <w:trHeight w:val="227"/>
                         </w:trPr>
                         <w:tc>
                           <w:tcPr>
@@ -14896,7 +14896,7 @@
                       </w:tr>
                       <w:tr>
                         <w:trPr>
-                          <w:trHeight w:val="277"/>
+                          <w:trHeight w:val="217"/>
                         </w:trPr>
                         <w:tc>
                           <w:tcPr>
@@ -14910,7 +14910,7 @@
                           <w:p>
                             <w:pPr>
                               <w:pStyle w:val="TableParagraph"/>
-                              <w:spacing w:line="85" w:lineRule="exact"/>
+                              <w:spacing w:line="55" w:lineRule="exact"/>
                               <w:ind w:left="93"/>
                               <w:rPr>
                                 <w:sz w:val="10"/>
@@ -15018,7 +15018,7 @@
                           <w:p>
                             <w:pPr>
                               <w:pStyle w:val="TableParagraph"/>
-                              <w:spacing w:line="87" w:lineRule="exact"/>
+                              <w:spacing w:line="57" w:lineRule="exact"/>
                               <w:ind w:left="273"/>
                               <w:rPr>
                                 <w:sz w:val="10"/>
@@ -15205,7 +15205,7 @@
                       </w:tr>
                       <w:tr>
                         <w:trPr>
-                          <w:trHeight w:val="274"/>
+                          <w:trHeight w:val="218"/>
                         </w:trPr>
                         <w:tc>
                           <w:tcPr>
@@ -15294,7 +15294,7 @@
                           <w:p>
                             <w:pPr>
                               <w:pStyle w:val="TableParagraph"/>
-                              <w:spacing w:line="85" w:lineRule="exact"/>
+                              <w:spacing w:line="57" w:lineRule="exact"/>
                               <w:ind w:left="34"/>
                               <w:rPr>
                                 <w:sz w:val="10"/>
@@ -15376,7 +15376,7 @@
                           <w:p>
                             <w:pPr>
                               <w:pStyle w:val="TableParagraph"/>
-                              <w:spacing w:line="85" w:lineRule="exact"/>
+                              <w:spacing w:line="57" w:lineRule="exact"/>
                               <w:ind w:left="337"/>
                               <w:rPr>
                                 <w:sz w:val="10"/>
@@ -15513,7 +15513,7 @@
                       </w:tr>
                       <w:tr>
                         <w:trPr>
-                          <w:trHeight w:val="277"/>
+                          <w:trHeight w:val="217"/>
                         </w:trPr>
                         <w:tc>
                           <w:tcPr>
@@ -15527,7 +15527,7 @@
                           <w:p>
                             <w:pPr>
                               <w:pStyle w:val="TableParagraph"/>
-                              <w:spacing w:line="85" w:lineRule="exact"/>
+                              <w:spacing w:line="55" w:lineRule="exact"/>
                               <w:ind w:left="93"/>
                               <w:rPr>
                                 <w:sz w:val="10"/>
@@ -15563,7 +15563,7 @@
                           <w:p>
                             <w:pPr>
                               <w:pStyle w:val="TableParagraph"/>
-                              <w:spacing w:line="87" w:lineRule="exact"/>
+                              <w:spacing w:line="57" w:lineRule="exact"/>
                               <w:ind w:left="273"/>
                               <w:rPr>
                                 <w:sz w:val="10"/>
@@ -15616,7 +15616,7 @@
                       </w:tr>
                       <w:tr>
                         <w:trPr>
-                          <w:trHeight w:val="146"/>
+                          <w:trHeight w:val="227"/>
                         </w:trPr>
                         <w:tc>
                           <w:tcPr>
@@ -15662,7 +15662,7 @@
                       </w:tr>
                       <w:tr>
                         <w:trPr>
-                          <w:trHeight w:val="146"/>
+                          <w:trHeight w:val="227"/>
                         </w:trPr>
                         <w:tc>
                           <w:tcPr>
@@ -15708,7 +15708,7 @@
                       </w:tr>
                       <w:tr>
                         <w:trPr>
-                          <w:trHeight w:val="147"/>
+                          <w:trHeight w:val="227"/>
                         </w:trPr>
                         <w:tc>
                           <w:tcPr>
@@ -15753,7 +15753,7 @@
                       </w:tr>
                       <w:tr>
                         <w:trPr>
-                          <w:trHeight w:val="273"/>
+                          <w:trHeight w:val="207"/>
                         </w:trPr>
                         <w:tc>
                           <w:tcPr>
@@ -15772,7 +15772,7 @@
                                 <w:tab w:val="left" w:pos="3226"/>
                                 <w:tab w:val="left" w:pos="4901"/>
                               </w:tabs>
-                              <w:spacing w:line="85" w:lineRule="exact"/>
+                              <w:spacing w:line="52" w:lineRule="exact"/>
                               <w:ind w:right="118"/>
                               <w:jc w:val="center"/>
                               <w:rPr>
@@ -16006,7 +16006,7 @@
                                 <w:tab w:val="left" w:pos="3226"/>
                                 <w:tab w:val="left" w:pos="4899"/>
                               </w:tabs>
-                              <w:spacing w:line="90" w:lineRule="exact"/>
+                              <w:spacing w:line="57" w:lineRule="exact"/>
                               <w:ind w:right="33"/>
                               <w:jc w:val="center"/>
                               <w:rPr>
@@ -16123,7 +16123,7 @@
                           <w:p>
                             <w:pPr>
                               <w:pStyle w:val="TableParagraph"/>
-                              <w:spacing w:line="85" w:lineRule="exact"/>
+                              <w:spacing w:line="52" w:lineRule="exact"/>
                               <w:ind w:left="44"/>
                               <w:rPr>
                                 <w:position w:val="1"/>
@@ -16177,7 +16177,7 @@
                           <w:p>
                             <w:pPr>
                               <w:pStyle w:val="TableParagraph"/>
-                              <w:spacing w:line="90" w:lineRule="exact"/>
+                              <w:spacing w:line="57" w:lineRule="exact"/>
                               <w:ind w:left="347"/>
                               <w:rPr>
                                 <w:sz w:val="10"/>
@@ -16219,7 +16219,7 @@
                           <w:p>
                             <w:pPr>
                               <w:pStyle w:val="TableParagraph"/>
-                              <w:spacing w:line="85" w:lineRule="exact"/>
+                              <w:spacing w:line="52" w:lineRule="exact"/>
                               <w:ind w:left="47"/>
                               <w:rPr>
                                 <w:position w:val="1"/>
@@ -16266,7 +16266,7 @@
                           <w:p>
                             <w:pPr>
                               <w:pStyle w:val="TableParagraph"/>
-                              <w:spacing w:line="90" w:lineRule="exact"/>
+                              <w:spacing w:line="57" w:lineRule="exact"/>
                               <w:ind w:left="347"/>
                               <w:rPr>
                                 <w:sz w:val="10"/>
@@ -16320,7 +16320,7 @@
                           <w:p>
                             <w:pPr>
                               <w:pStyle w:val="TableParagraph"/>
-                              <w:spacing w:line="85" w:lineRule="exact"/>
+                              <w:spacing w:line="52" w:lineRule="exact"/>
                               <w:ind w:left="51"/>
                               <w:rPr>
                                 <w:position w:val="1"/>
@@ -16382,7 +16382,7 @@
                           <w:p>
                             <w:pPr>
                               <w:pStyle w:val="TableParagraph"/>
-                              <w:spacing w:line="90" w:lineRule="exact"/>
+                              <w:spacing w:line="57" w:lineRule="exact"/>
                               <w:ind w:left="353"/>
                               <w:rPr>
                                 <w:position w:val="3"/>
@@ -17257,7 +17257,7 @@
                       </w:tr>
                       <w:tr>
                         <w:trPr>
-                          <w:trHeight w:val="267"/>
+                          <w:trHeight w:val="207"/>
                         </w:trPr>
                         <w:tc>
                           <w:tcPr>
@@ -17271,7 +17271,7 @@
                           <w:p>
                             <w:pPr>
                               <w:pStyle w:val="TableParagraph"/>
-                              <w:spacing w:line="80" w:lineRule="exact"/>
+                              <w:spacing w:line="50" w:lineRule="exact"/>
                               <w:ind w:left="47"/>
                               <w:rPr>
                                 <w:position w:val="1"/>
@@ -17393,7 +17393,7 @@
                           <w:p>
                             <w:pPr>
                               <w:pStyle w:val="TableParagraph"/>
-                              <w:spacing w:line="87" w:lineRule="exact"/>
+                              <w:spacing w:line="57" w:lineRule="exact"/>
                               <w:ind w:left="350"/>
                               <w:rPr>
                                 <w:sz w:val="10"/>
@@ -17485,7 +17485,7 @@
                           <w:p>
                             <w:pPr>
                               <w:pStyle w:val="TableParagraph"/>
-                              <w:spacing w:line="80" w:lineRule="exact"/>
+                              <w:spacing w:line="50" w:lineRule="exact"/>
                               <w:ind w:left="34"/>
                               <w:rPr>
                                 <w:position w:val="1"/>
@@ -17547,7 +17547,7 @@
                           <w:p>
                             <w:pPr>
                               <w:pStyle w:val="TableParagraph"/>
-                              <w:spacing w:line="87" w:lineRule="exact"/>
+                              <w:spacing w:line="57" w:lineRule="exact"/>
                               <w:ind w:left="337"/>
                               <w:rPr>
                                 <w:sz w:val="10"/>
@@ -19601,7 +19601,7 @@
                       </w:tr>
                       <w:tr>
                         <w:trPr>
-                          <w:trHeight w:val="266"/>
+                          <w:trHeight w:val="200"/>
                         </w:trPr>
                         <w:tc>
                           <w:tcPr>
@@ -19614,7 +19614,7 @@
                           <w:p>
                             <w:pPr>
                               <w:pStyle w:val="TableParagraph"/>
-                              <w:spacing w:line="75" w:lineRule="exact"/>
+                              <w:spacing w:line="42" w:lineRule="exact"/>
                               <w:ind w:right="196"/>
                               <w:jc w:val="center"/>
                               <w:rPr>
@@ -19647,7 +19647,7 @@
                           <w:p>
                             <w:pPr>
                               <w:pStyle w:val="TableParagraph"/>
-                              <w:spacing w:line="90" w:lineRule="exact"/>
+                              <w:spacing w:line="57" w:lineRule="exact"/>
                               <w:ind w:left="5" w:right="196"/>
                               <w:jc w:val="center"/>
                               <w:rPr>
@@ -19725,7 +19725,7 @@
                       </w:tr>
                       <w:tr>
                         <w:trPr>
-                          <w:trHeight w:val="277"/>
+                          <w:trHeight w:val="217"/>
                         </w:trPr>
                         <w:tc>
                           <w:tcPr>
@@ -19738,7 +19738,7 @@
                           <w:p>
                             <w:pPr>
                               <w:pStyle w:val="TableParagraph"/>
-                              <w:spacing w:line="85" w:lineRule="exact"/>
+                              <w:spacing w:line="55" w:lineRule="exact"/>
                               <w:ind w:left="47"/>
                               <w:rPr>
                                 <w:sz w:val="10"/>
@@ -19768,7 +19768,7 @@
                           <w:p>
                             <w:pPr>
                               <w:pStyle w:val="TableParagraph"/>
-                              <w:spacing w:line="87" w:lineRule="exact"/>
+                              <w:spacing w:line="57" w:lineRule="exact"/>
                               <w:ind w:left="350"/>
                               <w:rPr>
                                 <w:sz w:val="10"/>
@@ -19807,7 +19807,7 @@
                           <w:p>
                             <w:pPr>
                               <w:pStyle w:val="TableParagraph"/>
-                              <w:spacing w:line="85" w:lineRule="exact"/>
+                              <w:spacing w:line="55" w:lineRule="exact"/>
                               <w:ind w:left="39"/>
                               <w:rPr>
                                 <w:sz w:val="10"/>
@@ -19843,7 +19843,7 @@
                           <w:p>
                             <w:pPr>
                               <w:pStyle w:val="TableParagraph"/>
-                              <w:spacing w:line="87" w:lineRule="exact"/>
+                              <w:spacing w:line="57" w:lineRule="exact"/>
                               <w:ind w:left="342"/>
                               <w:rPr>
                                 <w:sz w:val="10"/>
@@ -20017,7 +20017,7 @@
                       </w:tr>
                       <w:tr>
                         <w:trPr>
-                          <w:trHeight w:val="277"/>
+                          <w:trHeight w:val="217"/>
                         </w:trPr>
                         <w:tc>
                           <w:tcPr>
@@ -20034,7 +20034,7 @@
                                 <w:tab w:val="left" w:pos="3619"/>
                                 <w:tab w:val="right" w:pos="5257"/>
                               </w:tabs>
-                              <w:spacing w:line="85" w:lineRule="exact"/>
+                              <w:spacing w:line="55" w:lineRule="exact"/>
                               <w:ind w:left="47"/>
                               <w:rPr>
                                 <w:b/>
@@ -20114,7 +20114,7 @@
                               <w:tabs>
                                 <w:tab w:val="left" w:pos="3619"/>
                               </w:tabs>
-                              <w:spacing w:line="87" w:lineRule="exact"/>
+                              <w:spacing w:line="57" w:lineRule="exact"/>
                               <w:ind w:left="350"/>
                               <w:rPr>
                                 <w:sz w:val="10"/>
@@ -20171,7 +20171,7 @@
                               <w:tabs>
                                 <w:tab w:val="left" w:pos="1888"/>
                               </w:tabs>
-                              <w:spacing w:line="85" w:lineRule="exact"/>
+                              <w:spacing w:line="55" w:lineRule="exact"/>
                               <w:ind w:left="37"/>
                               <w:jc w:val="both"/>
                               <w:rPr>
@@ -20231,7 +20231,7 @@
                               <w:tabs>
                                 <w:tab w:val="left" w:pos="1888"/>
                               </w:tabs>
-                              <w:spacing w:line="87" w:lineRule="exact"/>
+                              <w:spacing w:line="57" w:lineRule="exact"/>
                               <w:ind w:left="340"/>
                               <w:rPr>
                                 <w:sz w:val="10"/>
@@ -21394,7 +21394,7 @@
                       </w:tr>
                       <w:tr>
                         <w:trPr>
-                          <w:trHeight w:val="267"/>
+                          <w:trHeight w:val="207"/>
                         </w:trPr>
                         <w:tc>
                           <w:tcPr>
@@ -21412,7 +21412,7 @@
                               <w:tabs>
                                 <w:tab w:val="left" w:pos="1451"/>
                               </w:tabs>
-                              <w:spacing w:line="80" w:lineRule="exact"/>
+                              <w:spacing w:line="50" w:lineRule="exact"/>
                               <w:ind w:left="42"/>
                               <w:rPr>
                                 <w:position w:val="1"/>
@@ -21459,7 +21459,7 @@
                           <w:p>
                             <w:pPr>
                               <w:pStyle w:val="TableParagraph"/>
-                              <w:spacing w:line="87" w:lineRule="exact"/>
+                              <w:spacing w:line="57" w:lineRule="exact"/>
                               <w:ind w:left="345"/>
                               <w:rPr>
                                 <w:sz w:val="10"/>
@@ -21517,7 +21517,7 @@
                               <w:tabs>
                                 <w:tab w:val="left" w:pos="1170"/>
                               </w:tabs>
-                              <w:spacing w:line="80" w:lineRule="exact"/>
+                              <w:spacing w:line="50" w:lineRule="exact"/>
                               <w:ind w:left="39"/>
                               <w:rPr>
                                 <w:position w:val="1"/>
@@ -21572,7 +21572,7 @@
                           <w:p>
                             <w:pPr>
                               <w:pStyle w:val="TableParagraph"/>
-                              <w:spacing w:line="87" w:lineRule="exact"/>
+                              <w:spacing w:line="57" w:lineRule="exact"/>
                               <w:ind w:left="553"/>
                               <w:jc w:val="center"/>
                               <w:rPr>
@@ -21601,7 +21601,7 @@
                           <w:p>
                             <w:pPr>
                               <w:pStyle w:val="TableParagraph"/>
-                              <w:spacing w:line="80" w:lineRule="exact"/>
+                              <w:spacing w:line="50" w:lineRule="exact"/>
                               <w:ind w:left="39"/>
                               <w:rPr>
                                 <w:position w:val="1"/>
@@ -21641,7 +21641,7 @@
                           <w:p>
                             <w:pPr>
                               <w:pStyle w:val="TableParagraph"/>
-                              <w:spacing w:line="87" w:lineRule="exact"/>
+                              <w:spacing w:line="57" w:lineRule="exact"/>
                               <w:ind w:left="414"/>
                               <w:rPr>
                                 <w:sz w:val="10"/>
@@ -22057,7 +22057,7 @@
                       </w:tr>
                       <w:tr>
                         <w:trPr>
-                          <w:trHeight w:val="127"/>
+                          <w:trHeight w:val="207"/>
                         </w:trPr>
                         <w:tc>
                           <w:tcPr>
@@ -22121,7 +22121,7 @@
                       </w:tr>
                       <w:tr>
                         <w:trPr>
-                          <w:trHeight w:val="139"/>
+                          <w:trHeight w:val="219"/>
                         </w:trPr>
                         <w:tc>
                           <w:tcPr>

--- a/CMR TESMIX.docx
+++ b/CMR TESMIX.docx
@@ -147,7 +147,7 @@
                             </w:tblGrid>
                             <w:tr>
                               <w:trPr>
-                                <w:trHeight w:val="207"/>
+                                <w:trHeight w:val="330" w:hRule="exact"/>
                               </w:trPr>
                               <w:tc>
                                 <w:tcPr>
@@ -160,7 +160,7 @@
                                 <w:p>
                                   <w:pPr>
                                     <w:pStyle w:val="TableParagraph"/>
-                                    <w:spacing w:line="57" w:lineRule="exact"/>
+                                    <w:spacing/>
                                     <w:ind w:left="14"/>
                                     <w:rPr>
                                       <w:sz w:val="10"/>
@@ -229,7 +229,7 @@
                                 <w:p>
                                   <w:pPr>
                                     <w:pStyle w:val="TableParagraph"/>
-                                    <w:spacing w:line="57" w:lineRule="exact"/>
+                                    <w:spacing/>
                                     <w:ind w:left="273"/>
                                     <w:rPr>
                                       <w:sz w:val="10"/>
@@ -497,7 +497,7 @@
                                 <w:p>
                                   <w:pPr>
                                     <w:pStyle w:val="TableParagraph"/>
-                                    <w:spacing w:line="90" w:lineRule="exact"/>
+                                    <w:spacing/>
                                     <w:ind w:left="236"/>
                                     <w:rPr>
                                       <w:b/>
@@ -992,7 +992,7 @@
                                 <w:p>
                                   <w:pPr>
                                     <w:pStyle w:val="TableParagraph"/>
-                                    <w:spacing w:line="85" w:lineRule="exact"/>
+                                    <w:spacing/>
                                     <w:ind w:left="236"/>
                                     <w:rPr>
                                       <w:b/>
@@ -1393,7 +1393,7 @@
                                     <w:tabs>
                                       <w:tab w:val="left" w:pos="2581"/>
                                     </w:tabs>
-                                    <w:spacing w:before="63" w:line="109" w:lineRule="exact"/>
+                                    <w:spacing w:before="63"/>
                                     <w:ind w:left="236"/>
                                     <w:rPr>
                                       <w:sz w:val="10"/>
@@ -1486,7 +1486,7 @@
                                     <w:tabs>
                                       <w:tab w:val="left" w:pos="2581"/>
                                     </w:tabs>
-                                    <w:spacing w:line="103" w:lineRule="exact"/>
+                                    <w:spacing/>
                                     <w:ind w:left="236"/>
                                     <w:rPr>
                                       <w:sz w:val="10"/>
@@ -1749,7 +1749,7 @@
                             </w:tr>
                             <w:tr>
                               <w:trPr>
-                                <w:trHeight w:val="210"/>
+                                <w:trHeight w:val="210" w:hRule="exact"/>
                               </w:trPr>
                               <w:tc>
                                 <w:tcPr>
@@ -1802,7 +1802,7 @@
                             </w:tr>
                             <w:tr>
                               <w:trPr>
-                                <w:trHeight w:val="207"/>
+                                <w:trHeight w:val="207" w:hRule="exact"/>
                               </w:trPr>
                               <w:tc>
                                 <w:tcPr>
@@ -1855,7 +1855,7 @@
                             </w:tr>
                             <w:tr>
                               <w:trPr>
-                                <w:trHeight w:val="207"/>
+                                <w:trHeight w:val="207" w:hRule="exact"/>
                               </w:trPr>
                               <w:tc>
                                 <w:tcPr>
@@ -1908,7 +1908,7 @@
                             </w:tr>
                             <w:tr>
                               <w:trPr>
-                                <w:trHeight w:val="207"/>
+                                <w:trHeight w:val="207" w:hRule="exact"/>
                               </w:trPr>
                               <w:tc>
                                 <w:tcPr>
@@ -1961,7 +1961,7 @@
                             </w:tr>
                             <w:tr>
                               <w:trPr>
-                                <w:trHeight w:val="217"/>
+                                <w:trHeight w:val="217" w:hRule="exact"/>
                               </w:trPr>
                               <w:tc>
                                 <w:tcPr>
@@ -2013,7 +2013,7 @@
                             </w:tr>
                             <w:tr>
                               <w:trPr>
-                                <w:trHeight w:val="207"/>
+                                <w:trHeight w:val="330" w:hRule="exact"/>
                               </w:trPr>
                               <w:tc>
                                 <w:tcPr>
@@ -2027,7 +2027,7 @@
                                 <w:p>
                                   <w:pPr>
                                     <w:pStyle w:val="TableParagraph"/>
-                                    <w:spacing w:line="52" w:lineRule="exact"/>
+                                    <w:spacing/>
                                     <w:ind w:left="93"/>
                                     <w:rPr>
                                       <w:position w:val="1"/>
@@ -2096,7 +2096,7 @@
                                 <w:p>
                                   <w:pPr>
                                     <w:pStyle w:val="TableParagraph"/>
-                                    <w:spacing w:line="57" w:lineRule="exact"/>
+                                    <w:spacing/>
                                     <w:ind w:left="273"/>
                                     <w:rPr>
                                       <w:sz w:val="10"/>
@@ -2167,7 +2167,7 @@
                                 <w:p>
                                   <w:pPr>
                                     <w:pStyle w:val="TableParagraph"/>
-                                    <w:spacing w:line="52" w:lineRule="exact"/>
+                                    <w:spacing/>
                                     <w:ind w:left="34"/>
                                     <w:rPr>
                                       <w:position w:val="1"/>
@@ -2236,7 +2236,7 @@
                                 <w:p>
                                   <w:pPr>
                                     <w:pStyle w:val="TableParagraph"/>
-                                    <w:spacing w:line="57" w:lineRule="exact"/>
+                                    <w:spacing/>
                                     <w:ind w:left="337"/>
                                     <w:rPr>
                                       <w:sz w:val="10"/>
@@ -2293,7 +2293,7 @@
                             </w:tr>
                             <w:tr>
                               <w:trPr>
-                                <w:trHeight w:val="230"/>
+                                <w:trHeight w:val="230" w:hRule="exact"/>
                               </w:trPr>
                               <w:tc>
                                 <w:tcPr>
@@ -2374,7 +2374,7 @@
                             </w:tr>
                             <w:tr>
                               <w:trPr>
-                                <w:trHeight w:val="227"/>
+                                <w:trHeight w:val="227" w:hRule="exact"/>
                               </w:trPr>
                               <w:tc>
                                 <w:tcPr>
@@ -2560,7 +2560,7 @@
                             </w:tr>
                             <w:tr>
                               <w:trPr>
-                                <w:trHeight w:val="227"/>
+                                <w:trHeight w:val="94" w:hRule="exact"/>
                               </w:trPr>
                               <w:tc>
                                 <w:tcPr>
@@ -2606,7 +2606,7 @@
                             </w:tr>
                             <w:tr>
                               <w:trPr>
-                                <w:trHeight w:val="227"/>
+                                <w:trHeight w:val="94" w:hRule="exact"/>
                               </w:trPr>
                               <w:tc>
                                 <w:tcPr>
@@ -2652,7 +2652,7 @@
                             </w:tr>
                             <w:tr>
                               <w:trPr>
-                                <w:trHeight w:val="227"/>
+                                <w:trHeight w:val="94" w:hRule="exact"/>
                               </w:trPr>
                               <w:tc>
                                 <w:tcPr>
@@ -2696,7 +2696,7 @@
                             </w:tr>
                             <w:tr>
                               <w:trPr>
-                                <w:trHeight w:val="217"/>
+                                <w:trHeight w:val="310" w:hRule="exact"/>
                               </w:trPr>
                               <w:tc>
                                 <w:tcPr>
@@ -2710,7 +2710,7 @@
                                 <w:p>
                                   <w:pPr>
                                     <w:pStyle w:val="TableParagraph"/>
-                                    <w:spacing w:line="57" w:lineRule="exact"/>
+                                    <w:spacing/>
                                     <w:ind w:right="3570"/>
                                     <w:jc w:val="center"/>
                                     <w:rPr>
@@ -2767,7 +2767,7 @@
                                 <w:p>
                                   <w:pPr>
                                     <w:pStyle w:val="TableParagraph"/>
-                                    <w:spacing w:line="57" w:lineRule="exact"/>
+                                    <w:spacing/>
                                     <w:ind w:left="6" w:right="3570"/>
                                     <w:jc w:val="center"/>
                                     <w:rPr>
@@ -2822,7 +2822,7 @@
                                 <w:p>
                                   <w:pPr>
                                     <w:pStyle w:val="TableParagraph"/>
-                                    <w:spacing w:line="57" w:lineRule="exact"/>
+                                    <w:spacing/>
                                     <w:ind w:left="34"/>
                                     <w:rPr>
                                       <w:sz w:val="10"/>
@@ -2897,7 +2897,7 @@
                                 <w:p>
                                   <w:pPr>
                                     <w:pStyle w:val="TableParagraph"/>
-                                    <w:spacing w:line="57" w:lineRule="exact"/>
+                                    <w:spacing/>
                                     <w:ind w:left="337"/>
                                     <w:rPr>
                                       <w:sz w:val="10"/>
@@ -2971,7 +2971,7 @@
                             </w:tr>
                             <w:tr>
                               <w:trPr>
-                                <w:trHeight w:val="230"/>
+                                <w:trHeight w:val="230" w:hRule="exact"/>
                               </w:trPr>
                               <w:tc>
                                 <w:tcPr>
@@ -3075,7 +3075,7 @@
                             </w:tr>
                             <w:tr>
                               <w:trPr>
-                                <w:trHeight w:val="227"/>
+                                <w:trHeight w:val="227" w:hRule="exact"/>
                               </w:trPr>
                               <w:tc>
                                 <w:tcPr>
@@ -3175,7 +3175,7 @@
                             </w:tr>
                             <w:tr>
                               <w:trPr>
-                                <w:trHeight w:val="227"/>
+                                <w:trHeight w:val="94" w:hRule="exact"/>
                               </w:trPr>
                               <w:tc>
                                 <w:tcPr>
@@ -3220,7 +3220,7 @@
                             </w:tr>
                             <w:tr>
                               <w:trPr>
-                                <w:trHeight w:val="217"/>
+                                <w:trHeight w:val="310" w:hRule="exact"/>
                               </w:trPr>
                               <w:tc>
                                 <w:tcPr>
@@ -3234,7 +3234,7 @@
                                 <w:p>
                                   <w:pPr>
                                     <w:pStyle w:val="TableParagraph"/>
-                                    <w:spacing w:line="55" w:lineRule="exact"/>
+                                    <w:spacing/>
                                     <w:ind w:left="93"/>
                                     <w:rPr>
                                       <w:sz w:val="10"/>
@@ -3342,7 +3342,7 @@
                                 <w:p>
                                   <w:pPr>
                                     <w:pStyle w:val="TableParagraph"/>
-                                    <w:spacing w:line="57" w:lineRule="exact"/>
+                                    <w:spacing/>
                                     <w:ind w:left="273"/>
                                     <w:rPr>
                                       <w:sz w:val="10"/>
@@ -3426,7 +3426,7 @@
                             </w:tr>
                             <w:tr>
                               <w:trPr>
-                                <w:trHeight w:val="227"/>
+                                <w:trHeight w:val="227" w:hRule="exact"/>
                               </w:trPr>
                               <w:tc>
                                 <w:tcPr>
@@ -3529,7 +3529,7 @@
                             </w:tr>
                             <w:tr>
                               <w:trPr>
-                                <w:trHeight w:val="218"/>
+                                <w:trHeight w:val="310" w:hRule="exact"/>
                               </w:trPr>
                               <w:tc>
                                 <w:tcPr>
@@ -3618,7 +3618,7 @@
                                 <w:p>
                                   <w:pPr>
                                     <w:pStyle w:val="TableParagraph"/>
-                                    <w:spacing w:line="57" w:lineRule="exact"/>
+                                    <w:spacing/>
                                     <w:ind w:left="34"/>
                                     <w:rPr>
                                       <w:sz w:val="10"/>
@@ -3700,7 +3700,7 @@
                                 <w:p>
                                   <w:pPr>
                                     <w:pStyle w:val="TableParagraph"/>
-                                    <w:spacing w:line="57" w:lineRule="exact"/>
+                                    <w:spacing/>
                                     <w:ind w:left="337"/>
                                     <w:rPr>
                                       <w:sz w:val="10"/>
@@ -3757,7 +3757,7 @@
                             </w:tr>
                             <w:tr>
                               <w:trPr>
-                                <w:trHeight w:val="229"/>
+                                <w:trHeight w:val="229" w:hRule="exact"/>
                               </w:trPr>
                               <w:tc>
                                 <w:tcPr>
@@ -3837,7 +3837,7 @@
                             </w:tr>
                             <w:tr>
                               <w:trPr>
-                                <w:trHeight w:val="217"/>
+                                <w:trHeight w:val="310" w:hRule="exact"/>
                               </w:trPr>
                               <w:tc>
                                 <w:tcPr>
@@ -3851,7 +3851,7 @@
                                 <w:p>
                                   <w:pPr>
                                     <w:pStyle w:val="TableParagraph"/>
-                                    <w:spacing w:line="55" w:lineRule="exact"/>
+                                    <w:spacing/>
                                     <w:ind w:left="93"/>
                                     <w:rPr>
                                       <w:sz w:val="10"/>
@@ -3887,7 +3887,7 @@
                                 <w:p>
                                   <w:pPr>
                                     <w:pStyle w:val="TableParagraph"/>
-                                    <w:spacing w:line="57" w:lineRule="exact"/>
+                                    <w:spacing/>
                                     <w:ind w:left="273"/>
                                     <w:rPr>
                                       <w:sz w:val="10"/>
@@ -3940,7 +3940,7 @@
                             </w:tr>
                             <w:tr>
                               <w:trPr>
-                                <w:trHeight w:val="227"/>
+                                <w:trHeight w:val="95" w:hRule="exact"/>
                               </w:trPr>
                               <w:tc>
                                 <w:tcPr>
@@ -3986,7 +3986,7 @@
                             </w:tr>
                             <w:tr>
                               <w:trPr>
-                                <w:trHeight w:val="227"/>
+                                <w:trHeight w:val="95" w:hRule="exact"/>
                               </w:trPr>
                               <w:tc>
                                 <w:tcPr>
@@ -4032,7 +4032,7 @@
                             </w:tr>
                             <w:tr>
                               <w:trPr>
-                                <w:trHeight w:val="227"/>
+                                <w:trHeight w:val="95" w:hRule="exact"/>
                               </w:trPr>
                               <w:tc>
                                 <w:tcPr>
@@ -4077,7 +4077,7 @@
                             </w:tr>
                             <w:tr>
                               <w:trPr>
-                                <w:trHeight w:val="207"/>
+                                <w:trHeight w:val="310" w:hRule="exact"/>
                               </w:trPr>
                               <w:tc>
                                 <w:tcPr>
@@ -4096,7 +4096,7 @@
                                       <w:tab w:val="left" w:pos="3226"/>
                                       <w:tab w:val="left" w:pos="4901"/>
                                     </w:tabs>
-                                    <w:spacing w:line="52" w:lineRule="exact"/>
+                                    <w:spacing/>
                                     <w:ind w:right="118"/>
                                     <w:jc w:val="center"/>
                                     <w:rPr>
@@ -4330,7 +4330,7 @@
                                       <w:tab w:val="left" w:pos="3226"/>
                                       <w:tab w:val="left" w:pos="4899"/>
                                     </w:tabs>
-                                    <w:spacing w:line="57" w:lineRule="exact"/>
+                                    <w:spacing/>
                                     <w:ind w:right="33"/>
                                     <w:jc w:val="center"/>
                                     <w:rPr>
@@ -4447,7 +4447,7 @@
                                 <w:p>
                                   <w:pPr>
                                     <w:pStyle w:val="TableParagraph"/>
-                                    <w:spacing w:line="52" w:lineRule="exact"/>
+                                    <w:spacing/>
                                     <w:ind w:left="44"/>
                                     <w:rPr>
                                       <w:position w:val="1"/>
@@ -4501,7 +4501,7 @@
                                 <w:p>
                                   <w:pPr>
                                     <w:pStyle w:val="TableParagraph"/>
-                                    <w:spacing w:line="57" w:lineRule="exact"/>
+                                    <w:spacing/>
                                     <w:ind w:left="347"/>
                                     <w:rPr>
                                       <w:sz w:val="10"/>
@@ -4543,7 +4543,7 @@
                                 <w:p>
                                   <w:pPr>
                                     <w:pStyle w:val="TableParagraph"/>
-                                    <w:spacing w:line="52" w:lineRule="exact"/>
+                                    <w:spacing/>
                                     <w:ind w:left="47"/>
                                     <w:rPr>
                                       <w:position w:val="1"/>
@@ -4590,7 +4590,7 @@
                                 <w:p>
                                   <w:pPr>
                                     <w:pStyle w:val="TableParagraph"/>
-                                    <w:spacing w:line="57" w:lineRule="exact"/>
+                                    <w:spacing/>
                                     <w:ind w:left="347"/>
                                     <w:rPr>
                                       <w:sz w:val="10"/>
@@ -4644,7 +4644,7 @@
                                 <w:p>
                                   <w:pPr>
                                     <w:pStyle w:val="TableParagraph"/>
-                                    <w:spacing w:line="52" w:lineRule="exact"/>
+                                    <w:spacing/>
                                     <w:ind w:left="51"/>
                                     <w:rPr>
                                       <w:position w:val="1"/>
@@ -4706,7 +4706,7 @@
                                 <w:p>
                                   <w:pPr>
                                     <w:pStyle w:val="TableParagraph"/>
-                                    <w:spacing w:line="57" w:lineRule="exact"/>
+                                    <w:spacing/>
                                     <w:ind w:left="353"/>
                                     <w:rPr>
                                       <w:position w:val="3"/>
@@ -4739,7 +4739,7 @@
                             </w:tr>
                             <w:tr>
                               <w:trPr>
-                                <w:trHeight w:val="230"/>
+                                <w:trHeight w:val="230" w:hRule="exact"/>
                               </w:trPr>
                               <w:tc>
                                 <w:tcPr>
@@ -4896,7 +4896,7 @@
                             </w:tr>
                             <w:tr>
                               <w:trPr>
-                                <w:trHeight w:val="227"/>
+                                <w:trHeight w:val="227" w:hRule="exact"/>
                               </w:trPr>
                               <w:tc>
                                 <w:tcPr>
@@ -4993,7 +4993,7 @@
                             </w:tr>
                             <w:tr>
                               <w:trPr>
-                                <w:trHeight w:val="227"/>
+                                <w:trHeight w:val="227" w:hRule="exact"/>
                               </w:trPr>
                               <w:tc>
                                 <w:tcPr>
@@ -5090,7 +5090,7 @@
                             </w:tr>
                             <w:tr>
                               <w:trPr>
-                                <w:trHeight w:val="227"/>
+                                <w:trHeight w:val="227" w:hRule="exact"/>
                               </w:trPr>
                               <w:tc>
                                 <w:tcPr>
@@ -5187,7 +5187,7 @@
                             </w:tr>
                             <w:tr>
                               <w:trPr>
-                                <w:trHeight w:val="227"/>
+                                <w:trHeight w:val="227" w:hRule="exact"/>
                               </w:trPr>
                               <w:tc>
                                 <w:tcPr>
@@ -5284,7 +5284,7 @@
                             </w:tr>
                             <w:tr>
                               <w:trPr>
-                                <w:trHeight w:val="227"/>
+                                <w:trHeight w:val="227" w:hRule="exact"/>
                               </w:trPr>
                               <w:tc>
                                 <w:tcPr>
@@ -5381,7 +5381,7 @@
                             </w:tr>
                             <w:tr>
                               <w:trPr>
-                                <w:trHeight w:val="229"/>
+                                <w:trHeight w:val="229" w:hRule="exact"/>
                               </w:trPr>
                               <w:tc>
                                 <w:tcPr>
@@ -5581,7 +5581,7 @@
                             </w:tr>
                             <w:tr>
                               <w:trPr>
-                                <w:trHeight w:val="207"/>
+                                <w:trHeight w:val="310" w:hRule="exact"/>
                               </w:trPr>
                               <w:tc>
                                 <w:tcPr>
@@ -5595,7 +5595,7 @@
                                 <w:p>
                                   <w:pPr>
                                     <w:pStyle w:val="TableParagraph"/>
-                                    <w:spacing w:line="50" w:lineRule="exact"/>
+                                    <w:spacing/>
                                     <w:ind w:left="47"/>
                                     <w:rPr>
                                       <w:position w:val="1"/>
@@ -5717,7 +5717,7 @@
                                 <w:p>
                                   <w:pPr>
                                     <w:pStyle w:val="TableParagraph"/>
-                                    <w:spacing w:line="57" w:lineRule="exact"/>
+                                    <w:spacing/>
                                     <w:ind w:left="350"/>
                                     <w:rPr>
                                       <w:sz w:val="10"/>
@@ -5809,7 +5809,7 @@
                                 <w:p>
                                   <w:pPr>
                                     <w:pStyle w:val="TableParagraph"/>
-                                    <w:spacing w:line="50" w:lineRule="exact"/>
+                                    <w:spacing/>
                                     <w:ind w:left="34"/>
                                     <w:rPr>
                                       <w:position w:val="1"/>
@@ -5871,7 +5871,7 @@
                                 <w:p>
                                   <w:pPr>
                                     <w:pStyle w:val="TableParagraph"/>
-                                    <w:spacing w:line="57" w:lineRule="exact"/>
+                                    <w:spacing/>
                                     <w:ind w:left="337"/>
                                     <w:rPr>
                                       <w:sz w:val="10"/>
@@ -5910,7 +5910,7 @@
                                 <w:p>
                                   <w:pPr>
                                     <w:pStyle w:val="TableParagraph"/>
-                                    <w:spacing w:line="95" w:lineRule="exact"/>
+                                    <w:spacing/>
                                     <w:ind w:left="66"/>
                                     <w:rPr>
                                       <w:sz w:val="10"/>
@@ -5927,7 +5927,7 @@
                                 <w:p>
                                   <w:pPr>
                                     <w:pStyle w:val="TableParagraph"/>
-                                    <w:spacing w:line="93" w:lineRule="exact"/>
+                                    <w:spacing/>
                                     <w:ind w:left="66"/>
                                     <w:rPr>
                                       <w:sz w:val="10"/>
@@ -5953,7 +5953,7 @@
                                 <w:p>
                                   <w:pPr>
                                     <w:pStyle w:val="TableParagraph"/>
-                                    <w:spacing w:line="95" w:lineRule="exact"/>
+                                    <w:spacing/>
                                     <w:ind w:left="71"/>
                                     <w:rPr>
                                       <w:sz w:val="10"/>
@@ -5970,7 +5970,7 @@
                                 <w:p>
                                   <w:pPr>
                                     <w:pStyle w:val="TableParagraph"/>
-                                    <w:spacing w:line="93" w:lineRule="exact"/>
+                                    <w:spacing/>
                                     <w:ind w:left="71"/>
                                     <w:rPr>
                                       <w:sz w:val="10"/>
@@ -5997,7 +5997,7 @@
                                 <w:p>
                                   <w:pPr>
                                     <w:pStyle w:val="TableParagraph"/>
-                                    <w:spacing w:line="95" w:lineRule="exact"/>
+                                    <w:spacing/>
                                     <w:ind w:left="77"/>
                                     <w:rPr>
                                       <w:sz w:val="10"/>
@@ -6014,7 +6014,7 @@
                                 <w:p>
                                   <w:pPr>
                                     <w:pStyle w:val="TableParagraph"/>
-                                    <w:spacing w:line="93" w:lineRule="exact"/>
+                                    <w:spacing/>
                                     <w:ind w:left="77"/>
                                     <w:rPr>
                                       <w:sz w:val="10"/>
@@ -6032,7 +6032,7 @@
                             </w:tr>
                             <w:tr>
                               <w:trPr>
-                                <w:trHeight w:val="218"/>
+                                <w:trHeight w:val="218" w:hRule="exact"/>
                               </w:trPr>
                               <w:tc>
                                 <w:tcPr>
@@ -6213,7 +6213,7 @@
                             </w:tr>
                             <w:tr>
                               <w:trPr>
-                                <w:trHeight w:val="227"/>
+                                <w:trHeight w:val="227" w:hRule="exact"/>
                               </w:trPr>
                               <w:tc>
                                 <w:tcPr>
@@ -6410,7 +6410,7 @@
                             </w:tr>
                             <w:tr>
                               <w:trPr>
-                                <w:trHeight w:val="217"/>
+                                <w:trHeight w:val="217" w:hRule="exact"/>
                               </w:trPr>
                               <w:tc>
                                 <w:tcPr>
@@ -6588,7 +6588,7 @@
                             </w:tr>
                             <w:tr>
                               <w:trPr>
-                                <w:trHeight w:val="227"/>
+                                <w:trHeight w:val="227" w:hRule="exact"/>
                               </w:trPr>
                               <w:tc>
                                 <w:tcPr>
@@ -6773,7 +6773,7 @@
                             </w:tr>
                             <w:tr>
                               <w:trPr>
-                                <w:trHeight w:val="230"/>
+                                <w:trHeight w:val="230" w:hRule="exact"/>
                               </w:trPr>
                               <w:tc>
                                 <w:tcPr>
@@ -7016,7 +7016,7 @@
                             </w:tr>
                             <w:tr>
                               <w:trPr>
-                                <w:trHeight w:val="227"/>
+                                <w:trHeight w:val="227" w:hRule="exact"/>
                               </w:trPr>
                               <w:tc>
                                 <w:tcPr>
@@ -7350,7 +7350,7 @@
                             </w:tr>
                             <w:tr>
                               <w:trPr>
-                                <w:trHeight w:val="209"/>
+                                <w:trHeight w:val="209" w:hRule="exact"/>
                               </w:trPr>
                               <w:tc>
                                 <w:tcPr>
@@ -7925,7 +7925,7 @@
                             </w:tr>
                             <w:tr>
                               <w:trPr>
-                                <w:trHeight w:val="200"/>
+                                <w:trHeight w:val="280" w:hRule="exact"/>
                               </w:trPr>
                               <w:tc>
                                 <w:tcPr>
@@ -7938,7 +7938,7 @@
                                 <w:p>
                                   <w:pPr>
                                     <w:pStyle w:val="TableParagraph"/>
-                                    <w:spacing w:line="42" w:lineRule="exact"/>
+                                    <w:spacing/>
                                     <w:ind w:right="196"/>
                                     <w:jc w:val="center"/>
                                     <w:rPr>
@@ -7971,7 +7971,7 @@
                                 <w:p>
                                   <w:pPr>
                                     <w:pStyle w:val="TableParagraph"/>
-                                    <w:spacing w:line="57" w:lineRule="exact"/>
+                                    <w:spacing/>
                                     <w:ind w:left="5" w:right="196"/>
                                     <w:jc w:val="center"/>
                                     <w:rPr>
@@ -8049,7 +8049,7 @@
                             </w:tr>
                             <w:tr>
                               <w:trPr>
-                                <w:trHeight w:val="217"/>
+                                <w:trHeight w:val="310" w:hRule="exact"/>
                               </w:trPr>
                               <w:tc>
                                 <w:tcPr>
@@ -8062,7 +8062,7 @@
                                 <w:p>
                                   <w:pPr>
                                     <w:pStyle w:val="TableParagraph"/>
-                                    <w:spacing w:line="55" w:lineRule="exact"/>
+                                    <w:spacing/>
                                     <w:ind w:left="47"/>
                                     <w:rPr>
                                       <w:sz w:val="10"/>
@@ -8092,7 +8092,7 @@
                                 <w:p>
                                   <w:pPr>
                                     <w:pStyle w:val="TableParagraph"/>
-                                    <w:spacing w:line="57" w:lineRule="exact"/>
+                                    <w:spacing/>
                                     <w:ind w:left="350"/>
                                     <w:rPr>
                                       <w:sz w:val="10"/>
@@ -8131,7 +8131,7 @@
                                 <w:p>
                                   <w:pPr>
                                     <w:pStyle w:val="TableParagraph"/>
-                                    <w:spacing w:line="55" w:lineRule="exact"/>
+                                    <w:spacing/>
                                     <w:ind w:left="39"/>
                                     <w:rPr>
                                       <w:sz w:val="10"/>
@@ -8167,7 +8167,7 @@
                                 <w:p>
                                   <w:pPr>
                                     <w:pStyle w:val="TableParagraph"/>
-                                    <w:spacing w:line="57" w:lineRule="exact"/>
+                                    <w:spacing/>
                                     <w:ind w:left="342"/>
                                     <w:rPr>
                                       <w:sz w:val="10"/>
@@ -8213,7 +8213,7 @@
                             </w:tr>
                             <w:tr>
                               <w:trPr>
-                                <w:trHeight w:val="227"/>
+                                <w:trHeight w:val="227" w:hRule="exact"/>
                               </w:trPr>
                               <w:tc>
                                 <w:tcPr>
@@ -8278,7 +8278,7 @@
                             </w:tr>
                             <w:tr>
                               <w:trPr>
-                                <w:trHeight w:val="229"/>
+                                <w:trHeight w:val="229" w:hRule="exact"/>
                               </w:trPr>
                               <w:tc>
                                 <w:tcPr>
@@ -8341,7 +8341,7 @@
                             </w:tr>
                             <w:tr>
                               <w:trPr>
-                                <w:trHeight w:val="217"/>
+                                <w:trHeight w:val="310" w:hRule="exact"/>
                               </w:trPr>
                               <w:tc>
                                 <w:tcPr>
@@ -8358,7 +8358,7 @@
                                       <w:tab w:val="left" w:pos="3619"/>
                                       <w:tab w:val="right" w:pos="5257"/>
                                     </w:tabs>
-                                    <w:spacing w:line="55" w:lineRule="exact"/>
+                                    <w:spacing/>
                                     <w:ind w:left="47"/>
                                     <w:rPr>
                                       <w:b/>
@@ -8438,7 +8438,7 @@
                                     <w:tabs>
                                       <w:tab w:val="left" w:pos="3619"/>
                                     </w:tabs>
-                                    <w:spacing w:line="57" w:lineRule="exact"/>
+                                    <w:spacing/>
                                     <w:ind w:left="350"/>
                                     <w:rPr>
                                       <w:sz w:val="10"/>
@@ -8495,7 +8495,7 @@
                                     <w:tabs>
                                       <w:tab w:val="left" w:pos="1888"/>
                                     </w:tabs>
-                                    <w:spacing w:line="55" w:lineRule="exact"/>
+                                    <w:spacing/>
                                     <w:ind w:left="37"/>
                                     <w:jc w:val="both"/>
                                     <w:rPr>
@@ -8555,7 +8555,7 @@
                                     <w:tabs>
                                       <w:tab w:val="left" w:pos="1888"/>
                                     </w:tabs>
-                                    <w:spacing w:line="57" w:lineRule="exact"/>
+                                    <w:spacing/>
                                     <w:ind w:left="340"/>
                                     <w:rPr>
                                       <w:sz w:val="10"/>
@@ -8846,7 +8846,7 @@
                                       <w:tab w:val="left" w:pos="2172"/>
                                       <w:tab w:val="left" w:pos="3059"/>
                                     </w:tabs>
-                                    <w:spacing w:line="112" w:lineRule="exact"/>
+                                    <w:spacing/>
                                     <w:ind w:left="69"/>
                                     <w:jc w:val="both"/>
                                     <w:rPr>
@@ -9029,7 +9029,7 @@
                             </w:tr>
                             <w:tr>
                               <w:trPr>
-                                <w:trHeight w:val="1398"/>
+                                <w:trHeight w:val="1398" w:hRule="exact"/>
                               </w:trPr>
                               <w:tc>
                                 <w:tcPr>
@@ -9718,7 +9718,7 @@
                             </w:tr>
                             <w:tr>
                               <w:trPr>
-                                <w:trHeight w:val="207"/>
+                                <w:trHeight w:val="310" w:hRule="exact"/>
                               </w:trPr>
                               <w:tc>
                                 <w:tcPr>
@@ -9736,7 +9736,7 @@
                                     <w:tabs>
                                       <w:tab w:val="left" w:pos="1451"/>
                                     </w:tabs>
-                                    <w:spacing w:line="50" w:lineRule="exact"/>
+                                    <w:spacing/>
                                     <w:ind w:left="42"/>
                                     <w:rPr>
                                       <w:position w:val="1"/>
@@ -9783,7 +9783,7 @@
                                 <w:p>
                                   <w:pPr>
                                     <w:pStyle w:val="TableParagraph"/>
-                                    <w:spacing w:line="57" w:lineRule="exact"/>
+                                    <w:spacing/>
                                     <w:ind w:left="345"/>
                                     <w:rPr>
                                       <w:sz w:val="10"/>
@@ -9841,7 +9841,7 @@
                                     <w:tabs>
                                       <w:tab w:val="left" w:pos="1170"/>
                                     </w:tabs>
-                                    <w:spacing w:line="50" w:lineRule="exact"/>
+                                    <w:spacing/>
                                     <w:ind w:left="39"/>
                                     <w:rPr>
                                       <w:position w:val="1"/>
@@ -9896,7 +9896,7 @@
                                 <w:p>
                                   <w:pPr>
                                     <w:pStyle w:val="TableParagraph"/>
-                                    <w:spacing w:line="57" w:lineRule="exact"/>
+                                    <w:spacing/>
                                     <w:ind w:left="553"/>
                                     <w:jc w:val="center"/>
                                     <w:rPr>
@@ -9925,7 +9925,7 @@
                                 <w:p>
                                   <w:pPr>
                                     <w:pStyle w:val="TableParagraph"/>
-                                    <w:spacing w:line="50" w:lineRule="exact"/>
+                                    <w:spacing/>
                                     <w:ind w:left="39"/>
                                     <w:rPr>
                                       <w:position w:val="1"/>
@@ -9965,7 +9965,7 @@
                                 <w:p>
                                   <w:pPr>
                                     <w:pStyle w:val="TableParagraph"/>
-                                    <w:spacing w:line="57" w:lineRule="exact"/>
+                                    <w:spacing/>
                                     <w:ind w:left="414"/>
                                     <w:rPr>
                                       <w:sz w:val="10"/>
@@ -10007,7 +10007,7 @@
                                 <w:p>
                                   <w:pPr>
                                     <w:pStyle w:val="TableParagraph"/>
-                                    <w:spacing w:line="94" w:lineRule="exact"/>
+                                    <w:spacing/>
                                     <w:ind w:left="169" w:right="143" w:firstLine="28"/>
                                     <w:rPr>
                                       <w:sz w:val="10"/>
@@ -10050,7 +10050,7 @@
                                 <w:p>
                                   <w:pPr>
                                     <w:pStyle w:val="TableParagraph"/>
-                                    <w:spacing w:line="94" w:lineRule="exact"/>
+                                    <w:spacing/>
                                     <w:ind w:left="163" w:right="135"/>
                                     <w:rPr>
                                       <w:sz w:val="10"/>
@@ -10118,7 +10118,7 @@
                                 <w:p>
                                   <w:pPr>
                                     <w:pStyle w:val="TableParagraph"/>
-                                    <w:spacing w:line="94" w:lineRule="exact"/>
+                                    <w:spacing/>
                                     <w:ind w:left="268" w:right="204" w:hanging="29"/>
                                     <w:rPr>
                                       <w:sz w:val="10"/>
@@ -10161,7 +10161,7 @@
                                 <w:p>
                                   <w:pPr>
                                     <w:pStyle w:val="TableParagraph"/>
-                                    <w:spacing w:line="94" w:lineRule="exact"/>
+                                    <w:spacing/>
                                     <w:ind w:left="242" w:right="196" w:firstLine="26"/>
                                     <w:rPr>
                                       <w:sz w:val="10"/>
@@ -10222,7 +10222,7 @@
                             </w:tr>
                             <w:tr>
                               <w:trPr>
-                                <w:trHeight w:val="217"/>
+                                <w:trHeight w:val="217" w:hRule="exact"/>
                               </w:trPr>
                               <w:tc>
                                 <w:tcPr>
@@ -10307,7 +10307,7 @@
                             </w:tr>
                             <w:tr>
                               <w:trPr>
-                                <w:trHeight w:val="207"/>
+                                <w:trHeight w:val="207" w:hRule="exact"/>
                               </w:trPr>
                               <w:tc>
                                 <w:tcPr>
@@ -10381,7 +10381,7 @@
                             </w:tr>
                             <w:tr>
                               <w:trPr>
-                                <w:trHeight w:val="207"/>
+                                <w:trHeight w:val="80" w:hRule="exact"/>
                               </w:trPr>
                               <w:tc>
                                 <w:tcPr>
@@ -10445,7 +10445,7 @@
                             </w:tr>
                             <w:tr>
                               <w:trPr>
-                                <w:trHeight w:val="219"/>
+                                <w:trHeight w:val="87" w:hRule="exact"/>
                               </w:trPr>
                               <w:tc>
                                 <w:tcPr>
@@ -10509,7 +10509,7 @@
                             </w:tr>
                             <w:tr>
                               <w:trPr>
-                                <w:trHeight w:val="208"/>
+                                <w:trHeight w:val="208" w:hRule="exact"/>
                               </w:trPr>
                               <w:tc>
                                 <w:tcPr>
@@ -10889,7 +10889,7 @@
                             </w:tr>
                             <w:tr>
                               <w:trPr>
-                                <w:trHeight w:val="465"/>
+                                <w:trHeight w:val="465" w:hRule="exact"/>
                               </w:trPr>
                               <w:tc>
                                 <w:tcPr>
@@ -10990,7 +10990,7 @@
                             </w:tr>
                             <w:tr>
                               <w:trPr>
-                                <w:trHeight w:val="227"/>
+                                <w:trHeight w:val="227" w:hRule="exact"/>
                               </w:trPr>
                               <w:tc>
                                 <w:tcPr>
@@ -11223,7 +11223,7 @@
                             </w:tr>
                             <w:tr>
                               <w:trPr>
-                                <w:trHeight w:val="208"/>
+                                <w:trHeight w:val="208" w:hRule="exact"/>
                               </w:trPr>
                               <w:tc>
                                 <w:tcPr>
@@ -11493,7 +11493,7 @@
                             </w:tr>
                             <w:tr>
                               <w:trPr>
-                                <w:trHeight w:val="468"/>
+                                <w:trHeight w:val="468" w:hRule="exact"/>
                               </w:trPr>
                               <w:tc>
                                 <w:tcPr>
@@ -11541,7 +11541,7 @@
                             </w:tr>
                             <w:tr>
                               <w:trPr>
-                                <w:trHeight w:val="237"/>
+                                <w:trHeight w:val="237" w:hRule="exact"/>
                               </w:trPr>
                               <w:tc>
                                 <w:tcPr>
@@ -11823,7 +11823,7 @@
                       </w:tblGrid>
                       <w:tr>
                         <w:trPr>
-                          <w:trHeight w:val="207"/>
+                          <w:trHeight w:val="330" w:hRule="exact"/>
                         </w:trPr>
                         <w:tc>
                           <w:tcPr>
@@ -11836,7 +11836,7 @@
                           <w:p>
                             <w:pPr>
                               <w:pStyle w:val="TableParagraph"/>
-                              <w:spacing w:line="57" w:lineRule="exact"/>
+                              <w:spacing/>
                               <w:ind w:left="14"/>
                               <w:rPr>
                                 <w:sz w:val="10"/>
@@ -11905,7 +11905,7 @@
                           <w:p>
                             <w:pPr>
                               <w:pStyle w:val="TableParagraph"/>
-                              <w:spacing w:line="57" w:lineRule="exact"/>
+                              <w:spacing/>
                               <w:ind w:left="273"/>
                               <w:rPr>
                                 <w:sz w:val="10"/>
@@ -12173,7 +12173,7 @@
                           <w:p>
                             <w:pPr>
                               <w:pStyle w:val="TableParagraph"/>
-                              <w:spacing w:line="90" w:lineRule="exact"/>
+                              <w:spacing/>
                               <w:ind w:left="236"/>
                               <w:rPr>
                                 <w:b/>
@@ -12668,7 +12668,7 @@
                           <w:p>
                             <w:pPr>
                               <w:pStyle w:val="TableParagraph"/>
-                              <w:spacing w:line="85" w:lineRule="exact"/>
+                              <w:spacing/>
                               <w:ind w:left="236"/>
                               <w:rPr>
                                 <w:b/>
@@ -13069,7 +13069,7 @@
                               <w:tabs>
                                 <w:tab w:val="left" w:pos="2581"/>
                               </w:tabs>
-                              <w:spacing w:before="63" w:line="109" w:lineRule="exact"/>
+                              <w:spacing w:before="63"/>
                               <w:ind w:left="236"/>
                               <w:rPr>
                                 <w:sz w:val="10"/>
@@ -13162,7 +13162,7 @@
                               <w:tabs>
                                 <w:tab w:val="left" w:pos="2581"/>
                               </w:tabs>
-                              <w:spacing w:line="103" w:lineRule="exact"/>
+                              <w:spacing/>
                               <w:ind w:left="236"/>
                               <w:rPr>
                                 <w:sz w:val="10"/>
@@ -13425,7 +13425,7 @@
                       </w:tr>
                       <w:tr>
                         <w:trPr>
-                          <w:trHeight w:val="210"/>
+                          <w:trHeight w:val="210" w:hRule="exact"/>
                         </w:trPr>
                         <w:tc>
                           <w:tcPr>
@@ -13478,7 +13478,7 @@
                       </w:tr>
                       <w:tr>
                         <w:trPr>
-                          <w:trHeight w:val="207"/>
+                          <w:trHeight w:val="207" w:hRule="exact"/>
                         </w:trPr>
                         <w:tc>
                           <w:tcPr>
@@ -13531,7 +13531,7 @@
                       </w:tr>
                       <w:tr>
                         <w:trPr>
-                          <w:trHeight w:val="207"/>
+                          <w:trHeight w:val="207" w:hRule="exact"/>
                         </w:trPr>
                         <w:tc>
                           <w:tcPr>
@@ -13584,7 +13584,7 @@
                       </w:tr>
                       <w:tr>
                         <w:trPr>
-                          <w:trHeight w:val="207"/>
+                          <w:trHeight w:val="207" w:hRule="exact"/>
                         </w:trPr>
                         <w:tc>
                           <w:tcPr>
@@ -13637,7 +13637,7 @@
                       </w:tr>
                       <w:tr>
                         <w:trPr>
-                          <w:trHeight w:val="217"/>
+                          <w:trHeight w:val="217" w:hRule="exact"/>
                         </w:trPr>
                         <w:tc>
                           <w:tcPr>
@@ -13689,7 +13689,7 @@
                       </w:tr>
                       <w:tr>
                         <w:trPr>
-                          <w:trHeight w:val="207"/>
+                          <w:trHeight w:val="330" w:hRule="exact"/>
                         </w:trPr>
                         <w:tc>
                           <w:tcPr>
@@ -13703,7 +13703,7 @@
                           <w:p>
                             <w:pPr>
                               <w:pStyle w:val="TableParagraph"/>
-                              <w:spacing w:line="52" w:lineRule="exact"/>
+                              <w:spacing/>
                               <w:ind w:left="93"/>
                               <w:rPr>
                                 <w:position w:val="1"/>
@@ -13772,7 +13772,7 @@
                           <w:p>
                             <w:pPr>
                               <w:pStyle w:val="TableParagraph"/>
-                              <w:spacing w:line="57" w:lineRule="exact"/>
+                              <w:spacing/>
                               <w:ind w:left="273"/>
                               <w:rPr>
                                 <w:sz w:val="10"/>
@@ -13843,7 +13843,7 @@
                           <w:p>
                             <w:pPr>
                               <w:pStyle w:val="TableParagraph"/>
-                              <w:spacing w:line="52" w:lineRule="exact"/>
+                              <w:spacing/>
                               <w:ind w:left="34"/>
                               <w:rPr>
                                 <w:position w:val="1"/>
@@ -13912,7 +13912,7 @@
                           <w:p>
                             <w:pPr>
                               <w:pStyle w:val="TableParagraph"/>
-                              <w:spacing w:line="57" w:lineRule="exact"/>
+                              <w:spacing/>
                               <w:ind w:left="337"/>
                               <w:rPr>
                                 <w:sz w:val="10"/>
@@ -13969,7 +13969,7 @@
                       </w:tr>
                       <w:tr>
                         <w:trPr>
-                          <w:trHeight w:val="230"/>
+                          <w:trHeight w:val="230" w:hRule="exact"/>
                         </w:trPr>
                         <w:tc>
                           <w:tcPr>
@@ -14050,7 +14050,7 @@
                       </w:tr>
                       <w:tr>
                         <w:trPr>
-                          <w:trHeight w:val="227"/>
+                          <w:trHeight w:val="227" w:hRule="exact"/>
                         </w:trPr>
                         <w:tc>
                           <w:tcPr>
@@ -14236,7 +14236,7 @@
                       </w:tr>
                       <w:tr>
                         <w:trPr>
-                          <w:trHeight w:val="227"/>
+                          <w:trHeight w:val="94" w:hRule="exact"/>
                         </w:trPr>
                         <w:tc>
                           <w:tcPr>
@@ -14282,7 +14282,7 @@
                       </w:tr>
                       <w:tr>
                         <w:trPr>
-                          <w:trHeight w:val="227"/>
+                          <w:trHeight w:val="94" w:hRule="exact"/>
                         </w:trPr>
                         <w:tc>
                           <w:tcPr>
@@ -14328,7 +14328,7 @@
                       </w:tr>
                       <w:tr>
                         <w:trPr>
-                          <w:trHeight w:val="227"/>
+                          <w:trHeight w:val="94" w:hRule="exact"/>
                         </w:trPr>
                         <w:tc>
                           <w:tcPr>
@@ -14372,7 +14372,7 @@
                       </w:tr>
                       <w:tr>
                         <w:trPr>
-                          <w:trHeight w:val="217"/>
+                          <w:trHeight w:val="310" w:hRule="exact"/>
                         </w:trPr>
                         <w:tc>
                           <w:tcPr>
@@ -14386,7 +14386,7 @@
                           <w:p>
                             <w:pPr>
                               <w:pStyle w:val="TableParagraph"/>
-                              <w:spacing w:line="57" w:lineRule="exact"/>
+                              <w:spacing/>
                               <w:ind w:right="3570"/>
                               <w:jc w:val="center"/>
                               <w:rPr>
@@ -14443,7 +14443,7 @@
                           <w:p>
                             <w:pPr>
                               <w:pStyle w:val="TableParagraph"/>
-                              <w:spacing w:line="57" w:lineRule="exact"/>
+                              <w:spacing/>
                               <w:ind w:left="6" w:right="3570"/>
                               <w:jc w:val="center"/>
                               <w:rPr>
@@ -14498,7 +14498,7 @@
                           <w:p>
                             <w:pPr>
                               <w:pStyle w:val="TableParagraph"/>
-                              <w:spacing w:line="57" w:lineRule="exact"/>
+                              <w:spacing/>
                               <w:ind w:left="34"/>
                               <w:rPr>
                                 <w:sz w:val="10"/>
@@ -14573,7 +14573,7 @@
                           <w:p>
                             <w:pPr>
                               <w:pStyle w:val="TableParagraph"/>
-                              <w:spacing w:line="57" w:lineRule="exact"/>
+                              <w:spacing/>
                               <w:ind w:left="337"/>
                               <w:rPr>
                                 <w:sz w:val="10"/>
@@ -14647,7 +14647,7 @@
                       </w:tr>
                       <w:tr>
                         <w:trPr>
-                          <w:trHeight w:val="230"/>
+                          <w:trHeight w:val="230" w:hRule="exact"/>
                         </w:trPr>
                         <w:tc>
                           <w:tcPr>
@@ -14751,7 +14751,7 @@
                       </w:tr>
                       <w:tr>
                         <w:trPr>
-                          <w:trHeight w:val="227"/>
+                          <w:trHeight w:val="227" w:hRule="exact"/>
                         </w:trPr>
                         <w:tc>
                           <w:tcPr>
@@ -14851,7 +14851,7 @@
                       </w:tr>
                       <w:tr>
                         <w:trPr>
-                          <w:trHeight w:val="227"/>
+                          <w:trHeight w:val="94" w:hRule="exact"/>
                         </w:trPr>
                         <w:tc>
                           <w:tcPr>
@@ -14896,7 +14896,7 @@
                       </w:tr>
                       <w:tr>
                         <w:trPr>
-                          <w:trHeight w:val="217"/>
+                          <w:trHeight w:val="310" w:hRule="exact"/>
                         </w:trPr>
                         <w:tc>
                           <w:tcPr>
@@ -14910,7 +14910,7 @@
                           <w:p>
                             <w:pPr>
                               <w:pStyle w:val="TableParagraph"/>
-                              <w:spacing w:line="55" w:lineRule="exact"/>
+                              <w:spacing/>
                               <w:ind w:left="93"/>
                               <w:rPr>
                                 <w:sz w:val="10"/>
@@ -15018,7 +15018,7 @@
                           <w:p>
                             <w:pPr>
                               <w:pStyle w:val="TableParagraph"/>
-                              <w:spacing w:line="57" w:lineRule="exact"/>
+                              <w:spacing/>
                               <w:ind w:left="273"/>
                               <w:rPr>
                                 <w:sz w:val="10"/>
@@ -15102,7 +15102,7 @@
                       </w:tr>
                       <w:tr>
                         <w:trPr>
-                          <w:trHeight w:val="227"/>
+                          <w:trHeight w:val="227" w:hRule="exact"/>
                         </w:trPr>
                         <w:tc>
                           <w:tcPr>
@@ -15205,7 +15205,7 @@
                       </w:tr>
                       <w:tr>
                         <w:trPr>
-                          <w:trHeight w:val="218"/>
+                          <w:trHeight w:val="310" w:hRule="exact"/>
                         </w:trPr>
                         <w:tc>
                           <w:tcPr>
@@ -15294,7 +15294,7 @@
                           <w:p>
                             <w:pPr>
                               <w:pStyle w:val="TableParagraph"/>
-                              <w:spacing w:line="57" w:lineRule="exact"/>
+                              <w:spacing/>
                               <w:ind w:left="34"/>
                               <w:rPr>
                                 <w:sz w:val="10"/>
@@ -15376,7 +15376,7 @@
                           <w:p>
                             <w:pPr>
                               <w:pStyle w:val="TableParagraph"/>
-                              <w:spacing w:line="57" w:lineRule="exact"/>
+                              <w:spacing/>
                               <w:ind w:left="337"/>
                               <w:rPr>
                                 <w:sz w:val="10"/>
@@ -15433,7 +15433,7 @@
                       </w:tr>
                       <w:tr>
                         <w:trPr>
-                          <w:trHeight w:val="229"/>
+                          <w:trHeight w:val="229" w:hRule="exact"/>
                         </w:trPr>
                         <w:tc>
                           <w:tcPr>
@@ -15513,7 +15513,7 @@
                       </w:tr>
                       <w:tr>
                         <w:trPr>
-                          <w:trHeight w:val="217"/>
+                          <w:trHeight w:val="310" w:hRule="exact"/>
                         </w:trPr>
                         <w:tc>
                           <w:tcPr>
@@ -15527,7 +15527,7 @@
                           <w:p>
                             <w:pPr>
                               <w:pStyle w:val="TableParagraph"/>
-                              <w:spacing w:line="55" w:lineRule="exact"/>
+                              <w:spacing/>
                               <w:ind w:left="93"/>
                               <w:rPr>
                                 <w:sz w:val="10"/>
@@ -15563,7 +15563,7 @@
                           <w:p>
                             <w:pPr>
                               <w:pStyle w:val="TableParagraph"/>
-                              <w:spacing w:line="57" w:lineRule="exact"/>
+                              <w:spacing/>
                               <w:ind w:left="273"/>
                               <w:rPr>
                                 <w:sz w:val="10"/>
@@ -15616,7 +15616,7 @@
                       </w:tr>
                       <w:tr>
                         <w:trPr>
-                          <w:trHeight w:val="227"/>
+                          <w:trHeight w:val="95" w:hRule="exact"/>
                         </w:trPr>
                         <w:tc>
                           <w:tcPr>
@@ -15662,7 +15662,7 @@
                       </w:tr>
                       <w:tr>
                         <w:trPr>
-                          <w:trHeight w:val="227"/>
+                          <w:trHeight w:val="95" w:hRule="exact"/>
                         </w:trPr>
                         <w:tc>
                           <w:tcPr>
@@ -15708,7 +15708,7 @@
                       </w:tr>
                       <w:tr>
                         <w:trPr>
-                          <w:trHeight w:val="227"/>
+                          <w:trHeight w:val="95" w:hRule="exact"/>
                         </w:trPr>
                         <w:tc>
                           <w:tcPr>
@@ -15753,7 +15753,7 @@
                       </w:tr>
                       <w:tr>
                         <w:trPr>
-                          <w:trHeight w:val="207"/>
+                          <w:trHeight w:val="310" w:hRule="exact"/>
                         </w:trPr>
                         <w:tc>
                           <w:tcPr>
@@ -15772,7 +15772,7 @@
                                 <w:tab w:val="left" w:pos="3226"/>
                                 <w:tab w:val="left" w:pos="4901"/>
                               </w:tabs>
-                              <w:spacing w:line="52" w:lineRule="exact"/>
+                              <w:spacing/>
                               <w:ind w:right="118"/>
                               <w:jc w:val="center"/>
                               <w:rPr>
@@ -16006,7 +16006,7 @@
                                 <w:tab w:val="left" w:pos="3226"/>
                                 <w:tab w:val="left" w:pos="4899"/>
                               </w:tabs>
-                              <w:spacing w:line="57" w:lineRule="exact"/>
+                              <w:spacing/>
                               <w:ind w:right="33"/>
                               <w:jc w:val="center"/>
                               <w:rPr>
@@ -16123,7 +16123,7 @@
                           <w:p>
                             <w:pPr>
                               <w:pStyle w:val="TableParagraph"/>
-                              <w:spacing w:line="52" w:lineRule="exact"/>
+                              <w:spacing/>
                               <w:ind w:left="44"/>
                               <w:rPr>
                                 <w:position w:val="1"/>
@@ -16177,7 +16177,7 @@
                           <w:p>
                             <w:pPr>
                               <w:pStyle w:val="TableParagraph"/>
-                              <w:spacing w:line="57" w:lineRule="exact"/>
+                              <w:spacing/>
                               <w:ind w:left="347"/>
                               <w:rPr>
                                 <w:sz w:val="10"/>
@@ -16219,7 +16219,7 @@
                           <w:p>
                             <w:pPr>
                               <w:pStyle w:val="TableParagraph"/>
-                              <w:spacing w:line="52" w:lineRule="exact"/>
+                              <w:spacing/>
                               <w:ind w:left="47"/>
                               <w:rPr>
                                 <w:position w:val="1"/>
@@ -16266,7 +16266,7 @@
                           <w:p>
                             <w:pPr>
                               <w:pStyle w:val="TableParagraph"/>
-                              <w:spacing w:line="57" w:lineRule="exact"/>
+                              <w:spacing/>
                               <w:ind w:left="347"/>
                               <w:rPr>
                                 <w:sz w:val="10"/>
@@ -16320,7 +16320,7 @@
                           <w:p>
                             <w:pPr>
                               <w:pStyle w:val="TableParagraph"/>
-                              <w:spacing w:line="52" w:lineRule="exact"/>
+                              <w:spacing/>
                               <w:ind w:left="51"/>
                               <w:rPr>
                                 <w:position w:val="1"/>
@@ -16382,7 +16382,7 @@
                           <w:p>
                             <w:pPr>
                               <w:pStyle w:val="TableParagraph"/>
-                              <w:spacing w:line="57" w:lineRule="exact"/>
+                              <w:spacing/>
                               <w:ind w:left="353"/>
                               <w:rPr>
                                 <w:position w:val="3"/>
@@ -16415,7 +16415,7 @@
                       </w:tr>
                       <w:tr>
                         <w:trPr>
-                          <w:trHeight w:val="230"/>
+                          <w:trHeight w:val="230" w:hRule="exact"/>
                         </w:trPr>
                         <w:tc>
                           <w:tcPr>
@@ -16572,7 +16572,7 @@
                       </w:tr>
                       <w:tr>
                         <w:trPr>
-                          <w:trHeight w:val="227"/>
+                          <w:trHeight w:val="227" w:hRule="exact"/>
                         </w:trPr>
                         <w:tc>
                           <w:tcPr>
@@ -16669,7 +16669,7 @@
                       </w:tr>
                       <w:tr>
                         <w:trPr>
-                          <w:trHeight w:val="227"/>
+                          <w:trHeight w:val="227" w:hRule="exact"/>
                         </w:trPr>
                         <w:tc>
                           <w:tcPr>
@@ -16766,7 +16766,7 @@
                       </w:tr>
                       <w:tr>
                         <w:trPr>
-                          <w:trHeight w:val="227"/>
+                          <w:trHeight w:val="227" w:hRule="exact"/>
                         </w:trPr>
                         <w:tc>
                           <w:tcPr>
@@ -16863,7 +16863,7 @@
                       </w:tr>
                       <w:tr>
                         <w:trPr>
-                          <w:trHeight w:val="227"/>
+                          <w:trHeight w:val="227" w:hRule="exact"/>
                         </w:trPr>
                         <w:tc>
                           <w:tcPr>
@@ -16960,7 +16960,7 @@
                       </w:tr>
                       <w:tr>
                         <w:trPr>
-                          <w:trHeight w:val="227"/>
+                          <w:trHeight w:val="227" w:hRule="exact"/>
                         </w:trPr>
                         <w:tc>
                           <w:tcPr>
@@ -17057,7 +17057,7 @@
                       </w:tr>
                       <w:tr>
                         <w:trPr>
-                          <w:trHeight w:val="229"/>
+                          <w:trHeight w:val="229" w:hRule="exact"/>
                         </w:trPr>
                         <w:tc>
                           <w:tcPr>
@@ -17257,7 +17257,7 @@
                       </w:tr>
                       <w:tr>
                         <w:trPr>
-                          <w:trHeight w:val="207"/>
+                          <w:trHeight w:val="310" w:hRule="exact"/>
                         </w:trPr>
                         <w:tc>
                           <w:tcPr>
@@ -17271,7 +17271,7 @@
                           <w:p>
                             <w:pPr>
                               <w:pStyle w:val="TableParagraph"/>
-                              <w:spacing w:line="50" w:lineRule="exact"/>
+                              <w:spacing/>
                               <w:ind w:left="47"/>
                               <w:rPr>
                                 <w:position w:val="1"/>
@@ -17393,7 +17393,7 @@
                           <w:p>
                             <w:pPr>
                               <w:pStyle w:val="TableParagraph"/>
-                              <w:spacing w:line="57" w:lineRule="exact"/>
+                              <w:spacing/>
                               <w:ind w:left="350"/>
                               <w:rPr>
                                 <w:sz w:val="10"/>
@@ -17485,7 +17485,7 @@
                           <w:p>
                             <w:pPr>
                               <w:pStyle w:val="TableParagraph"/>
-                              <w:spacing w:line="50" w:lineRule="exact"/>
+                              <w:spacing/>
                               <w:ind w:left="34"/>
                               <w:rPr>
                                 <w:position w:val="1"/>
@@ -17547,7 +17547,7 @@
                           <w:p>
                             <w:pPr>
                               <w:pStyle w:val="TableParagraph"/>
-                              <w:spacing w:line="57" w:lineRule="exact"/>
+                              <w:spacing/>
                               <w:ind w:left="337"/>
                               <w:rPr>
                                 <w:sz w:val="10"/>
@@ -17586,7 +17586,7 @@
                           <w:p>
                             <w:pPr>
                               <w:pStyle w:val="TableParagraph"/>
-                              <w:spacing w:line="95" w:lineRule="exact"/>
+                              <w:spacing/>
                               <w:ind w:left="66"/>
                               <w:rPr>
                                 <w:sz w:val="10"/>
@@ -17603,7 +17603,7 @@
                           <w:p>
                             <w:pPr>
                               <w:pStyle w:val="TableParagraph"/>
-                              <w:spacing w:line="93" w:lineRule="exact"/>
+                              <w:spacing/>
                               <w:ind w:left="66"/>
                               <w:rPr>
                                 <w:sz w:val="10"/>
@@ -17629,7 +17629,7 @@
                           <w:p>
                             <w:pPr>
                               <w:pStyle w:val="TableParagraph"/>
-                              <w:spacing w:line="95" w:lineRule="exact"/>
+                              <w:spacing/>
                               <w:ind w:left="71"/>
                               <w:rPr>
                                 <w:sz w:val="10"/>
@@ -17646,7 +17646,7 @@
                           <w:p>
                             <w:pPr>
                               <w:pStyle w:val="TableParagraph"/>
-                              <w:spacing w:line="93" w:lineRule="exact"/>
+                              <w:spacing/>
                               <w:ind w:left="71"/>
                               <w:rPr>
                                 <w:sz w:val="10"/>
@@ -17673,7 +17673,7 @@
                           <w:p>
                             <w:pPr>
                               <w:pStyle w:val="TableParagraph"/>
-                              <w:spacing w:line="95" w:lineRule="exact"/>
+                              <w:spacing/>
                               <w:ind w:left="77"/>
                               <w:rPr>
                                 <w:sz w:val="10"/>
@@ -17690,7 +17690,7 @@
                           <w:p>
                             <w:pPr>
                               <w:pStyle w:val="TableParagraph"/>
-                              <w:spacing w:line="93" w:lineRule="exact"/>
+                              <w:spacing/>
                               <w:ind w:left="77"/>
                               <w:rPr>
                                 <w:sz w:val="10"/>
@@ -17708,7 +17708,7 @@
                       </w:tr>
                       <w:tr>
                         <w:trPr>
-                          <w:trHeight w:val="218"/>
+                          <w:trHeight w:val="218" w:hRule="exact"/>
                         </w:trPr>
                         <w:tc>
                           <w:tcPr>
@@ -17889,7 +17889,7 @@
                       </w:tr>
                       <w:tr>
                         <w:trPr>
-                          <w:trHeight w:val="227"/>
+                          <w:trHeight w:val="227" w:hRule="exact"/>
                         </w:trPr>
                         <w:tc>
                           <w:tcPr>
@@ -18086,7 +18086,7 @@
                       </w:tr>
                       <w:tr>
                         <w:trPr>
-                          <w:trHeight w:val="217"/>
+                          <w:trHeight w:val="217" w:hRule="exact"/>
                         </w:trPr>
                         <w:tc>
                           <w:tcPr>
@@ -18264,7 +18264,7 @@
                       </w:tr>
                       <w:tr>
                         <w:trPr>
-                          <w:trHeight w:val="227"/>
+                          <w:trHeight w:val="227" w:hRule="exact"/>
                         </w:trPr>
                         <w:tc>
                           <w:tcPr>
@@ -18449,7 +18449,7 @@
                       </w:tr>
                       <w:tr>
                         <w:trPr>
-                          <w:trHeight w:val="230"/>
+                          <w:trHeight w:val="230" w:hRule="exact"/>
                         </w:trPr>
                         <w:tc>
                           <w:tcPr>
@@ -18692,7 +18692,7 @@
                       </w:tr>
                       <w:tr>
                         <w:trPr>
-                          <w:trHeight w:val="227"/>
+                          <w:trHeight w:val="227" w:hRule="exact"/>
                         </w:trPr>
                         <w:tc>
                           <w:tcPr>
@@ -19026,7 +19026,7 @@
                       </w:tr>
                       <w:tr>
                         <w:trPr>
-                          <w:trHeight w:val="209"/>
+                          <w:trHeight w:val="209" w:hRule="exact"/>
                         </w:trPr>
                         <w:tc>
                           <w:tcPr>
@@ -19601,7 +19601,7 @@
                       </w:tr>
                       <w:tr>
                         <w:trPr>
-                          <w:trHeight w:val="200"/>
+                          <w:trHeight w:val="280" w:hRule="exact"/>
                         </w:trPr>
                         <w:tc>
                           <w:tcPr>
@@ -19614,7 +19614,7 @@
                           <w:p>
                             <w:pPr>
                               <w:pStyle w:val="TableParagraph"/>
-                              <w:spacing w:line="42" w:lineRule="exact"/>
+                              <w:spacing/>
                               <w:ind w:right="196"/>
                               <w:jc w:val="center"/>
                               <w:rPr>
@@ -19647,7 +19647,7 @@
                           <w:p>
                             <w:pPr>
                               <w:pStyle w:val="TableParagraph"/>
-                              <w:spacing w:line="57" w:lineRule="exact"/>
+                              <w:spacing/>
                               <w:ind w:left="5" w:right="196"/>
                               <w:jc w:val="center"/>
                               <w:rPr>
@@ -19725,7 +19725,7 @@
                       </w:tr>
                       <w:tr>
                         <w:trPr>
-                          <w:trHeight w:val="217"/>
+                          <w:trHeight w:val="310" w:hRule="exact"/>
                         </w:trPr>
                         <w:tc>
                           <w:tcPr>
@@ -19738,7 +19738,7 @@
                           <w:p>
                             <w:pPr>
                               <w:pStyle w:val="TableParagraph"/>
-                              <w:spacing w:line="55" w:lineRule="exact"/>
+                              <w:spacing/>
                               <w:ind w:left="47"/>
                               <w:rPr>
                                 <w:sz w:val="10"/>
@@ -19768,7 +19768,7 @@
                           <w:p>
                             <w:pPr>
                               <w:pStyle w:val="TableParagraph"/>
-                              <w:spacing w:line="57" w:lineRule="exact"/>
+                              <w:spacing/>
                               <w:ind w:left="350"/>
                               <w:rPr>
                                 <w:sz w:val="10"/>
@@ -19807,7 +19807,7 @@
                           <w:p>
                             <w:pPr>
                               <w:pStyle w:val="TableParagraph"/>
-                              <w:spacing w:line="55" w:lineRule="exact"/>
+                              <w:spacing/>
                               <w:ind w:left="39"/>
                               <w:rPr>
                                 <w:sz w:val="10"/>
@@ -19843,7 +19843,7 @@
                           <w:p>
                             <w:pPr>
                               <w:pStyle w:val="TableParagraph"/>
-                              <w:spacing w:line="57" w:lineRule="exact"/>
+                              <w:spacing/>
                               <w:ind w:left="342"/>
                               <w:rPr>
                                 <w:sz w:val="10"/>
@@ -19889,7 +19889,7 @@
                       </w:tr>
                       <w:tr>
                         <w:trPr>
-                          <w:trHeight w:val="227"/>
+                          <w:trHeight w:val="227" w:hRule="exact"/>
                         </w:trPr>
                         <w:tc>
                           <w:tcPr>
@@ -19954,7 +19954,7 @@
                       </w:tr>
                       <w:tr>
                         <w:trPr>
-                          <w:trHeight w:val="229"/>
+                          <w:trHeight w:val="229" w:hRule="exact"/>
                         </w:trPr>
                         <w:tc>
                           <w:tcPr>
@@ -20017,7 +20017,7 @@
                       </w:tr>
                       <w:tr>
                         <w:trPr>
-                          <w:trHeight w:val="217"/>
+                          <w:trHeight w:val="310" w:hRule="exact"/>
                         </w:trPr>
                         <w:tc>
                           <w:tcPr>
@@ -20034,7 +20034,7 @@
                                 <w:tab w:val="left" w:pos="3619"/>
                                 <w:tab w:val="right" w:pos="5257"/>
                               </w:tabs>
-                              <w:spacing w:line="55" w:lineRule="exact"/>
+                              <w:spacing/>
                               <w:ind w:left="47"/>
                               <w:rPr>
                                 <w:b/>
@@ -20114,7 +20114,7 @@
                               <w:tabs>
                                 <w:tab w:val="left" w:pos="3619"/>
                               </w:tabs>
-                              <w:spacing w:line="57" w:lineRule="exact"/>
+                              <w:spacing/>
                               <w:ind w:left="350"/>
                               <w:rPr>
                                 <w:sz w:val="10"/>
@@ -20171,7 +20171,7 @@
                               <w:tabs>
                                 <w:tab w:val="left" w:pos="1888"/>
                               </w:tabs>
-                              <w:spacing w:line="55" w:lineRule="exact"/>
+                              <w:spacing/>
                               <w:ind w:left="37"/>
                               <w:jc w:val="both"/>
                               <w:rPr>
@@ -20231,7 +20231,7 @@
                               <w:tabs>
                                 <w:tab w:val="left" w:pos="1888"/>
                               </w:tabs>
-                              <w:spacing w:line="57" w:lineRule="exact"/>
+                              <w:spacing/>
                               <w:ind w:left="340"/>
                               <w:rPr>
                                 <w:sz w:val="10"/>
@@ -20522,7 +20522,7 @@
                                 <w:tab w:val="left" w:pos="2172"/>
                                 <w:tab w:val="left" w:pos="3059"/>
                               </w:tabs>
-                              <w:spacing w:line="112" w:lineRule="exact"/>
+                              <w:spacing/>
                               <w:ind w:left="69"/>
                               <w:jc w:val="both"/>
                               <w:rPr>
@@ -20705,7 +20705,7 @@
                       </w:tr>
                       <w:tr>
                         <w:trPr>
-                          <w:trHeight w:val="1398"/>
+                          <w:trHeight w:val="1398" w:hRule="exact"/>
                         </w:trPr>
                         <w:tc>
                           <w:tcPr>
@@ -21394,7 +21394,7 @@
                       </w:tr>
                       <w:tr>
                         <w:trPr>
-                          <w:trHeight w:val="207"/>
+                          <w:trHeight w:val="310" w:hRule="exact"/>
                         </w:trPr>
                         <w:tc>
                           <w:tcPr>
@@ -21412,7 +21412,7 @@
                               <w:tabs>
                                 <w:tab w:val="left" w:pos="1451"/>
                               </w:tabs>
-                              <w:spacing w:line="50" w:lineRule="exact"/>
+                              <w:spacing/>
                               <w:ind w:left="42"/>
                               <w:rPr>
                                 <w:position w:val="1"/>
@@ -21459,7 +21459,7 @@
                           <w:p>
                             <w:pPr>
                               <w:pStyle w:val="TableParagraph"/>
-                              <w:spacing w:line="57" w:lineRule="exact"/>
+                              <w:spacing/>
                               <w:ind w:left="345"/>
                               <w:rPr>
                                 <w:sz w:val="10"/>
@@ -21517,7 +21517,7 @@
                               <w:tabs>
                                 <w:tab w:val="left" w:pos="1170"/>
                               </w:tabs>
-                              <w:spacing w:line="50" w:lineRule="exact"/>
+                              <w:spacing/>
                               <w:ind w:left="39"/>
                               <w:rPr>
                                 <w:position w:val="1"/>
@@ -21572,7 +21572,7 @@
                           <w:p>
                             <w:pPr>
                               <w:pStyle w:val="TableParagraph"/>
-                              <w:spacing w:line="57" w:lineRule="exact"/>
+                              <w:spacing/>
                               <w:ind w:left="553"/>
                               <w:jc w:val="center"/>
                               <w:rPr>
@@ -21601,7 +21601,7 @@
                           <w:p>
                             <w:pPr>
                               <w:pStyle w:val="TableParagraph"/>
-                              <w:spacing w:line="50" w:lineRule="exact"/>
+                              <w:spacing/>
                               <w:ind w:left="39"/>
                               <w:rPr>
                                 <w:position w:val="1"/>
@@ -21641,7 +21641,7 @@
                           <w:p>
                             <w:pPr>
                               <w:pStyle w:val="TableParagraph"/>
-                              <w:spacing w:line="57" w:lineRule="exact"/>
+                              <w:spacing/>
                               <w:ind w:left="414"/>
                               <w:rPr>
                                 <w:sz w:val="10"/>
@@ -21683,7 +21683,7 @@
                           <w:p>
                             <w:pPr>
                               <w:pStyle w:val="TableParagraph"/>
-                              <w:spacing w:line="94" w:lineRule="exact"/>
+                              <w:spacing/>
                               <w:ind w:left="169" w:right="143" w:firstLine="28"/>
                               <w:rPr>
                                 <w:sz w:val="10"/>
@@ -21726,7 +21726,7 @@
                           <w:p>
                             <w:pPr>
                               <w:pStyle w:val="TableParagraph"/>
-                              <w:spacing w:line="94" w:lineRule="exact"/>
+                              <w:spacing/>
                               <w:ind w:left="163" w:right="135"/>
                               <w:rPr>
                                 <w:sz w:val="10"/>
@@ -21794,7 +21794,7 @@
                           <w:p>
                             <w:pPr>
                               <w:pStyle w:val="TableParagraph"/>
-                              <w:spacing w:line="94" w:lineRule="exact"/>
+                              <w:spacing/>
                               <w:ind w:left="268" w:right="204" w:hanging="29"/>
                               <w:rPr>
                                 <w:sz w:val="10"/>
@@ -21837,7 +21837,7 @@
                           <w:p>
                             <w:pPr>
                               <w:pStyle w:val="TableParagraph"/>
-                              <w:spacing w:line="94" w:lineRule="exact"/>
+                              <w:spacing/>
                               <w:ind w:left="242" w:right="196" w:firstLine="26"/>
                               <w:rPr>
                                 <w:sz w:val="10"/>
@@ -21898,7 +21898,7 @@
                       </w:tr>
                       <w:tr>
                         <w:trPr>
-                          <w:trHeight w:val="217"/>
+                          <w:trHeight w:val="217" w:hRule="exact"/>
                         </w:trPr>
                         <w:tc>
                           <w:tcPr>
@@ -21983,7 +21983,7 @@
                       </w:tr>
                       <w:tr>
                         <w:trPr>
-                          <w:trHeight w:val="207"/>
+                          <w:trHeight w:val="207" w:hRule="exact"/>
                         </w:trPr>
                         <w:tc>
                           <w:tcPr>
@@ -22057,7 +22057,7 @@
                       </w:tr>
                       <w:tr>
                         <w:trPr>
-                          <w:trHeight w:val="207"/>
+                          <w:trHeight w:val="80" w:hRule="exact"/>
                         </w:trPr>
                         <w:tc>
                           <w:tcPr>
@@ -22121,7 +22121,7 @@
                       </w:tr>
                       <w:tr>
                         <w:trPr>
-                          <w:trHeight w:val="219"/>
+                          <w:trHeight w:val="87" w:hRule="exact"/>
                         </w:trPr>
                         <w:tc>
                           <w:tcPr>
@@ -22185,7 +22185,7 @@
                       </w:tr>
                       <w:tr>
                         <w:trPr>
-                          <w:trHeight w:val="208"/>
+                          <w:trHeight w:val="208" w:hRule="exact"/>
                         </w:trPr>
                         <w:tc>
                           <w:tcPr>
@@ -22565,7 +22565,7 @@
                       </w:tr>
                       <w:tr>
                         <w:trPr>
-                          <w:trHeight w:val="465"/>
+                          <w:trHeight w:val="465" w:hRule="exact"/>
                         </w:trPr>
                         <w:tc>
                           <w:tcPr>
@@ -22666,7 +22666,7 @@
                       </w:tr>
                       <w:tr>
                         <w:trPr>
-                          <w:trHeight w:val="227"/>
+                          <w:trHeight w:val="227" w:hRule="exact"/>
                         </w:trPr>
                         <w:tc>
                           <w:tcPr>
@@ -22899,7 +22899,7 @@
                       </w:tr>
                       <w:tr>
                         <w:trPr>
-                          <w:trHeight w:val="208"/>
+                          <w:trHeight w:val="208" w:hRule="exact"/>
                         </w:trPr>
                         <w:tc>
                           <w:tcPr>
@@ -23169,7 +23169,7 @@
                       </w:tr>
                       <w:tr>
                         <w:trPr>
-                          <w:trHeight w:val="468"/>
+                          <w:trHeight w:val="468" w:hRule="exact"/>
                         </w:trPr>
                         <w:tc>
                           <w:tcPr>
@@ -23217,7 +23217,7 @@
                       </w:tr>
                       <w:tr>
                         <w:trPr>
-                          <w:trHeight w:val="237"/>
+                          <w:trHeight w:val="237" w:hRule="exact"/>
                         </w:trPr>
                         <w:tc>
                           <w:tcPr>

--- a/CMR TESMIX.docx
+++ b/CMR TESMIX.docx
@@ -59,9 +59,9 @@
           <w:tcPr>
             <w:tcW w:w="209" w:type="dxa"/>
             <w:tcBorders>
-              <w:top w:val="single" w:sz="12" w:space="0" w:color="FF0000"/>
-              <w:left w:val="single" w:sz="12" w:space="0" w:color="FF0000"/>
-              <w:bottom w:val="single" w:sz="6" w:space="0" w:color="FF0000"/>
+              <w:top w:val="single" w:sz="12" w:space="0" w:color="000000"/>
+              <w:left w:val="single" w:sz="12" w:space="0" w:color="000000"/>
+              <w:bottom w:val="single" w:sz="6" w:space="0" w:color="000000"/>
               <w:right w:val="single" w:sz="6" w:space="0" w:color="FFFFFF"/>
             </w:tcBorders>
           </w:tcPr>
@@ -70,7 +70,7 @@
               <w:rPr>
                 <w:rFonts w:ascii="Arial" w:hAnsi="Arial"/>
                 <w:b/>
-                <w:color w:val="FF0000"/>
+                <w:color w:val="000000"/>
                 <w:sz w:val="12"/>
                 <w:lang w:val="ru-RU"/>
               </w:rPr>
@@ -79,7 +79,7 @@
               <w:rPr>
                 <w:rFonts w:ascii="Arial" w:hAnsi="Arial"/>
                 <w:b/>
-                <w:color w:val="FF0000"/>
+                <w:color w:val="000000"/>
                 <w:lang w:val="ru-RU"/>
               </w:rPr>
               <w:t>1</w:t>
@@ -91,23 +91,23 @@
             <w:tcW w:w="5176" w:type="dxa"/>
             <w:gridSpan w:val="14"/>
             <w:tcBorders>
-              <w:top w:val="single" w:sz="12" w:space="0" w:color="FF0000"/>
+              <w:top w:val="single" w:sz="12" w:space="0" w:color="000000"/>
               <w:left w:val="single" w:sz="6" w:space="0" w:color="FFFFFF"/>
-              <w:bottom w:val="single" w:sz="6" w:space="0" w:color="FF0000"/>
-              <w:right w:val="single" w:sz="6" w:space="0" w:color="FF0000"/>
-            </w:tcBorders>
-          </w:tcPr>
-          <w:p>
-            <w:pPr>
-              <w:rPr>
-                <w:color w:val="FF0000"/>
-                <w:sz w:val="11"/>
-                <w:lang w:val="ru-RU"/>
-              </w:rPr>
-            </w:pPr>
-            <w:r>
-              <w:rPr>
-                <w:color w:val="FF0000"/>
+              <w:bottom w:val="single" w:sz="6" w:space="0" w:color="000000"/>
+              <w:right w:val="single" w:sz="6" w:space="0" w:color="000000"/>
+            </w:tcBorders>
+          </w:tcPr>
+          <w:p>
+            <w:pPr>
+              <w:rPr>
+                <w:color w:val="000000"/>
+                <w:sz w:val="11"/>
+                <w:lang w:val="ru-RU"/>
+              </w:rPr>
+            </w:pPr>
+            <w:r>
+              <w:rPr>
+                <w:color w:val="000000"/>
                 <w:sz w:val="11"/>
                 <w:lang w:val="ru-RU"/>
               </w:rPr>
@@ -117,14 +117,14 @@
           <w:p>
             <w:pPr>
               <w:rPr>
-                <w:color w:val="FF0000"/>
-                <w:sz w:val="11"/>
-                <w:lang w:val="ru-RU"/>
-              </w:rPr>
-            </w:pPr>
-            <w:r>
-              <w:rPr>
-                <w:color w:val="FF0000"/>
+                <w:color w:val="000000"/>
+                <w:sz w:val="11"/>
+                <w:lang w:val="ru-RU"/>
+              </w:rPr>
+            </w:pPr>
+            <w:r>
+              <w:rPr>
+                <w:color w:val="000000"/>
                 <w:sz w:val="11"/>
                 <w:lang w:val="ru-RU"/>
               </w:rPr>
@@ -132,14 +132,14 @@
             </w:r>
             <w:r>
               <w:rPr>
-                <w:color w:val="FF0000"/>
+                <w:color w:val="000000"/>
                 <w:sz w:val="11"/>
               </w:rPr>
               <w:t>Absender</w:t>
             </w:r>
             <w:r>
               <w:rPr>
-                <w:color w:val="FF0000"/>
+                <w:color w:val="000000"/>
                 <w:sz w:val="11"/>
                 <w:lang w:val="ru-RU"/>
               </w:rPr>
@@ -147,14 +147,14 @@
             </w:r>
             <w:r>
               <w:rPr>
-                <w:color w:val="FF0000"/>
+                <w:color w:val="000000"/>
                 <w:sz w:val="11"/>
               </w:rPr>
               <w:t>Name</w:t>
             </w:r>
             <w:r>
               <w:rPr>
-                <w:color w:val="FF0000"/>
+                <w:color w:val="000000"/>
                 <w:sz w:val="11"/>
                 <w:lang w:val="ru-RU"/>
               </w:rPr>
@@ -162,14 +162,14 @@
             </w:r>
             <w:r>
               <w:rPr>
-                <w:color w:val="FF0000"/>
+                <w:color w:val="000000"/>
                 <w:sz w:val="11"/>
               </w:rPr>
               <w:t>Anschrift</w:t>
             </w:r>
             <w:r>
               <w:rPr>
-                <w:color w:val="FF0000"/>
+                <w:color w:val="000000"/>
                 <w:sz w:val="11"/>
                 <w:lang w:val="ru-RU"/>
               </w:rPr>
@@ -177,14 +177,14 @@
             </w:r>
             <w:r>
               <w:rPr>
-                <w:color w:val="FF0000"/>
+                <w:color w:val="000000"/>
                 <w:sz w:val="11"/>
               </w:rPr>
               <w:t>Land</w:t>
             </w:r>
             <w:r>
               <w:rPr>
-                <w:color w:val="FF0000"/>
+                <w:color w:val="000000"/>
                 <w:sz w:val="11"/>
                 <w:lang w:val="ru-RU"/>
               </w:rPr>
@@ -197,10 +197,10 @@
             <w:tcW w:w="5539" w:type="dxa"/>
             <w:gridSpan w:val="18"/>
             <w:tcBorders>
-              <w:top w:val="single" w:sz="12" w:space="0" w:color="FF0000"/>
-              <w:left w:val="single" w:sz="6" w:space="0" w:color="FF0000"/>
+              <w:top w:val="single" w:sz="12" w:space="0" w:color="000000"/>
+              <w:left w:val="single" w:sz="6" w:space="0" w:color="000000"/>
               <w:bottom w:val="nil"/>
-              <w:right w:val="single" w:sz="12" w:space="0" w:color="FF0000"/>
+              <w:right w:val="single" w:sz="12" w:space="0" w:color="000000"/>
             </w:tcBorders>
           </w:tcPr>
           <w:p>
@@ -210,7 +210,7 @@
               </w:tabs>
               <w:rPr>
                 <w:rFonts w:ascii="Arial" w:hAnsi="Arial"/>
-                <w:color w:val="FF0000"/>
+                <w:color w:val="000000"/>
                 <w:sz w:val="14"/>
                 <w:lang w:val="ru-RU"/>
               </w:rPr>
@@ -219,7 +219,7 @@
               <w:rPr>
                 <w:rFonts w:ascii="Arial" w:hAnsi="Arial"/>
                 <w:noProof/>
-                <w:color w:val="FF0000"/>
+                <w:color w:val="000000"/>
                 <w:sz w:val="14"/>
                 <w:lang w:val="en-US" w:eastAsia="en-US"/>
               </w:rPr>
@@ -292,7 +292,7 @@
                                     <w:rPr>
                                       <w:rFonts w:ascii="Arial CYR" w:hAnsi="Arial CYR"/>
                                       <w:b/>
-                                      <w:color w:val="FF0000"/>
+                                      <w:color w:val="000000"/>
                                       <w:sz w:val="12"/>
                                       <w:lang w:val="ru-RU"/>
                                     </w:rPr>
@@ -301,7 +301,7 @@
                                     <w:rPr>
                                       <w:rFonts w:ascii="Arial CYR" w:hAnsi="Arial CYR"/>
                                       <w:b/>
-                                      <w:color w:val="FF0000"/>
+                                      <w:color w:val="000000"/>
                                       <w:sz w:val="12"/>
                                       <w:lang w:val="ru-RU"/>
                                     </w:rPr>
@@ -313,7 +313,7 @@
                                     <w:rPr>
                                       <w:rFonts w:ascii="Arial CYR" w:hAnsi="Arial CYR"/>
                                       <w:b/>
-                                      <w:color w:val="FF0000"/>
+                                      <w:color w:val="000000"/>
                                       <w:sz w:val="12"/>
                                       <w:lang w:val="ru-RU"/>
                                     </w:rPr>
@@ -322,7 +322,7 @@
                                     <w:rPr>
                                       <w:rFonts w:ascii="Arial CYR" w:hAnsi="Arial CYR"/>
                                       <w:b/>
-                                      <w:color w:val="FF0000"/>
+                                      <w:color w:val="000000"/>
                                       <w:sz w:val="12"/>
                                       <w:lang w:val="ru-RU"/>
                                     </w:rPr>
@@ -334,7 +334,7 @@
                                     <w:rPr>
                                       <w:rFonts w:ascii="Arial CYR" w:hAnsi="Arial CYR"/>
                                       <w:b/>
-                                      <w:color w:val="FF0000"/>
+                                      <w:color w:val="000000"/>
                                       <w:sz w:val="12"/>
                                       <w:lang w:val="ru-RU"/>
                                     </w:rPr>
@@ -343,7 +343,7 @@
                                     <w:rPr>
                                       <w:rFonts w:ascii="Arial CYR" w:hAnsi="Arial CYR"/>
                                       <w:b/>
-                                      <w:color w:val="FF0000"/>
+                                      <w:color w:val="000000"/>
                                       <w:sz w:val="12"/>
                                       <w:lang w:val="ru-RU"/>
                                     </w:rPr>
@@ -355,7 +355,7 @@
                                     <w:rPr>
                                       <w:rFonts w:ascii="Arial" w:hAnsi="Arial"/>
                                       <w:b/>
-                                      <w:color w:val="FF0000"/>
+                                      <w:color w:val="000000"/>
                                       <w:sz w:val="12"/>
                                       <w:lang w:val="ru-RU"/>
                                     </w:rPr>
@@ -364,7 +364,7 @@
                                     <w:rPr>
                                       <w:rFonts w:ascii="Arial" w:hAnsi="Arial"/>
                                       <w:b/>
-                                      <w:color w:val="FF0000"/>
+                                      <w:color w:val="000000"/>
                                       <w:sz w:val="12"/>
                                     </w:rPr>
                                     <w:t>Internationaler</w:t>
@@ -375,7 +375,7 @@
                                     <w:rPr>
                                       <w:rFonts w:ascii="Arial" w:hAnsi="Arial"/>
                                       <w:b/>
-                                      <w:color w:val="FF0000"/>
+                                      <w:color w:val="000000"/>
                                       <w:sz w:val="12"/>
                                       <w:lang w:val="ru-RU"/>
                                     </w:rPr>
@@ -384,7 +384,7 @@
                                     <w:rPr>
                                       <w:rFonts w:ascii="Arial" w:hAnsi="Arial"/>
                                       <w:b/>
-                                      <w:color w:val="FF0000"/>
+                                      <w:color w:val="000000"/>
                                       <w:sz w:val="12"/>
                                     </w:rPr>
                                     <w:t>Frachtbrief</w:t>
@@ -418,7 +418,7 @@
                               <w:rPr>
                                 <w:rFonts w:ascii="Arial CYR" w:hAnsi="Arial CYR"/>
                                 <w:b/>
-                                <w:color w:val="FF0000"/>
+                                <w:color w:val="000000"/>
                                 <w:sz w:val="12"/>
                                 <w:lang w:val="ru-RU"/>
                               </w:rPr>
@@ -427,7 +427,7 @@
                               <w:rPr>
                                 <w:rFonts w:ascii="Arial CYR" w:hAnsi="Arial CYR"/>
                                 <w:b/>
-                                <w:color w:val="FF0000"/>
+                                <w:color w:val="000000"/>
                                 <w:sz w:val="12"/>
                                 <w:lang w:val="ru-RU"/>
                               </w:rPr>
@@ -439,7 +439,7 @@
                               <w:rPr>
                                 <w:rFonts w:ascii="Arial CYR" w:hAnsi="Arial CYR"/>
                                 <w:b/>
-                                <w:color w:val="FF0000"/>
+                                <w:color w:val="000000"/>
                                 <w:sz w:val="12"/>
                                 <w:lang w:val="ru-RU"/>
                               </w:rPr>
@@ -448,7 +448,7 @@
                               <w:rPr>
                                 <w:rFonts w:ascii="Arial CYR" w:hAnsi="Arial CYR"/>
                                 <w:b/>
-                                <w:color w:val="FF0000"/>
+                                <w:color w:val="000000"/>
                                 <w:sz w:val="12"/>
                                 <w:lang w:val="ru-RU"/>
                               </w:rPr>
@@ -460,7 +460,7 @@
                               <w:rPr>
                                 <w:rFonts w:ascii="Arial CYR" w:hAnsi="Arial CYR"/>
                                 <w:b/>
-                                <w:color w:val="FF0000"/>
+                                <w:color w:val="000000"/>
                                 <w:sz w:val="12"/>
                                 <w:lang w:val="ru-RU"/>
                               </w:rPr>
@@ -469,7 +469,7 @@
                               <w:rPr>
                                 <w:rFonts w:ascii="Arial CYR" w:hAnsi="Arial CYR"/>
                                 <w:b/>
-                                <w:color w:val="FF0000"/>
+                                <w:color w:val="000000"/>
                                 <w:sz w:val="12"/>
                                 <w:lang w:val="ru-RU"/>
                               </w:rPr>
@@ -481,7 +481,7 @@
                               <w:rPr>
                                 <w:rFonts w:ascii="Arial" w:hAnsi="Arial"/>
                                 <w:b/>
-                                <w:color w:val="FF0000"/>
+                                <w:color w:val="000000"/>
                                 <w:sz w:val="12"/>
                                 <w:lang w:val="ru-RU"/>
                               </w:rPr>
@@ -490,7 +490,7 @@
                               <w:rPr>
                                 <w:rFonts w:ascii="Arial" w:hAnsi="Arial"/>
                                 <w:b/>
-                                <w:color w:val="FF0000"/>
+                                <w:color w:val="000000"/>
                                 <w:sz w:val="12"/>
                               </w:rPr>
                               <w:t>Internationaler</w:t>
@@ -501,7 +501,7 @@
                               <w:rPr>
                                 <w:rFonts w:ascii="Arial" w:hAnsi="Arial"/>
                                 <w:b/>
-                                <w:color w:val="FF0000"/>
+                                <w:color w:val="000000"/>
                                 <w:sz w:val="12"/>
                                 <w:lang w:val="ru-RU"/>
                               </w:rPr>
@@ -510,7 +510,7 @@
                               <w:rPr>
                                 <w:rFonts w:ascii="Arial" w:hAnsi="Arial"/>
                                 <w:b/>
-                                <w:color w:val="FF0000"/>
+                                <w:color w:val="000000"/>
                                 <w:sz w:val="12"/>
                               </w:rPr>
                               <w:t>Frachtbrief</w:t>
@@ -526,7 +526,7 @@
             <w:r>
               <w:rPr>
                 <w:rFonts w:ascii="Arial" w:hAnsi="Arial"/>
-                <w:color w:val="FF0000"/>
+                <w:color w:val="000000"/>
                 <w:sz w:val="14"/>
                 <w:lang w:val="ru-RU"/>
               </w:rPr>
@@ -551,9 +551,9 @@
             <w:gridSpan w:val="15"/>
             <w:tcBorders>
               <w:top w:val="nil"/>
-              <w:left w:val="single" w:sz="12" w:space="0" w:color="FF0000"/>
+              <w:left w:val="single" w:sz="12" w:space="0" w:color="000000"/>
               <w:bottom w:val="dotted" w:sz="4" w:space="0" w:color="auto"/>
-              <w:right w:val="single" w:sz="6" w:space="0" w:color="FF0000"/>
+              <w:right w:val="single" w:sz="6" w:space="0" w:color="000000"/>
             </w:tcBorders>
           </w:tcPr>
           <w:p>
@@ -584,16 +584,16 @@
             <w:gridSpan w:val="18"/>
             <w:tcBorders>
               <w:top w:val="nil"/>
-              <w:left w:val="single" w:sz="6" w:space="0" w:color="FF0000"/>
+              <w:left w:val="single" w:sz="6" w:space="0" w:color="000000"/>
               <w:bottom w:val="nil"/>
-              <w:right w:val="single" w:sz="12" w:space="0" w:color="FF0000"/>
+              <w:right w:val="single" w:sz="12" w:space="0" w:color="000000"/>
             </w:tcBorders>
           </w:tcPr>
           <w:p>
             <w:pPr>
               <w:rPr>
                 <w:rFonts w:ascii="Arial" w:hAnsi="Arial"/>
-                <w:color w:val="FF0000"/>
+                <w:color w:val="000000"/>
                 <w:sz w:val="14"/>
                 <w:lang w:val="nl-NL"/>
               </w:rPr>
@@ -602,7 +602,7 @@
               <w:rPr>
                 <w:rFonts w:ascii="Arial" w:hAnsi="Arial"/>
                 <w:noProof/>
-                <w:color w:val="FF0000"/>
+                <w:color w:val="000000"/>
                 <w:sz w:val="14"/>
                 <w:lang w:val="en-US" w:eastAsia="en-US"/>
               </w:rPr>
@@ -695,7 +695,7 @@
               <w:rPr>
                 <w:rFonts w:ascii="Arial" w:hAnsi="Arial"/>
                 <w:noProof/>
-                <w:color w:val="FF0000"/>
+                <w:color w:val="000000"/>
                 <w:sz w:val="14"/>
                 <w:lang w:val="en-US" w:eastAsia="en-US"/>
               </w:rPr>
@@ -813,7 +813,7 @@
               <w:rPr>
                 <w:rFonts w:ascii="Arial" w:hAnsi="Arial"/>
                 <w:noProof/>
-                <w:color w:val="FF0000"/>
+                <w:color w:val="000000"/>
                 <w:sz w:val="14"/>
                 <w:lang w:val="en-US" w:eastAsia="en-US"/>
               </w:rPr>
@@ -1011,9 +1011,9 @@
             <w:gridSpan w:val="15"/>
             <w:tcBorders>
               <w:top w:val="dotted" w:sz="4" w:space="0" w:color="auto"/>
-              <w:left w:val="single" w:sz="12" w:space="0" w:color="FF0000"/>
+              <w:left w:val="single" w:sz="12" w:space="0" w:color="000000"/>
               <w:bottom w:val="dotted" w:sz="4" w:space="0" w:color="auto"/>
-              <w:right w:val="single" w:sz="6" w:space="0" w:color="FF0000"/>
+              <w:right w:val="single" w:sz="6" w:space="0" w:color="000000"/>
             </w:tcBorders>
           </w:tcPr>
           <w:p>
@@ -1042,16 +1042,16 @@
             <w:gridSpan w:val="18"/>
             <w:tcBorders>
               <w:top w:val="nil"/>
-              <w:left w:val="single" w:sz="6" w:space="0" w:color="FF0000"/>
+              <w:left w:val="single" w:sz="6" w:space="0" w:color="000000"/>
               <w:bottom w:val="nil"/>
-              <w:right w:val="single" w:sz="12" w:space="0" w:color="FF0000"/>
+              <w:right w:val="single" w:sz="12" w:space="0" w:color="000000"/>
             </w:tcBorders>
           </w:tcPr>
           <w:p>
             <w:pPr>
               <w:rPr>
                 <w:rFonts w:ascii="Arial" w:hAnsi="Arial"/>
-                <w:color w:val="FF0000"/>
+                <w:color w:val="000000"/>
                 <w:sz w:val="14"/>
                 <w:lang w:val="nl-NL"/>
               </w:rPr>
@@ -1060,7 +1060,7 @@
               <w:rPr>
                 <w:rFonts w:ascii="Arial" w:hAnsi="Arial"/>
                 <w:noProof/>
-                <w:color w:val="FF0000"/>
+                <w:color w:val="000000"/>
                 <w:sz w:val="14"/>
                 <w:lang w:val="en-US" w:eastAsia="en-US"/>
               </w:rPr>
@@ -1133,14 +1133,14 @@
                                     <w:spacing w:before="60" w:line="120" w:lineRule="exact"/>
                                     <w:rPr>
                                       <w:rFonts w:ascii="Arial" w:hAnsi="Arial"/>
-                                      <w:color w:val="FF0000"/>
+                                      <w:color w:val="000000"/>
                                       <w:sz w:val="11"/>
                                     </w:rPr>
                                   </w:pPr>
                                   <w:r>
                                     <w:rPr>
                                       <w:rFonts w:ascii="Arial" w:hAnsi="Arial"/>
-                                      <w:color w:val="FF0000"/>
+                                      <w:color w:val="000000"/>
                                       <w:sz w:val="11"/>
                                     </w:rPr>
                                     <w:t>Diese Beförderung unterliegt trotz</w:t>
@@ -1151,14 +1151,14 @@
                                     <w:spacing w:line="120" w:lineRule="exact"/>
                                     <w:rPr>
                                       <w:rFonts w:ascii="Arial" w:hAnsi="Arial"/>
-                                      <w:color w:val="FF0000"/>
+                                      <w:color w:val="000000"/>
                                       <w:sz w:val="11"/>
                                     </w:rPr>
                                   </w:pPr>
                                   <w:r>
                                     <w:rPr>
                                       <w:rFonts w:ascii="Arial" w:hAnsi="Arial"/>
-                                      <w:color w:val="FF0000"/>
+                                      <w:color w:val="000000"/>
                                       <w:sz w:val="11"/>
                                     </w:rPr>
                                     <w:t>einer gegenteiligen Abmachung den</w:t>
@@ -1169,14 +1169,14 @@
                                     <w:spacing w:line="120" w:lineRule="exact"/>
                                     <w:rPr>
                                       <w:rFonts w:ascii="Arial" w:hAnsi="Arial"/>
-                                      <w:color w:val="FF0000"/>
+                                      <w:color w:val="000000"/>
                                       <w:sz w:val="11"/>
                                     </w:rPr>
                                   </w:pPr>
                                   <w:r>
                                     <w:rPr>
                                       <w:rFonts w:ascii="Arial" w:hAnsi="Arial"/>
-                                      <w:color w:val="FF0000"/>
+                                      <w:color w:val="000000"/>
                                       <w:sz w:val="11"/>
                                     </w:rPr>
                                     <w:t>Bestimmungen des Übereinkommens</w:t>
@@ -1187,14 +1187,14 @@
                                     <w:spacing w:line="120" w:lineRule="exact"/>
                                     <w:rPr>
                                       <w:rFonts w:ascii="Arial" w:hAnsi="Arial"/>
-                                      <w:color w:val="FF0000"/>
+                                      <w:color w:val="000000"/>
                                       <w:sz w:val="11"/>
                                     </w:rPr>
                                   </w:pPr>
                                   <w:r>
                                     <w:rPr>
                                       <w:rFonts w:ascii="Arial" w:hAnsi="Arial"/>
-                                      <w:color w:val="FF0000"/>
+                                      <w:color w:val="000000"/>
                                       <w:sz w:val="11"/>
                                     </w:rPr>
                                     <w:t>über den Beförderungsvertrag im</w:t>
@@ -1202,7 +1202,7 @@
                                   <w:r>
                                     <w:rPr>
                                       <w:rFonts w:ascii="Arial" w:hAnsi="Arial"/>
-                                      <w:color w:val="FF0000"/>
+                                      <w:color w:val="000000"/>
                                       <w:sz w:val="11"/>
                                     </w:rPr>
                                     <w:t xml:space="preserve"> intern. Straßengüterverkehr (CMR)</w:t>
@@ -1213,7 +1213,7 @@
                                     <w:spacing w:line="120" w:lineRule="exact"/>
                                     <w:rPr>
                                       <w:rFonts w:ascii="Arial" w:hAnsi="Arial"/>
-                                      <w:color w:val="FF0000"/>
+                                      <w:color w:val="000000"/>
                                       <w:sz w:val="11"/>
                                     </w:rPr>
                                   </w:pPr>
@@ -1252,14 +1252,14 @@
                               <w:spacing w:before="60" w:line="120" w:lineRule="exact"/>
                               <w:rPr>
                                 <w:rFonts w:ascii="Arial" w:hAnsi="Arial"/>
-                                <w:color w:val="FF0000"/>
+                                <w:color w:val="000000"/>
                                 <w:sz w:val="11"/>
                               </w:rPr>
                             </w:pPr>
                             <w:r>
                               <w:rPr>
                                 <w:rFonts w:ascii="Arial" w:hAnsi="Arial"/>
-                                <w:color w:val="FF0000"/>
+                                <w:color w:val="000000"/>
                                 <w:sz w:val="11"/>
                               </w:rPr>
                               <w:t>Diese Beförderung unterliegt trotz</w:t>
@@ -1270,14 +1270,14 @@
                               <w:spacing w:line="120" w:lineRule="exact"/>
                               <w:rPr>
                                 <w:rFonts w:ascii="Arial" w:hAnsi="Arial"/>
-                                <w:color w:val="FF0000"/>
+                                <w:color w:val="000000"/>
                                 <w:sz w:val="11"/>
                               </w:rPr>
                             </w:pPr>
                             <w:r>
                               <w:rPr>
                                 <w:rFonts w:ascii="Arial" w:hAnsi="Arial"/>
-                                <w:color w:val="FF0000"/>
+                                <w:color w:val="000000"/>
                                 <w:sz w:val="11"/>
                               </w:rPr>
                               <w:t>einer gegenteiligen Abmachung den</w:t>
@@ -1288,14 +1288,14 @@
                               <w:spacing w:line="120" w:lineRule="exact"/>
                               <w:rPr>
                                 <w:rFonts w:ascii="Arial" w:hAnsi="Arial"/>
-                                <w:color w:val="FF0000"/>
+                                <w:color w:val="000000"/>
                                 <w:sz w:val="11"/>
                               </w:rPr>
                             </w:pPr>
                             <w:r>
                               <w:rPr>
                                 <w:rFonts w:ascii="Arial" w:hAnsi="Arial"/>
-                                <w:color w:val="FF0000"/>
+                                <w:color w:val="000000"/>
                                 <w:sz w:val="11"/>
                               </w:rPr>
                               <w:t>Bestimmungen des Übereinkommens</w:t>
@@ -1306,14 +1306,14 @@
                               <w:spacing w:line="120" w:lineRule="exact"/>
                               <w:rPr>
                                 <w:rFonts w:ascii="Arial" w:hAnsi="Arial"/>
-                                <w:color w:val="FF0000"/>
+                                <w:color w:val="000000"/>
                                 <w:sz w:val="11"/>
                               </w:rPr>
                             </w:pPr>
                             <w:r>
                               <w:rPr>
                                 <w:rFonts w:ascii="Arial" w:hAnsi="Arial"/>
-                                <w:color w:val="FF0000"/>
+                                <w:color w:val="000000"/>
                                 <w:sz w:val="11"/>
                               </w:rPr>
                               <w:t>über den Beförderungsvertrag im</w:t>
@@ -1321,7 +1321,7 @@
                             <w:r>
                               <w:rPr>
                                 <w:rFonts w:ascii="Arial" w:hAnsi="Arial"/>
-                                <w:color w:val="FF0000"/>
+                                <w:color w:val="000000"/>
                                 <w:sz w:val="11"/>
                               </w:rPr>
                               <w:t xml:space="preserve"> intern. Straßengüterverkehr (CMR)</w:t>
@@ -1332,7 +1332,7 @@
                               <w:spacing w:line="120" w:lineRule="exact"/>
                               <w:rPr>
                                 <w:rFonts w:ascii="Arial" w:hAnsi="Arial"/>
-                                <w:color w:val="FF0000"/>
+                                <w:color w:val="000000"/>
                                 <w:sz w:val="11"/>
                               </w:rPr>
                             </w:pPr>
@@ -1354,7 +1354,7 @@
               <w:rPr>
                 <w:rFonts w:ascii="Arial" w:hAnsi="Arial"/>
                 <w:noProof/>
-                <w:color w:val="FF0000"/>
+                <w:color w:val="000000"/>
                 <w:sz w:val="14"/>
                 <w:lang w:val="en-US" w:eastAsia="en-US"/>
               </w:rPr>
@@ -1427,7 +1427,7 @@
                                     <w:spacing w:before="60" w:line="120" w:lineRule="exact"/>
                                     <w:rPr>
                                       <w:rFonts w:ascii="Arial CYR" w:hAnsi="Arial CYR"/>
-                                      <w:color w:val="FF0000"/>
+                                      <w:color w:val="000000"/>
                                       <w:sz w:val="11"/>
                                       <w:lang w:val="ru-RU"/>
                                     </w:rPr>
@@ -1435,7 +1435,7 @@
                                   <w:r>
                                     <w:rPr>
                                       <w:rFonts w:ascii="Arial CYR" w:hAnsi="Arial CYR"/>
-                                      <w:color w:val="FF0000"/>
+                                      <w:color w:val="000000"/>
                                       <w:sz w:val="11"/>
                                       <w:lang w:val="ru-RU"/>
                                     </w:rPr>
@@ -1447,7 +1447,7 @@
                                     <w:spacing w:line="120" w:lineRule="exact"/>
                                     <w:rPr>
                                       <w:rFonts w:ascii="Arial CYR" w:hAnsi="Arial CYR"/>
-                                      <w:color w:val="FF0000"/>
+                                      <w:color w:val="000000"/>
                                       <w:sz w:val="11"/>
                                       <w:lang w:val="ru-RU"/>
                                     </w:rPr>
@@ -1455,7 +1455,7 @@
                                   <w:r>
                                     <w:rPr>
                                       <w:rFonts w:ascii="Arial CYR" w:hAnsi="Arial CYR"/>
-                                      <w:color w:val="FF0000"/>
+                                      <w:color w:val="000000"/>
                                       <w:sz w:val="11"/>
                                       <w:lang w:val="ru-RU"/>
                                     </w:rPr>
@@ -1467,7 +1467,7 @@
                                     <w:spacing w:line="120" w:lineRule="exact"/>
                                     <w:rPr>
                                       <w:rFonts w:ascii="Arial CYR" w:hAnsi="Arial CYR"/>
-                                      <w:color w:val="FF0000"/>
+                                      <w:color w:val="000000"/>
                                       <w:sz w:val="11"/>
                                       <w:lang w:val="ru-RU"/>
                                     </w:rPr>
@@ -1475,7 +1475,7 @@
                                   <w:r>
                                     <w:rPr>
                                       <w:rFonts w:ascii="Arial CYR" w:hAnsi="Arial CYR"/>
-                                      <w:color w:val="FF0000"/>
+                                      <w:color w:val="000000"/>
                                       <w:sz w:val="11"/>
                                       <w:lang w:val="ru-RU"/>
                                     </w:rPr>
@@ -1487,7 +1487,7 @@
                                     <w:spacing w:line="120" w:lineRule="exact"/>
                                     <w:rPr>
                                       <w:rFonts w:ascii="Arial" w:hAnsi="Arial"/>
-                                      <w:color w:val="FF0000"/>
+                                      <w:color w:val="000000"/>
                                       <w:sz w:val="11"/>
                                       <w:lang w:val="ru-RU"/>
                                     </w:rPr>
@@ -1495,7 +1495,7 @@
                                   <w:r>
                                     <w:rPr>
                                       <w:rFonts w:ascii="Arial CYR" w:hAnsi="Arial CYR"/>
-                                      <w:color w:val="FF0000"/>
+                                      <w:color w:val="000000"/>
                                       <w:sz w:val="11"/>
                                       <w:lang w:val="ru-RU"/>
                                     </w:rPr>
@@ -1507,7 +1507,7 @@
                                     <w:spacing w:line="120" w:lineRule="exact"/>
                                     <w:rPr>
                                       <w:rFonts w:ascii="Arial CYR" w:hAnsi="Arial CYR"/>
-                                      <w:color w:val="FF0000"/>
+                                      <w:color w:val="000000"/>
                                       <w:sz w:val="11"/>
                                       <w:lang w:val="ru-RU"/>
                                     </w:rPr>
@@ -1515,7 +1515,7 @@
                                   <w:r>
                                     <w:rPr>
                                       <w:rFonts w:ascii="Arial CYR" w:hAnsi="Arial CYR"/>
-                                      <w:color w:val="FF0000"/>
+                                      <w:color w:val="000000"/>
                                       <w:sz w:val="11"/>
                                       <w:lang w:val="ru-RU"/>
                                     </w:rPr>
@@ -1550,7 +1550,7 @@
                               <w:spacing w:before="60" w:line="120" w:lineRule="exact"/>
                               <w:rPr>
                                 <w:rFonts w:ascii="Arial CYR" w:hAnsi="Arial CYR"/>
-                                <w:color w:val="FF0000"/>
+                                <w:color w:val="000000"/>
                                 <w:sz w:val="11"/>
                                 <w:lang w:val="ru-RU"/>
                               </w:rPr>
@@ -1558,7 +1558,7 @@
                             <w:r>
                               <w:rPr>
                                 <w:rFonts w:ascii="Arial CYR" w:hAnsi="Arial CYR"/>
-                                <w:color w:val="FF0000"/>
+                                <w:color w:val="000000"/>
                                 <w:sz w:val="11"/>
                                 <w:lang w:val="ru-RU"/>
                               </w:rPr>
@@ -1570,7 +1570,7 @@
                               <w:spacing w:line="120" w:lineRule="exact"/>
                               <w:rPr>
                                 <w:rFonts w:ascii="Arial CYR" w:hAnsi="Arial CYR"/>
-                                <w:color w:val="FF0000"/>
+                                <w:color w:val="000000"/>
                                 <w:sz w:val="11"/>
                                 <w:lang w:val="ru-RU"/>
                               </w:rPr>
@@ -1578,7 +1578,7 @@
                             <w:r>
                               <w:rPr>
                                 <w:rFonts w:ascii="Arial CYR" w:hAnsi="Arial CYR"/>
-                                <w:color w:val="FF0000"/>
+                                <w:color w:val="000000"/>
                                 <w:sz w:val="11"/>
                                 <w:lang w:val="ru-RU"/>
                               </w:rPr>
@@ -1590,7 +1590,7 @@
                               <w:spacing w:line="120" w:lineRule="exact"/>
                               <w:rPr>
                                 <w:rFonts w:ascii="Arial CYR" w:hAnsi="Arial CYR"/>
-                                <w:color w:val="FF0000"/>
+                                <w:color w:val="000000"/>
                                 <w:sz w:val="11"/>
                                 <w:lang w:val="ru-RU"/>
                               </w:rPr>
@@ -1598,7 +1598,7 @@
                             <w:r>
                               <w:rPr>
                                 <w:rFonts w:ascii="Arial CYR" w:hAnsi="Arial CYR"/>
-                                <w:color w:val="FF0000"/>
+                                <w:color w:val="000000"/>
                                 <w:sz w:val="11"/>
                                 <w:lang w:val="ru-RU"/>
                               </w:rPr>
@@ -1610,7 +1610,7 @@
                               <w:spacing w:line="120" w:lineRule="exact"/>
                               <w:rPr>
                                 <w:rFonts w:ascii="Arial" w:hAnsi="Arial"/>
-                                <w:color w:val="FF0000"/>
+                                <w:color w:val="000000"/>
                                 <w:sz w:val="11"/>
                                 <w:lang w:val="ru-RU"/>
                               </w:rPr>
@@ -1618,7 +1618,7 @@
                             <w:r>
                               <w:rPr>
                                 <w:rFonts w:ascii="Arial CYR" w:hAnsi="Arial CYR"/>
-                                <w:color w:val="FF0000"/>
+                                <w:color w:val="000000"/>
                                 <w:sz w:val="11"/>
                                 <w:lang w:val="ru-RU"/>
                               </w:rPr>
@@ -1630,7 +1630,7 @@
                               <w:spacing w:line="120" w:lineRule="exact"/>
                               <w:rPr>
                                 <w:rFonts w:ascii="Arial CYR" w:hAnsi="Arial CYR"/>
-                                <w:color w:val="FF0000"/>
+                                <w:color w:val="000000"/>
                                 <w:sz w:val="11"/>
                                 <w:lang w:val="ru-RU"/>
                               </w:rPr>
@@ -1638,7 +1638,7 @@
                             <w:r>
                               <w:rPr>
                                 <w:rFonts w:ascii="Arial CYR" w:hAnsi="Arial CYR"/>
-                                <w:color w:val="FF0000"/>
+                                <w:color w:val="000000"/>
                                 <w:sz w:val="11"/>
                                 <w:lang w:val="ru-RU"/>
                               </w:rPr>
@@ -1668,9 +1668,9 @@
             <w:gridSpan w:val="15"/>
             <w:tcBorders>
               <w:top w:val="dotted" w:sz="4" w:space="0" w:color="auto"/>
-              <w:left w:val="single" w:sz="12" w:space="0" w:color="FF0000"/>
+              <w:left w:val="single" w:sz="12" w:space="0" w:color="000000"/>
               <w:bottom w:val="dotted" w:sz="4" w:space="0" w:color="auto"/>
-              <w:right w:val="single" w:sz="6" w:space="0" w:color="FF0000"/>
+              <w:right w:val="single" w:sz="6" w:space="0" w:color="000000"/>
             </w:tcBorders>
           </w:tcPr>
           <w:p>
@@ -1703,16 +1703,16 @@
             <w:gridSpan w:val="18"/>
             <w:tcBorders>
               <w:top w:val="nil"/>
-              <w:left w:val="single" w:sz="6" w:space="0" w:color="FF0000"/>
+              <w:left w:val="single" w:sz="6" w:space="0" w:color="000000"/>
               <w:bottom w:val="nil"/>
-              <w:right w:val="single" w:sz="12" w:space="0" w:color="FF0000"/>
+              <w:right w:val="single" w:sz="12" w:space="0" w:color="000000"/>
             </w:tcBorders>
           </w:tcPr>
           <w:p>
             <w:pPr>
               <w:rPr>
                 <w:rFonts w:ascii="Arial" w:hAnsi="Arial"/>
-                <w:color w:val="FF0000"/>
+                <w:color w:val="000000"/>
                 <w:sz w:val="14"/>
                 <w:lang w:val="nl-NL"/>
               </w:rPr>
@@ -1733,9 +1733,9 @@
             <w:gridSpan w:val="15"/>
             <w:tcBorders>
               <w:top w:val="dotted" w:sz="4" w:space="0" w:color="auto"/>
-              <w:left w:val="single" w:sz="12" w:space="0" w:color="FF0000"/>
+              <w:left w:val="single" w:sz="12" w:space="0" w:color="000000"/>
               <w:bottom w:val="dotted" w:sz="4" w:space="0" w:color="auto"/>
-              <w:right w:val="single" w:sz="6" w:space="0" w:color="FF0000"/>
+              <w:right w:val="single" w:sz="6" w:space="0" w:color="000000"/>
             </w:tcBorders>
           </w:tcPr>
           <w:p>
@@ -1788,16 +1788,16 @@
             <w:gridSpan w:val="18"/>
             <w:tcBorders>
               <w:top w:val="nil"/>
-              <w:left w:val="single" w:sz="6" w:space="0" w:color="FF0000"/>
+              <w:left w:val="single" w:sz="6" w:space="0" w:color="000000"/>
               <w:bottom w:val="nil"/>
-              <w:right w:val="single" w:sz="12" w:space="0" w:color="FF0000"/>
+              <w:right w:val="single" w:sz="12" w:space="0" w:color="000000"/>
             </w:tcBorders>
           </w:tcPr>
           <w:p>
             <w:pPr>
               <w:rPr>
                 <w:rFonts w:ascii="Arial" w:hAnsi="Arial"/>
-                <w:color w:val="FF0000"/>
+                <w:color w:val="000000"/>
                 <w:sz w:val="14"/>
                 <w:lang w:val="nl-NL"/>
               </w:rPr>
@@ -1818,9 +1818,9 @@
             <w:gridSpan w:val="15"/>
             <w:tcBorders>
               <w:top w:val="dotted" w:sz="4" w:space="0" w:color="auto"/>
-              <w:left w:val="single" w:sz="12" w:space="0" w:color="FF0000"/>
-              <w:bottom w:val="single" w:sz="12" w:space="0" w:color="FF0000"/>
-              <w:right w:val="single" w:sz="6" w:space="0" w:color="FF0000"/>
+              <w:left w:val="single" w:sz="12" w:space="0" w:color="000000"/>
+              <w:bottom w:val="single" w:sz="12" w:space="0" w:color="000000"/>
+              <w:right w:val="single" w:sz="6" w:space="0" w:color="000000"/>
             </w:tcBorders>
           </w:tcPr>
           <w:p>
@@ -1850,16 +1850,16 @@
             <w:gridSpan w:val="18"/>
             <w:tcBorders>
               <w:top w:val="nil"/>
-              <w:left w:val="single" w:sz="6" w:space="0" w:color="FF0000"/>
-              <w:bottom w:val="single" w:sz="12" w:space="0" w:color="FF0000"/>
-              <w:right w:val="single" w:sz="12" w:space="0" w:color="FF0000"/>
+              <w:left w:val="single" w:sz="6" w:space="0" w:color="000000"/>
+              <w:bottom w:val="single" w:sz="12" w:space="0" w:color="000000"/>
+              <w:right w:val="single" w:sz="12" w:space="0" w:color="000000"/>
             </w:tcBorders>
           </w:tcPr>
           <w:p>
             <w:pPr>
               <w:rPr>
                 <w:rFonts w:ascii="Courier New" w:hAnsi="Courier New"/>
-                <w:color w:val="FF0000"/>
+                <w:color w:val="000000"/>
                 <w:sz w:val="22"/>
                 <w:lang w:val="nl-NL"/>
               </w:rPr>
@@ -1879,8 +1879,8 @@
             <w:tcW w:w="209" w:type="dxa"/>
             <w:tcBorders>
               <w:top w:val="nil"/>
-              <w:left w:val="single" w:sz="12" w:space="0" w:color="FF0000"/>
-              <w:bottom w:val="single" w:sz="6" w:space="0" w:color="FF0000"/>
+              <w:left w:val="single" w:sz="12" w:space="0" w:color="000000"/>
+              <w:bottom w:val="single" w:sz="6" w:space="0" w:color="000000"/>
               <w:right w:val="single" w:sz="6" w:space="0" w:color="FFFFFF"/>
             </w:tcBorders>
           </w:tcPr>
@@ -1889,7 +1889,7 @@
               <w:rPr>
                 <w:rFonts w:ascii="Arial" w:hAnsi="Arial"/>
                 <w:b/>
-                <w:color w:val="FF0000"/>
+                <w:color w:val="000000"/>
                 <w:sz w:val="22"/>
                 <w:lang w:val="nl-NL"/>
               </w:rPr>
@@ -1898,7 +1898,7 @@
               <w:rPr>
                 <w:rFonts w:ascii="Arial" w:hAnsi="Arial"/>
                 <w:b/>
-                <w:color w:val="FF0000"/>
+                <w:color w:val="000000"/>
                 <w:lang w:val="nl-NL"/>
               </w:rPr>
               <w:t>2</w:t>
@@ -1910,23 +1910,23 @@
             <w:tcW w:w="5176" w:type="dxa"/>
             <w:gridSpan w:val="14"/>
             <w:tcBorders>
-              <w:top w:val="single" w:sz="12" w:space="0" w:color="FF0000"/>
+              <w:top w:val="single" w:sz="12" w:space="0" w:color="000000"/>
               <w:left w:val="single" w:sz="6" w:space="0" w:color="FFFFFF"/>
-              <w:bottom w:val="single" w:sz="6" w:space="0" w:color="FF0000"/>
-              <w:right w:val="single" w:sz="12" w:space="0" w:color="FF0000"/>
-            </w:tcBorders>
-          </w:tcPr>
-          <w:p>
-            <w:pPr>
-              <w:rPr>
-                <w:color w:val="FF0000"/>
+              <w:bottom w:val="single" w:sz="6" w:space="0" w:color="000000"/>
+              <w:right w:val="single" w:sz="12" w:space="0" w:color="000000"/>
+            </w:tcBorders>
+          </w:tcPr>
+          <w:p>
+            <w:pPr>
+              <w:rPr>
+                <w:color w:val="000000"/>
                 <w:sz w:val="11"/>
                 <w:lang w:val="nl-NL"/>
               </w:rPr>
             </w:pPr>
             <w:r>
               <w:rPr>
-                <w:color w:val="FF0000"/>
+                <w:color w:val="000000"/>
                 <w:sz w:val="11"/>
                 <w:lang w:val="ru-RU"/>
               </w:rPr>
@@ -1934,7 +1934,7 @@
             </w:r>
             <w:r>
               <w:rPr>
-                <w:color w:val="FF0000"/>
+                <w:color w:val="000000"/>
                 <w:sz w:val="11"/>
                 <w:lang w:val="nl-NL"/>
               </w:rPr>
@@ -1942,7 +1942,7 @@
             </w:r>
             <w:r>
               <w:rPr>
-                <w:color w:val="FF0000"/>
+                <w:color w:val="000000"/>
                 <w:sz w:val="11"/>
                 <w:lang w:val="ru-RU"/>
               </w:rPr>
@@ -1950,7 +1950,7 @@
             </w:r>
             <w:r>
               <w:rPr>
-                <w:color w:val="FF0000"/>
+                <w:color w:val="000000"/>
                 <w:sz w:val="11"/>
                 <w:lang w:val="nl-NL"/>
               </w:rPr>
@@ -1958,7 +1958,7 @@
             </w:r>
             <w:r>
               <w:rPr>
-                <w:color w:val="FF0000"/>
+                <w:color w:val="000000"/>
                 <w:sz w:val="11"/>
                 <w:lang w:val="ru-RU"/>
               </w:rPr>
@@ -1966,7 +1966,7 @@
             </w:r>
             <w:r>
               <w:rPr>
-                <w:color w:val="FF0000"/>
+                <w:color w:val="000000"/>
                 <w:sz w:val="11"/>
                 <w:lang w:val="nl-NL"/>
               </w:rPr>
@@ -1974,7 +1974,7 @@
             </w:r>
             <w:r>
               <w:rPr>
-                <w:color w:val="FF0000"/>
+                <w:color w:val="000000"/>
                 <w:sz w:val="11"/>
                 <w:lang w:val="ru-RU"/>
               </w:rPr>
@@ -1982,7 +1982,7 @@
             </w:r>
             <w:r>
               <w:rPr>
-                <w:color w:val="FF0000"/>
+                <w:color w:val="000000"/>
                 <w:sz w:val="11"/>
                 <w:lang w:val="nl-NL"/>
               </w:rPr>
@@ -1992,14 +1992,14 @@
           <w:p>
             <w:pPr>
               <w:rPr>
-                <w:color w:val="FF0000"/>
+                <w:color w:val="000000"/>
                 <w:sz w:val="11"/>
                 <w:lang w:val="nl-NL"/>
               </w:rPr>
             </w:pPr>
             <w:r>
               <w:rPr>
-                <w:color w:val="FF0000"/>
+                <w:color w:val="000000"/>
                 <w:sz w:val="11"/>
                 <w:lang w:val="nl-NL"/>
               </w:rPr>
@@ -2013,8 +2013,8 @@
             <w:gridSpan w:val="2"/>
             <w:tcBorders>
               <w:top w:val="nil"/>
-              <w:left w:val="single" w:sz="12" w:space="0" w:color="FF0000"/>
-              <w:bottom w:val="single" w:sz="6" w:space="0" w:color="FF0000"/>
+              <w:left w:val="single" w:sz="12" w:space="0" w:color="000000"/>
+              <w:bottom w:val="single" w:sz="6" w:space="0" w:color="000000"/>
               <w:right w:val="nil"/>
             </w:tcBorders>
           </w:tcPr>
@@ -2022,7 +2022,7 @@
             <w:pPr>
               <w:rPr>
                 <w:rFonts w:ascii="Arial" w:hAnsi="Arial"/>
-                <w:color w:val="FF0000"/>
+                <w:color w:val="000000"/>
                 <w:sz w:val="11"/>
                 <w:lang w:val="nl-NL"/>
               </w:rPr>
@@ -2031,7 +2031,7 @@
               <w:rPr>
                 <w:rFonts w:ascii="Arial" w:hAnsi="Arial"/>
                 <w:b/>
-                <w:color w:val="FF0000"/>
+                <w:color w:val="000000"/>
                 <w:lang w:val="nl-NL"/>
               </w:rPr>
               <w:t>16</w:t>
@@ -2045,15 +2045,15 @@
             <w:tcBorders>
               <w:top w:val="nil"/>
               <w:left w:val="nil"/>
-              <w:bottom w:val="single" w:sz="6" w:space="0" w:color="FF0000"/>
-              <w:right w:val="single" w:sz="12" w:space="0" w:color="FF0000"/>
+              <w:bottom w:val="single" w:sz="6" w:space="0" w:color="000000"/>
+              <w:right w:val="single" w:sz="12" w:space="0" w:color="000000"/>
             </w:tcBorders>
           </w:tcPr>
           <w:p>
             <w:pPr>
               <w:rPr>
                 <w:rFonts w:ascii="Arial CYR" w:hAnsi="Arial CYR"/>
-                <w:color w:val="FF0000"/>
+                <w:color w:val="000000"/>
                 <w:sz w:val="11"/>
                 <w:lang w:val="nl-NL"/>
               </w:rPr>
@@ -2061,7 +2061,7 @@
             <w:r>
               <w:rPr>
                 <w:rFonts w:ascii="Arial CYR" w:hAnsi="Arial CYR"/>
-                <w:color w:val="FF0000"/>
+                <w:color w:val="000000"/>
                 <w:sz w:val="11"/>
                 <w:lang w:val="ru-RU"/>
               </w:rPr>
@@ -2070,7 +2070,7 @@
             <w:r>
               <w:rPr>
                 <w:rFonts w:ascii="Arial CYR" w:hAnsi="Arial CYR"/>
-                <w:color w:val="FF0000"/>
+                <w:color w:val="000000"/>
                 <w:sz w:val="11"/>
                 <w:lang w:val="nl-NL"/>
               </w:rPr>
@@ -2079,7 +2079,7 @@
             <w:r>
               <w:rPr>
                 <w:rFonts w:ascii="Arial CYR" w:hAnsi="Arial CYR"/>
-                <w:color w:val="FF0000"/>
+                <w:color w:val="000000"/>
                 <w:sz w:val="11"/>
                 <w:lang w:val="ru-RU"/>
               </w:rPr>
@@ -2088,7 +2088,7 @@
             <w:r>
               <w:rPr>
                 <w:rFonts w:ascii="Arial CYR" w:hAnsi="Arial CYR"/>
-                <w:color w:val="FF0000"/>
+                <w:color w:val="000000"/>
                 <w:sz w:val="11"/>
                 <w:lang w:val="nl-NL"/>
               </w:rPr>
@@ -2097,7 +2097,7 @@
             <w:r>
               <w:rPr>
                 <w:rFonts w:ascii="Arial CYR" w:hAnsi="Arial CYR"/>
-                <w:color w:val="FF0000"/>
+                <w:color w:val="000000"/>
                 <w:sz w:val="11"/>
                 <w:lang w:val="ru-RU"/>
               </w:rPr>
@@ -2106,7 +2106,7 @@
             <w:r>
               <w:rPr>
                 <w:rFonts w:ascii="Arial CYR" w:hAnsi="Arial CYR"/>
-                <w:color w:val="FF0000"/>
+                <w:color w:val="000000"/>
                 <w:sz w:val="11"/>
                 <w:lang w:val="nl-NL"/>
               </w:rPr>
@@ -2115,7 +2115,7 @@
             <w:r>
               <w:rPr>
                 <w:rFonts w:ascii="Arial CYR" w:hAnsi="Arial CYR"/>
-                <w:color w:val="FF0000"/>
+                <w:color w:val="000000"/>
                 <w:sz w:val="11"/>
                 <w:lang w:val="ru-RU"/>
               </w:rPr>
@@ -2124,7 +2124,7 @@
             <w:r>
               <w:rPr>
                 <w:rFonts w:ascii="Arial CYR" w:hAnsi="Arial CYR"/>
-                <w:color w:val="FF0000"/>
+                <w:color w:val="000000"/>
                 <w:sz w:val="11"/>
                 <w:lang w:val="nl-NL"/>
               </w:rPr>
@@ -2135,7 +2135,7 @@
             <w:pPr>
               <w:rPr>
                 <w:rFonts w:ascii="Arial" w:hAnsi="Arial"/>
-                <w:color w:val="FF0000"/>
+                <w:color w:val="000000"/>
                 <w:sz w:val="11"/>
                 <w:lang w:val="nl-NL"/>
               </w:rPr>
@@ -2143,7 +2143,7 @@
             <w:r>
               <w:rPr>
                 <w:rFonts w:ascii="Arial" w:hAnsi="Arial"/>
-                <w:color w:val="FF0000"/>
+                <w:color w:val="000000"/>
                 <w:sz w:val="11"/>
                 <w:lang w:val="nl-NL"/>
               </w:rPr>
@@ -2165,9 +2165,9 @@
             <w:gridSpan w:val="15"/>
             <w:tcBorders>
               <w:top w:val="nil"/>
-              <w:left w:val="single" w:sz="12" w:space="0" w:color="FF0000"/>
+              <w:left w:val="single" w:sz="12" w:space="0" w:color="000000"/>
               <w:bottom w:val="dotted" w:sz="4" w:space="0" w:color="auto"/>
-              <w:right w:val="single" w:sz="12" w:space="0" w:color="FF0000"/>
+              <w:right w:val="single" w:sz="12" w:space="0" w:color="000000"/>
             </w:tcBorders>
           </w:tcPr>
           <w:p>
@@ -2196,9 +2196,9 @@
             <w:gridSpan w:val="18"/>
             <w:tcBorders>
               <w:top w:val="nil"/>
-              <w:left w:val="single" w:sz="12" w:space="0" w:color="FF0000"/>
+              <w:left w:val="single" w:sz="12" w:space="0" w:color="000000"/>
               <w:bottom w:val="dotted" w:sz="4" w:space="0" w:color="auto"/>
-              <w:right w:val="single" w:sz="12" w:space="0" w:color="FF0000"/>
+              <w:right w:val="single" w:sz="12" w:space="0" w:color="000000"/>
             </w:tcBorders>
           </w:tcPr>
           <w:p>
@@ -2227,9 +2227,9 @@
             <w:gridSpan w:val="15"/>
             <w:tcBorders>
               <w:top w:val="dotted" w:sz="4" w:space="0" w:color="auto"/>
-              <w:left w:val="single" w:sz="12" w:space="0" w:color="FF0000"/>
+              <w:left w:val="single" w:sz="12" w:space="0" w:color="000000"/>
               <w:bottom w:val="dotted" w:sz="4" w:space="0" w:color="auto"/>
-              <w:right w:val="single" w:sz="12" w:space="0" w:color="FF0000"/>
+              <w:right w:val="single" w:sz="12" w:space="0" w:color="000000"/>
             </w:tcBorders>
           </w:tcPr>
           <w:p>
@@ -2258,9 +2258,9 @@
             <w:gridSpan w:val="18"/>
             <w:tcBorders>
               <w:top w:val="dotted" w:sz="4" w:space="0" w:color="auto"/>
-              <w:left w:val="single" w:sz="12" w:space="0" w:color="FF0000"/>
+              <w:left w:val="single" w:sz="12" w:space="0" w:color="000000"/>
               <w:bottom w:val="dotted" w:sz="4" w:space="0" w:color="auto"/>
-              <w:right w:val="single" w:sz="12" w:space="0" w:color="FF0000"/>
+              <w:right w:val="single" w:sz="12" w:space="0" w:color="000000"/>
             </w:tcBorders>
           </w:tcPr>
           <w:p>
@@ -2393,9 +2393,9 @@
             <w:gridSpan w:val="15"/>
             <w:tcBorders>
               <w:top w:val="dotted" w:sz="4" w:space="0" w:color="auto"/>
-              <w:left w:val="single" w:sz="12" w:space="0" w:color="FF0000"/>
+              <w:left w:val="single" w:sz="12" w:space="0" w:color="000000"/>
               <w:bottom w:val="dotted" w:sz="4" w:space="0" w:color="auto"/>
-              <w:right w:val="single" w:sz="12" w:space="0" w:color="FF0000"/>
+              <w:right w:val="single" w:sz="12" w:space="0" w:color="000000"/>
             </w:tcBorders>
           </w:tcPr>
           <w:p>
@@ -2424,9 +2424,9 @@
             <w:gridSpan w:val="18"/>
             <w:tcBorders>
               <w:top w:val="dotted" w:sz="4" w:space="0" w:color="auto"/>
-              <w:left w:val="single" w:sz="12" w:space="0" w:color="FF0000"/>
+              <w:left w:val="single" w:sz="12" w:space="0" w:color="000000"/>
               <w:bottom w:val="dotted" w:sz="4" w:space="0" w:color="auto"/>
-              <w:right w:val="single" w:sz="12" w:space="0" w:color="FF0000"/>
+              <w:right w:val="single" w:sz="12" w:space="0" w:color="000000"/>
             </w:tcBorders>
           </w:tcPr>
           <w:p>
@@ -2458,9 +2458,9 @@
             <w:gridSpan w:val="15"/>
             <w:tcBorders>
               <w:top w:val="dotted" w:sz="4" w:space="0" w:color="auto"/>
-              <w:left w:val="single" w:sz="12" w:space="0" w:color="FF0000"/>
+              <w:left w:val="single" w:sz="12" w:space="0" w:color="000000"/>
               <w:bottom w:val="dotted" w:sz="4" w:space="0" w:color="auto"/>
-              <w:right w:val="single" w:sz="12" w:space="0" w:color="FF0000"/>
+              <w:right w:val="single" w:sz="12" w:space="0" w:color="000000"/>
             </w:tcBorders>
           </w:tcPr>
           <w:p>
@@ -2489,9 +2489,9 @@
             <w:gridSpan w:val="18"/>
             <w:tcBorders>
               <w:top w:val="dotted" w:sz="4" w:space="0" w:color="auto"/>
-              <w:left w:val="single" w:sz="12" w:space="0" w:color="FF0000"/>
+              <w:left w:val="single" w:sz="12" w:space="0" w:color="000000"/>
               <w:bottom w:val="dotted" w:sz="4" w:space="0" w:color="auto"/>
-              <w:right w:val="single" w:sz="12" w:space="0" w:color="FF0000"/>
+              <w:right w:val="single" w:sz="12" w:space="0" w:color="000000"/>
             </w:tcBorders>
           </w:tcPr>
           <w:p>
@@ -2517,9 +2517,9 @@
             <w:gridSpan w:val="15"/>
             <w:tcBorders>
               <w:top w:val="dotted" w:sz="4" w:space="0" w:color="auto"/>
-              <w:left w:val="single" w:sz="12" w:space="0" w:color="FF0000"/>
-              <w:bottom w:val="single" w:sz="6" w:space="0" w:color="FF0000"/>
-              <w:right w:val="single" w:sz="12" w:space="0" w:color="FF0000"/>
+              <w:left w:val="single" w:sz="12" w:space="0" w:color="000000"/>
+              <w:bottom w:val="single" w:sz="6" w:space="0" w:color="000000"/>
+              <w:right w:val="single" w:sz="12" w:space="0" w:color="000000"/>
             </w:tcBorders>
           </w:tcPr>
           <w:p>
@@ -2539,9 +2539,9 @@
             <w:gridSpan w:val="18"/>
             <w:tcBorders>
               <w:top w:val="dotted" w:sz="4" w:space="0" w:color="auto"/>
-              <w:left w:val="single" w:sz="12" w:space="0" w:color="FF0000"/>
+              <w:left w:val="single" w:sz="12" w:space="0" w:color="000000"/>
               <w:bottom w:val="single" w:sz="6" w:space="0" w:color="00FFFF"/>
-              <w:right w:val="single" w:sz="12" w:space="0" w:color="FF0000"/>
+              <w:right w:val="single" w:sz="12" w:space="0" w:color="000000"/>
             </w:tcBorders>
           </w:tcPr>
           <w:p>
@@ -2566,9 +2566,9 @@
           <w:tcPr>
             <w:tcW w:w="209" w:type="dxa"/>
             <w:tcBorders>
-              <w:top w:val="single" w:sz="6" w:space="0" w:color="FF0000"/>
-              <w:left w:val="single" w:sz="12" w:space="0" w:color="FF0000"/>
-              <w:bottom w:val="single" w:sz="6" w:space="0" w:color="FF0000"/>
+              <w:top w:val="single" w:sz="6" w:space="0" w:color="000000"/>
+              <w:left w:val="single" w:sz="12" w:space="0" w:color="000000"/>
+              <w:bottom w:val="single" w:sz="6" w:space="0" w:color="000000"/>
               <w:right w:val="single" w:sz="12" w:space="0" w:color="FFFFFF"/>
             </w:tcBorders>
           </w:tcPr>
@@ -2577,7 +2577,7 @@
               <w:rPr>
                 <w:rFonts w:ascii="Arial" w:hAnsi="Arial"/>
                 <w:b/>
-                <w:color w:val="FF0000"/>
+                <w:color w:val="000000"/>
                 <w:sz w:val="22"/>
                 <w:lang w:val="fr-FR"/>
               </w:rPr>
@@ -2586,7 +2586,7 @@
               <w:rPr>
                 <w:rFonts w:ascii="Arial" w:hAnsi="Arial"/>
                 <w:b/>
-                <w:color w:val="FF0000"/>
+                <w:color w:val="000000"/>
                 <w:lang w:val="fr-FR"/>
               </w:rPr>
               <w:t>3</w:t>
@@ -2598,10 +2598,10 @@
             <w:tcW w:w="5176" w:type="dxa"/>
             <w:gridSpan w:val="14"/>
             <w:tcBorders>
-              <w:top w:val="single" w:sz="6" w:space="0" w:color="FF0000"/>
+              <w:top w:val="single" w:sz="6" w:space="0" w:color="000000"/>
               <w:left w:val="single" w:sz="12" w:space="0" w:color="FFFFFF"/>
-              <w:bottom w:val="single" w:sz="6" w:space="0" w:color="FF0000"/>
-              <w:right w:val="single" w:sz="12" w:space="0" w:color="FF0000"/>
+              <w:bottom w:val="single" w:sz="6" w:space="0" w:color="000000"/>
+              <w:right w:val="single" w:sz="12" w:space="0" w:color="000000"/>
             </w:tcBorders>
           </w:tcPr>
           <w:tbl>
@@ -2630,30 +2630,30 @@
                 <w:tcPr>
                   <w:tcW w:w="10924" w:type="dxa"/>
                   <w:tcBorders>
-                    <w:top w:val="single" w:sz="6" w:space="0" w:color="FF0000"/>
+                    <w:top w:val="single" w:sz="6" w:space="0" w:color="000000"/>
                     <w:left w:val="single" w:sz="12" w:space="0" w:color="FFFFFF"/>
-                    <w:bottom w:val="single" w:sz="6" w:space="0" w:color="FF0000"/>
-                    <w:right w:val="single" w:sz="12" w:space="0" w:color="FF0000"/>
+                    <w:bottom w:val="single" w:sz="6" w:space="0" w:color="000000"/>
+                    <w:right w:val="single" w:sz="12" w:space="0" w:color="000000"/>
                   </w:tcBorders>
                 </w:tcPr>
                 <w:p>
                   <w:pPr>
                     <w:rPr>
-                      <w:color w:val="FF0000"/>
+                      <w:color w:val="000000"/>
                       <w:sz w:val="11"/>
                       <w:lang w:val="fr-FR"/>
                     </w:rPr>
                   </w:pPr>
                   <w:r>
                     <w:rPr>
-                      <w:color w:val="FF0000"/>
+                      <w:color w:val="000000"/>
                       <w:sz w:val="11"/>
                     </w:rPr>
                     <w:t>Место</w:t>
                   </w:r>
                   <w:r>
                     <w:rPr>
-                      <w:color w:val="FF0000"/>
+                      <w:color w:val="000000"/>
                       <w:sz w:val="11"/>
                       <w:lang w:val="fr-FR"/>
                     </w:rPr>
@@ -2661,14 +2661,14 @@
                   </w:r>
                   <w:r>
                     <w:rPr>
-                      <w:color w:val="FF0000"/>
+                      <w:color w:val="000000"/>
                       <w:sz w:val="11"/>
                     </w:rPr>
                     <w:t>разгрузки</w:t>
                   </w:r>
                   <w:r>
                     <w:rPr>
-                      <w:color w:val="FF0000"/>
+                      <w:color w:val="000000"/>
                       <w:sz w:val="11"/>
                       <w:lang w:val="fr-FR"/>
                     </w:rPr>
@@ -2676,7 +2676,7 @@
                   </w:r>
                   <w:r>
                     <w:rPr>
-                      <w:color w:val="FF0000"/>
+                      <w:color w:val="000000"/>
                       <w:sz w:val="11"/>
                     </w:rPr>
                     <w:t>груза</w:t>
@@ -2685,14 +2685,14 @@
                 <w:p>
                   <w:pPr>
                     <w:rPr>
-                      <w:color w:val="FF0000"/>
+                      <w:color w:val="000000"/>
                       <w:sz w:val="11"/>
                       <w:lang w:val="fr-FR"/>
                     </w:rPr>
                   </w:pPr>
                   <w:r>
                     <w:rPr>
-                      <w:color w:val="FF0000"/>
+                      <w:color w:val="000000"/>
                       <w:sz w:val="11"/>
                       <w:lang w:val="fr-FR"/>
                     </w:rPr>
@@ -2719,9 +2719,9 @@
             <w:tcW w:w="490" w:type="dxa"/>
             <w:gridSpan w:val="2"/>
             <w:tcBorders>
-              <w:top w:val="single" w:sz="6" w:space="0" w:color="FF0000"/>
-              <w:left w:val="single" w:sz="12" w:space="0" w:color="FF0000"/>
-              <w:bottom w:val="single" w:sz="6" w:space="0" w:color="FF0000"/>
+              <w:top w:val="single" w:sz="6" w:space="0" w:color="000000"/>
+              <w:left w:val="single" w:sz="12" w:space="0" w:color="000000"/>
+              <w:bottom w:val="single" w:sz="6" w:space="0" w:color="000000"/>
               <w:right w:val="nil"/>
             </w:tcBorders>
           </w:tcPr>
@@ -2729,7 +2729,7 @@
             <w:pPr>
               <w:rPr>
                 <w:rFonts w:ascii="Arial" w:hAnsi="Arial"/>
-                <w:color w:val="FF0000"/>
+                <w:color w:val="000000"/>
                 <w:sz w:val="11"/>
                 <w:lang w:val="fr-FR"/>
               </w:rPr>
@@ -2738,7 +2738,7 @@
               <w:rPr>
                 <w:rFonts w:ascii="Arial" w:hAnsi="Arial"/>
                 <w:b/>
-                <w:color w:val="FF0000"/>
+                <w:color w:val="000000"/>
                 <w:lang w:val="fr-FR"/>
               </w:rPr>
               <w:t>17</w:t>
@@ -2750,17 +2750,17 @@
             <w:tcW w:w="5049" w:type="dxa"/>
             <w:gridSpan w:val="16"/>
             <w:tcBorders>
-              <w:top w:val="single" w:sz="6" w:space="0" w:color="FF0000"/>
+              <w:top w:val="single" w:sz="6" w:space="0" w:color="000000"/>
               <w:left w:val="nil"/>
-              <w:bottom w:val="single" w:sz="6" w:space="0" w:color="FF0000"/>
-              <w:right w:val="single" w:sz="12" w:space="0" w:color="FF0000"/>
+              <w:bottom w:val="single" w:sz="6" w:space="0" w:color="000000"/>
+              <w:right w:val="single" w:sz="12" w:space="0" w:color="000000"/>
             </w:tcBorders>
           </w:tcPr>
           <w:p>
             <w:pPr>
               <w:rPr>
                 <w:rFonts w:ascii="Arial CYR" w:hAnsi="Arial CYR"/>
-                <w:color w:val="FF0000"/>
+                <w:color w:val="000000"/>
                 <w:sz w:val="11"/>
                 <w:lang w:val="ru-RU"/>
               </w:rPr>
@@ -2768,7 +2768,7 @@
             <w:r>
               <w:rPr>
                 <w:rFonts w:ascii="Arial CYR" w:hAnsi="Arial CYR"/>
-                <w:color w:val="FF0000"/>
+                <w:color w:val="000000"/>
                 <w:sz w:val="11"/>
                 <w:lang w:val="ru-RU"/>
               </w:rPr>
@@ -2777,7 +2777,7 @@
             <w:r>
               <w:rPr>
                 <w:rFonts w:ascii="Arial CYR" w:hAnsi="Arial CYR"/>
-                <w:color w:val="FF0000"/>
+                <w:color w:val="000000"/>
                 <w:sz w:val="11"/>
                 <w:lang w:val="fr-FR"/>
               </w:rPr>
@@ -2786,7 +2786,7 @@
             <w:r>
               <w:rPr>
                 <w:rFonts w:ascii="Arial CYR" w:hAnsi="Arial CYR"/>
-                <w:color w:val="FF0000"/>
+                <w:color w:val="000000"/>
                 <w:sz w:val="11"/>
                 <w:lang w:val="ru-RU"/>
               </w:rPr>
@@ -2795,7 +2795,7 @@
             <w:r>
               <w:rPr>
                 <w:rFonts w:ascii="Arial CYR" w:hAnsi="Arial CYR"/>
-                <w:color w:val="FF0000"/>
+                <w:color w:val="000000"/>
                 <w:sz w:val="11"/>
                 <w:lang w:val="fr-FR"/>
               </w:rPr>
@@ -2804,7 +2804,7 @@
             <w:r>
               <w:rPr>
                 <w:rFonts w:ascii="Arial CYR" w:hAnsi="Arial CYR"/>
-                <w:color w:val="FF0000"/>
+                <w:color w:val="000000"/>
                 <w:sz w:val="11"/>
                 <w:lang w:val="ru-RU"/>
               </w:rPr>
@@ -2813,7 +2813,7 @@
             <w:r>
               <w:rPr>
                 <w:rFonts w:ascii="Arial CYR" w:hAnsi="Arial CYR"/>
-                <w:color w:val="FF0000"/>
+                <w:color w:val="000000"/>
                 <w:sz w:val="11"/>
                 <w:lang w:val="fr-FR"/>
               </w:rPr>
@@ -2822,7 +2822,7 @@
             <w:r>
               <w:rPr>
                 <w:rFonts w:ascii="Arial CYR" w:hAnsi="Arial CYR"/>
-                <w:color w:val="FF0000"/>
+                <w:color w:val="000000"/>
                 <w:sz w:val="11"/>
                 <w:lang w:val="ru-RU"/>
               </w:rPr>
@@ -2833,14 +2833,14 @@
             <w:pPr>
               <w:rPr>
                 <w:rFonts w:ascii="Arial" w:hAnsi="Arial"/>
-                <w:color w:val="FF0000"/>
+                <w:color w:val="000000"/>
                 <w:sz w:val="11"/>
               </w:rPr>
             </w:pPr>
             <w:r>
               <w:rPr>
                 <w:rFonts w:ascii="Arial" w:hAnsi="Arial"/>
-                <w:color w:val="FF0000"/>
+                <w:color w:val="000000"/>
                 <w:sz w:val="11"/>
               </w:rPr>
               <w:t>Nachfolgende Frachtführer (Name, Anschrift, Land)</w:t>
@@ -2860,8 +2860,8 @@
             <w:tcW w:w="914" w:type="dxa"/>
             <w:gridSpan w:val="3"/>
             <w:tcBorders>
-              <w:top w:val="single" w:sz="6" w:space="0" w:color="FF0000"/>
-              <w:left w:val="single" w:sz="12" w:space="0" w:color="FF0000"/>
+              <w:top w:val="single" w:sz="6" w:space="0" w:color="000000"/>
+              <w:left w:val="single" w:sz="12" w:space="0" w:color="000000"/>
               <w:bottom w:val="dotted" w:sz="4" w:space="0" w:color="auto"/>
               <w:right w:val="dotted" w:sz="4" w:space="0" w:color="FFFFFF"/>
             </w:tcBorders>
@@ -2870,13 +2870,13 @@
             <w:pPr>
               <w:spacing w:before="60"/>
               <w:rPr>
-                <w:color w:val="FF0000"/>
-                <w:sz w:val="11"/>
-              </w:rPr>
-            </w:pPr>
-            <w:r>
-              <w:rPr>
-                <w:color w:val="FF0000"/>
+                <w:color w:val="000000"/>
+                <w:sz w:val="11"/>
+              </w:rPr>
+            </w:pPr>
+            <w:r>
+              <w:rPr>
+                <w:color w:val="000000"/>
                 <w:sz w:val="11"/>
                 <w:lang w:val="ru-RU"/>
               </w:rPr>
@@ -2884,7 +2884,7 @@
             </w:r>
             <w:r>
               <w:rPr>
-                <w:color w:val="FF0000"/>
+                <w:color w:val="000000"/>
                 <w:sz w:val="11"/>
               </w:rPr>
               <w:t>/Ort</w:t>
@@ -2896,10 +2896,10 @@
             <w:tcW w:w="4471" w:type="dxa"/>
             <w:gridSpan w:val="12"/>
             <w:tcBorders>
-              <w:top w:val="single" w:sz="6" w:space="0" w:color="FF0000"/>
+              <w:top w:val="single" w:sz="6" w:space="0" w:color="000000"/>
               <w:left w:val="dotted" w:sz="4" w:space="0" w:color="FFFFFF"/>
               <w:bottom w:val="dotted" w:sz="4" w:space="0" w:color="auto"/>
-              <w:right w:val="single" w:sz="12" w:space="0" w:color="FF0000"/>
+              <w:right w:val="single" w:sz="12" w:space="0" w:color="000000"/>
             </w:tcBorders>
           </w:tcPr>
           <w:p>
@@ -2931,9 +2931,9 @@
             <w:gridSpan w:val="18"/>
             <w:tcBorders>
               <w:top w:val="nil"/>
-              <w:left w:val="single" w:sz="12" w:space="0" w:color="FF0000"/>
+              <w:left w:val="single" w:sz="12" w:space="0" w:color="000000"/>
               <w:bottom w:val="dotted" w:sz="4" w:space="0" w:color="auto"/>
-              <w:right w:val="single" w:sz="12" w:space="0" w:color="FF0000"/>
+              <w:right w:val="single" w:sz="12" w:space="0" w:color="000000"/>
             </w:tcBorders>
           </w:tcPr>
           <w:p>
@@ -2958,7 +2958,7 @@
             <w:gridSpan w:val="3"/>
             <w:tcBorders>
               <w:top w:val="dotted" w:sz="4" w:space="0" w:color="auto"/>
-              <w:left w:val="single" w:sz="12" w:space="0" w:color="FF0000"/>
+              <w:left w:val="single" w:sz="12" w:space="0" w:color="000000"/>
               <w:bottom w:val="dotted" w:sz="4" w:space="0" w:color="auto"/>
               <w:right w:val="dotted" w:sz="4" w:space="0" w:color="FFFFFF"/>
             </w:tcBorders>
@@ -2967,13 +2967,13 @@
             <w:pPr>
               <w:spacing w:before="60"/>
               <w:rPr>
-                <w:color w:val="FF0000"/>
-                <w:sz w:val="11"/>
-              </w:rPr>
-            </w:pPr>
-            <w:r>
-              <w:rPr>
-                <w:color w:val="FF0000"/>
+                <w:color w:val="000000"/>
+                <w:sz w:val="11"/>
+              </w:rPr>
+            </w:pPr>
+            <w:r>
+              <w:rPr>
+                <w:color w:val="000000"/>
                 <w:sz w:val="11"/>
                 <w:lang w:val="ru-RU"/>
               </w:rPr>
@@ -2981,7 +2981,7 @@
             </w:r>
             <w:r>
               <w:rPr>
-                <w:color w:val="FF0000"/>
+                <w:color w:val="000000"/>
                 <w:sz w:val="11"/>
               </w:rPr>
               <w:t>/Land</w:t>
@@ -2996,7 +2996,7 @@
               <w:top w:val="dotted" w:sz="4" w:space="0" w:color="auto"/>
               <w:left w:val="dotted" w:sz="4" w:space="0" w:color="FFFFFF"/>
               <w:bottom w:val="dotted" w:sz="4" w:space="0" w:color="auto"/>
-              <w:right w:val="single" w:sz="12" w:space="0" w:color="FF0000"/>
+              <w:right w:val="single" w:sz="12" w:space="0" w:color="000000"/>
             </w:tcBorders>
           </w:tcPr>
           <w:p>
@@ -3026,9 +3026,9 @@
             <w:gridSpan w:val="18"/>
             <w:tcBorders>
               <w:top w:val="dotted" w:sz="4" w:space="0" w:color="auto"/>
-              <w:left w:val="single" w:sz="12" w:space="0" w:color="FF0000"/>
+              <w:left w:val="single" w:sz="12" w:space="0" w:color="000000"/>
               <w:bottom w:val="dotted" w:sz="4" w:space="0" w:color="auto"/>
-              <w:right w:val="single" w:sz="12" w:space="0" w:color="FF0000"/>
+              <w:right w:val="single" w:sz="12" w:space="0" w:color="000000"/>
             </w:tcBorders>
           </w:tcPr>
           <w:p>
@@ -3057,9 +3057,9 @@
             <w:gridSpan w:val="15"/>
             <w:tcBorders>
               <w:top w:val="dotted" w:sz="4" w:space="0" w:color="auto"/>
-              <w:left w:val="single" w:sz="12" w:space="0" w:color="FF0000"/>
-              <w:bottom w:val="single" w:sz="6" w:space="0" w:color="FF0000"/>
-              <w:right w:val="single" w:sz="12" w:space="0" w:color="FF0000"/>
+              <w:left w:val="single" w:sz="12" w:space="0" w:color="000000"/>
+              <w:bottom w:val="single" w:sz="6" w:space="0" w:color="000000"/>
+              <w:right w:val="single" w:sz="12" w:space="0" w:color="000000"/>
             </w:tcBorders>
           </w:tcPr>
           <w:p>
@@ -3067,7 +3067,7 @@
               <w:pStyle w:val="5"/>
               <w:rPr>
                 <w:rFonts w:ascii="Times New Roman" w:hAnsi="Times New Roman"/>
-                <w:color w:val="FF0000"/>
+                <w:color w:val="000000"/>
                 <w:lang w:val="de-DE"/>
               </w:rPr>
             </w:pPr>
@@ -3087,9 +3087,9 @@
             <w:gridSpan w:val="18"/>
             <w:tcBorders>
               <w:top w:val="dotted" w:sz="4" w:space="0" w:color="auto"/>
-              <w:left w:val="single" w:sz="12" w:space="0" w:color="FF0000"/>
+              <w:left w:val="single" w:sz="12" w:space="0" w:color="000000"/>
               <w:bottom w:val="dotted" w:sz="4" w:space="0" w:color="auto"/>
-              <w:right w:val="single" w:sz="12" w:space="0" w:color="FF0000"/>
+              <w:right w:val="single" w:sz="12" w:space="0" w:color="000000"/>
             </w:tcBorders>
           </w:tcPr>
           <w:p>
@@ -3124,9 +3124,9 @@
           <w:tcPr>
             <w:tcW w:w="209" w:type="dxa"/>
             <w:tcBorders>
-              <w:top w:val="single" w:sz="6" w:space="0" w:color="FF0000"/>
-              <w:left w:val="single" w:sz="12" w:space="0" w:color="FF0000"/>
-              <w:bottom w:val="single" w:sz="6" w:space="0" w:color="FF0000"/>
+              <w:top w:val="single" w:sz="6" w:space="0" w:color="000000"/>
+              <w:left w:val="single" w:sz="12" w:space="0" w:color="000000"/>
+              <w:bottom w:val="single" w:sz="6" w:space="0" w:color="000000"/>
               <w:right w:val="single" w:sz="12" w:space="0" w:color="FFFFFF"/>
             </w:tcBorders>
           </w:tcPr>
@@ -3135,7 +3135,7 @@
               <w:rPr>
                 <w:rFonts w:ascii="Arial" w:hAnsi="Arial"/>
                 <w:b/>
-                <w:color w:val="FF0000"/>
+                <w:color w:val="000000"/>
                 <w:sz w:val="22"/>
               </w:rPr>
             </w:pPr>
@@ -3143,7 +3143,7 @@
               <w:rPr>
                 <w:rFonts w:ascii="Arial" w:hAnsi="Arial"/>
                 <w:b/>
-                <w:color w:val="FF0000"/>
+                <w:color w:val="000000"/>
               </w:rPr>
               <w:t>4</w:t>
             </w:r>
@@ -3154,22 +3154,22 @@
             <w:tcW w:w="5176" w:type="dxa"/>
             <w:gridSpan w:val="14"/>
             <w:tcBorders>
-              <w:top w:val="single" w:sz="6" w:space="0" w:color="FF0000"/>
+              <w:top w:val="single" w:sz="6" w:space="0" w:color="000000"/>
               <w:left w:val="single" w:sz="12" w:space="0" w:color="FFFFFF"/>
-              <w:bottom w:val="single" w:sz="6" w:space="0" w:color="FF0000"/>
-              <w:right w:val="single" w:sz="12" w:space="0" w:color="FF0000"/>
-            </w:tcBorders>
-          </w:tcPr>
-          <w:p>
-            <w:pPr>
-              <w:rPr>
-                <w:color w:val="FF0000"/>
-                <w:sz w:val="11"/>
-              </w:rPr>
-            </w:pPr>
-            <w:r>
-              <w:rPr>
-                <w:color w:val="FF0000"/>
+              <w:bottom w:val="single" w:sz="6" w:space="0" w:color="000000"/>
+              <w:right w:val="single" w:sz="12" w:space="0" w:color="000000"/>
+            </w:tcBorders>
+          </w:tcPr>
+          <w:p>
+            <w:pPr>
+              <w:rPr>
+                <w:color w:val="000000"/>
+                <w:sz w:val="11"/>
+              </w:rPr>
+            </w:pPr>
+            <w:r>
+              <w:rPr>
+                <w:color w:val="000000"/>
                 <w:sz w:val="11"/>
                 <w:lang w:val="ru-RU"/>
               </w:rPr>
@@ -3177,14 +3177,14 @@
             </w:r>
             <w:r>
               <w:rPr>
-                <w:color w:val="FF0000"/>
+                <w:color w:val="000000"/>
                 <w:sz w:val="11"/>
               </w:rPr>
               <w:t xml:space="preserve"> </w:t>
             </w:r>
             <w:r>
               <w:rPr>
-                <w:color w:val="FF0000"/>
+                <w:color w:val="000000"/>
                 <w:sz w:val="11"/>
                 <w:lang w:val="ru-RU"/>
               </w:rPr>
@@ -3192,14 +3192,14 @@
             </w:r>
             <w:r>
               <w:rPr>
-                <w:color w:val="FF0000"/>
+                <w:color w:val="000000"/>
                 <w:sz w:val="11"/>
               </w:rPr>
               <w:t xml:space="preserve"> </w:t>
             </w:r>
             <w:r>
               <w:rPr>
-                <w:color w:val="FF0000"/>
+                <w:color w:val="000000"/>
                 <w:sz w:val="11"/>
                 <w:lang w:val="ru-RU"/>
               </w:rPr>
@@ -3207,14 +3207,14 @@
             </w:r>
             <w:r>
               <w:rPr>
-                <w:color w:val="FF0000"/>
+                <w:color w:val="000000"/>
                 <w:sz w:val="11"/>
               </w:rPr>
               <w:t xml:space="preserve"> </w:t>
             </w:r>
             <w:r>
               <w:rPr>
-                <w:color w:val="FF0000"/>
+                <w:color w:val="000000"/>
                 <w:sz w:val="11"/>
                 <w:lang w:val="ru-RU"/>
               </w:rPr>
@@ -3222,14 +3222,14 @@
             </w:r>
             <w:r>
               <w:rPr>
-                <w:color w:val="FF0000"/>
+                <w:color w:val="000000"/>
                 <w:sz w:val="11"/>
               </w:rPr>
               <w:t xml:space="preserve"> </w:t>
             </w:r>
             <w:r>
               <w:rPr>
-                <w:color w:val="FF0000"/>
+                <w:color w:val="000000"/>
                 <w:sz w:val="11"/>
                 <w:lang w:val="ru-RU"/>
               </w:rPr>
@@ -3239,13 +3239,13 @@
           <w:p>
             <w:pPr>
               <w:rPr>
-                <w:color w:val="FF0000"/>
-                <w:sz w:val="11"/>
-              </w:rPr>
-            </w:pPr>
-            <w:r>
-              <w:rPr>
-                <w:color w:val="FF0000"/>
+                <w:color w:val="000000"/>
+                <w:sz w:val="11"/>
+              </w:rPr>
+            </w:pPr>
+            <w:r>
+              <w:rPr>
+                <w:color w:val="000000"/>
                 <w:sz w:val="11"/>
               </w:rPr>
               <w:t>Ort und Tag Übernahme des Gutes</w:t>
@@ -3258,9 +3258,9 @@
             <w:gridSpan w:val="18"/>
             <w:tcBorders>
               <w:top w:val="dotted" w:sz="4" w:space="0" w:color="auto"/>
-              <w:left w:val="single" w:sz="12" w:space="0" w:color="FF0000"/>
+              <w:left w:val="single" w:sz="12" w:space="0" w:color="000000"/>
               <w:bottom w:val="dotted" w:sz="4" w:space="0" w:color="auto"/>
-              <w:right w:val="single" w:sz="12" w:space="0" w:color="FF0000"/>
+              <w:right w:val="single" w:sz="12" w:space="0" w:color="000000"/>
             </w:tcBorders>
           </w:tcPr>
           <w:p>
@@ -3288,8 +3288,8 @@
             <w:tcW w:w="914" w:type="dxa"/>
             <w:gridSpan w:val="3"/>
             <w:tcBorders>
-              <w:top w:val="single" w:sz="6" w:space="0" w:color="FF0000"/>
-              <w:left w:val="single" w:sz="12" w:space="0" w:color="FF0000"/>
+              <w:top w:val="single" w:sz="6" w:space="0" w:color="000000"/>
+              <w:left w:val="single" w:sz="12" w:space="0" w:color="000000"/>
               <w:bottom w:val="dotted" w:sz="4" w:space="0" w:color="808080"/>
               <w:right w:val="dotted" w:sz="4" w:space="0" w:color="FFFFFF"/>
             </w:tcBorders>
@@ -3298,14 +3298,14 @@
             <w:pPr>
               <w:spacing w:before="60"/>
               <w:rPr>
-                <w:color w:val="FF0000"/>
+                <w:color w:val="000000"/>
                 <w:sz w:val="11"/>
                 <w:lang w:val="uk-UA"/>
               </w:rPr>
             </w:pPr>
             <w:r>
               <w:rPr>
-                <w:color w:val="FF0000"/>
+                <w:color w:val="000000"/>
                 <w:sz w:val="11"/>
                 <w:lang w:val="ru-RU"/>
               </w:rPr>
@@ -3313,14 +3313,14 @@
             </w:r>
             <w:r>
               <w:rPr>
-                <w:color w:val="FF0000"/>
+                <w:color w:val="000000"/>
                 <w:sz w:val="11"/>
               </w:rPr>
               <w:t>/Ort</w:t>
             </w:r>
             <w:r>
               <w:rPr>
-                <w:color w:val="FF0000"/>
+                <w:color w:val="000000"/>
                 <w:sz w:val="11"/>
                 <w:lang w:val="uk-UA"/>
               </w:rPr>
@@ -3333,10 +3333,10 @@
             <w:tcW w:w="4471" w:type="dxa"/>
             <w:gridSpan w:val="12"/>
             <w:tcBorders>
-              <w:top w:val="single" w:sz="6" w:space="0" w:color="FF0000"/>
+              <w:top w:val="single" w:sz="6" w:space="0" w:color="000000"/>
               <w:left w:val="dotted" w:sz="4" w:space="0" w:color="FFFFFF"/>
               <w:bottom w:val="dotted" w:sz="4" w:space="0" w:color="808080"/>
-              <w:right w:val="single" w:sz="12" w:space="0" w:color="FF0000"/>
+              <w:right w:val="single" w:sz="12" w:space="0" w:color="000000"/>
             </w:tcBorders>
           </w:tcPr>
           <w:p>
@@ -3382,16 +3382,16 @@
             <w:gridSpan w:val="18"/>
             <w:tcBorders>
               <w:top w:val="dotted" w:sz="4" w:space="0" w:color="auto"/>
-              <w:left w:val="single" w:sz="12" w:space="0" w:color="FF0000"/>
-              <w:bottom w:val="single" w:sz="6" w:space="0" w:color="FF0000"/>
-              <w:right w:val="single" w:sz="12" w:space="0" w:color="FF0000"/>
+              <w:left w:val="single" w:sz="12" w:space="0" w:color="000000"/>
+              <w:bottom w:val="single" w:sz="6" w:space="0" w:color="000000"/>
+              <w:right w:val="single" w:sz="12" w:space="0" w:color="000000"/>
             </w:tcBorders>
           </w:tcPr>
           <w:p>
             <w:pPr>
               <w:rPr>
                 <w:rFonts w:ascii="Courier New" w:hAnsi="Courier New"/>
-                <w:color w:val="FF0000"/>
+                <w:color w:val="000000"/>
                 <w:sz w:val="22"/>
               </w:rPr>
             </w:pPr>
@@ -3411,7 +3411,7 @@
             <w:gridSpan w:val="3"/>
             <w:tcBorders>
               <w:top w:val="dotted" w:sz="4" w:space="0" w:color="808080"/>
-              <w:left w:val="single" w:sz="12" w:space="0" w:color="FF0000"/>
+              <w:left w:val="single" w:sz="12" w:space="0" w:color="000000"/>
               <w:bottom w:val="dotted" w:sz="4" w:space="0" w:color="808080"/>
               <w:right w:val="dotted" w:sz="4" w:space="0" w:color="FFFFFF"/>
             </w:tcBorders>
@@ -3420,14 +3420,14 @@
             <w:pPr>
               <w:spacing w:before="60"/>
               <w:rPr>
-                <w:color w:val="FF0000"/>
-                <w:sz w:val="11"/>
-                <w:lang w:val="ru-RU"/>
-              </w:rPr>
-            </w:pPr>
-            <w:r>
-              <w:rPr>
-                <w:color w:val="FF0000"/>
+                <w:color w:val="000000"/>
+                <w:sz w:val="11"/>
+                <w:lang w:val="ru-RU"/>
+              </w:rPr>
+            </w:pPr>
+            <w:r>
+              <w:rPr>
+                <w:color w:val="000000"/>
                 <w:sz w:val="11"/>
                 <w:lang w:val="ru-RU"/>
               </w:rPr>
@@ -3435,7 +3435,7 @@
             </w:r>
             <w:r>
               <w:rPr>
-                <w:color w:val="FF0000"/>
+                <w:color w:val="000000"/>
                 <w:sz w:val="11"/>
               </w:rPr>
               <w:t>Land</w:t>
@@ -3450,7 +3450,7 @@
               <w:top w:val="dotted" w:sz="4" w:space="0" w:color="808080"/>
               <w:left w:val="dotted" w:sz="4" w:space="0" w:color="FFFFFF"/>
               <w:bottom w:val="dotted" w:sz="4" w:space="0" w:color="808080"/>
-              <w:right w:val="single" w:sz="12" w:space="0" w:color="FF0000"/>
+              <w:right w:val="single" w:sz="12" w:space="0" w:color="000000"/>
             </w:tcBorders>
           </w:tcPr>
           <w:p>
@@ -3478,9 +3478,9 @@
             <w:tcW w:w="490" w:type="dxa"/>
             <w:gridSpan w:val="2"/>
             <w:tcBorders>
-              <w:top w:val="single" w:sz="6" w:space="0" w:color="FF0000"/>
-              <w:left w:val="single" w:sz="12" w:space="0" w:color="FF0000"/>
-              <w:bottom w:val="single" w:sz="6" w:space="0" w:color="FF0000"/>
+              <w:top w:val="single" w:sz="6" w:space="0" w:color="000000"/>
+              <w:left w:val="single" w:sz="12" w:space="0" w:color="000000"/>
+              <w:bottom w:val="single" w:sz="6" w:space="0" w:color="000000"/>
               <w:right w:val="nil"/>
             </w:tcBorders>
           </w:tcPr>
@@ -3488,7 +3488,7 @@
             <w:pPr>
               <w:rPr>
                 <w:rFonts w:ascii="Arial" w:hAnsi="Arial"/>
-                <w:color w:val="FF0000"/>
+                <w:color w:val="000000"/>
                 <w:sz w:val="6"/>
                 <w:lang w:val="ru-RU"/>
               </w:rPr>
@@ -3497,7 +3497,7 @@
               <w:rPr>
                 <w:rFonts w:ascii="Arial" w:hAnsi="Arial"/>
                 <w:b/>
-                <w:color w:val="FF0000"/>
+                <w:color w:val="000000"/>
                 <w:sz w:val="22"/>
                 <w:lang w:val="ru-RU"/>
               </w:rPr>
@@ -3510,24 +3510,24 @@
             <w:tcW w:w="5049" w:type="dxa"/>
             <w:gridSpan w:val="16"/>
             <w:tcBorders>
-              <w:top w:val="single" w:sz="6" w:space="0" w:color="FF0000"/>
+              <w:top w:val="single" w:sz="6" w:space="0" w:color="000000"/>
               <w:left w:val="nil"/>
-              <w:bottom w:val="single" w:sz="6" w:space="0" w:color="FF0000"/>
-              <w:right w:val="single" w:sz="12" w:space="0" w:color="FF0000"/>
+              <w:bottom w:val="single" w:sz="6" w:space="0" w:color="000000"/>
+              <w:right w:val="single" w:sz="12" w:space="0" w:color="000000"/>
             </w:tcBorders>
           </w:tcPr>
           <w:p>
             <w:pPr>
               <w:rPr>
                 <w:rFonts w:ascii="Arial CYR" w:hAnsi="Arial CYR"/>
-                <w:color w:val="FF0000"/>
+                <w:color w:val="000000"/>
                 <w:sz w:val="11"/>
               </w:rPr>
             </w:pPr>
             <w:r>
               <w:rPr>
                 <w:rFonts w:ascii="Arial CYR" w:hAnsi="Arial CYR"/>
-                <w:color w:val="FF0000"/>
+                <w:color w:val="000000"/>
                 <w:sz w:val="11"/>
                 <w:lang w:val="ru-RU"/>
               </w:rPr>
@@ -3536,7 +3536,7 @@
             <w:r>
               <w:rPr>
                 <w:rFonts w:ascii="Arial CYR" w:hAnsi="Arial CYR"/>
-                <w:color w:val="FF0000"/>
+                <w:color w:val="000000"/>
                 <w:sz w:val="11"/>
               </w:rPr>
               <w:t xml:space="preserve"> </w:t>
@@ -3544,7 +3544,7 @@
             <w:r>
               <w:rPr>
                 <w:rFonts w:ascii="Arial CYR" w:hAnsi="Arial CYR"/>
-                <w:color w:val="FF0000"/>
+                <w:color w:val="000000"/>
                 <w:sz w:val="11"/>
                 <w:lang w:val="ru-RU"/>
               </w:rPr>
@@ -3553,7 +3553,7 @@
             <w:r>
               <w:rPr>
                 <w:rFonts w:ascii="Arial CYR" w:hAnsi="Arial CYR"/>
-                <w:color w:val="FF0000"/>
+                <w:color w:val="000000"/>
                 <w:sz w:val="11"/>
               </w:rPr>
               <w:t xml:space="preserve"> </w:t>
@@ -3561,7 +3561,7 @@
             <w:r>
               <w:rPr>
                 <w:rFonts w:ascii="Arial CYR" w:hAnsi="Arial CYR"/>
-                <w:color w:val="FF0000"/>
+                <w:color w:val="000000"/>
                 <w:sz w:val="11"/>
                 <w:lang w:val="ru-RU"/>
               </w:rPr>
@@ -3570,7 +3570,7 @@
             <w:r>
               <w:rPr>
                 <w:rFonts w:ascii="Arial CYR" w:hAnsi="Arial CYR"/>
-                <w:color w:val="FF0000"/>
+                <w:color w:val="000000"/>
                 <w:sz w:val="11"/>
               </w:rPr>
               <w:t xml:space="preserve"> </w:t>
@@ -3578,7 +3578,7 @@
             <w:r>
               <w:rPr>
                 <w:rFonts w:ascii="Arial CYR" w:hAnsi="Arial CYR"/>
-                <w:color w:val="FF0000"/>
+                <w:color w:val="000000"/>
                 <w:sz w:val="11"/>
                 <w:lang w:val="ru-RU"/>
               </w:rPr>
@@ -3589,14 +3589,14 @@
             <w:pPr>
               <w:rPr>
                 <w:rFonts w:ascii="Arial" w:hAnsi="Arial"/>
-                <w:color w:val="FF0000"/>
+                <w:color w:val="000000"/>
                 <w:sz w:val="11"/>
               </w:rPr>
             </w:pPr>
             <w:r>
               <w:rPr>
                 <w:rFonts w:ascii="Arial" w:hAnsi="Arial"/>
-                <w:color w:val="FF0000"/>
+                <w:color w:val="000000"/>
                 <w:sz w:val="11"/>
               </w:rPr>
               <w:t>Vorbehalte und Bemerkungen der Frachtführer</w:t>
@@ -3620,8 +3620,8 @@
             <w:gridSpan w:val="3"/>
             <w:tcBorders>
               <w:top w:val="dotted" w:sz="4" w:space="0" w:color="808080"/>
-              <w:left w:val="single" w:sz="12" w:space="0" w:color="FF0000"/>
-              <w:bottom w:val="single" w:sz="4" w:space="0" w:color="FF0000"/>
+              <w:left w:val="single" w:sz="12" w:space="0" w:color="000000"/>
+              <w:bottom w:val="single" w:sz="4" w:space="0" w:color="000000"/>
               <w:right w:val="dotted" w:sz="4" w:space="0" w:color="FFFFFF"/>
             </w:tcBorders>
           </w:tcPr>
@@ -3629,13 +3629,13 @@
             <w:pPr>
               <w:spacing w:before="60"/>
               <w:rPr>
-                <w:color w:val="FF0000"/>
-                <w:sz w:val="11"/>
-              </w:rPr>
-            </w:pPr>
-            <w:r>
-              <w:rPr>
-                <w:color w:val="FF0000"/>
+                <w:color w:val="000000"/>
+                <w:sz w:val="11"/>
+              </w:rPr>
+            </w:pPr>
+            <w:r>
+              <w:rPr>
+                <w:color w:val="000000"/>
                 <w:sz w:val="11"/>
                 <w:lang w:val="ru-RU"/>
               </w:rPr>
@@ -3643,7 +3643,7 @@
             </w:r>
             <w:r>
               <w:rPr>
-                <w:color w:val="FF0000"/>
+                <w:color w:val="000000"/>
                 <w:sz w:val="11"/>
               </w:rPr>
               <w:t>/Datum</w:t>
@@ -3657,8 +3657,8 @@
             <w:tcBorders>
               <w:top w:val="dotted" w:sz="4" w:space="0" w:color="808080"/>
               <w:left w:val="dotted" w:sz="4" w:space="0" w:color="FFFFFF"/>
-              <w:bottom w:val="single" w:sz="2" w:space="0" w:color="FF0000"/>
-              <w:right w:val="single" w:sz="12" w:space="0" w:color="FF0000"/>
+              <w:bottom w:val="single" w:sz="2" w:space="0" w:color="000000"/>
+              <w:right w:val="single" w:sz="12" w:space="0" w:color="000000"/>
             </w:tcBorders>
           </w:tcPr>
           <w:p>
@@ -3709,16 +3709,16 @@
             <w:gridSpan w:val="18"/>
             <w:tcBorders>
               <w:top w:val="nil"/>
-              <w:left w:val="single" w:sz="12" w:space="0" w:color="FF0000"/>
+              <w:left w:val="single" w:sz="12" w:space="0" w:color="000000"/>
               <w:bottom w:val="single" w:sz="4" w:space="0" w:color="808080"/>
-              <w:right w:val="single" w:sz="12" w:space="0" w:color="FF0000"/>
+              <w:right w:val="single" w:sz="12" w:space="0" w:color="000000"/>
             </w:tcBorders>
           </w:tcPr>
           <w:p>
             <w:pPr>
               <w:rPr>
                 <w:rFonts w:ascii="Courier New" w:hAnsi="Courier New"/>
-                <w:color w:val="FF0000"/>
+                <w:color w:val="000000"/>
                 <w:sz w:val="22"/>
               </w:rPr>
             </w:pPr>
@@ -3739,9 +3739,9 @@
           <w:tcPr>
             <w:tcW w:w="209" w:type="dxa"/>
             <w:tcBorders>
-              <w:top w:val="single" w:sz="4" w:space="0" w:color="FF0000"/>
-              <w:left w:val="single" w:sz="12" w:space="0" w:color="FF0000"/>
-              <w:bottom w:val="single" w:sz="6" w:space="0" w:color="FF0000"/>
+              <w:top w:val="single" w:sz="4" w:space="0" w:color="000000"/>
+              <w:left w:val="single" w:sz="12" w:space="0" w:color="000000"/>
+              <w:bottom w:val="single" w:sz="6" w:space="0" w:color="000000"/>
               <w:right w:val="single" w:sz="12" w:space="0" w:color="FFFFFF"/>
             </w:tcBorders>
           </w:tcPr>
@@ -3750,7 +3750,7 @@
               <w:rPr>
                 <w:rFonts w:ascii="Arial" w:hAnsi="Arial"/>
                 <w:b/>
-                <w:color w:val="FF0000"/>
+                <w:color w:val="000000"/>
                 <w:sz w:val="12"/>
               </w:rPr>
             </w:pPr>
@@ -3758,7 +3758,7 @@
               <w:rPr>
                 <w:rFonts w:ascii="Arial" w:hAnsi="Arial"/>
                 <w:b/>
-                <w:color w:val="FF0000"/>
+                <w:color w:val="000000"/>
               </w:rPr>
               <w:t>5</w:t>
             </w:r>
@@ -3769,22 +3769,22 @@
             <w:tcW w:w="5176" w:type="dxa"/>
             <w:gridSpan w:val="14"/>
             <w:tcBorders>
-              <w:top w:val="single" w:sz="2" w:space="0" w:color="FF0000"/>
+              <w:top w:val="single" w:sz="2" w:space="0" w:color="000000"/>
               <w:left w:val="single" w:sz="12" w:space="0" w:color="FFFFFF"/>
-              <w:bottom w:val="single" w:sz="4" w:space="0" w:color="FF0000"/>
-              <w:right w:val="single" w:sz="12" w:space="0" w:color="FF0000"/>
-            </w:tcBorders>
-          </w:tcPr>
-          <w:p>
-            <w:pPr>
-              <w:rPr>
-                <w:color w:val="FF0000"/>
-                <w:sz w:val="11"/>
-              </w:rPr>
-            </w:pPr>
-            <w:r>
-              <w:rPr>
-                <w:color w:val="FF0000"/>
+              <w:bottom w:val="single" w:sz="4" w:space="0" w:color="000000"/>
+              <w:right w:val="single" w:sz="12" w:space="0" w:color="000000"/>
+            </w:tcBorders>
+          </w:tcPr>
+          <w:p>
+            <w:pPr>
+              <w:rPr>
+                <w:color w:val="000000"/>
+                <w:sz w:val="11"/>
+              </w:rPr>
+            </w:pPr>
+            <w:r>
+              <w:rPr>
+                <w:color w:val="000000"/>
                 <w:sz w:val="11"/>
                 <w:lang w:val="ru-RU"/>
               </w:rPr>
@@ -3792,14 +3792,14 @@
             </w:r>
             <w:r>
               <w:rPr>
-                <w:color w:val="FF0000"/>
+                <w:color w:val="000000"/>
                 <w:sz w:val="11"/>
               </w:rPr>
               <w:t xml:space="preserve"> </w:t>
             </w:r>
             <w:r>
               <w:rPr>
-                <w:color w:val="FF0000"/>
+                <w:color w:val="000000"/>
                 <w:sz w:val="11"/>
                 <w:lang w:val="ru-RU"/>
               </w:rPr>
@@ -3809,27 +3809,27 @@
           <w:p>
             <w:pPr>
               <w:rPr>
-                <w:color w:val="FF0000"/>
-                <w:sz w:val="11"/>
-              </w:rPr>
-            </w:pPr>
-            <w:r>
-              <w:rPr>
-                <w:color w:val="FF0000"/>
+                <w:color w:val="000000"/>
+                <w:sz w:val="11"/>
+              </w:rPr>
+            </w:pPr>
+            <w:r>
+              <w:rPr>
+                <w:color w:val="000000"/>
                 <w:sz w:val="11"/>
               </w:rPr>
               <w:t>Beigefügte</w:t>
             </w:r>
             <w:r>
               <w:rPr>
-                <w:color w:val="FF0000"/>
+                <w:color w:val="000000"/>
                 <w:sz w:val="11"/>
               </w:rPr>
               <w:t xml:space="preserve"> </w:t>
             </w:r>
             <w:r>
               <w:rPr>
-                <w:color w:val="FF0000"/>
+                <w:color w:val="000000"/>
                 <w:sz w:val="11"/>
               </w:rPr>
               <w:t>Dokumente</w:t>
@@ -3842,8 +3842,8 @@
             <w:gridSpan w:val="18"/>
             <w:tcBorders>
               <w:top w:val="single" w:sz="4" w:space="0" w:color="808080"/>
-              <w:left w:val="single" w:sz="12" w:space="0" w:color="FF0000"/>
-              <w:right w:val="single" w:sz="12" w:space="0" w:color="FF0000"/>
+              <w:left w:val="single" w:sz="12" w:space="0" w:color="000000"/>
+              <w:right w:val="single" w:sz="12" w:space="0" w:color="000000"/>
             </w:tcBorders>
           </w:tcPr>
           <w:p>
@@ -3871,9 +3871,9 @@
             <w:tcW w:w="5385" w:type="dxa"/>
             <w:gridSpan w:val="15"/>
             <w:tcBorders>
-              <w:left w:val="single" w:sz="12" w:space="0" w:color="FF0000"/>
+              <w:left w:val="single" w:sz="12" w:space="0" w:color="000000"/>
               <w:bottom w:val="dotted" w:sz="4" w:space="0" w:color="808080"/>
-              <w:right w:val="single" w:sz="12" w:space="0" w:color="FF0000"/>
+              <w:right w:val="single" w:sz="12" w:space="0" w:color="000000"/>
             </w:tcBorders>
           </w:tcPr>
           <w:p>
@@ -3991,9 +3991,9 @@
             <w:gridSpan w:val="18"/>
             <w:tcBorders>
               <w:top w:val="dotted" w:sz="4" w:space="0" w:color="auto"/>
-              <w:left w:val="single" w:sz="12" w:space="0" w:color="FF0000"/>
+              <w:left w:val="single" w:sz="12" w:space="0" w:color="000000"/>
               <w:bottom w:val="dotted" w:sz="4" w:space="0" w:color="808080"/>
-              <w:right w:val="single" w:sz="12" w:space="0" w:color="FF0000"/>
+              <w:right w:val="single" w:sz="12" w:space="0" w:color="000000"/>
             </w:tcBorders>
           </w:tcPr>
           <w:p>
@@ -4022,9 +4022,9 @@
             <w:gridSpan w:val="15"/>
             <w:tcBorders>
               <w:top w:val="dotted" w:sz="4" w:space="0" w:color="808080"/>
-              <w:left w:val="single" w:sz="12" w:space="0" w:color="FF0000"/>
+              <w:left w:val="single" w:sz="12" w:space="0" w:color="000000"/>
               <w:bottom w:val="dotted" w:sz="4" w:space="0" w:color="808080"/>
-              <w:right w:val="single" w:sz="12" w:space="0" w:color="FF0000"/>
+              <w:right w:val="single" w:sz="12" w:space="0" w:color="000000"/>
             </w:tcBorders>
           </w:tcPr>
           <w:p>
@@ -4047,9 +4047,9 @@
             <w:gridSpan w:val="18"/>
             <w:tcBorders>
               <w:top w:val="dotted" w:sz="4" w:space="0" w:color="808080"/>
-              <w:left w:val="single" w:sz="12" w:space="0" w:color="FF0000"/>
+              <w:left w:val="single" w:sz="12" w:space="0" w:color="000000"/>
               <w:bottom w:val="dotted" w:sz="4" w:space="0" w:color="auto"/>
-              <w:right w:val="single" w:sz="12" w:space="0" w:color="FF0000"/>
+              <w:right w:val="single" w:sz="12" w:space="0" w:color="000000"/>
             </w:tcBorders>
           </w:tcPr>
           <w:p>
@@ -4073,9 +4073,9 @@
           <w:tcPr>
             <w:tcW w:w="209" w:type="dxa"/>
             <w:tcBorders>
-              <w:top w:val="single" w:sz="6" w:space="0" w:color="FF0000"/>
-              <w:left w:val="single" w:sz="12" w:space="0" w:color="FF0000"/>
-              <w:bottom w:val="single" w:sz="6" w:space="0" w:color="FF0000"/>
+              <w:top w:val="single" w:sz="6" w:space="0" w:color="000000"/>
+              <w:left w:val="single" w:sz="12" w:space="0" w:color="000000"/>
+              <w:bottom w:val="single" w:sz="6" w:space="0" w:color="000000"/>
               <w:right w:val="single" w:sz="12" w:space="0" w:color="FFFFFF"/>
             </w:tcBorders>
           </w:tcPr>
@@ -4084,7 +4084,7 @@
               <w:rPr>
                 <w:rFonts w:ascii="Arial" w:hAnsi="Arial"/>
                 <w:b/>
-                <w:color w:val="FF0000"/>
+                <w:color w:val="000000"/>
                 <w:sz w:val="11"/>
               </w:rPr>
             </w:pPr>
@@ -4092,7 +4092,7 @@
               <w:rPr>
                 <w:rFonts w:ascii="Arial" w:hAnsi="Arial"/>
                 <w:b/>
-                <w:color w:val="FF0000"/>
+                <w:color w:val="000000"/>
               </w:rPr>
               <w:t>6</w:t>
             </w:r>
@@ -4103,22 +4103,22 @@
             <w:tcW w:w="1555" w:type="dxa"/>
             <w:gridSpan w:val="6"/>
             <w:tcBorders>
-              <w:top w:val="single" w:sz="6" w:space="0" w:color="FF0000"/>
+              <w:top w:val="single" w:sz="6" w:space="0" w:color="000000"/>
               <w:left w:val="single" w:sz="12" w:space="0" w:color="FFFFFF"/>
-              <w:bottom w:val="single" w:sz="6" w:space="0" w:color="FF0000"/>
+              <w:bottom w:val="single" w:sz="6" w:space="0" w:color="000000"/>
               <w:right w:val="single" w:sz="12" w:space="0" w:color="FFFFFF"/>
             </w:tcBorders>
           </w:tcPr>
           <w:p>
             <w:pPr>
               <w:rPr>
-                <w:color w:val="FF0000"/>
-                <w:sz w:val="11"/>
-              </w:rPr>
-            </w:pPr>
-            <w:r>
-              <w:rPr>
-                <w:color w:val="FF0000"/>
+                <w:color w:val="000000"/>
+                <w:sz w:val="11"/>
+              </w:rPr>
+            </w:pPr>
+            <w:r>
+              <w:rPr>
+                <w:color w:val="000000"/>
                 <w:sz w:val="11"/>
                 <w:lang w:val="ru-RU"/>
               </w:rPr>
@@ -4126,14 +4126,14 @@
             </w:r>
             <w:r>
               <w:rPr>
-                <w:color w:val="FF0000"/>
+                <w:color w:val="000000"/>
                 <w:sz w:val="11"/>
               </w:rPr>
               <w:t xml:space="preserve"> </w:t>
             </w:r>
             <w:r>
               <w:rPr>
-                <w:color w:val="FF0000"/>
+                <w:color w:val="000000"/>
                 <w:sz w:val="11"/>
                 <w:lang w:val="ru-RU"/>
               </w:rPr>
@@ -4141,14 +4141,14 @@
             </w:r>
             <w:r>
               <w:rPr>
-                <w:color w:val="FF0000"/>
+                <w:color w:val="000000"/>
                 <w:sz w:val="11"/>
               </w:rPr>
               <w:t xml:space="preserve"> </w:t>
             </w:r>
             <w:r>
               <w:rPr>
-                <w:color w:val="FF0000"/>
+                <w:color w:val="000000"/>
                 <w:sz w:val="11"/>
                 <w:lang w:val="ru-RU"/>
               </w:rPr>
@@ -4158,13 +4158,13 @@
           <w:p>
             <w:pPr>
               <w:rPr>
-                <w:color w:val="FF0000"/>
-                <w:sz w:val="11"/>
-              </w:rPr>
-            </w:pPr>
-            <w:r>
-              <w:rPr>
-                <w:color w:val="FF0000"/>
+                <w:color w:val="000000"/>
+                <w:sz w:val="11"/>
+              </w:rPr>
+            </w:pPr>
+            <w:r>
+              <w:rPr>
+                <w:color w:val="000000"/>
                 <w:sz w:val="11"/>
               </w:rPr>
               <w:t>Kennzeichen und Nummern</w:t>
@@ -4175,9 +4175,9 @@
           <w:tcPr>
             <w:tcW w:w="284" w:type="dxa"/>
             <w:tcBorders>
-              <w:top w:val="single" w:sz="6" w:space="0" w:color="FF0000"/>
+              <w:top w:val="single" w:sz="6" w:space="0" w:color="000000"/>
               <w:left w:val="single" w:sz="12" w:space="0" w:color="FFFFFF"/>
-              <w:bottom w:val="single" w:sz="6" w:space="0" w:color="FF0000"/>
+              <w:bottom w:val="single" w:sz="6" w:space="0" w:color="000000"/>
               <w:right w:val="single" w:sz="12" w:space="0" w:color="FFFFFF"/>
             </w:tcBorders>
           </w:tcPr>
@@ -4185,14 +4185,14 @@
             <w:pPr>
               <w:rPr>
                 <w:b/>
-                <w:color w:val="FF0000"/>
-                <w:sz w:val="11"/>
-              </w:rPr>
-            </w:pPr>
-            <w:r>
-              <w:rPr>
-                <w:b/>
-                <w:color w:val="FF0000"/>
+                <w:color w:val="000000"/>
+                <w:sz w:val="11"/>
+              </w:rPr>
+            </w:pPr>
+            <w:r>
+              <w:rPr>
+                <w:b/>
+                <w:color w:val="000000"/>
               </w:rPr>
               <w:t>7</w:t>
             </w:r>
@@ -4202,22 +4202,22 @@
           <w:tcPr>
             <w:tcW w:w="1417" w:type="dxa"/>
             <w:tcBorders>
-              <w:top w:val="single" w:sz="6" w:space="0" w:color="FF0000"/>
+              <w:top w:val="single" w:sz="6" w:space="0" w:color="000000"/>
               <w:left w:val="single" w:sz="12" w:space="0" w:color="FFFFFF"/>
-              <w:bottom w:val="single" w:sz="6" w:space="0" w:color="FF0000"/>
+              <w:bottom w:val="single" w:sz="6" w:space="0" w:color="000000"/>
               <w:right w:val="single" w:sz="12" w:space="0" w:color="FFFFFF"/>
             </w:tcBorders>
           </w:tcPr>
           <w:p>
             <w:pPr>
               <w:rPr>
-                <w:color w:val="FF0000"/>
-                <w:sz w:val="11"/>
-              </w:rPr>
-            </w:pPr>
-            <w:r>
-              <w:rPr>
-                <w:color w:val="FF0000"/>
+                <w:color w:val="000000"/>
+                <w:sz w:val="11"/>
+              </w:rPr>
+            </w:pPr>
+            <w:r>
+              <w:rPr>
+                <w:color w:val="000000"/>
                 <w:sz w:val="11"/>
                 <w:lang w:val="ru-RU"/>
               </w:rPr>
@@ -4225,14 +4225,14 @@
             </w:r>
             <w:r>
               <w:rPr>
-                <w:color w:val="FF0000"/>
+                <w:color w:val="000000"/>
                 <w:sz w:val="11"/>
               </w:rPr>
               <w:t xml:space="preserve"> </w:t>
             </w:r>
             <w:r>
               <w:rPr>
-                <w:color w:val="FF0000"/>
+                <w:color w:val="000000"/>
                 <w:sz w:val="11"/>
                 <w:lang w:val="ru-RU"/>
               </w:rPr>
@@ -4242,13 +4242,13 @@
           <w:p>
             <w:pPr>
               <w:rPr>
-                <w:color w:val="FF0000"/>
-                <w:sz w:val="11"/>
-              </w:rPr>
-            </w:pPr>
-            <w:r>
-              <w:rPr>
-                <w:color w:val="FF0000"/>
+                <w:color w:val="000000"/>
+                <w:sz w:val="11"/>
+              </w:rPr>
+            </w:pPr>
+            <w:r>
+              <w:rPr>
+                <w:color w:val="000000"/>
                 <w:sz w:val="11"/>
               </w:rPr>
               <w:t>Anzahl der Packstücke</w:t>
@@ -4259,9 +4259,9 @@
           <w:tcPr>
             <w:tcW w:w="284" w:type="dxa"/>
             <w:tcBorders>
-              <w:top w:val="single" w:sz="6" w:space="0" w:color="FF0000"/>
+              <w:top w:val="single" w:sz="6" w:space="0" w:color="000000"/>
               <w:left w:val="single" w:sz="12" w:space="0" w:color="FFFFFF"/>
-              <w:bottom w:val="single" w:sz="6" w:space="0" w:color="FF0000"/>
+              <w:bottom w:val="single" w:sz="6" w:space="0" w:color="000000"/>
               <w:right w:val="single" w:sz="12" w:space="0" w:color="FFFFFF"/>
             </w:tcBorders>
           </w:tcPr>
@@ -4269,14 +4269,14 @@
             <w:pPr>
               <w:rPr>
                 <w:b/>
-                <w:color w:val="FF0000"/>
+                <w:color w:val="000000"/>
                 <w:sz w:val="4"/>
               </w:rPr>
             </w:pPr>
             <w:r>
               <w:rPr>
                 <w:b/>
-                <w:color w:val="FF0000"/>
+                <w:color w:val="000000"/>
               </w:rPr>
               <w:t>8</w:t>
             </w:r>
@@ -4287,22 +4287,22 @@
             <w:tcW w:w="1134" w:type="dxa"/>
             <w:gridSpan w:val="3"/>
             <w:tcBorders>
-              <w:top w:val="single" w:sz="6" w:space="0" w:color="FF0000"/>
+              <w:top w:val="single" w:sz="6" w:space="0" w:color="000000"/>
               <w:left w:val="single" w:sz="12" w:space="0" w:color="FFFFFF"/>
-              <w:bottom w:val="single" w:sz="6" w:space="0" w:color="FF0000"/>
+              <w:bottom w:val="single" w:sz="6" w:space="0" w:color="000000"/>
               <w:right w:val="single" w:sz="12" w:space="0" w:color="FFFFFF"/>
             </w:tcBorders>
           </w:tcPr>
           <w:p>
             <w:pPr>
               <w:rPr>
-                <w:color w:val="FF0000"/>
-                <w:sz w:val="11"/>
-              </w:rPr>
-            </w:pPr>
-            <w:r>
-              <w:rPr>
-                <w:color w:val="FF0000"/>
+                <w:color w:val="000000"/>
+                <w:sz w:val="11"/>
+              </w:rPr>
+            </w:pPr>
+            <w:r>
+              <w:rPr>
+                <w:color w:val="000000"/>
                 <w:sz w:val="11"/>
                 <w:lang w:val="ru-RU"/>
               </w:rPr>
@@ -4310,14 +4310,14 @@
             </w:r>
             <w:r>
               <w:rPr>
-                <w:color w:val="FF0000"/>
+                <w:color w:val="000000"/>
                 <w:sz w:val="11"/>
               </w:rPr>
               <w:t xml:space="preserve"> </w:t>
             </w:r>
             <w:r>
               <w:rPr>
-                <w:color w:val="FF0000"/>
+                <w:color w:val="000000"/>
                 <w:sz w:val="11"/>
                 <w:lang w:val="ru-RU"/>
               </w:rPr>
@@ -4327,21 +4327,21 @@
           <w:p>
             <w:pPr>
               <w:rPr>
-                <w:color w:val="FF0000"/>
+                <w:color w:val="000000"/>
                 <w:sz w:val="11"/>
                 <w:lang w:val="fr-FR"/>
               </w:rPr>
             </w:pPr>
             <w:r>
               <w:rPr>
-                <w:color w:val="FF0000"/>
+                <w:color w:val="000000"/>
                 <w:sz w:val="11"/>
               </w:rPr>
               <w:t>Art der Verpack</w:t>
             </w:r>
             <w:r>
               <w:rPr>
-                <w:color w:val="FF0000"/>
+                <w:color w:val="000000"/>
                 <w:sz w:val="11"/>
                 <w:lang w:val="fr-FR"/>
               </w:rPr>
@@ -4353,9 +4353,9 @@
           <w:tcPr>
             <w:tcW w:w="283" w:type="dxa"/>
             <w:tcBorders>
-              <w:top w:val="single" w:sz="6" w:space="0" w:color="FF0000"/>
+              <w:top w:val="single" w:sz="6" w:space="0" w:color="000000"/>
               <w:left w:val="single" w:sz="12" w:space="0" w:color="FFFFFF"/>
-              <w:bottom w:val="single" w:sz="6" w:space="0" w:color="FF0000"/>
+              <w:bottom w:val="single" w:sz="6" w:space="0" w:color="000000"/>
               <w:right w:val="single" w:sz="12" w:space="0" w:color="FFFFFF"/>
             </w:tcBorders>
           </w:tcPr>
@@ -4363,7 +4363,7 @@
             <w:pPr>
               <w:rPr>
                 <w:b/>
-                <w:color w:val="FF0000"/>
+                <w:color w:val="000000"/>
                 <w:sz w:val="11"/>
                 <w:lang w:val="fr-FR"/>
               </w:rPr>
@@ -4371,7 +4371,7 @@
             <w:r>
               <w:rPr>
                 <w:b/>
-                <w:color w:val="FF0000"/>
+                <w:color w:val="000000"/>
                 <w:lang w:val="fr-FR"/>
               </w:rPr>
               <w:t>9</w:t>
@@ -4383,22 +4383,22 @@
             <w:tcW w:w="1653" w:type="dxa"/>
             <w:gridSpan w:val="5"/>
             <w:tcBorders>
-              <w:top w:val="single" w:sz="6" w:space="0" w:color="FF0000"/>
+              <w:top w:val="single" w:sz="6" w:space="0" w:color="000000"/>
               <w:left w:val="single" w:sz="12" w:space="0" w:color="FFFFFF"/>
-              <w:bottom w:val="single" w:sz="6" w:space="0" w:color="FF0000"/>
-              <w:right w:val="single" w:sz="6" w:space="0" w:color="FF0000"/>
-            </w:tcBorders>
-          </w:tcPr>
-          <w:p>
-            <w:pPr>
-              <w:rPr>
-                <w:color w:val="FF0000"/>
-                <w:sz w:val="11"/>
-              </w:rPr>
-            </w:pPr>
-            <w:r>
-              <w:rPr>
-                <w:color w:val="FF0000"/>
+              <w:bottom w:val="single" w:sz="6" w:space="0" w:color="000000"/>
+              <w:right w:val="single" w:sz="6" w:space="0" w:color="000000"/>
+            </w:tcBorders>
+          </w:tcPr>
+          <w:p>
+            <w:pPr>
+              <w:rPr>
+                <w:color w:val="000000"/>
+                <w:sz w:val="11"/>
+              </w:rPr>
+            </w:pPr>
+            <w:r>
+              <w:rPr>
+                <w:color w:val="000000"/>
                 <w:sz w:val="11"/>
               </w:rPr>
               <w:t>Наименование груза</w:t>
@@ -4407,13 +4407,13 @@
           <w:p>
             <w:pPr>
               <w:rPr>
-                <w:color w:val="FF0000"/>
-                <w:sz w:val="11"/>
-              </w:rPr>
-            </w:pPr>
-            <w:r>
-              <w:rPr>
-                <w:color w:val="FF0000"/>
+                <w:color w:val="000000"/>
+                <w:sz w:val="11"/>
+              </w:rPr>
+            </w:pPr>
+            <w:r>
+              <w:rPr>
+                <w:color w:val="000000"/>
                 <w:sz w:val="11"/>
               </w:rPr>
               <w:t>Bezeichnung des Gutes</w:t>
@@ -4424,9 +4424,9 @@
           <w:tcPr>
             <w:tcW w:w="476" w:type="dxa"/>
             <w:tcBorders>
-              <w:top w:val="single" w:sz="12" w:space="0" w:color="FF0000"/>
-              <w:left w:val="single" w:sz="6" w:space="0" w:color="FF0000"/>
-              <w:bottom w:val="single" w:sz="6" w:space="0" w:color="FF0000"/>
+              <w:top w:val="single" w:sz="12" w:space="0" w:color="000000"/>
+              <w:left w:val="single" w:sz="6" w:space="0" w:color="000000"/>
+              <w:bottom w:val="single" w:sz="6" w:space="0" w:color="000000"/>
               <w:right w:val="nil"/>
             </w:tcBorders>
           </w:tcPr>
@@ -4434,7 +4434,7 @@
             <w:pPr>
               <w:rPr>
                 <w:rFonts w:ascii="Arial" w:hAnsi="Arial"/>
-                <w:color w:val="FF0000"/>
+                <w:color w:val="000000"/>
                 <w:sz w:val="11"/>
               </w:rPr>
             </w:pPr>
@@ -4442,7 +4442,7 @@
               <w:rPr>
                 <w:rFonts w:ascii="Arial" w:hAnsi="Arial"/>
                 <w:b/>
-                <w:color w:val="FF0000"/>
+                <w:color w:val="000000"/>
               </w:rPr>
               <w:t>10</w:t>
             </w:r>
@@ -4453,24 +4453,24 @@
             <w:tcW w:w="855" w:type="dxa"/>
             <w:gridSpan w:val="3"/>
             <w:tcBorders>
-              <w:top w:val="single" w:sz="12" w:space="0" w:color="FF0000"/>
+              <w:top w:val="single" w:sz="12" w:space="0" w:color="000000"/>
               <w:left w:val="nil"/>
-              <w:bottom w:val="single" w:sz="6" w:space="0" w:color="FF0000"/>
-              <w:right w:val="single" w:sz="6" w:space="0" w:color="FF0000"/>
+              <w:bottom w:val="single" w:sz="6" w:space="0" w:color="000000"/>
+              <w:right w:val="single" w:sz="6" w:space="0" w:color="000000"/>
             </w:tcBorders>
           </w:tcPr>
           <w:p>
             <w:pPr>
               <w:rPr>
                 <w:rFonts w:ascii="Arial CYR" w:hAnsi="Arial CYR"/>
-                <w:color w:val="FF0000"/>
+                <w:color w:val="000000"/>
                 <w:sz w:val="11"/>
               </w:rPr>
             </w:pPr>
             <w:r>
               <w:rPr>
                 <w:rFonts w:ascii="Arial CYR" w:hAnsi="Arial CYR"/>
-                <w:color w:val="FF0000"/>
+                <w:color w:val="000000"/>
                 <w:sz w:val="11"/>
               </w:rPr>
               <w:t>Статист №</w:t>
@@ -4480,14 +4480,14 @@
             <w:pPr>
               <w:rPr>
                 <w:rFonts w:ascii="Arial" w:hAnsi="Arial"/>
-                <w:color w:val="FF0000"/>
+                <w:color w:val="000000"/>
                 <w:sz w:val="11"/>
               </w:rPr>
             </w:pPr>
             <w:r>
               <w:rPr>
                 <w:rFonts w:ascii="Arial" w:hAnsi="Arial"/>
-                <w:color w:val="FF0000"/>
+                <w:color w:val="000000"/>
                 <w:sz w:val="11"/>
               </w:rPr>
               <w:t>Statistik-Nr.</w:t>
@@ -4498,9 +4498,9 @@
           <w:tcPr>
             <w:tcW w:w="420" w:type="dxa"/>
             <w:tcBorders>
-              <w:top w:val="single" w:sz="12" w:space="0" w:color="FF0000"/>
-              <w:left w:val="single" w:sz="6" w:space="0" w:color="FF0000"/>
-              <w:bottom w:val="single" w:sz="6" w:space="0" w:color="FF0000"/>
+              <w:top w:val="single" w:sz="12" w:space="0" w:color="000000"/>
+              <w:left w:val="single" w:sz="6" w:space="0" w:color="000000"/>
+              <w:bottom w:val="single" w:sz="6" w:space="0" w:color="000000"/>
               <w:right w:val="nil"/>
             </w:tcBorders>
           </w:tcPr>
@@ -4509,7 +4509,7 @@
               <w:rPr>
                 <w:rFonts w:ascii="Arial" w:hAnsi="Arial"/>
                 <w:b/>
-                <w:color w:val="FF0000"/>
+                <w:color w:val="000000"/>
                 <w:sz w:val="12"/>
               </w:rPr>
             </w:pPr>
@@ -4517,7 +4517,7 @@
               <w:rPr>
                 <w:rFonts w:ascii="Arial" w:hAnsi="Arial"/>
                 <w:b/>
-                <w:color w:val="FF0000"/>
+                <w:color w:val="000000"/>
               </w:rPr>
               <w:t>11</w:t>
             </w:r>
@@ -4528,24 +4528,24 @@
             <w:tcW w:w="973" w:type="dxa"/>
             <w:gridSpan w:val="2"/>
             <w:tcBorders>
-              <w:top w:val="single" w:sz="12" w:space="0" w:color="FF0000"/>
+              <w:top w:val="single" w:sz="12" w:space="0" w:color="000000"/>
               <w:left w:val="nil"/>
-              <w:bottom w:val="single" w:sz="6" w:space="0" w:color="FF0000"/>
-              <w:right w:val="single" w:sz="6" w:space="0" w:color="FF0000"/>
+              <w:bottom w:val="single" w:sz="6" w:space="0" w:color="000000"/>
+              <w:right w:val="single" w:sz="6" w:space="0" w:color="000000"/>
             </w:tcBorders>
           </w:tcPr>
           <w:p>
             <w:pPr>
               <w:rPr>
                 <w:rFonts w:ascii="Arial CYR" w:hAnsi="Arial CYR"/>
-                <w:color w:val="FF0000"/>
+                <w:color w:val="000000"/>
                 <w:sz w:val="11"/>
               </w:rPr>
             </w:pPr>
             <w:r>
               <w:rPr>
                 <w:rFonts w:ascii="Arial CYR" w:hAnsi="Arial CYR"/>
-                <w:color w:val="FF0000"/>
+                <w:color w:val="000000"/>
                 <w:sz w:val="11"/>
               </w:rPr>
               <w:t>Вес брутто, кг</w:t>
@@ -4555,14 +4555,14 @@
             <w:pPr>
               <w:rPr>
                 <w:rFonts w:ascii="Arial" w:hAnsi="Arial"/>
-                <w:color w:val="FF0000"/>
+                <w:color w:val="000000"/>
                 <w:sz w:val="11"/>
               </w:rPr>
             </w:pPr>
             <w:r>
               <w:rPr>
                 <w:rFonts w:ascii="Arial" w:hAnsi="Arial"/>
-                <w:color w:val="FF0000"/>
+                <w:color w:val="000000"/>
                 <w:sz w:val="11"/>
               </w:rPr>
               <w:t>Bruttogew., kg</w:t>
@@ -4574,8 +4574,8 @@
             <w:tcW w:w="453" w:type="dxa"/>
             <w:gridSpan w:val="2"/>
             <w:tcBorders>
-              <w:top w:val="single" w:sz="12" w:space="0" w:color="FF0000"/>
-              <w:left w:val="single" w:sz="6" w:space="0" w:color="FF0000"/>
+              <w:top w:val="single" w:sz="12" w:space="0" w:color="000000"/>
+              <w:left w:val="single" w:sz="6" w:space="0" w:color="000000"/>
               <w:bottom w:val="single" w:sz="6" w:space="0" w:color="00FFFF"/>
               <w:right w:val="nil"/>
             </w:tcBorders>
@@ -4585,7 +4585,7 @@
               <w:rPr>
                 <w:rFonts w:ascii="Arial" w:hAnsi="Arial"/>
                 <w:b/>
-                <w:color w:val="FF0000"/>
+                <w:color w:val="000000"/>
                 <w:sz w:val="12"/>
               </w:rPr>
             </w:pPr>
@@ -4593,7 +4593,7 @@
               <w:rPr>
                 <w:rFonts w:ascii="Arial" w:hAnsi="Arial"/>
                 <w:b/>
-                <w:color w:val="FF0000"/>
+                <w:color w:val="000000"/>
               </w:rPr>
               <w:t>12</w:t>
             </w:r>
@@ -4604,24 +4604,24 @@
             <w:tcW w:w="928" w:type="dxa"/>
             <w:gridSpan w:val="5"/>
             <w:tcBorders>
-              <w:top w:val="single" w:sz="12" w:space="0" w:color="FF0000"/>
+              <w:top w:val="single" w:sz="12" w:space="0" w:color="000000"/>
               <w:left w:val="nil"/>
               <w:bottom w:val="single" w:sz="6" w:space="0" w:color="00FFFF"/>
-              <w:right w:val="single" w:sz="12" w:space="0" w:color="FF0000"/>
+              <w:right w:val="single" w:sz="12" w:space="0" w:color="000000"/>
             </w:tcBorders>
           </w:tcPr>
           <w:p>
             <w:pPr>
               <w:rPr>
                 <w:rFonts w:ascii="Arial" w:hAnsi="Arial"/>
-                <w:color w:val="FF0000"/>
+                <w:color w:val="000000"/>
                 <w:sz w:val="11"/>
               </w:rPr>
             </w:pPr>
             <w:r>
               <w:rPr>
                 <w:rFonts w:ascii="Arial CYR" w:hAnsi="Arial CYR"/>
-                <w:color w:val="FF0000"/>
+                <w:color w:val="000000"/>
                 <w:sz w:val="11"/>
               </w:rPr>
               <w:t>Объём, м</w:t>
@@ -4629,7 +4629,7 @@
             <w:r>
               <w:rPr>
                 <w:rFonts w:ascii="Arial" w:hAnsi="Arial"/>
-                <w:color w:val="FF0000"/>
+                <w:color w:val="000000"/>
                 <w:sz w:val="11"/>
               </w:rPr>
               <w:t>³</w:t>
@@ -4639,14 +4639,14 @@
             <w:pPr>
               <w:rPr>
                 <w:rFonts w:ascii="Arial" w:hAnsi="Arial"/>
-                <w:color w:val="FF0000"/>
+                <w:color w:val="000000"/>
                 <w:sz w:val="11"/>
               </w:rPr>
             </w:pPr>
             <w:r>
               <w:rPr>
                 <w:rFonts w:ascii="Arial" w:hAnsi="Arial"/>
-                <w:color w:val="FF0000"/>
+                <w:color w:val="000000"/>
                 <w:sz w:val="11"/>
               </w:rPr>
               <w:t>Umfang m³</w:t>
@@ -4666,10 +4666,10 @@
             <w:tcW w:w="6819" w:type="dxa"/>
             <w:gridSpan w:val="19"/>
             <w:tcBorders>
-              <w:top w:val="single" w:sz="6" w:space="0" w:color="FF0000"/>
-              <w:left w:val="single" w:sz="12" w:space="0" w:color="FF0000"/>
+              <w:top w:val="single" w:sz="6" w:space="0" w:color="000000"/>
+              <w:left w:val="single" w:sz="12" w:space="0" w:color="000000"/>
               <w:bottom w:val="dotted" w:sz="4" w:space="0" w:color="808080"/>
-              <w:right w:val="single" w:sz="6" w:space="0" w:color="FF0000"/>
+              <w:right w:val="single" w:sz="6" w:space="0" w:color="000000"/>
             </w:tcBorders>
           </w:tcPr>
           <w:p>
@@ -4692,10 +4692,10 @@
             <w:tcW w:w="1331" w:type="dxa"/>
             <w:gridSpan w:val="4"/>
             <w:tcBorders>
-              <w:top w:val="single" w:sz="6" w:space="0" w:color="FF0000"/>
-              <w:left w:val="single" w:sz="6" w:space="0" w:color="FF0000"/>
+              <w:top w:val="single" w:sz="6" w:space="0" w:color="000000"/>
+              <w:left w:val="single" w:sz="6" w:space="0" w:color="000000"/>
               <w:bottom w:val="dotted" w:sz="4" w:space="0" w:color="808080"/>
-              <w:right w:val="single" w:sz="6" w:space="0" w:color="FF0000"/>
+              <w:right w:val="single" w:sz="6" w:space="0" w:color="000000"/>
             </w:tcBorders>
           </w:tcPr>
           <w:p>
@@ -4714,10 +4714,10 @@
             <w:tcW w:w="1393" w:type="dxa"/>
             <w:gridSpan w:val="3"/>
             <w:tcBorders>
-              <w:top w:val="single" w:sz="6" w:space="0" w:color="FF0000"/>
-              <w:left w:val="single" w:sz="6" w:space="0" w:color="FF0000"/>
+              <w:top w:val="single" w:sz="6" w:space="0" w:color="000000"/>
+              <w:left w:val="single" w:sz="6" w:space="0" w:color="000000"/>
               <w:bottom w:val="dotted" w:sz="4" w:space="0" w:color="808080"/>
-              <w:right w:val="single" w:sz="6" w:space="0" w:color="FF0000"/>
+              <w:right w:val="single" w:sz="6" w:space="0" w:color="000000"/>
             </w:tcBorders>
           </w:tcPr>
           <w:p>
@@ -4738,9 +4738,9 @@
             <w:gridSpan w:val="7"/>
             <w:tcBorders>
               <w:top w:val="single" w:sz="6" w:space="0" w:color="auto"/>
-              <w:left w:val="single" w:sz="6" w:space="0" w:color="FF0000"/>
+              <w:left w:val="single" w:sz="6" w:space="0" w:color="000000"/>
               <w:bottom w:val="dotted" w:sz="4" w:space="0" w:color="808080"/>
-              <w:right w:val="single" w:sz="12" w:space="0" w:color="FF0000"/>
+              <w:right w:val="single" w:sz="12" w:space="0" w:color="000000"/>
             </w:tcBorders>
           </w:tcPr>
           <w:p>
@@ -4768,9 +4768,9 @@
             <w:gridSpan w:val="19"/>
             <w:tcBorders>
               <w:top w:val="dotted" w:sz="4" w:space="0" w:color="808080"/>
-              <w:left w:val="single" w:sz="12" w:space="0" w:color="FF0000"/>
+              <w:left w:val="single" w:sz="12" w:space="0" w:color="000000"/>
               <w:bottom w:val="dotted" w:sz="4" w:space="0" w:color="808080"/>
-              <w:right w:val="single" w:sz="6" w:space="0" w:color="FF0000"/>
+              <w:right w:val="single" w:sz="6" w:space="0" w:color="000000"/>
             </w:tcBorders>
           </w:tcPr>
           <w:p>
@@ -4790,9 +4790,9 @@
             <w:gridSpan w:val="4"/>
             <w:tcBorders>
               <w:top w:val="dotted" w:sz="4" w:space="0" w:color="808080"/>
-              <w:left w:val="single" w:sz="6" w:space="0" w:color="FF0000"/>
+              <w:left w:val="single" w:sz="6" w:space="0" w:color="000000"/>
               <w:bottom w:val="dotted" w:sz="4" w:space="0" w:color="808080"/>
-              <w:right w:val="single" w:sz="6" w:space="0" w:color="FF0000"/>
+              <w:right w:val="single" w:sz="6" w:space="0" w:color="000000"/>
             </w:tcBorders>
           </w:tcPr>
           <w:p>
@@ -4811,9 +4811,9 @@
             <w:gridSpan w:val="3"/>
             <w:tcBorders>
               <w:top w:val="dotted" w:sz="4" w:space="0" w:color="808080"/>
-              <w:left w:val="single" w:sz="6" w:space="0" w:color="FF0000"/>
+              <w:left w:val="single" w:sz="6" w:space="0" w:color="000000"/>
               <w:bottom w:val="dotted" w:sz="4" w:space="0" w:color="808080"/>
-              <w:right w:val="single" w:sz="6" w:space="0" w:color="FF0000"/>
+              <w:right w:val="single" w:sz="6" w:space="0" w:color="000000"/>
             </w:tcBorders>
           </w:tcPr>
           <w:p>
@@ -4831,9 +4831,9 @@
             <w:gridSpan w:val="7"/>
             <w:tcBorders>
               <w:top w:val="dotted" w:sz="4" w:space="0" w:color="808080"/>
-              <w:left w:val="single" w:sz="6" w:space="0" w:color="FF0000"/>
+              <w:left w:val="single" w:sz="6" w:space="0" w:color="000000"/>
               <w:bottom w:val="dotted" w:sz="4" w:space="0" w:color="808080"/>
-              <w:right w:val="single" w:sz="12" w:space="0" w:color="FF0000"/>
+              <w:right w:val="single" w:sz="12" w:space="0" w:color="000000"/>
             </w:tcBorders>
           </w:tcPr>
           <w:p>
@@ -4859,9 +4859,9 @@
             <w:gridSpan w:val="19"/>
             <w:tcBorders>
               <w:top w:val="dotted" w:sz="4" w:space="0" w:color="808080"/>
-              <w:left w:val="single" w:sz="12" w:space="0" w:color="FF0000"/>
+              <w:left w:val="single" w:sz="12" w:space="0" w:color="000000"/>
               <w:bottom w:val="dotted" w:sz="4" w:space="0" w:color="808080"/>
-              <w:right w:val="single" w:sz="6" w:space="0" w:color="FF0000"/>
+              <w:right w:val="single" w:sz="6" w:space="0" w:color="000000"/>
             </w:tcBorders>
           </w:tcPr>
           <w:p>
@@ -4970,9 +4970,9 @@
             <w:gridSpan w:val="4"/>
             <w:tcBorders>
               <w:top w:val="dotted" w:sz="4" w:space="0" w:color="808080"/>
-              <w:left w:val="single" w:sz="6" w:space="0" w:color="FF0000"/>
+              <w:left w:val="single" w:sz="6" w:space="0" w:color="000000"/>
               <w:bottom w:val="dotted" w:sz="4" w:space="0" w:color="808080"/>
-              <w:right w:val="single" w:sz="6" w:space="0" w:color="FF0000"/>
+              <w:right w:val="single" w:sz="6" w:space="0" w:color="000000"/>
             </w:tcBorders>
           </w:tcPr>
           <w:p>
@@ -4991,9 +4991,9 @@
             <w:gridSpan w:val="3"/>
             <w:tcBorders>
               <w:top w:val="dotted" w:sz="4" w:space="0" w:color="808080"/>
-              <w:left w:val="single" w:sz="6" w:space="0" w:color="FF0000"/>
+              <w:left w:val="single" w:sz="6" w:space="0" w:color="000000"/>
               <w:bottom w:val="dotted" w:sz="4" w:space="0" w:color="808080"/>
-              <w:right w:val="single" w:sz="6" w:space="0" w:color="FF0000"/>
+              <w:right w:val="single" w:sz="6" w:space="0" w:color="000000"/>
             </w:tcBorders>
           </w:tcPr>
           <w:p>
@@ -5051,9 +5051,9 @@
             <w:gridSpan w:val="7"/>
             <w:tcBorders>
               <w:top w:val="dotted" w:sz="4" w:space="0" w:color="808080"/>
-              <w:left w:val="single" w:sz="6" w:space="0" w:color="FF0000"/>
+              <w:left w:val="single" w:sz="6" w:space="0" w:color="000000"/>
               <w:bottom w:val="dotted" w:sz="4" w:space="0" w:color="808080"/>
-              <w:right w:val="single" w:sz="12" w:space="0" w:color="FF0000"/>
+              <w:right w:val="single" w:sz="12" w:space="0" w:color="000000"/>
             </w:tcBorders>
           </w:tcPr>
           <w:p>
@@ -5129,9 +5129,9 @@
             <w:gridSpan w:val="19"/>
             <w:tcBorders>
               <w:top w:val="dotted" w:sz="4" w:space="0" w:color="808080"/>
-              <w:left w:val="single" w:sz="12" w:space="0" w:color="FF0000"/>
+              <w:left w:val="single" w:sz="12" w:space="0" w:color="000000"/>
               <w:bottom w:val="dotted" w:sz="4" w:space="0" w:color="808080"/>
-              <w:right w:val="single" w:sz="6" w:space="0" w:color="FF0000"/>
+              <w:right w:val="single" w:sz="6" w:space="0" w:color="000000"/>
             </w:tcBorders>
           </w:tcPr>
           <w:p>
@@ -5180,9 +5180,9 @@
             <w:gridSpan w:val="4"/>
             <w:tcBorders>
               <w:top w:val="dotted" w:sz="4" w:space="0" w:color="808080"/>
-              <w:left w:val="single" w:sz="6" w:space="0" w:color="FF0000"/>
+              <w:left w:val="single" w:sz="6" w:space="0" w:color="000000"/>
               <w:bottom w:val="dotted" w:sz="4" w:space="0" w:color="808080"/>
-              <w:right w:val="single" w:sz="6" w:space="0" w:color="FF0000"/>
+              <w:right w:val="single" w:sz="6" w:space="0" w:color="000000"/>
             </w:tcBorders>
           </w:tcPr>
           <w:p>
@@ -5200,9 +5200,9 @@
             <w:gridSpan w:val="3"/>
             <w:tcBorders>
               <w:top w:val="dotted" w:sz="4" w:space="0" w:color="808080"/>
-              <w:left w:val="single" w:sz="6" w:space="0" w:color="FF0000"/>
+              <w:left w:val="single" w:sz="6" w:space="0" w:color="000000"/>
               <w:bottom w:val="dotted" w:sz="4" w:space="0" w:color="808080"/>
-              <w:right w:val="single" w:sz="6" w:space="0" w:color="FF0000"/>
+              <w:right w:val="single" w:sz="6" w:space="0" w:color="000000"/>
             </w:tcBorders>
           </w:tcPr>
           <w:p>
@@ -5231,9 +5231,9 @@
             <w:gridSpan w:val="7"/>
             <w:tcBorders>
               <w:top w:val="dotted" w:sz="4" w:space="0" w:color="808080"/>
-              <w:left w:val="single" w:sz="6" w:space="0" w:color="FF0000"/>
+              <w:left w:val="single" w:sz="6" w:space="0" w:color="000000"/>
               <w:bottom w:val="dotted" w:sz="4" w:space="0" w:color="808080"/>
-              <w:right w:val="single" w:sz="12" w:space="0" w:color="FF0000"/>
+              <w:right w:val="single" w:sz="12" w:space="0" w:color="000000"/>
             </w:tcBorders>
           </w:tcPr>
           <w:p>
@@ -5272,9 +5272,9 @@
             <w:gridSpan w:val="19"/>
             <w:tcBorders>
               <w:top w:val="dotted" w:sz="4" w:space="0" w:color="808080"/>
-              <w:left w:val="single" w:sz="12" w:space="0" w:color="FF0000"/>
+              <w:left w:val="single" w:sz="12" w:space="0" w:color="000000"/>
               <w:bottom w:val="dotted" w:sz="4" w:space="0" w:color="808080"/>
-              <w:right w:val="single" w:sz="6" w:space="0" w:color="FF0000"/>
+              <w:right w:val="single" w:sz="6" w:space="0" w:color="000000"/>
             </w:tcBorders>
           </w:tcPr>
           <w:p>
@@ -5322,9 +5322,9 @@
             <w:gridSpan w:val="4"/>
             <w:tcBorders>
               <w:top w:val="dotted" w:sz="4" w:space="0" w:color="808080"/>
-              <w:left w:val="single" w:sz="6" w:space="0" w:color="FF0000"/>
+              <w:left w:val="single" w:sz="6" w:space="0" w:color="000000"/>
               <w:bottom w:val="dotted" w:sz="4" w:space="0" w:color="808080"/>
-              <w:right w:val="single" w:sz="6" w:space="0" w:color="FF0000"/>
+              <w:right w:val="single" w:sz="6" w:space="0" w:color="000000"/>
             </w:tcBorders>
           </w:tcPr>
           <w:p>
@@ -5342,9 +5342,9 @@
             <w:gridSpan w:val="3"/>
             <w:tcBorders>
               <w:top w:val="dotted" w:sz="4" w:space="0" w:color="808080"/>
-              <w:left w:val="single" w:sz="6" w:space="0" w:color="FF0000"/>
+              <w:left w:val="single" w:sz="6" w:space="0" w:color="000000"/>
               <w:bottom w:val="dotted" w:sz="4" w:space="0" w:color="808080"/>
-              <w:right w:val="single" w:sz="6" w:space="0" w:color="FF0000"/>
+              <w:right w:val="single" w:sz="6" w:space="0" w:color="000000"/>
             </w:tcBorders>
           </w:tcPr>
           <w:p>
@@ -5364,9 +5364,9 @@
             <w:gridSpan w:val="7"/>
             <w:tcBorders>
               <w:top w:val="dotted" w:sz="4" w:space="0" w:color="808080"/>
-              <w:left w:val="single" w:sz="6" w:space="0" w:color="FF0000"/>
+              <w:left w:val="single" w:sz="6" w:space="0" w:color="000000"/>
               <w:bottom w:val="dotted" w:sz="4" w:space="0" w:color="808080"/>
-              <w:right w:val="single" w:sz="12" w:space="0" w:color="FF0000"/>
+              <w:right w:val="single" w:sz="12" w:space="0" w:color="000000"/>
             </w:tcBorders>
           </w:tcPr>
           <w:p>
@@ -5393,9 +5393,9 @@
             <w:gridSpan w:val="19"/>
             <w:tcBorders>
               <w:top w:val="dotted" w:sz="4" w:space="0" w:color="808080"/>
-              <w:left w:val="single" w:sz="12" w:space="0" w:color="FF0000"/>
+              <w:left w:val="single" w:sz="12" w:space="0" w:color="000000"/>
               <w:bottom w:val="dotted" w:sz="4" w:space="0" w:color="808080"/>
-              <w:right w:val="single" w:sz="6" w:space="0" w:color="FF0000"/>
+              <w:right w:val="single" w:sz="6" w:space="0" w:color="000000"/>
             </w:tcBorders>
           </w:tcPr>
           <w:p>
@@ -5415,9 +5415,9 @@
             <w:gridSpan w:val="4"/>
             <w:tcBorders>
               <w:top w:val="dotted" w:sz="4" w:space="0" w:color="808080"/>
-              <w:left w:val="single" w:sz="6" w:space="0" w:color="FF0000"/>
+              <w:left w:val="single" w:sz="6" w:space="0" w:color="000000"/>
               <w:bottom w:val="dotted" w:sz="4" w:space="0" w:color="808080"/>
-              <w:right w:val="single" w:sz="6" w:space="0" w:color="FF0000"/>
+              <w:right w:val="single" w:sz="6" w:space="0" w:color="000000"/>
             </w:tcBorders>
           </w:tcPr>
           <w:p>
@@ -5435,9 +5435,9 @@
             <w:gridSpan w:val="3"/>
             <w:tcBorders>
               <w:top w:val="dotted" w:sz="4" w:space="0" w:color="808080"/>
-              <w:left w:val="single" w:sz="6" w:space="0" w:color="FF0000"/>
+              <w:left w:val="single" w:sz="6" w:space="0" w:color="000000"/>
               <w:bottom w:val="dotted" w:sz="4" w:space="0" w:color="808080"/>
-              <w:right w:val="single" w:sz="6" w:space="0" w:color="FF0000"/>
+              <w:right w:val="single" w:sz="6" w:space="0" w:color="000000"/>
             </w:tcBorders>
           </w:tcPr>
           <w:p>
@@ -5458,9 +5458,9 @@
             <w:gridSpan w:val="7"/>
             <w:tcBorders>
               <w:top w:val="dotted" w:sz="4" w:space="0" w:color="808080"/>
-              <w:left w:val="single" w:sz="6" w:space="0" w:color="FF0000"/>
+              <w:left w:val="single" w:sz="6" w:space="0" w:color="000000"/>
               <w:bottom w:val="dotted" w:sz="4" w:space="0" w:color="808080"/>
-              <w:right w:val="single" w:sz="12" w:space="0" w:color="FF0000"/>
+              <w:right w:val="single" w:sz="12" w:space="0" w:color="000000"/>
             </w:tcBorders>
           </w:tcPr>
           <w:p>
@@ -5487,9 +5487,9 @@
             <w:gridSpan w:val="19"/>
             <w:tcBorders>
               <w:top w:val="dotted" w:sz="4" w:space="0" w:color="808080"/>
-              <w:left w:val="single" w:sz="12" w:space="0" w:color="FF0000"/>
+              <w:left w:val="single" w:sz="12" w:space="0" w:color="000000"/>
               <w:bottom w:val="dotted" w:sz="4" w:space="0" w:color="808080"/>
-              <w:right w:val="single" w:sz="6" w:space="0" w:color="FF0000"/>
+              <w:right w:val="single" w:sz="6" w:space="0" w:color="000000"/>
             </w:tcBorders>
           </w:tcPr>
           <w:p>
@@ -5518,9 +5518,9 @@
             <w:gridSpan w:val="4"/>
             <w:tcBorders>
               <w:top w:val="dotted" w:sz="4" w:space="0" w:color="808080"/>
-              <w:left w:val="single" w:sz="6" w:space="0" w:color="FF0000"/>
+              <w:left w:val="single" w:sz="6" w:space="0" w:color="000000"/>
               <w:bottom w:val="dotted" w:sz="4" w:space="0" w:color="808080"/>
-              <w:right w:val="single" w:sz="6" w:space="0" w:color="FF0000"/>
+              <w:right w:val="single" w:sz="6" w:space="0" w:color="000000"/>
             </w:tcBorders>
           </w:tcPr>
           <w:p>
@@ -5538,9 +5538,9 @@
             <w:gridSpan w:val="3"/>
             <w:tcBorders>
               <w:top w:val="dotted" w:sz="4" w:space="0" w:color="808080"/>
-              <w:left w:val="single" w:sz="6" w:space="0" w:color="FF0000"/>
+              <w:left w:val="single" w:sz="6" w:space="0" w:color="000000"/>
               <w:bottom w:val="dotted" w:sz="4" w:space="0" w:color="808080"/>
-              <w:right w:val="single" w:sz="6" w:space="0" w:color="FF0000"/>
+              <w:right w:val="single" w:sz="6" w:space="0" w:color="000000"/>
             </w:tcBorders>
           </w:tcPr>
           <w:p>
@@ -5561,9 +5561,9 @@
             <w:gridSpan w:val="7"/>
             <w:tcBorders>
               <w:top w:val="dotted" w:sz="4" w:space="0" w:color="808080"/>
-              <w:left w:val="single" w:sz="6" w:space="0" w:color="FF0000"/>
+              <w:left w:val="single" w:sz="6" w:space="0" w:color="000000"/>
               <w:bottom w:val="dotted" w:sz="4" w:space="0" w:color="808080"/>
-              <w:right w:val="single" w:sz="12" w:space="0" w:color="FF0000"/>
+              <w:right w:val="single" w:sz="12" w:space="0" w:color="000000"/>
             </w:tcBorders>
           </w:tcPr>
           <w:p>
@@ -5592,9 +5592,9 @@
             <w:gridSpan w:val="19"/>
             <w:tcBorders>
               <w:top w:val="dotted" w:sz="4" w:space="0" w:color="808080"/>
-              <w:left w:val="single" w:sz="12" w:space="0" w:color="FF0000"/>
+              <w:left w:val="single" w:sz="12" w:space="0" w:color="000000"/>
               <w:bottom w:val="dotted" w:sz="4" w:space="0" w:color="808080"/>
-              <w:right w:val="single" w:sz="6" w:space="0" w:color="FF0000"/>
+              <w:right w:val="single" w:sz="6" w:space="0" w:color="000000"/>
             </w:tcBorders>
           </w:tcPr>
           <w:p>
@@ -5614,9 +5614,9 @@
             <w:gridSpan w:val="4"/>
             <w:tcBorders>
               <w:top w:val="dotted" w:sz="4" w:space="0" w:color="808080"/>
-              <w:left w:val="single" w:sz="6" w:space="0" w:color="FF0000"/>
+              <w:left w:val="single" w:sz="6" w:space="0" w:color="000000"/>
               <w:bottom w:val="dotted" w:sz="4" w:space="0" w:color="808080"/>
-              <w:right w:val="single" w:sz="6" w:space="0" w:color="FF0000"/>
+              <w:right w:val="single" w:sz="6" w:space="0" w:color="000000"/>
             </w:tcBorders>
           </w:tcPr>
           <w:p>
@@ -5634,9 +5634,9 @@
             <w:gridSpan w:val="3"/>
             <w:tcBorders>
               <w:top w:val="dotted" w:sz="4" w:space="0" w:color="808080"/>
-              <w:left w:val="single" w:sz="6" w:space="0" w:color="FF0000"/>
+              <w:left w:val="single" w:sz="6" w:space="0" w:color="000000"/>
               <w:bottom w:val="dotted" w:sz="4" w:space="0" w:color="808080"/>
-              <w:right w:val="single" w:sz="6" w:space="0" w:color="FF0000"/>
+              <w:right w:val="single" w:sz="6" w:space="0" w:color="000000"/>
             </w:tcBorders>
           </w:tcPr>
           <w:p>
@@ -5654,9 +5654,9 @@
             <w:gridSpan w:val="7"/>
             <w:tcBorders>
               <w:top w:val="dotted" w:sz="4" w:space="0" w:color="808080"/>
-              <w:left w:val="single" w:sz="6" w:space="0" w:color="FF0000"/>
+              <w:left w:val="single" w:sz="6" w:space="0" w:color="000000"/>
               <w:bottom w:val="dotted" w:sz="4" w:space="0" w:color="808080"/>
-              <w:right w:val="single" w:sz="12" w:space="0" w:color="FF0000"/>
+              <w:right w:val="single" w:sz="12" w:space="0" w:color="000000"/>
             </w:tcBorders>
           </w:tcPr>
           <w:p>
@@ -5683,9 +5683,9 @@
             <w:gridSpan w:val="19"/>
             <w:tcBorders>
               <w:top w:val="dotted" w:sz="4" w:space="0" w:color="808080"/>
-              <w:left w:val="single" w:sz="12" w:space="0" w:color="FF0000"/>
+              <w:left w:val="single" w:sz="12" w:space="0" w:color="000000"/>
               <w:bottom w:val="dotted" w:sz="4" w:space="0" w:color="808080"/>
-              <w:right w:val="single" w:sz="6" w:space="0" w:color="FF0000"/>
+              <w:right w:val="single" w:sz="6" w:space="0" w:color="000000"/>
             </w:tcBorders>
           </w:tcPr>
           <w:p>
@@ -5704,9 +5704,9 @@
             <w:gridSpan w:val="4"/>
             <w:tcBorders>
               <w:top w:val="dotted" w:sz="4" w:space="0" w:color="808080"/>
-              <w:left w:val="single" w:sz="6" w:space="0" w:color="FF0000"/>
+              <w:left w:val="single" w:sz="6" w:space="0" w:color="000000"/>
               <w:bottom w:val="dotted" w:sz="4" w:space="0" w:color="808080"/>
-              <w:right w:val="single" w:sz="6" w:space="0" w:color="FF0000"/>
+              <w:right w:val="single" w:sz="6" w:space="0" w:color="000000"/>
             </w:tcBorders>
           </w:tcPr>
           <w:p>
@@ -5725,9 +5725,9 @@
             <w:gridSpan w:val="3"/>
             <w:tcBorders>
               <w:top w:val="dotted" w:sz="4" w:space="0" w:color="808080"/>
-              <w:left w:val="single" w:sz="6" w:space="0" w:color="FF0000"/>
+              <w:left w:val="single" w:sz="6" w:space="0" w:color="000000"/>
               <w:bottom w:val="dotted" w:sz="4" w:space="0" w:color="808080"/>
-              <w:right w:val="single" w:sz="6" w:space="0" w:color="FF0000"/>
+              <w:right w:val="single" w:sz="6" w:space="0" w:color="000000"/>
             </w:tcBorders>
           </w:tcPr>
           <w:p>
@@ -5746,9 +5746,9 @@
             <w:gridSpan w:val="7"/>
             <w:tcBorders>
               <w:top w:val="dotted" w:sz="4" w:space="0" w:color="808080"/>
-              <w:left w:val="single" w:sz="6" w:space="0" w:color="FF0000"/>
+              <w:left w:val="single" w:sz="6" w:space="0" w:color="000000"/>
               <w:bottom w:val="dotted" w:sz="4" w:space="0" w:color="808080"/>
-              <w:right w:val="single" w:sz="12" w:space="0" w:color="FF0000"/>
+              <w:right w:val="single" w:sz="12" w:space="0" w:color="000000"/>
             </w:tcBorders>
           </w:tcPr>
           <w:p>
@@ -5775,9 +5775,9 @@
             <w:gridSpan w:val="19"/>
             <w:tcBorders>
               <w:top w:val="dotted" w:sz="4" w:space="0" w:color="808080"/>
-              <w:left w:val="single" w:sz="12" w:space="0" w:color="FF0000"/>
+              <w:left w:val="single" w:sz="12" w:space="0" w:color="000000"/>
               <w:bottom w:val="dotted" w:sz="4" w:space="0" w:color="808080"/>
-              <w:right w:val="single" w:sz="6" w:space="0" w:color="FF0000"/>
+              <w:right w:val="single" w:sz="6" w:space="0" w:color="000000"/>
             </w:tcBorders>
           </w:tcPr>
           <w:p>
@@ -5796,9 +5796,9 @@
             <w:gridSpan w:val="4"/>
             <w:tcBorders>
               <w:top w:val="dotted" w:sz="4" w:space="0" w:color="808080"/>
-              <w:left w:val="single" w:sz="6" w:space="0" w:color="FF0000"/>
+              <w:left w:val="single" w:sz="6" w:space="0" w:color="000000"/>
               <w:bottom w:val="dotted" w:sz="4" w:space="0" w:color="808080"/>
-              <w:right w:val="single" w:sz="6" w:space="0" w:color="FF0000"/>
+              <w:right w:val="single" w:sz="6" w:space="0" w:color="000000"/>
             </w:tcBorders>
           </w:tcPr>
           <w:p>
@@ -5817,9 +5817,9 @@
             <w:gridSpan w:val="3"/>
             <w:tcBorders>
               <w:top w:val="dotted" w:sz="4" w:space="0" w:color="808080"/>
-              <w:left w:val="single" w:sz="6" w:space="0" w:color="FF0000"/>
+              <w:left w:val="single" w:sz="6" w:space="0" w:color="000000"/>
               <w:bottom w:val="dotted" w:sz="4" w:space="0" w:color="808080"/>
-              <w:right w:val="single" w:sz="6" w:space="0" w:color="FF0000"/>
+              <w:right w:val="single" w:sz="6" w:space="0" w:color="000000"/>
             </w:tcBorders>
           </w:tcPr>
           <w:p>
@@ -5838,9 +5838,9 @@
             <w:gridSpan w:val="7"/>
             <w:tcBorders>
               <w:top w:val="dotted" w:sz="4" w:space="0" w:color="808080"/>
-              <w:left w:val="single" w:sz="6" w:space="0" w:color="FF0000"/>
+              <w:left w:val="single" w:sz="6" w:space="0" w:color="000000"/>
               <w:bottom w:val="dotted" w:sz="4" w:space="0" w:color="808080"/>
-              <w:right w:val="single" w:sz="12" w:space="0" w:color="FF0000"/>
+              <w:right w:val="single" w:sz="12" w:space="0" w:color="000000"/>
             </w:tcBorders>
           </w:tcPr>
           <w:p>
@@ -5867,9 +5867,9 @@
             <w:gridSpan w:val="19"/>
             <w:tcBorders>
               <w:top w:val="dotted" w:sz="4" w:space="0" w:color="808080"/>
-              <w:left w:val="single" w:sz="12" w:space="0" w:color="FF0000"/>
-              <w:bottom w:val="single" w:sz="6" w:space="0" w:color="FF0000"/>
-              <w:right w:val="single" w:sz="6" w:space="0" w:color="FF0000"/>
+              <w:left w:val="single" w:sz="12" w:space="0" w:color="000000"/>
+              <w:bottom w:val="single" w:sz="6" w:space="0" w:color="000000"/>
+              <w:right w:val="single" w:sz="6" w:space="0" w:color="000000"/>
             </w:tcBorders>
           </w:tcPr>
           <w:p>
@@ -5897,9 +5897,9 @@
             <w:gridSpan w:val="4"/>
             <w:tcBorders>
               <w:top w:val="dotted" w:sz="4" w:space="0" w:color="808080"/>
-              <w:left w:val="single" w:sz="6" w:space="0" w:color="FF0000"/>
-              <w:bottom w:val="single" w:sz="6" w:space="0" w:color="FF0000"/>
-              <w:right w:val="single" w:sz="6" w:space="0" w:color="FF0000"/>
+              <w:left w:val="single" w:sz="6" w:space="0" w:color="000000"/>
+              <w:bottom w:val="single" w:sz="6" w:space="0" w:color="000000"/>
+              <w:right w:val="single" w:sz="6" w:space="0" w:color="000000"/>
             </w:tcBorders>
           </w:tcPr>
           <w:p>
@@ -5918,9 +5918,9 @@
             <w:gridSpan w:val="3"/>
             <w:tcBorders>
               <w:top w:val="dotted" w:sz="4" w:space="0" w:color="808080"/>
-              <w:left w:val="single" w:sz="6" w:space="0" w:color="FF0000"/>
-              <w:bottom w:val="single" w:sz="6" w:space="0" w:color="FF0000"/>
-              <w:right w:val="single" w:sz="6" w:space="0" w:color="FF0000"/>
+              <w:left w:val="single" w:sz="6" w:space="0" w:color="000000"/>
+              <w:bottom w:val="single" w:sz="6" w:space="0" w:color="000000"/>
+              <w:right w:val="single" w:sz="6" w:space="0" w:color="000000"/>
             </w:tcBorders>
           </w:tcPr>
           <w:p>
@@ -5939,9 +5939,9 @@
             <w:gridSpan w:val="7"/>
             <w:tcBorders>
               <w:top w:val="dotted" w:sz="4" w:space="0" w:color="808080"/>
-              <w:left w:val="single" w:sz="6" w:space="0" w:color="FF0000"/>
-              <w:bottom w:val="single" w:sz="6" w:space="0" w:color="FF0000"/>
-              <w:right w:val="single" w:sz="12" w:space="0" w:color="FF0000"/>
+              <w:left w:val="single" w:sz="6" w:space="0" w:color="000000"/>
+              <w:bottom w:val="single" w:sz="6" w:space="0" w:color="000000"/>
+              <w:right w:val="single" w:sz="12" w:space="0" w:color="000000"/>
             </w:tcBorders>
           </w:tcPr>
           <w:p>
@@ -5967,23 +5967,23 @@
             <w:tcW w:w="1699" w:type="dxa"/>
             <w:gridSpan w:val="6"/>
             <w:tcBorders>
-              <w:top w:val="single" w:sz="6" w:space="0" w:color="FF0000"/>
-              <w:left w:val="single" w:sz="12" w:space="0" w:color="FF0000"/>
-              <w:bottom w:val="single" w:sz="6" w:space="0" w:color="FF0000"/>
-              <w:right w:val="single" w:sz="6" w:space="0" w:color="FF0000"/>
-            </w:tcBorders>
-          </w:tcPr>
-          <w:p>
-            <w:pPr>
-              <w:rPr>
-                <w:color w:val="FF0000"/>
-                <w:sz w:val="11"/>
-                <w:lang w:val="ru-RU"/>
-              </w:rPr>
-            </w:pPr>
-            <w:r>
-              <w:rPr>
-                <w:color w:val="FF0000"/>
+              <w:top w:val="single" w:sz="6" w:space="0" w:color="000000"/>
+              <w:left w:val="single" w:sz="12" w:space="0" w:color="000000"/>
+              <w:bottom w:val="single" w:sz="6" w:space="0" w:color="000000"/>
+              <w:right w:val="single" w:sz="6" w:space="0" w:color="000000"/>
+            </w:tcBorders>
+          </w:tcPr>
+          <w:p>
+            <w:pPr>
+              <w:rPr>
+                <w:color w:val="000000"/>
+                <w:sz w:val="11"/>
+                <w:lang w:val="ru-RU"/>
+              </w:rPr>
+            </w:pPr>
+            <w:r>
+              <w:rPr>
+                <w:color w:val="000000"/>
                 <w:sz w:val="11"/>
                 <w:lang w:val="ru-RU"/>
               </w:rPr>
@@ -5993,14 +5993,14 @@
           <w:p>
             <w:pPr>
               <w:rPr>
-                <w:color w:val="FF0000"/>
-                <w:sz w:val="11"/>
-                <w:lang w:val="ru-RU"/>
-              </w:rPr>
-            </w:pPr>
-            <w:r>
-              <w:rPr>
-                <w:color w:val="FF0000"/>
+                <w:color w:val="000000"/>
+                <w:sz w:val="11"/>
+                <w:lang w:val="ru-RU"/>
+              </w:rPr>
+            </w:pPr>
+            <w:r>
+              <w:rPr>
+                <w:color w:val="000000"/>
                 <w:sz w:val="11"/>
                 <w:lang w:val="en-GB"/>
               </w:rPr>
@@ -6013,23 +6013,23 @@
             <w:tcW w:w="1706" w:type="dxa"/>
             <w:gridSpan w:val="3"/>
             <w:tcBorders>
-              <w:top w:val="single" w:sz="6" w:space="0" w:color="FF0000"/>
-              <w:left w:val="single" w:sz="6" w:space="0" w:color="FF0000"/>
-              <w:bottom w:val="single" w:sz="6" w:space="0" w:color="FF0000"/>
-              <w:right w:val="single" w:sz="6" w:space="0" w:color="FF0000"/>
-            </w:tcBorders>
-          </w:tcPr>
-          <w:p>
-            <w:pPr>
-              <w:rPr>
-                <w:color w:val="FF0000"/>
-                <w:sz w:val="11"/>
-                <w:lang w:val="ru-RU"/>
-              </w:rPr>
-            </w:pPr>
-            <w:r>
-              <w:rPr>
-                <w:color w:val="FF0000"/>
+              <w:top w:val="single" w:sz="6" w:space="0" w:color="000000"/>
+              <w:left w:val="single" w:sz="6" w:space="0" w:color="000000"/>
+              <w:bottom w:val="single" w:sz="6" w:space="0" w:color="000000"/>
+              <w:right w:val="single" w:sz="6" w:space="0" w:color="000000"/>
+            </w:tcBorders>
+          </w:tcPr>
+          <w:p>
+            <w:pPr>
+              <w:rPr>
+                <w:color w:val="000000"/>
+                <w:sz w:val="11"/>
+                <w:lang w:val="ru-RU"/>
+              </w:rPr>
+            </w:pPr>
+            <w:r>
+              <w:rPr>
+                <w:color w:val="000000"/>
                 <w:sz w:val="11"/>
                 <w:lang w:val="ru-RU"/>
               </w:rPr>
@@ -6039,14 +6039,14 @@
           <w:p>
             <w:pPr>
               <w:rPr>
-                <w:color w:val="FF0000"/>
-                <w:sz w:val="11"/>
-                <w:lang w:val="ru-RU"/>
-              </w:rPr>
-            </w:pPr>
-            <w:r>
-              <w:rPr>
-                <w:color w:val="FF0000"/>
+                <w:color w:val="000000"/>
+                <w:sz w:val="11"/>
+                <w:lang w:val="ru-RU"/>
+              </w:rPr>
+            </w:pPr>
+            <w:r>
+              <w:rPr>
+                <w:color w:val="000000"/>
                 <w:sz w:val="11"/>
                 <w:lang w:val="en-GB"/>
               </w:rPr>
@@ -6059,23 +6059,23 @@
             <w:tcW w:w="1706" w:type="dxa"/>
             <w:gridSpan w:val="5"/>
             <w:tcBorders>
-              <w:top w:val="single" w:sz="6" w:space="0" w:color="FF0000"/>
-              <w:left w:val="single" w:sz="6" w:space="0" w:color="FF0000"/>
-              <w:bottom w:val="single" w:sz="6" w:space="0" w:color="FF0000"/>
-              <w:right w:val="single" w:sz="6" w:space="0" w:color="FF0000"/>
-            </w:tcBorders>
-          </w:tcPr>
-          <w:p>
-            <w:pPr>
-              <w:rPr>
-                <w:color w:val="FF0000"/>
-                <w:sz w:val="11"/>
-                <w:lang w:val="ru-RU"/>
-              </w:rPr>
-            </w:pPr>
-            <w:r>
-              <w:rPr>
-                <w:color w:val="FF0000"/>
+              <w:top w:val="single" w:sz="6" w:space="0" w:color="000000"/>
+              <w:left w:val="single" w:sz="6" w:space="0" w:color="000000"/>
+              <w:bottom w:val="single" w:sz="6" w:space="0" w:color="000000"/>
+              <w:right w:val="single" w:sz="6" w:space="0" w:color="000000"/>
+            </w:tcBorders>
+          </w:tcPr>
+          <w:p>
+            <w:pPr>
+              <w:rPr>
+                <w:color w:val="000000"/>
+                <w:sz w:val="11"/>
+                <w:lang w:val="ru-RU"/>
+              </w:rPr>
+            </w:pPr>
+            <w:r>
+              <w:rPr>
+                <w:color w:val="000000"/>
                 <w:sz w:val="11"/>
                 <w:lang w:val="ru-RU"/>
               </w:rPr>
@@ -6085,14 +6085,14 @@
           <w:p>
             <w:pPr>
               <w:rPr>
-                <w:color w:val="FF0000"/>
-                <w:sz w:val="11"/>
-                <w:lang w:val="ru-RU"/>
-              </w:rPr>
-            </w:pPr>
-            <w:r>
-              <w:rPr>
-                <w:color w:val="FF0000"/>
+                <w:color w:val="000000"/>
+                <w:sz w:val="11"/>
+                <w:lang w:val="ru-RU"/>
+              </w:rPr>
+            </w:pPr>
+            <w:r>
+              <w:rPr>
+                <w:color w:val="000000"/>
                 <w:sz w:val="11"/>
                 <w:lang w:val="en-GB"/>
               </w:rPr>
@@ -6105,23 +6105,23 @@
             <w:tcW w:w="1708" w:type="dxa"/>
             <w:gridSpan w:val="5"/>
             <w:tcBorders>
-              <w:top w:val="single" w:sz="6" w:space="0" w:color="FF0000"/>
-              <w:left w:val="single" w:sz="6" w:space="0" w:color="FF0000"/>
+              <w:top w:val="single" w:sz="6" w:space="0" w:color="000000"/>
+              <w:left w:val="single" w:sz="6" w:space="0" w:color="000000"/>
               <w:bottom w:val="single" w:sz="6" w:space="0" w:color="00FFFF"/>
-              <w:right w:val="single" w:sz="6" w:space="0" w:color="FF0000"/>
-            </w:tcBorders>
-          </w:tcPr>
-          <w:p>
-            <w:pPr>
-              <w:rPr>
-                <w:color w:val="FF0000"/>
-                <w:sz w:val="11"/>
-                <w:lang w:val="ru-RU"/>
-              </w:rPr>
-            </w:pPr>
-            <w:r>
-              <w:rPr>
-                <w:color w:val="FF0000"/>
+              <w:right w:val="single" w:sz="6" w:space="0" w:color="000000"/>
+            </w:tcBorders>
+          </w:tcPr>
+          <w:p>
+            <w:pPr>
+              <w:rPr>
+                <w:color w:val="000000"/>
+                <w:sz w:val="11"/>
+                <w:lang w:val="ru-RU"/>
+              </w:rPr>
+            </w:pPr>
+            <w:r>
+              <w:rPr>
+                <w:color w:val="000000"/>
                 <w:sz w:val="11"/>
                 <w:lang w:val="ru-RU"/>
               </w:rPr>
@@ -6131,14 +6131,14 @@
           <w:p>
             <w:pPr>
               <w:rPr>
-                <w:color w:val="FF0000"/>
-                <w:sz w:val="11"/>
-                <w:lang w:val="ru-RU"/>
-              </w:rPr>
-            </w:pPr>
-            <w:r>
-              <w:rPr>
-                <w:color w:val="FF0000"/>
+                <w:color w:val="000000"/>
+                <w:sz w:val="11"/>
+                <w:lang w:val="ru-RU"/>
+              </w:rPr>
+            </w:pPr>
+            <w:r>
+              <w:rPr>
+                <w:color w:val="000000"/>
                 <w:sz w:val="11"/>
                 <w:lang w:val="en-GB"/>
               </w:rPr>
@@ -6151,17 +6151,17 @@
             <w:tcW w:w="1331" w:type="dxa"/>
             <w:gridSpan w:val="4"/>
             <w:tcBorders>
-              <w:top w:val="single" w:sz="6" w:space="0" w:color="FF0000"/>
-              <w:left w:val="single" w:sz="6" w:space="0" w:color="FF0000"/>
-              <w:bottom w:val="single" w:sz="12" w:space="0" w:color="FF0000"/>
-              <w:right w:val="single" w:sz="6" w:space="0" w:color="FF0000"/>
+              <w:top w:val="single" w:sz="6" w:space="0" w:color="000000"/>
+              <w:left w:val="single" w:sz="6" w:space="0" w:color="000000"/>
+              <w:bottom w:val="single" w:sz="12" w:space="0" w:color="000000"/>
+              <w:right w:val="single" w:sz="6" w:space="0" w:color="000000"/>
             </w:tcBorders>
           </w:tcPr>
           <w:p>
             <w:pPr>
               <w:rPr>
                 <w:rFonts w:ascii="Courier New" w:hAnsi="Courier New"/>
-                <w:color w:val="FF0000"/>
+                <w:color w:val="000000"/>
                 <w:sz w:val="22"/>
                 <w:lang w:val="ru-RU"/>
               </w:rPr>
@@ -6173,17 +6173,17 @@
             <w:tcW w:w="1393" w:type="dxa"/>
             <w:gridSpan w:val="3"/>
             <w:tcBorders>
-              <w:top w:val="single" w:sz="6" w:space="0" w:color="FF0000"/>
-              <w:left w:val="single" w:sz="6" w:space="0" w:color="FF0000"/>
-              <w:bottom w:val="single" w:sz="12" w:space="0" w:color="FF0000"/>
-              <w:right w:val="single" w:sz="6" w:space="0" w:color="FF0000"/>
+              <w:top w:val="single" w:sz="6" w:space="0" w:color="000000"/>
+              <w:left w:val="single" w:sz="6" w:space="0" w:color="000000"/>
+              <w:bottom w:val="single" w:sz="12" w:space="0" w:color="000000"/>
+              <w:right w:val="single" w:sz="6" w:space="0" w:color="000000"/>
             </w:tcBorders>
           </w:tcPr>
           <w:p>
             <w:pPr>
               <w:rPr>
                 <w:rFonts w:ascii="Courier New" w:hAnsi="Courier New"/>
-                <w:color w:val="FF0000"/>
+                <w:color w:val="000000"/>
                 <w:sz w:val="22"/>
                 <w:lang w:val="ru-RU"/>
               </w:rPr>
@@ -6195,17 +6195,17 @@
             <w:tcW w:w="1381" w:type="dxa"/>
             <w:gridSpan w:val="7"/>
             <w:tcBorders>
-              <w:top w:val="single" w:sz="6" w:space="0" w:color="FF0000"/>
-              <w:left w:val="single" w:sz="6" w:space="0" w:color="FF0000"/>
-              <w:bottom w:val="single" w:sz="12" w:space="0" w:color="FF0000"/>
-              <w:right w:val="single" w:sz="12" w:space="0" w:color="FF0000"/>
+              <w:top w:val="single" w:sz="6" w:space="0" w:color="000000"/>
+              <w:left w:val="single" w:sz="6" w:space="0" w:color="000000"/>
+              <w:bottom w:val="single" w:sz="12" w:space="0" w:color="000000"/>
+              <w:right w:val="single" w:sz="12" w:space="0" w:color="000000"/>
             </w:tcBorders>
           </w:tcPr>
           <w:p>
             <w:pPr>
               <w:rPr>
                 <w:rFonts w:ascii="Courier New" w:hAnsi="Courier New"/>
-                <w:color w:val="FF0000"/>
+                <w:color w:val="000000"/>
                 <w:sz w:val="22"/>
                 <w:lang w:val="ru-RU"/>
               </w:rPr>
@@ -6225,17 +6225,17 @@
             <w:tcW w:w="490" w:type="dxa"/>
             <w:gridSpan w:val="2"/>
             <w:tcBorders>
-              <w:top w:val="single" w:sz="6" w:space="0" w:color="FF0000"/>
-              <w:left w:val="single" w:sz="12" w:space="0" w:color="FF0000"/>
-              <w:bottom w:val="single" w:sz="4" w:space="0" w:color="FF0000"/>
-              <w:right w:val="single" w:sz="6" w:space="0" w:color="FF0000"/>
-            </w:tcBorders>
-          </w:tcPr>
-          <w:p>
-            <w:pPr>
-              <w:rPr>
-                <w:b/>
-                <w:color w:val="FF0000"/>
+              <w:top w:val="single" w:sz="6" w:space="0" w:color="000000"/>
+              <w:left w:val="single" w:sz="12" w:space="0" w:color="000000"/>
+              <w:bottom w:val="single" w:sz="4" w:space="0" w:color="000000"/>
+              <w:right w:val="single" w:sz="6" w:space="0" w:color="000000"/>
+            </w:tcBorders>
+          </w:tcPr>
+          <w:p>
+            <w:pPr>
+              <w:rPr>
+                <w:b/>
+                <w:color w:val="000000"/>
                 <w:sz w:val="12"/>
                 <w:lang w:val="ru-RU"/>
               </w:rPr>
@@ -6243,7 +6243,7 @@
             <w:r>
               <w:rPr>
                 <w:b/>
-                <w:color w:val="FF0000"/>
+                <w:color w:val="000000"/>
                 <w:lang w:val="ru-RU"/>
               </w:rPr>
               <w:t>13</w:t>
@@ -6255,23 +6255,23 @@
             <w:tcW w:w="4676" w:type="dxa"/>
             <w:gridSpan w:val="12"/>
             <w:tcBorders>
-              <w:top w:val="single" w:sz="6" w:space="0" w:color="FF0000"/>
-              <w:left w:val="single" w:sz="6" w:space="0" w:color="FF0000"/>
-              <w:bottom w:val="single" w:sz="4" w:space="0" w:color="FF0000"/>
-              <w:right w:val="single" w:sz="12" w:space="0" w:color="FF0000"/>
-            </w:tcBorders>
-          </w:tcPr>
-          <w:p>
-            <w:pPr>
-              <w:rPr>
-                <w:color w:val="FF0000"/>
-                <w:sz w:val="11"/>
-                <w:lang w:val="ru-RU"/>
-              </w:rPr>
-            </w:pPr>
-            <w:r>
-              <w:rPr>
-                <w:color w:val="FF0000"/>
+              <w:top w:val="single" w:sz="6" w:space="0" w:color="000000"/>
+              <w:left w:val="single" w:sz="6" w:space="0" w:color="000000"/>
+              <w:bottom w:val="single" w:sz="4" w:space="0" w:color="000000"/>
+              <w:right w:val="single" w:sz="12" w:space="0" w:color="000000"/>
+            </w:tcBorders>
+          </w:tcPr>
+          <w:p>
+            <w:pPr>
+              <w:rPr>
+                <w:color w:val="000000"/>
+                <w:sz w:val="11"/>
+                <w:lang w:val="ru-RU"/>
+              </w:rPr>
+            </w:pPr>
+            <w:r>
+              <w:rPr>
+                <w:color w:val="000000"/>
                 <w:sz w:val="11"/>
                 <w:lang w:val="ru-RU"/>
               </w:rPr>
@@ -6279,7 +6279,7 @@
             </w:r>
             <w:r>
               <w:rPr>
-                <w:color w:val="FF0000"/>
+                <w:color w:val="000000"/>
                 <w:sz w:val="11"/>
                 <w:lang w:val="ru-RU"/>
               </w:rPr>
@@ -6287,7 +6287,7 @@
             </w:r>
             <w:r>
               <w:rPr>
-                <w:color w:val="FF0000"/>
+                <w:color w:val="000000"/>
                 <w:sz w:val="11"/>
                 <w:lang w:val="ru-RU"/>
               </w:rPr>
@@ -6295,7 +6295,7 @@
             </w:r>
             <w:r>
               <w:rPr>
-                <w:color w:val="FF0000"/>
+                <w:color w:val="000000"/>
                 <w:sz w:val="11"/>
                 <w:lang w:val="ru-RU"/>
               </w:rPr>
@@ -6303,7 +6303,7 @@
             </w:r>
             <w:r>
               <w:rPr>
-                <w:color w:val="FF0000"/>
+                <w:color w:val="000000"/>
                 <w:sz w:val="11"/>
                 <w:lang w:val="ru-RU"/>
               </w:rPr>
@@ -6311,7 +6311,7 @@
             </w:r>
             <w:r>
               <w:rPr>
-                <w:color w:val="FF0000"/>
+                <w:color w:val="000000"/>
                 <w:sz w:val="11"/>
                 <w:lang w:val="ru-RU"/>
               </w:rPr>
@@ -6319,7 +6319,7 @@
             </w:r>
             <w:r>
               <w:rPr>
-                <w:color w:val="FF0000"/>
+                <w:color w:val="000000"/>
                 <w:sz w:val="11"/>
                 <w:lang w:val="ru-RU"/>
               </w:rPr>
@@ -6327,7 +6327,7 @@
             </w:r>
             <w:r>
               <w:rPr>
-                <w:color w:val="FF0000"/>
+                <w:color w:val="000000"/>
                 <w:sz w:val="11"/>
                 <w:lang w:val="ru-RU"/>
               </w:rPr>
@@ -6335,7 +6335,7 @@
             </w:r>
             <w:r>
               <w:rPr>
-                <w:color w:val="FF0000"/>
+                <w:color w:val="000000"/>
                 <w:sz w:val="11"/>
                 <w:lang w:val="ru-RU"/>
               </w:rPr>
@@ -6343,7 +6343,7 @@
             </w:r>
             <w:r>
               <w:rPr>
-                <w:color w:val="FF0000"/>
+                <w:color w:val="000000"/>
                 <w:sz w:val="11"/>
                 <w:lang w:val="ru-RU"/>
               </w:rPr>
@@ -6351,7 +6351,7 @@
             </w:r>
             <w:r>
               <w:rPr>
-                <w:color w:val="FF0000"/>
+                <w:color w:val="000000"/>
                 <w:sz w:val="11"/>
                 <w:lang w:val="ru-RU"/>
               </w:rPr>
@@ -6359,7 +6359,7 @@
             </w:r>
             <w:r>
               <w:rPr>
-                <w:color w:val="FF0000"/>
+                <w:color w:val="000000"/>
                 <w:sz w:val="11"/>
                 <w:lang w:val="ru-RU"/>
               </w:rPr>
@@ -6369,13 +6369,13 @@
           <w:p>
             <w:pPr>
               <w:rPr>
-                <w:color w:val="FF0000"/>
-                <w:sz w:val="11"/>
-              </w:rPr>
-            </w:pPr>
-            <w:r>
-              <w:rPr>
-                <w:color w:val="FF0000"/>
+                <w:color w:val="000000"/>
+                <w:sz w:val="11"/>
+              </w:rPr>
+            </w:pPr>
+            <w:r>
+              <w:rPr>
+                <w:color w:val="000000"/>
                 <w:sz w:val="11"/>
                 <w:lang w:val="en-US"/>
               </w:rPr>
@@ -6383,7 +6383,7 @@
             </w:r>
             <w:r>
               <w:rPr>
-                <w:color w:val="FF0000"/>
+                <w:color w:val="000000"/>
                 <w:sz w:val="11"/>
               </w:rPr>
               <w:t>ungen des Absenders (Zoll- Und sonstige amtliche Bearbeitung)</w:t>
@@ -6395,23 +6395,23 @@
             <w:tcW w:w="426" w:type="dxa"/>
             <w:gridSpan w:val="2"/>
             <w:tcBorders>
-              <w:top w:val="single" w:sz="12" w:space="0" w:color="FF0000"/>
-              <w:left w:val="single" w:sz="12" w:space="0" w:color="FF0000"/>
-              <w:bottom w:val="single" w:sz="4" w:space="0" w:color="FF0000"/>
+              <w:top w:val="single" w:sz="12" w:space="0" w:color="000000"/>
+              <w:left w:val="single" w:sz="12" w:space="0" w:color="000000"/>
+              <w:bottom w:val="single" w:sz="4" w:space="0" w:color="000000"/>
               <w:right w:val="nil"/>
             </w:tcBorders>
           </w:tcPr>
           <w:p>
             <w:pPr>
               <w:rPr>
-                <w:color w:val="FF0000"/>
+                <w:color w:val="000000"/>
                 <w:sz w:val="10"/>
               </w:rPr>
             </w:pPr>
             <w:r>
               <w:rPr>
                 <w:b/>
-                <w:color w:val="FF0000"/>
+                <w:color w:val="000000"/>
               </w:rPr>
               <w:t>19</w:t>
             </w:r>
@@ -6422,24 +6422,24 @@
             <w:tcW w:w="1227" w:type="dxa"/>
             <w:gridSpan w:val="3"/>
             <w:tcBorders>
-              <w:top w:val="single" w:sz="12" w:space="0" w:color="FF0000"/>
+              <w:top w:val="single" w:sz="12" w:space="0" w:color="000000"/>
               <w:left w:val="nil"/>
-              <w:bottom w:val="single" w:sz="4" w:space="0" w:color="FF0000"/>
-              <w:right w:val="single" w:sz="6" w:space="0" w:color="FF0000"/>
+              <w:bottom w:val="single" w:sz="4" w:space="0" w:color="000000"/>
+              <w:right w:val="single" w:sz="6" w:space="0" w:color="000000"/>
             </w:tcBorders>
           </w:tcPr>
           <w:p>
             <w:pPr>
               <w:rPr>
                 <w:rFonts w:ascii="Arial CYR" w:hAnsi="Arial CYR"/>
-                <w:color w:val="FF0000"/>
+                <w:color w:val="000000"/>
                 <w:sz w:val="11"/>
               </w:rPr>
             </w:pPr>
             <w:r>
               <w:rPr>
                 <w:rFonts w:ascii="Arial CYR" w:hAnsi="Arial CYR"/>
-                <w:color w:val="FF0000"/>
+                <w:color w:val="000000"/>
                 <w:sz w:val="11"/>
               </w:rPr>
               <w:t>Подлежит оплате</w:t>
@@ -6449,14 +6449,14 @@
             <w:pPr>
               <w:rPr>
                 <w:rFonts w:ascii="Arial" w:hAnsi="Arial"/>
-                <w:color w:val="FF0000"/>
+                <w:color w:val="000000"/>
                 <w:sz w:val="11"/>
               </w:rPr>
             </w:pPr>
             <w:r>
               <w:rPr>
                 <w:rFonts w:ascii="Arial" w:hAnsi="Arial"/>
-                <w:color w:val="FF0000"/>
+                <w:color w:val="000000"/>
                 <w:sz w:val="11"/>
               </w:rPr>
               <w:t>Zu zahlen vom:</w:t>
@@ -6468,17 +6468,17 @@
             <w:tcW w:w="1331" w:type="dxa"/>
             <w:gridSpan w:val="4"/>
             <w:tcBorders>
-              <w:top w:val="single" w:sz="12" w:space="0" w:color="FF0000"/>
-              <w:left w:val="single" w:sz="6" w:space="0" w:color="FF0000"/>
-              <w:bottom w:val="single" w:sz="4" w:space="0" w:color="FF0000"/>
-              <w:right w:val="single" w:sz="6" w:space="0" w:color="FF0000"/>
+              <w:top w:val="single" w:sz="12" w:space="0" w:color="000000"/>
+              <w:left w:val="single" w:sz="6" w:space="0" w:color="000000"/>
+              <w:bottom w:val="single" w:sz="4" w:space="0" w:color="000000"/>
+              <w:right w:val="single" w:sz="6" w:space="0" w:color="000000"/>
             </w:tcBorders>
           </w:tcPr>
           <w:p>
             <w:pPr>
               <w:rPr>
                 <w:rFonts w:ascii="Arial CYR" w:hAnsi="Arial CYR"/>
-                <w:color w:val="FF0000"/>
+                <w:color w:val="000000"/>
                 <w:sz w:val="11"/>
                 <w:lang w:val="ru-RU"/>
               </w:rPr>
@@ -6486,7 +6486,7 @@
             <w:r>
               <w:rPr>
                 <w:rFonts w:ascii="Arial CYR" w:hAnsi="Arial CYR"/>
-                <w:color w:val="FF0000"/>
+                <w:color w:val="000000"/>
                 <w:sz w:val="11"/>
                 <w:lang w:val="ru-RU"/>
               </w:rPr>
@@ -6497,7 +6497,7 @@
             <w:pPr>
               <w:rPr>
                 <w:rFonts w:ascii="Arial" w:hAnsi="Arial"/>
-                <w:color w:val="FF0000"/>
+                <w:color w:val="000000"/>
                 <w:sz w:val="11"/>
                 <w:lang w:val="ru-RU"/>
               </w:rPr>
@@ -6505,7 +6505,7 @@
             <w:r>
               <w:rPr>
                 <w:rFonts w:ascii="Arial" w:hAnsi="Arial"/>
-                <w:color w:val="FF0000"/>
+                <w:color w:val="000000"/>
                 <w:sz w:val="11"/>
               </w:rPr>
               <w:t>Absender</w:t>
@@ -6513,7 +6513,7 @@
             <w:r>
               <w:rPr>
                 <w:rFonts w:ascii="Arial" w:hAnsi="Arial"/>
-                <w:color w:val="FF0000"/>
+                <w:color w:val="000000"/>
                 <w:sz w:val="11"/>
                 <w:lang w:val="ru-RU"/>
               </w:rPr>
@@ -6526,17 +6526,17 @@
             <w:tcW w:w="1393" w:type="dxa"/>
             <w:gridSpan w:val="3"/>
             <w:tcBorders>
-              <w:top w:val="single" w:sz="12" w:space="0" w:color="FF0000"/>
-              <w:left w:val="single" w:sz="6" w:space="0" w:color="FF0000"/>
-              <w:bottom w:val="single" w:sz="4" w:space="0" w:color="FF0000"/>
-              <w:right w:val="single" w:sz="6" w:space="0" w:color="FF0000"/>
+              <w:top w:val="single" w:sz="12" w:space="0" w:color="000000"/>
+              <w:left w:val="single" w:sz="6" w:space="0" w:color="000000"/>
+              <w:bottom w:val="single" w:sz="4" w:space="0" w:color="000000"/>
+              <w:right w:val="single" w:sz="6" w:space="0" w:color="000000"/>
             </w:tcBorders>
           </w:tcPr>
           <w:p>
             <w:pPr>
               <w:rPr>
                 <w:rFonts w:ascii="Arial CYR" w:hAnsi="Arial CYR"/>
-                <w:color w:val="FF0000"/>
+                <w:color w:val="000000"/>
                 <w:sz w:val="11"/>
                 <w:lang w:val="ru-RU"/>
               </w:rPr>
@@ -6544,7 +6544,7 @@
             <w:r>
               <w:rPr>
                 <w:rFonts w:ascii="Arial CYR" w:hAnsi="Arial CYR"/>
-                <w:color w:val="FF0000"/>
+                <w:color w:val="000000"/>
                 <w:sz w:val="11"/>
                 <w:lang w:val="ru-RU"/>
               </w:rPr>
@@ -6555,7 +6555,7 @@
             <w:pPr>
               <w:rPr>
                 <w:rFonts w:ascii="Arial" w:hAnsi="Arial"/>
-                <w:color w:val="FF0000"/>
+                <w:color w:val="000000"/>
                 <w:sz w:val="11"/>
                 <w:lang w:val="ru-RU"/>
               </w:rPr>
@@ -6563,7 +6563,7 @@
             <w:r>
               <w:rPr>
                 <w:rFonts w:ascii="Arial" w:hAnsi="Arial"/>
-                <w:color w:val="FF0000"/>
+                <w:color w:val="000000"/>
                 <w:sz w:val="11"/>
               </w:rPr>
               <w:t>Währung</w:t>
@@ -6575,17 +6575,17 @@
             <w:tcW w:w="1381" w:type="dxa"/>
             <w:gridSpan w:val="7"/>
             <w:tcBorders>
-              <w:top w:val="single" w:sz="12" w:space="0" w:color="FF0000"/>
-              <w:left w:val="single" w:sz="6" w:space="0" w:color="FF0000"/>
-              <w:bottom w:val="single" w:sz="6" w:space="0" w:color="FF0000"/>
-              <w:right w:val="single" w:sz="12" w:space="0" w:color="FF0000"/>
+              <w:top w:val="single" w:sz="12" w:space="0" w:color="000000"/>
+              <w:left w:val="single" w:sz="6" w:space="0" w:color="000000"/>
+              <w:bottom w:val="single" w:sz="6" w:space="0" w:color="000000"/>
+              <w:right w:val="single" w:sz="12" w:space="0" w:color="000000"/>
             </w:tcBorders>
           </w:tcPr>
           <w:p>
             <w:pPr>
               <w:rPr>
                 <w:rFonts w:ascii="Arial" w:hAnsi="Arial"/>
-                <w:color w:val="FF0000"/>
+                <w:color w:val="000000"/>
                 <w:sz w:val="11"/>
                 <w:lang w:val="ru-RU"/>
               </w:rPr>
@@ -6593,7 +6593,7 @@
             <w:r>
               <w:rPr>
                 <w:rFonts w:ascii="Arial CYR" w:hAnsi="Arial CYR"/>
-                <w:color w:val="FF0000"/>
+                <w:color w:val="000000"/>
                 <w:sz w:val="11"/>
                 <w:lang w:val="ru-RU"/>
               </w:rPr>
@@ -6604,7 +6604,7 @@
             <w:pPr>
               <w:rPr>
                 <w:rFonts w:ascii="Arial" w:hAnsi="Arial"/>
-                <w:color w:val="FF0000"/>
+                <w:color w:val="000000"/>
                 <w:sz w:val="11"/>
                 <w:lang w:val="ru-RU"/>
               </w:rPr>
@@ -6612,7 +6612,7 @@
             <w:r>
               <w:rPr>
                 <w:rFonts w:ascii="Arial" w:hAnsi="Arial"/>
-                <w:color w:val="FF0000"/>
+                <w:color w:val="000000"/>
                 <w:sz w:val="11"/>
               </w:rPr>
               <w:t>Empfänger</w:t>
@@ -6632,10 +6632,10 @@
             <w:tcW w:w="5166" w:type="dxa"/>
             <w:gridSpan w:val="14"/>
             <w:tcBorders>
-              <w:top w:val="single" w:sz="4" w:space="0" w:color="FF0000"/>
-              <w:left w:val="single" w:sz="12" w:space="0" w:color="FF0000"/>
+              <w:top w:val="single" w:sz="4" w:space="0" w:color="000000"/>
+              <w:left w:val="single" w:sz="12" w:space="0" w:color="000000"/>
               <w:bottom w:val="dotted" w:sz="4" w:space="0" w:color="808080"/>
-              <w:right w:val="single" w:sz="12" w:space="0" w:color="FF0000"/>
+              <w:right w:val="single" w:sz="12" w:space="0" w:color="000000"/>
             </w:tcBorders>
           </w:tcPr>
           <w:p>
@@ -6654,23 +6654,23 @@
             <w:tcW w:w="1653" w:type="dxa"/>
             <w:gridSpan w:val="5"/>
             <w:tcBorders>
-              <w:top w:val="single" w:sz="4" w:space="0" w:color="FF0000"/>
-              <w:left w:val="single" w:sz="12" w:space="0" w:color="FF0000"/>
+              <w:top w:val="single" w:sz="4" w:space="0" w:color="000000"/>
+              <w:left w:val="single" w:sz="12" w:space="0" w:color="000000"/>
               <w:bottom w:val="dotted" w:sz="4" w:space="0" w:color="808080"/>
-              <w:right w:val="single" w:sz="6" w:space="0" w:color="FF0000"/>
-            </w:tcBorders>
-          </w:tcPr>
-          <w:p>
-            <w:pPr>
-              <w:rPr>
-                <w:color w:val="FF0000"/>
+              <w:right w:val="single" w:sz="6" w:space="0" w:color="000000"/>
+            </w:tcBorders>
+          </w:tcPr>
+          <w:p>
+            <w:pPr>
+              <w:rPr>
+                <w:color w:val="000000"/>
                 <w:sz w:val="10"/>
                 <w:lang w:val="ru-RU"/>
               </w:rPr>
             </w:pPr>
             <w:r>
               <w:rPr>
-                <w:color w:val="FF0000"/>
+                <w:color w:val="000000"/>
                 <w:sz w:val="10"/>
                 <w:lang w:val="ru-RU"/>
               </w:rPr>
@@ -6680,14 +6680,14 @@
           <w:p>
             <w:pPr>
               <w:rPr>
-                <w:color w:val="FF0000"/>
+                <w:color w:val="000000"/>
                 <w:sz w:val="10"/>
                 <w:lang w:val="ru-RU"/>
               </w:rPr>
             </w:pPr>
             <w:r>
               <w:rPr>
-                <w:color w:val="FF0000"/>
+                <w:color w:val="000000"/>
                 <w:sz w:val="10"/>
               </w:rPr>
               <w:t>Fracht</w:t>
@@ -6699,8 +6699,8 @@
             <w:tcW w:w="1041" w:type="dxa"/>
             <w:gridSpan w:val="3"/>
             <w:tcBorders>
-              <w:top w:val="single" w:sz="4" w:space="0" w:color="FF0000"/>
-              <w:left w:val="single" w:sz="6" w:space="0" w:color="FF0000"/>
+              <w:top w:val="single" w:sz="4" w:space="0" w:color="000000"/>
+              <w:left w:val="single" w:sz="6" w:space="0" w:color="000000"/>
               <w:bottom w:val="dotted" w:sz="4" w:space="0" w:color="808080"/>
               <w:right w:val="dotted" w:sz="4" w:space="0" w:color="808080"/>
             </w:tcBorders>
@@ -6709,7 +6709,7 @@
             <w:pPr>
               <w:rPr>
                 <w:rFonts w:ascii="Courier New" w:hAnsi="Courier New"/>
-                <w:color w:val="FF0000"/>
+                <w:color w:val="000000"/>
                 <w:sz w:val="22"/>
                 <w:lang w:val="ru-RU"/>
               </w:rPr>
@@ -6720,17 +6720,17 @@
           <w:tcPr>
             <w:tcW w:w="290" w:type="dxa"/>
             <w:tcBorders>
-              <w:top w:val="single" w:sz="4" w:space="0" w:color="FF0000"/>
+              <w:top w:val="single" w:sz="4" w:space="0" w:color="000000"/>
               <w:left w:val="dotted" w:sz="4" w:space="0" w:color="808080"/>
               <w:bottom w:val="dotted" w:sz="4" w:space="0" w:color="808080"/>
-              <w:right w:val="single" w:sz="6" w:space="0" w:color="FF0000"/>
+              <w:right w:val="single" w:sz="6" w:space="0" w:color="000000"/>
             </w:tcBorders>
           </w:tcPr>
           <w:p>
             <w:pPr>
               <w:rPr>
                 <w:rFonts w:ascii="Courier New" w:hAnsi="Courier New"/>
-                <w:color w:val="FF0000"/>
+                <w:color w:val="000000"/>
                 <w:sz w:val="22"/>
                 <w:lang w:val="ru-RU"/>
               </w:rPr>
@@ -6742,17 +6742,17 @@
             <w:tcW w:w="712" w:type="dxa"/>
             <w:gridSpan w:val="2"/>
             <w:tcBorders>
-              <w:top w:val="single" w:sz="4" w:space="0" w:color="FF0000"/>
-              <w:left w:val="single" w:sz="6" w:space="0" w:color="FF0000"/>
+              <w:top w:val="single" w:sz="4" w:space="0" w:color="000000"/>
+              <w:left w:val="single" w:sz="6" w:space="0" w:color="000000"/>
               <w:bottom w:val="dotted" w:sz="4" w:space="0" w:color="808080"/>
-              <w:right w:val="single" w:sz="12" w:space="0" w:color="FF0000"/>
+              <w:right w:val="single" w:sz="12" w:space="0" w:color="000000"/>
             </w:tcBorders>
           </w:tcPr>
           <w:p>
             <w:pPr>
               <w:rPr>
                 <w:rFonts w:ascii="Courier New" w:hAnsi="Courier New"/>
-                <w:color w:val="FF0000"/>
+                <w:color w:val="000000"/>
                 <w:sz w:val="22"/>
                 <w:lang w:val="ru-RU"/>
               </w:rPr>
@@ -6763,17 +6763,17 @@
           <w:tcPr>
             <w:tcW w:w="681" w:type="dxa"/>
             <w:tcBorders>
-              <w:top w:val="single" w:sz="4" w:space="0" w:color="FF0000"/>
-              <w:left w:val="single" w:sz="12" w:space="0" w:color="FF0000"/>
+              <w:top w:val="single" w:sz="4" w:space="0" w:color="000000"/>
+              <w:left w:val="single" w:sz="12" w:space="0" w:color="000000"/>
               <w:bottom w:val="dotted" w:sz="4" w:space="0" w:color="808080"/>
-              <w:right w:val="single" w:sz="6" w:space="0" w:color="FF0000"/>
+              <w:right w:val="single" w:sz="6" w:space="0" w:color="000000"/>
             </w:tcBorders>
           </w:tcPr>
           <w:p>
             <w:pPr>
               <w:rPr>
                 <w:rFonts w:ascii="Courier New" w:hAnsi="Courier New"/>
-                <w:color w:val="FF0000"/>
+                <w:color w:val="000000"/>
                 <w:sz w:val="22"/>
                 <w:lang w:val="ru-RU"/>
               </w:rPr>
@@ -6785,8 +6785,8 @@
             <w:tcW w:w="1010" w:type="dxa"/>
             <w:gridSpan w:val="5"/>
             <w:tcBorders>
-              <w:top w:val="single" w:sz="4" w:space="0" w:color="FF0000"/>
-              <w:left w:val="single" w:sz="6" w:space="0" w:color="FF0000"/>
+              <w:top w:val="single" w:sz="4" w:space="0" w:color="000000"/>
+              <w:left w:val="single" w:sz="6" w:space="0" w:color="000000"/>
               <w:bottom w:val="dotted" w:sz="4" w:space="0" w:color="808080"/>
               <w:right w:val="dotted" w:sz="4" w:space="0" w:color="808080"/>
             </w:tcBorders>
@@ -6795,7 +6795,7 @@
             <w:pPr>
               <w:rPr>
                 <w:rFonts w:ascii="Courier New" w:hAnsi="Courier New"/>
-                <w:color w:val="FF0000"/>
+                <w:color w:val="000000"/>
                 <w:sz w:val="22"/>
                 <w:lang w:val="ru-RU"/>
               </w:rPr>
@@ -6807,17 +6807,17 @@
             <w:tcW w:w="371" w:type="dxa"/>
             <w:gridSpan w:val="2"/>
             <w:tcBorders>
-              <w:top w:val="single" w:sz="6" w:space="0" w:color="FF0000"/>
+              <w:top w:val="single" w:sz="6" w:space="0" w:color="000000"/>
               <w:left w:val="dotted" w:sz="4" w:space="0" w:color="808080"/>
               <w:bottom w:val="dotted" w:sz="4" w:space="0" w:color="808080"/>
-              <w:right w:val="single" w:sz="12" w:space="0" w:color="FF0000"/>
+              <w:right w:val="single" w:sz="12" w:space="0" w:color="000000"/>
             </w:tcBorders>
           </w:tcPr>
           <w:p>
             <w:pPr>
               <w:rPr>
                 <w:rFonts w:ascii="Courier New" w:hAnsi="Courier New"/>
-                <w:color w:val="FF0000"/>
+                <w:color w:val="000000"/>
                 <w:sz w:val="22"/>
                 <w:lang w:val="ru-RU"/>
               </w:rPr>
@@ -6838,9 +6838,9 @@
             <w:gridSpan w:val="14"/>
             <w:tcBorders>
               <w:top w:val="dotted" w:sz="4" w:space="0" w:color="808080"/>
-              <w:left w:val="single" w:sz="12" w:space="0" w:color="FF0000"/>
+              <w:left w:val="single" w:sz="12" w:space="0" w:color="000000"/>
               <w:bottom w:val="dotted" w:sz="4" w:space="0" w:color="808080"/>
-              <w:right w:val="single" w:sz="12" w:space="0" w:color="FF0000"/>
+              <w:right w:val="single" w:sz="12" w:space="0" w:color="000000"/>
             </w:tcBorders>
           </w:tcPr>
           <w:p>
@@ -6860,22 +6860,22 @@
             <w:gridSpan w:val="5"/>
             <w:tcBorders>
               <w:top w:val="dotted" w:sz="4" w:space="0" w:color="808080"/>
-              <w:left w:val="single" w:sz="12" w:space="0" w:color="FF0000"/>
+              <w:left w:val="single" w:sz="12" w:space="0" w:color="000000"/>
               <w:bottom w:val="dotted" w:sz="4" w:space="0" w:color="808080"/>
-              <w:right w:val="single" w:sz="6" w:space="0" w:color="FF0000"/>
-            </w:tcBorders>
-          </w:tcPr>
-          <w:p>
-            <w:pPr>
-              <w:rPr>
-                <w:color w:val="FF0000"/>
+              <w:right w:val="single" w:sz="6" w:space="0" w:color="000000"/>
+            </w:tcBorders>
+          </w:tcPr>
+          <w:p>
+            <w:pPr>
+              <w:rPr>
+                <w:color w:val="000000"/>
                 <w:sz w:val="10"/>
                 <w:lang w:val="ru-RU"/>
               </w:rPr>
             </w:pPr>
             <w:r>
               <w:rPr>
-                <w:color w:val="FF0000"/>
+                <w:color w:val="000000"/>
                 <w:sz w:val="10"/>
                 <w:lang w:val="ru-RU"/>
               </w:rPr>
@@ -6885,21 +6885,21 @@
           <w:p>
             <w:pPr>
               <w:rPr>
-                <w:color w:val="FF0000"/>
+                <w:color w:val="000000"/>
                 <w:sz w:val="10"/>
                 <w:lang w:val="ru-RU"/>
               </w:rPr>
             </w:pPr>
             <w:r>
               <w:rPr>
-                <w:color w:val="FF0000"/>
+                <w:color w:val="000000"/>
                 <w:sz w:val="10"/>
               </w:rPr>
               <w:t>Ermäßigungen</w:t>
             </w:r>
             <w:r>
               <w:rPr>
-                <w:color w:val="FF0000"/>
+                <w:color w:val="000000"/>
                 <w:sz w:val="10"/>
                 <w:lang w:val="ru-RU"/>
               </w:rPr>
@@ -6913,7 +6913,7 @@
             <w:gridSpan w:val="3"/>
             <w:tcBorders>
               <w:top w:val="dotted" w:sz="4" w:space="0" w:color="808080"/>
-              <w:left w:val="single" w:sz="6" w:space="0" w:color="FF0000"/>
+              <w:left w:val="single" w:sz="6" w:space="0" w:color="000000"/>
               <w:bottom w:val="dotted" w:sz="4" w:space="0" w:color="808080"/>
               <w:right w:val="dotted" w:sz="4" w:space="0" w:color="808080"/>
             </w:tcBorders>
@@ -6922,7 +6922,7 @@
             <w:pPr>
               <w:rPr>
                 <w:rFonts w:ascii="Courier New" w:hAnsi="Courier New"/>
-                <w:color w:val="FF0000"/>
+                <w:color w:val="000000"/>
                 <w:sz w:val="22"/>
                 <w:lang w:val="ru-RU"/>
               </w:rPr>
@@ -6936,14 +6936,14 @@
               <w:top w:val="dotted" w:sz="4" w:space="0" w:color="808080"/>
               <w:left w:val="dotted" w:sz="4" w:space="0" w:color="808080"/>
               <w:bottom w:val="dotted" w:sz="4" w:space="0" w:color="808080"/>
-              <w:right w:val="single" w:sz="6" w:space="0" w:color="FF0000"/>
+              <w:right w:val="single" w:sz="6" w:space="0" w:color="000000"/>
             </w:tcBorders>
           </w:tcPr>
           <w:p>
             <w:pPr>
               <w:rPr>
                 <w:rFonts w:ascii="Courier New" w:hAnsi="Courier New"/>
-                <w:color w:val="FF0000"/>
+                <w:color w:val="000000"/>
                 <w:sz w:val="22"/>
                 <w:lang w:val="ru-RU"/>
               </w:rPr>
@@ -6956,16 +6956,16 @@
             <w:gridSpan w:val="2"/>
             <w:tcBorders>
               <w:top w:val="dotted" w:sz="4" w:space="0" w:color="808080"/>
-              <w:left w:val="single" w:sz="6" w:space="0" w:color="FF0000"/>
+              <w:left w:val="single" w:sz="6" w:space="0" w:color="000000"/>
               <w:bottom w:val="dotted" w:sz="4" w:space="0" w:color="808080"/>
-              <w:right w:val="single" w:sz="12" w:space="0" w:color="FF0000"/>
+              <w:right w:val="single" w:sz="12" w:space="0" w:color="000000"/>
             </w:tcBorders>
           </w:tcPr>
           <w:p>
             <w:pPr>
               <w:rPr>
                 <w:rFonts w:ascii="Courier New" w:hAnsi="Courier New"/>
-                <w:color w:val="FF0000"/>
+                <w:color w:val="000000"/>
                 <w:sz w:val="22"/>
                 <w:lang w:val="ru-RU"/>
               </w:rPr>
@@ -6977,16 +6977,16 @@
             <w:tcW w:w="681" w:type="dxa"/>
             <w:tcBorders>
               <w:top w:val="dotted" w:sz="4" w:space="0" w:color="808080"/>
-              <w:left w:val="single" w:sz="12" w:space="0" w:color="FF0000"/>
+              <w:left w:val="single" w:sz="12" w:space="0" w:color="000000"/>
               <w:bottom w:val="dotted" w:sz="4" w:space="0" w:color="808080"/>
-              <w:right w:val="single" w:sz="6" w:space="0" w:color="FF0000"/>
+              <w:right w:val="single" w:sz="6" w:space="0" w:color="000000"/>
             </w:tcBorders>
           </w:tcPr>
           <w:p>
             <w:pPr>
               <w:rPr>
                 <w:rFonts w:ascii="Courier New" w:hAnsi="Courier New"/>
-                <w:color w:val="FF0000"/>
+                <w:color w:val="000000"/>
                 <w:sz w:val="22"/>
                 <w:lang w:val="ru-RU"/>
               </w:rPr>
@@ -6999,7 +6999,7 @@
             <w:gridSpan w:val="5"/>
             <w:tcBorders>
               <w:top w:val="dotted" w:sz="4" w:space="0" w:color="808080"/>
-              <w:left w:val="single" w:sz="6" w:space="0" w:color="FF0000"/>
+              <w:left w:val="single" w:sz="6" w:space="0" w:color="000000"/>
               <w:bottom w:val="dotted" w:sz="4" w:space="0" w:color="808080"/>
               <w:right w:val="dotted" w:sz="4" w:space="0" w:color="808080"/>
             </w:tcBorders>
@@ -7008,7 +7008,7 @@
             <w:pPr>
               <w:rPr>
                 <w:rFonts w:ascii="Courier New" w:hAnsi="Courier New"/>
-                <w:color w:val="FF0000"/>
+                <w:color w:val="000000"/>
                 <w:sz w:val="22"/>
                 <w:lang w:val="ru-RU"/>
               </w:rPr>
@@ -7023,14 +7023,14 @@
               <w:top w:val="dotted" w:sz="4" w:space="0" w:color="808080"/>
               <w:left w:val="dotted" w:sz="4" w:space="0" w:color="808080"/>
               <w:bottom w:val="dotted" w:sz="4" w:space="0" w:color="808080"/>
-              <w:right w:val="single" w:sz="12" w:space="0" w:color="FF0000"/>
+              <w:right w:val="single" w:sz="12" w:space="0" w:color="000000"/>
             </w:tcBorders>
           </w:tcPr>
           <w:p>
             <w:pPr>
               <w:rPr>
                 <w:rFonts w:ascii="Courier New" w:hAnsi="Courier New"/>
-                <w:color w:val="FF0000"/>
+                <w:color w:val="000000"/>
                 <w:sz w:val="22"/>
                 <w:lang w:val="ru-RU"/>
               </w:rPr>
@@ -7051,9 +7051,9 @@
             <w:gridSpan w:val="14"/>
             <w:tcBorders>
               <w:top w:val="dotted" w:sz="4" w:space="0" w:color="808080"/>
-              <w:left w:val="single" w:sz="12" w:space="0" w:color="FF0000"/>
+              <w:left w:val="single" w:sz="12" w:space="0" w:color="000000"/>
               <w:bottom w:val="dotted" w:sz="4" w:space="0" w:color="808080"/>
-              <w:right w:val="single" w:sz="12" w:space="0" w:color="FF0000"/>
+              <w:right w:val="single" w:sz="12" w:space="0" w:color="000000"/>
             </w:tcBorders>
           </w:tcPr>
           <w:p>
@@ -7073,22 +7073,22 @@
             <w:gridSpan w:val="5"/>
             <w:tcBorders>
               <w:top w:val="dotted" w:sz="4" w:space="0" w:color="808080"/>
-              <w:left w:val="single" w:sz="12" w:space="0" w:color="FF0000"/>
+              <w:left w:val="single" w:sz="12" w:space="0" w:color="000000"/>
               <w:bottom w:val="dotted" w:sz="4" w:space="0" w:color="808080"/>
-              <w:right w:val="single" w:sz="6" w:space="0" w:color="FF0000"/>
-            </w:tcBorders>
-          </w:tcPr>
-          <w:p>
-            <w:pPr>
-              <w:rPr>
-                <w:color w:val="FF0000"/>
+              <w:right w:val="single" w:sz="6" w:space="0" w:color="000000"/>
+            </w:tcBorders>
+          </w:tcPr>
+          <w:p>
+            <w:pPr>
+              <w:rPr>
+                <w:color w:val="000000"/>
                 <w:sz w:val="10"/>
                 <w:lang w:val="ru-RU"/>
               </w:rPr>
             </w:pPr>
             <w:r>
               <w:rPr>
-                <w:color w:val="FF0000"/>
+                <w:color w:val="000000"/>
                 <w:sz w:val="10"/>
                 <w:lang w:val="ru-RU"/>
               </w:rPr>
@@ -7098,14 +7098,14 @@
           <w:p>
             <w:pPr>
               <w:rPr>
-                <w:color w:val="FF0000"/>
+                <w:color w:val="000000"/>
                 <w:sz w:val="10"/>
                 <w:lang w:val="ru-RU"/>
               </w:rPr>
             </w:pPr>
             <w:r>
               <w:rPr>
-                <w:color w:val="FF0000"/>
+                <w:color w:val="000000"/>
                 <w:sz w:val="10"/>
               </w:rPr>
               <w:t>Zwischensumme</w:t>
@@ -7118,7 +7118,7 @@
             <w:gridSpan w:val="3"/>
             <w:tcBorders>
               <w:top w:val="dotted" w:sz="4" w:space="0" w:color="808080"/>
-              <w:left w:val="single" w:sz="6" w:space="0" w:color="FF0000"/>
+              <w:left w:val="single" w:sz="6" w:space="0" w:color="000000"/>
               <w:bottom w:val="dotted" w:sz="4" w:space="0" w:color="808080"/>
               <w:right w:val="dotted" w:sz="4" w:space="0" w:color="808080"/>
             </w:tcBorders>
@@ -7127,7 +7127,7 @@
             <w:pPr>
               <w:rPr>
                 <w:rFonts w:ascii="Courier New" w:hAnsi="Courier New"/>
-                <w:color w:val="FF0000"/>
+                <w:color w:val="000000"/>
                 <w:sz w:val="22"/>
                 <w:lang w:val="ru-RU"/>
               </w:rPr>
@@ -7141,14 +7141,14 @@
               <w:top w:val="dotted" w:sz="4" w:space="0" w:color="808080"/>
               <w:left w:val="dotted" w:sz="4" w:space="0" w:color="808080"/>
               <w:bottom w:val="dotted" w:sz="4" w:space="0" w:color="808080"/>
-              <w:right w:val="single" w:sz="6" w:space="0" w:color="FF0000"/>
+              <w:right w:val="single" w:sz="6" w:space="0" w:color="000000"/>
             </w:tcBorders>
           </w:tcPr>
           <w:p>
             <w:pPr>
               <w:rPr>
                 <w:rFonts w:ascii="Courier New" w:hAnsi="Courier New"/>
-                <w:color w:val="FF0000"/>
+                <w:color w:val="000000"/>
                 <w:sz w:val="22"/>
                 <w:lang w:val="ru-RU"/>
               </w:rPr>
@@ -7161,16 +7161,16 @@
             <w:gridSpan w:val="2"/>
             <w:tcBorders>
               <w:top w:val="dotted" w:sz="4" w:space="0" w:color="808080"/>
-              <w:left w:val="single" w:sz="6" w:space="0" w:color="FF0000"/>
+              <w:left w:val="single" w:sz="6" w:space="0" w:color="000000"/>
               <w:bottom w:val="dotted" w:sz="4" w:space="0" w:color="808080"/>
-              <w:right w:val="single" w:sz="12" w:space="0" w:color="FF0000"/>
+              <w:right w:val="single" w:sz="12" w:space="0" w:color="000000"/>
             </w:tcBorders>
           </w:tcPr>
           <w:p>
             <w:pPr>
               <w:rPr>
                 <w:rFonts w:ascii="Courier New" w:hAnsi="Courier New"/>
-                <w:color w:val="FF0000"/>
+                <w:color w:val="000000"/>
                 <w:sz w:val="22"/>
                 <w:lang w:val="ru-RU"/>
               </w:rPr>
@@ -7182,16 +7182,16 @@
             <w:tcW w:w="681" w:type="dxa"/>
             <w:tcBorders>
               <w:top w:val="dotted" w:sz="4" w:space="0" w:color="808080"/>
-              <w:left w:val="single" w:sz="12" w:space="0" w:color="FF0000"/>
+              <w:left w:val="single" w:sz="12" w:space="0" w:color="000000"/>
               <w:bottom w:val="dotted" w:sz="4" w:space="0" w:color="808080"/>
-              <w:right w:val="single" w:sz="6" w:space="0" w:color="FF0000"/>
+              <w:right w:val="single" w:sz="6" w:space="0" w:color="000000"/>
             </w:tcBorders>
           </w:tcPr>
           <w:p>
             <w:pPr>
               <w:rPr>
                 <w:rFonts w:ascii="Courier New" w:hAnsi="Courier New"/>
-                <w:color w:val="FF0000"/>
+                <w:color w:val="000000"/>
                 <w:sz w:val="22"/>
                 <w:lang w:val="ru-RU"/>
               </w:rPr>
@@ -7204,7 +7204,7 @@
             <w:gridSpan w:val="5"/>
             <w:tcBorders>
               <w:top w:val="dotted" w:sz="4" w:space="0" w:color="808080"/>
-              <w:left w:val="single" w:sz="6" w:space="0" w:color="FF0000"/>
+              <w:left w:val="single" w:sz="6" w:space="0" w:color="000000"/>
               <w:bottom w:val="dotted" w:sz="4" w:space="0" w:color="808080"/>
               <w:right w:val="dotted" w:sz="4" w:space="0" w:color="808080"/>
             </w:tcBorders>
@@ -7213,7 +7213,7 @@
             <w:pPr>
               <w:rPr>
                 <w:rFonts w:ascii="Courier New" w:hAnsi="Courier New"/>
-                <w:color w:val="FF0000"/>
+                <w:color w:val="000000"/>
                 <w:sz w:val="22"/>
                 <w:lang w:val="ru-RU"/>
               </w:rPr>
@@ -7228,14 +7228,14 @@
               <w:top w:val="dotted" w:sz="4" w:space="0" w:color="808080"/>
               <w:left w:val="dotted" w:sz="4" w:space="0" w:color="808080"/>
               <w:bottom w:val="dotted" w:sz="4" w:space="0" w:color="808080"/>
-              <w:right w:val="single" w:sz="12" w:space="0" w:color="FF0000"/>
+              <w:right w:val="single" w:sz="12" w:space="0" w:color="000000"/>
             </w:tcBorders>
           </w:tcPr>
           <w:p>
             <w:pPr>
               <w:rPr>
                 <w:rFonts w:ascii="Courier New" w:hAnsi="Courier New"/>
-                <w:color w:val="FF0000"/>
+                <w:color w:val="000000"/>
                 <w:sz w:val="22"/>
                 <w:lang w:val="ru-RU"/>
               </w:rPr>
@@ -7256,9 +7256,9 @@
             <w:gridSpan w:val="14"/>
             <w:tcBorders>
               <w:top w:val="dotted" w:sz="4" w:space="0" w:color="808080"/>
-              <w:left w:val="single" w:sz="12" w:space="0" w:color="FF0000"/>
+              <w:left w:val="single" w:sz="12" w:space="0" w:color="000000"/>
               <w:bottom w:val="dotted" w:sz="4" w:space="0" w:color="808080"/>
-              <w:right w:val="single" w:sz="12" w:space="0" w:color="FF0000"/>
+              <w:right w:val="single" w:sz="12" w:space="0" w:color="000000"/>
             </w:tcBorders>
           </w:tcPr>
           <w:p>
@@ -7278,22 +7278,22 @@
             <w:gridSpan w:val="5"/>
             <w:tcBorders>
               <w:top w:val="dotted" w:sz="4" w:space="0" w:color="808080"/>
-              <w:left w:val="single" w:sz="12" w:space="0" w:color="FF0000"/>
+              <w:left w:val="single" w:sz="12" w:space="0" w:color="000000"/>
               <w:bottom w:val="dotted" w:sz="4" w:space="0" w:color="808080"/>
-              <w:right w:val="single" w:sz="6" w:space="0" w:color="FF0000"/>
-            </w:tcBorders>
-          </w:tcPr>
-          <w:p>
-            <w:pPr>
-              <w:rPr>
-                <w:color w:val="FF0000"/>
+              <w:right w:val="single" w:sz="6" w:space="0" w:color="000000"/>
+            </w:tcBorders>
+          </w:tcPr>
+          <w:p>
+            <w:pPr>
+              <w:rPr>
+                <w:color w:val="000000"/>
                 <w:sz w:val="10"/>
                 <w:lang w:val="ru-RU"/>
               </w:rPr>
             </w:pPr>
             <w:r>
               <w:rPr>
-                <w:color w:val="FF0000"/>
+                <w:color w:val="000000"/>
                 <w:sz w:val="10"/>
                 <w:lang w:val="ru-RU"/>
               </w:rPr>
@@ -7303,21 +7303,21 @@
           <w:p>
             <w:pPr>
               <w:rPr>
-                <w:color w:val="FF0000"/>
+                <w:color w:val="000000"/>
                 <w:sz w:val="10"/>
                 <w:lang w:val="ru-RU"/>
               </w:rPr>
             </w:pPr>
             <w:r>
               <w:rPr>
-                <w:color w:val="FF0000"/>
+                <w:color w:val="000000"/>
                 <w:sz w:val="10"/>
               </w:rPr>
               <w:t>Zuschl</w:t>
             </w:r>
             <w:r>
               <w:rPr>
-                <w:color w:val="FF0000"/>
+                <w:color w:val="000000"/>
                 <w:sz w:val="10"/>
                 <w:lang w:val="ru-RU"/>
               </w:rPr>
@@ -7325,7 +7325,7 @@
             </w:r>
             <w:r>
               <w:rPr>
-                <w:color w:val="FF0000"/>
+                <w:color w:val="000000"/>
                 <w:sz w:val="10"/>
               </w:rPr>
               <w:t>ge</w:t>
@@ -7338,7 +7338,7 @@
             <w:gridSpan w:val="3"/>
             <w:tcBorders>
               <w:top w:val="dotted" w:sz="4" w:space="0" w:color="808080"/>
-              <w:left w:val="single" w:sz="6" w:space="0" w:color="FF0000"/>
+              <w:left w:val="single" w:sz="6" w:space="0" w:color="000000"/>
               <w:bottom w:val="dotted" w:sz="4" w:space="0" w:color="808080"/>
               <w:right w:val="dotted" w:sz="4" w:space="0" w:color="808080"/>
             </w:tcBorders>
@@ -7347,7 +7347,7 @@
             <w:pPr>
               <w:rPr>
                 <w:rFonts w:ascii="Courier New" w:hAnsi="Courier New"/>
-                <w:color w:val="FF0000"/>
+                <w:color w:val="000000"/>
                 <w:sz w:val="22"/>
                 <w:lang w:val="ru-RU"/>
               </w:rPr>
@@ -7361,14 +7361,14 @@
               <w:top w:val="dotted" w:sz="4" w:space="0" w:color="808080"/>
               <w:left w:val="dotted" w:sz="4" w:space="0" w:color="808080"/>
               <w:bottom w:val="dotted" w:sz="4" w:space="0" w:color="808080"/>
-              <w:right w:val="single" w:sz="6" w:space="0" w:color="FF0000"/>
+              <w:right w:val="single" w:sz="6" w:space="0" w:color="000000"/>
             </w:tcBorders>
           </w:tcPr>
           <w:p>
             <w:pPr>
               <w:rPr>
                 <w:rFonts w:ascii="Courier New" w:hAnsi="Courier New"/>
-                <w:color w:val="FF0000"/>
+                <w:color w:val="000000"/>
                 <w:sz w:val="22"/>
                 <w:lang w:val="ru-RU"/>
               </w:rPr>
@@ -7381,16 +7381,16 @@
             <w:gridSpan w:val="2"/>
             <w:tcBorders>
               <w:top w:val="dotted" w:sz="4" w:space="0" w:color="808080"/>
-              <w:left w:val="single" w:sz="6" w:space="0" w:color="FF0000"/>
+              <w:left w:val="single" w:sz="6" w:space="0" w:color="000000"/>
               <w:bottom w:val="dotted" w:sz="4" w:space="0" w:color="808080"/>
-              <w:right w:val="single" w:sz="12" w:space="0" w:color="FF0000"/>
+              <w:right w:val="single" w:sz="12" w:space="0" w:color="000000"/>
             </w:tcBorders>
           </w:tcPr>
           <w:p>
             <w:pPr>
               <w:rPr>
                 <w:rFonts w:ascii="Courier New" w:hAnsi="Courier New"/>
-                <w:color w:val="FF0000"/>
+                <w:color w:val="000000"/>
                 <w:sz w:val="22"/>
                 <w:lang w:val="ru-RU"/>
               </w:rPr>
@@ -7402,16 +7402,16 @@
             <w:tcW w:w="681" w:type="dxa"/>
             <w:tcBorders>
               <w:top w:val="dotted" w:sz="4" w:space="0" w:color="808080"/>
-              <w:left w:val="single" w:sz="12" w:space="0" w:color="FF0000"/>
+              <w:left w:val="single" w:sz="12" w:space="0" w:color="000000"/>
               <w:bottom w:val="dotted" w:sz="4" w:space="0" w:color="808080"/>
-              <w:right w:val="single" w:sz="6" w:space="0" w:color="FF0000"/>
+              <w:right w:val="single" w:sz="6" w:space="0" w:color="000000"/>
             </w:tcBorders>
           </w:tcPr>
           <w:p>
             <w:pPr>
               <w:rPr>
                 <w:rFonts w:ascii="Courier New" w:hAnsi="Courier New"/>
-                <w:color w:val="FF0000"/>
+                <w:color w:val="000000"/>
                 <w:sz w:val="22"/>
                 <w:lang w:val="ru-RU"/>
               </w:rPr>
@@ -7424,7 +7424,7 @@
             <w:gridSpan w:val="5"/>
             <w:tcBorders>
               <w:top w:val="dotted" w:sz="4" w:space="0" w:color="808080"/>
-              <w:left w:val="single" w:sz="6" w:space="0" w:color="FF0000"/>
+              <w:left w:val="single" w:sz="6" w:space="0" w:color="000000"/>
               <w:bottom w:val="dotted" w:sz="4" w:space="0" w:color="808080"/>
               <w:right w:val="dotted" w:sz="4" w:space="0" w:color="808080"/>
             </w:tcBorders>
@@ -7433,7 +7433,7 @@
             <w:pPr>
               <w:rPr>
                 <w:rFonts w:ascii="Courier New" w:hAnsi="Courier New"/>
-                <w:color w:val="FF0000"/>
+                <w:color w:val="000000"/>
                 <w:sz w:val="22"/>
                 <w:lang w:val="ru-RU"/>
               </w:rPr>
@@ -7448,14 +7448,14 @@
               <w:top w:val="dotted" w:sz="4" w:space="0" w:color="808080"/>
               <w:left w:val="dotted" w:sz="4" w:space="0" w:color="808080"/>
               <w:bottom w:val="dotted" w:sz="4" w:space="0" w:color="808080"/>
-              <w:right w:val="single" w:sz="12" w:space="0" w:color="FF0000"/>
+              <w:right w:val="single" w:sz="12" w:space="0" w:color="000000"/>
             </w:tcBorders>
           </w:tcPr>
           <w:p>
             <w:pPr>
               <w:rPr>
                 <w:rFonts w:ascii="Courier New" w:hAnsi="Courier New"/>
-                <w:color w:val="FF0000"/>
+                <w:color w:val="000000"/>
                 <w:sz w:val="22"/>
                 <w:lang w:val="ru-RU"/>
               </w:rPr>
@@ -7476,9 +7476,9 @@
             <w:gridSpan w:val="14"/>
             <w:tcBorders>
               <w:top w:val="dotted" w:sz="4" w:space="0" w:color="808080"/>
-              <w:left w:val="single" w:sz="12" w:space="0" w:color="FF0000"/>
+              <w:left w:val="single" w:sz="12" w:space="0" w:color="000000"/>
               <w:bottom w:val="dotted" w:sz="4" w:space="0" w:color="808080"/>
-              <w:right w:val="single" w:sz="12" w:space="0" w:color="FF0000"/>
+              <w:right w:val="single" w:sz="12" w:space="0" w:color="000000"/>
             </w:tcBorders>
           </w:tcPr>
           <w:p>
@@ -7498,22 +7498,22 @@
             <w:gridSpan w:val="5"/>
             <w:tcBorders>
               <w:top w:val="dotted" w:sz="4" w:space="0" w:color="808080"/>
-              <w:left w:val="single" w:sz="12" w:space="0" w:color="FF0000"/>
+              <w:left w:val="single" w:sz="12" w:space="0" w:color="000000"/>
               <w:bottom w:val="dotted" w:sz="4" w:space="0" w:color="808080"/>
-              <w:right w:val="single" w:sz="6" w:space="0" w:color="FF0000"/>
-            </w:tcBorders>
-          </w:tcPr>
-          <w:p>
-            <w:pPr>
-              <w:rPr>
-                <w:color w:val="FF0000"/>
+              <w:right w:val="single" w:sz="6" w:space="0" w:color="000000"/>
+            </w:tcBorders>
+          </w:tcPr>
+          <w:p>
+            <w:pPr>
+              <w:rPr>
+                <w:color w:val="000000"/>
                 <w:sz w:val="10"/>
                 <w:lang w:val="ru-RU"/>
               </w:rPr>
             </w:pPr>
             <w:r>
               <w:rPr>
-                <w:color w:val="FF0000"/>
+                <w:color w:val="000000"/>
                 <w:sz w:val="10"/>
                 <w:lang w:val="ru-RU"/>
               </w:rPr>
@@ -7523,21 +7523,21 @@
           <w:p>
             <w:pPr>
               <w:rPr>
-                <w:color w:val="FF0000"/>
+                <w:color w:val="000000"/>
                 <w:sz w:val="10"/>
                 <w:lang w:val="ru-RU"/>
               </w:rPr>
             </w:pPr>
             <w:r>
               <w:rPr>
-                <w:color w:val="FF0000"/>
+                <w:color w:val="000000"/>
                 <w:sz w:val="10"/>
               </w:rPr>
               <w:t>Nebengeb</w:t>
             </w:r>
             <w:r>
               <w:rPr>
-                <w:color w:val="FF0000"/>
+                <w:color w:val="000000"/>
                 <w:sz w:val="10"/>
                 <w:lang w:val="ru-RU"/>
               </w:rPr>
@@ -7545,7 +7545,7 @@
             </w:r>
             <w:r>
               <w:rPr>
-                <w:color w:val="FF0000"/>
+                <w:color w:val="000000"/>
                 <w:sz w:val="10"/>
               </w:rPr>
               <w:t>hren</w:t>
@@ -7558,7 +7558,7 @@
             <w:gridSpan w:val="3"/>
             <w:tcBorders>
               <w:top w:val="dotted" w:sz="4" w:space="0" w:color="808080"/>
-              <w:left w:val="single" w:sz="6" w:space="0" w:color="FF0000"/>
+              <w:left w:val="single" w:sz="6" w:space="0" w:color="000000"/>
               <w:bottom w:val="dotted" w:sz="4" w:space="0" w:color="808080"/>
               <w:right w:val="dotted" w:sz="4" w:space="0" w:color="808080"/>
             </w:tcBorders>
@@ -7567,7 +7567,7 @@
             <w:pPr>
               <w:rPr>
                 <w:rFonts w:ascii="Courier New" w:hAnsi="Courier New"/>
-                <w:color w:val="FF0000"/>
+                <w:color w:val="000000"/>
                 <w:sz w:val="22"/>
                 <w:lang w:val="ru-RU"/>
               </w:rPr>
@@ -7581,14 +7581,14 @@
               <w:top w:val="dotted" w:sz="4" w:space="0" w:color="808080"/>
               <w:left w:val="dotted" w:sz="4" w:space="0" w:color="808080"/>
               <w:bottom w:val="dotted" w:sz="4" w:space="0" w:color="808080"/>
-              <w:right w:val="single" w:sz="6" w:space="0" w:color="FF0000"/>
+              <w:right w:val="single" w:sz="6" w:space="0" w:color="000000"/>
             </w:tcBorders>
           </w:tcPr>
           <w:p>
             <w:pPr>
               <w:rPr>
                 <w:rFonts w:ascii="Courier New" w:hAnsi="Courier New"/>
-                <w:color w:val="FF0000"/>
+                <w:color w:val="000000"/>
                 <w:sz w:val="22"/>
                 <w:lang w:val="ru-RU"/>
               </w:rPr>
@@ -7601,16 +7601,16 @@
             <w:gridSpan w:val="2"/>
             <w:tcBorders>
               <w:top w:val="dotted" w:sz="4" w:space="0" w:color="808080"/>
-              <w:left w:val="single" w:sz="6" w:space="0" w:color="FF0000"/>
+              <w:left w:val="single" w:sz="6" w:space="0" w:color="000000"/>
               <w:bottom w:val="dotted" w:sz="4" w:space="0" w:color="808080"/>
-              <w:right w:val="single" w:sz="12" w:space="0" w:color="FF0000"/>
+              <w:right w:val="single" w:sz="12" w:space="0" w:color="000000"/>
             </w:tcBorders>
           </w:tcPr>
           <w:p>
             <w:pPr>
               <w:rPr>
                 <w:rFonts w:ascii="Courier New" w:hAnsi="Courier New"/>
-                <w:color w:val="FF0000"/>
+                <w:color w:val="000000"/>
                 <w:sz w:val="22"/>
                 <w:lang w:val="ru-RU"/>
               </w:rPr>
@@ -7622,16 +7622,16 @@
             <w:tcW w:w="681" w:type="dxa"/>
             <w:tcBorders>
               <w:top w:val="dotted" w:sz="4" w:space="0" w:color="808080"/>
-              <w:left w:val="single" w:sz="12" w:space="0" w:color="FF0000"/>
+              <w:left w:val="single" w:sz="12" w:space="0" w:color="000000"/>
               <w:bottom w:val="dotted" w:sz="4" w:space="0" w:color="808080"/>
-              <w:right w:val="single" w:sz="6" w:space="0" w:color="FF0000"/>
+              <w:right w:val="single" w:sz="6" w:space="0" w:color="000000"/>
             </w:tcBorders>
           </w:tcPr>
           <w:p>
             <w:pPr>
               <w:rPr>
                 <w:rFonts w:ascii="Courier New" w:hAnsi="Courier New"/>
-                <w:color w:val="FF0000"/>
+                <w:color w:val="000000"/>
                 <w:sz w:val="22"/>
                 <w:lang w:val="ru-RU"/>
               </w:rPr>
@@ -7644,7 +7644,7 @@
             <w:gridSpan w:val="5"/>
             <w:tcBorders>
               <w:top w:val="dotted" w:sz="4" w:space="0" w:color="808080"/>
-              <w:left w:val="single" w:sz="6" w:space="0" w:color="FF0000"/>
+              <w:left w:val="single" w:sz="6" w:space="0" w:color="000000"/>
               <w:bottom w:val="dotted" w:sz="4" w:space="0" w:color="808080"/>
               <w:right w:val="dotted" w:sz="4" w:space="0" w:color="808080"/>
             </w:tcBorders>
@@ -7653,7 +7653,7 @@
             <w:pPr>
               <w:rPr>
                 <w:rFonts w:ascii="Courier New" w:hAnsi="Courier New"/>
-                <w:color w:val="FF0000"/>
+                <w:color w:val="000000"/>
                 <w:sz w:val="22"/>
                 <w:lang w:val="ru-RU"/>
               </w:rPr>
@@ -7668,14 +7668,14 @@
               <w:top w:val="dotted" w:sz="4" w:space="0" w:color="808080"/>
               <w:left w:val="dotted" w:sz="4" w:space="0" w:color="808080"/>
               <w:bottom w:val="dotted" w:sz="4" w:space="0" w:color="808080"/>
-              <w:right w:val="single" w:sz="12" w:space="0" w:color="FF0000"/>
+              <w:right w:val="single" w:sz="12" w:space="0" w:color="000000"/>
             </w:tcBorders>
           </w:tcPr>
           <w:p>
             <w:pPr>
               <w:rPr>
                 <w:rFonts w:ascii="Courier New" w:hAnsi="Courier New"/>
-                <w:color w:val="FF0000"/>
+                <w:color w:val="000000"/>
                 <w:sz w:val="22"/>
                 <w:lang w:val="ru-RU"/>
               </w:rPr>
@@ -7696,9 +7696,9 @@
             <w:gridSpan w:val="14"/>
             <w:tcBorders>
               <w:top w:val="dotted" w:sz="4" w:space="0" w:color="808080"/>
-              <w:left w:val="single" w:sz="12" w:space="0" w:color="FF0000"/>
+              <w:left w:val="single" w:sz="12" w:space="0" w:color="000000"/>
               <w:bottom w:val="dotted" w:sz="4" w:space="0" w:color="808080"/>
-              <w:right w:val="single" w:sz="12" w:space="0" w:color="FF0000"/>
+              <w:right w:val="single" w:sz="12" w:space="0" w:color="000000"/>
             </w:tcBorders>
           </w:tcPr>
           <w:p>
@@ -7717,22 +7717,22 @@
             <w:gridSpan w:val="5"/>
             <w:tcBorders>
               <w:top w:val="dotted" w:sz="4" w:space="0" w:color="808080"/>
-              <w:left w:val="single" w:sz="12" w:space="0" w:color="FF0000"/>
+              <w:left w:val="single" w:sz="12" w:space="0" w:color="000000"/>
               <w:bottom w:val="dotted" w:sz="4" w:space="0" w:color="808080"/>
-              <w:right w:val="single" w:sz="6" w:space="0" w:color="FF0000"/>
-            </w:tcBorders>
-          </w:tcPr>
-          <w:p>
-            <w:pPr>
-              <w:rPr>
-                <w:color w:val="FF0000"/>
+              <w:right w:val="single" w:sz="6" w:space="0" w:color="000000"/>
+            </w:tcBorders>
+          </w:tcPr>
+          <w:p>
+            <w:pPr>
+              <w:rPr>
+                <w:color w:val="000000"/>
                 <w:sz w:val="10"/>
                 <w:lang w:val="ru-RU"/>
               </w:rPr>
             </w:pPr>
             <w:r>
               <w:rPr>
-                <w:color w:val="FF0000"/>
+                <w:color w:val="000000"/>
                 <w:sz w:val="10"/>
                 <w:lang w:val="ru-RU"/>
               </w:rPr>
@@ -7742,14 +7742,14 @@
           <w:p>
             <w:pPr>
               <w:rPr>
-                <w:color w:val="FF0000"/>
+                <w:color w:val="000000"/>
                 <w:sz w:val="10"/>
                 <w:lang w:val="ru-RU"/>
               </w:rPr>
             </w:pPr>
             <w:r>
               <w:rPr>
-                <w:color w:val="FF0000"/>
+                <w:color w:val="000000"/>
                 <w:sz w:val="10"/>
               </w:rPr>
               <w:t>Sonstiges</w:t>
@@ -7762,7 +7762,7 @@
             <w:gridSpan w:val="3"/>
             <w:tcBorders>
               <w:top w:val="dotted" w:sz="4" w:space="0" w:color="808080"/>
-              <w:left w:val="single" w:sz="6" w:space="0" w:color="FF0000"/>
+              <w:left w:val="single" w:sz="6" w:space="0" w:color="000000"/>
               <w:bottom w:val="dotted" w:sz="4" w:space="0" w:color="808080"/>
               <w:right w:val="dotted" w:sz="4" w:space="0" w:color="808080"/>
             </w:tcBorders>
@@ -7771,7 +7771,7 @@
             <w:pPr>
               <w:rPr>
                 <w:rFonts w:ascii="Courier New" w:hAnsi="Courier New"/>
-                <w:color w:val="FF0000"/>
+                <w:color w:val="000000"/>
                 <w:sz w:val="22"/>
                 <w:lang w:val="ru-RU"/>
               </w:rPr>
@@ -7785,14 +7785,14 @@
               <w:top w:val="dotted" w:sz="4" w:space="0" w:color="808080"/>
               <w:left w:val="dotted" w:sz="4" w:space="0" w:color="808080"/>
               <w:bottom w:val="dotted" w:sz="4" w:space="0" w:color="808080"/>
-              <w:right w:val="single" w:sz="6" w:space="0" w:color="FF0000"/>
+              <w:right w:val="single" w:sz="6" w:space="0" w:color="000000"/>
             </w:tcBorders>
           </w:tcPr>
           <w:p>
             <w:pPr>
               <w:rPr>
                 <w:rFonts w:ascii="Courier New" w:hAnsi="Courier New"/>
-                <w:color w:val="FF0000"/>
+                <w:color w:val="000000"/>
                 <w:sz w:val="22"/>
                 <w:lang w:val="ru-RU"/>
               </w:rPr>
@@ -7805,16 +7805,16 @@
             <w:gridSpan w:val="2"/>
             <w:tcBorders>
               <w:top w:val="dotted" w:sz="4" w:space="0" w:color="808080"/>
-              <w:left w:val="single" w:sz="6" w:space="0" w:color="FF0000"/>
+              <w:left w:val="single" w:sz="6" w:space="0" w:color="000000"/>
               <w:bottom w:val="dotted" w:sz="4" w:space="0" w:color="808080"/>
-              <w:right w:val="single" w:sz="12" w:space="0" w:color="FF0000"/>
+              <w:right w:val="single" w:sz="12" w:space="0" w:color="000000"/>
             </w:tcBorders>
           </w:tcPr>
           <w:p>
             <w:pPr>
               <w:rPr>
                 <w:rFonts w:ascii="Courier New" w:hAnsi="Courier New"/>
-                <w:color w:val="FF0000"/>
+                <w:color w:val="000000"/>
                 <w:sz w:val="22"/>
                 <w:lang w:val="ru-RU"/>
               </w:rPr>
@@ -7826,16 +7826,16 @@
             <w:tcW w:w="681" w:type="dxa"/>
             <w:tcBorders>
               <w:top w:val="dotted" w:sz="4" w:space="0" w:color="808080"/>
-              <w:left w:val="single" w:sz="12" w:space="0" w:color="FF0000"/>
+              <w:left w:val="single" w:sz="12" w:space="0" w:color="000000"/>
               <w:bottom w:val="dotted" w:sz="4" w:space="0" w:color="808080"/>
-              <w:right w:val="single" w:sz="6" w:space="0" w:color="FF0000"/>
+              <w:right w:val="single" w:sz="6" w:space="0" w:color="000000"/>
             </w:tcBorders>
           </w:tcPr>
           <w:p>
             <w:pPr>
               <w:rPr>
                 <w:rFonts w:ascii="Courier New" w:hAnsi="Courier New"/>
-                <w:color w:val="FF0000"/>
+                <w:color w:val="000000"/>
                 <w:sz w:val="22"/>
                 <w:lang w:val="ru-RU"/>
               </w:rPr>
@@ -7848,7 +7848,7 @@
             <w:gridSpan w:val="5"/>
             <w:tcBorders>
               <w:top w:val="dotted" w:sz="4" w:space="0" w:color="808080"/>
-              <w:left w:val="single" w:sz="6" w:space="0" w:color="FF0000"/>
+              <w:left w:val="single" w:sz="6" w:space="0" w:color="000000"/>
               <w:bottom w:val="dotted" w:sz="4" w:space="0" w:color="808080"/>
               <w:right w:val="dotted" w:sz="4" w:space="0" w:color="808080"/>
             </w:tcBorders>
@@ -7857,7 +7857,7 @@
             <w:pPr>
               <w:rPr>
                 <w:rFonts w:ascii="Courier New" w:hAnsi="Courier New"/>
-                <w:color w:val="FF0000"/>
+                <w:color w:val="000000"/>
                 <w:sz w:val="22"/>
                 <w:lang w:val="ru-RU"/>
               </w:rPr>
@@ -7872,14 +7872,14 @@
               <w:top w:val="dotted" w:sz="4" w:space="0" w:color="808080"/>
               <w:left w:val="dotted" w:sz="4" w:space="0" w:color="808080"/>
               <w:bottom w:val="dotted" w:sz="4" w:space="0" w:color="808080"/>
-              <w:right w:val="single" w:sz="12" w:space="0" w:color="FF0000"/>
+              <w:right w:val="single" w:sz="12" w:space="0" w:color="000000"/>
             </w:tcBorders>
           </w:tcPr>
           <w:p>
             <w:pPr>
               <w:rPr>
                 <w:rFonts w:ascii="Courier New" w:hAnsi="Courier New"/>
-                <w:color w:val="FF0000"/>
+                <w:color w:val="000000"/>
                 <w:sz w:val="22"/>
                 <w:lang w:val="ru-RU"/>
               </w:rPr>
@@ -7900,9 +7900,9 @@
             <w:gridSpan w:val="14"/>
             <w:tcBorders>
               <w:top w:val="dotted" w:sz="4" w:space="0" w:color="808080"/>
-              <w:left w:val="single" w:sz="12" w:space="0" w:color="FF0000"/>
+              <w:left w:val="single" w:sz="12" w:space="0" w:color="000000"/>
               <w:bottom w:val="single" w:sz="6" w:space="0" w:color="00FFFF"/>
-              <w:right w:val="single" w:sz="12" w:space="0" w:color="FF0000"/>
+              <w:right w:val="single" w:sz="12" w:space="0" w:color="000000"/>
             </w:tcBorders>
           </w:tcPr>
           <w:p>
@@ -7920,21 +7920,21 @@
             <w:gridSpan w:val="5"/>
             <w:tcBorders>
               <w:top w:val="dotted" w:sz="4" w:space="0" w:color="808080"/>
-              <w:left w:val="single" w:sz="12" w:space="0" w:color="FF0000"/>
-              <w:bottom w:val="single" w:sz="12" w:space="0" w:color="FF0000"/>
-              <w:right w:val="single" w:sz="6" w:space="0" w:color="FF0000"/>
-            </w:tcBorders>
-          </w:tcPr>
-          <w:p>
-            <w:pPr>
-              <w:rPr>
-                <w:color w:val="FF0000"/>
+              <w:left w:val="single" w:sz="12" w:space="0" w:color="000000"/>
+              <w:bottom w:val="single" w:sz="12" w:space="0" w:color="000000"/>
+              <w:right w:val="single" w:sz="6" w:space="0" w:color="000000"/>
+            </w:tcBorders>
+          </w:tcPr>
+          <w:p>
+            <w:pPr>
+              <w:rPr>
+                <w:color w:val="000000"/>
                 <w:sz w:val="10"/>
               </w:rPr>
             </w:pPr>
             <w:r>
               <w:rPr>
-                <w:color w:val="FF0000"/>
+                <w:color w:val="000000"/>
                 <w:sz w:val="10"/>
                 <w:lang w:val="ru-RU"/>
               </w:rPr>
@@ -7942,14 +7942,14 @@
             </w:r>
             <w:r>
               <w:rPr>
-                <w:color w:val="FF0000"/>
+                <w:color w:val="000000"/>
                 <w:sz w:val="10"/>
               </w:rPr>
               <w:t xml:space="preserve"> </w:t>
             </w:r>
             <w:r>
               <w:rPr>
-                <w:color w:val="FF0000"/>
+                <w:color w:val="000000"/>
                 <w:sz w:val="10"/>
                 <w:lang w:val="ru-RU"/>
               </w:rPr>
@@ -7957,14 +7957,14 @@
             </w:r>
             <w:r>
               <w:rPr>
-                <w:color w:val="FF0000"/>
+                <w:color w:val="000000"/>
                 <w:sz w:val="10"/>
               </w:rPr>
               <w:t xml:space="preserve"> </w:t>
             </w:r>
             <w:r>
               <w:rPr>
-                <w:color w:val="FF0000"/>
+                <w:color w:val="000000"/>
                 <w:sz w:val="10"/>
                 <w:lang w:val="ru-RU"/>
               </w:rPr>
@@ -7974,27 +7974,27 @@
           <w:p>
             <w:pPr>
               <w:rPr>
-                <w:color w:val="FF0000"/>
+                <w:color w:val="000000"/>
                 <w:sz w:val="10"/>
               </w:rPr>
             </w:pPr>
             <w:r>
               <w:rPr>
-                <w:color w:val="FF0000"/>
+                <w:color w:val="000000"/>
                 <w:sz w:val="10"/>
               </w:rPr>
               <w:t>Zu</w:t>
             </w:r>
             <w:r>
               <w:rPr>
-                <w:color w:val="FF0000"/>
+                <w:color w:val="000000"/>
                 <w:sz w:val="10"/>
               </w:rPr>
               <w:t xml:space="preserve"> </w:t>
             </w:r>
             <w:r>
               <w:rPr>
-                <w:color w:val="FF0000"/>
+                <w:color w:val="000000"/>
                 <w:sz w:val="10"/>
               </w:rPr>
               <w:t>zahlende Ges.-Summe</w:t>
@@ -8007,8 +8007,8 @@
             <w:gridSpan w:val="3"/>
             <w:tcBorders>
               <w:top w:val="dotted" w:sz="4" w:space="0" w:color="808080"/>
-              <w:left w:val="single" w:sz="6" w:space="0" w:color="FF0000"/>
-              <w:bottom w:val="single" w:sz="12" w:space="0" w:color="FF0000"/>
+              <w:left w:val="single" w:sz="6" w:space="0" w:color="000000"/>
+              <w:bottom w:val="single" w:sz="12" w:space="0" w:color="000000"/>
               <w:right w:val="dotted" w:sz="4" w:space="0" w:color="808080"/>
             </w:tcBorders>
           </w:tcPr>
@@ -8016,7 +8016,7 @@
             <w:pPr>
               <w:rPr>
                 <w:rFonts w:ascii="Courier New" w:hAnsi="Courier New"/>
-                <w:color w:val="FF0000"/>
+                <w:color w:val="000000"/>
                 <w:sz w:val="22"/>
               </w:rPr>
             </w:pPr>
@@ -8028,15 +8028,15 @@
             <w:tcBorders>
               <w:top w:val="dotted" w:sz="4" w:space="0" w:color="808080"/>
               <w:left w:val="dotted" w:sz="4" w:space="0" w:color="808080"/>
-              <w:bottom w:val="single" w:sz="12" w:space="0" w:color="FF0000"/>
-              <w:right w:val="single" w:sz="6" w:space="0" w:color="FF0000"/>
+              <w:bottom w:val="single" w:sz="12" w:space="0" w:color="000000"/>
+              <w:right w:val="single" w:sz="6" w:space="0" w:color="000000"/>
             </w:tcBorders>
           </w:tcPr>
           <w:p>
             <w:pPr>
               <w:rPr>
                 <w:rFonts w:ascii="Courier New" w:hAnsi="Courier New"/>
-                <w:color w:val="FF0000"/>
+                <w:color w:val="000000"/>
                 <w:sz w:val="22"/>
               </w:rPr>
             </w:pPr>
@@ -8048,16 +8048,16 @@
             <w:gridSpan w:val="2"/>
             <w:tcBorders>
               <w:top w:val="dotted" w:sz="4" w:space="0" w:color="808080"/>
-              <w:left w:val="single" w:sz="6" w:space="0" w:color="FF0000"/>
-              <w:bottom w:val="single" w:sz="12" w:space="0" w:color="FF0000"/>
-              <w:right w:val="single" w:sz="12" w:space="0" w:color="FF0000"/>
+              <w:left w:val="single" w:sz="6" w:space="0" w:color="000000"/>
+              <w:bottom w:val="single" w:sz="12" w:space="0" w:color="000000"/>
+              <w:right w:val="single" w:sz="12" w:space="0" w:color="000000"/>
             </w:tcBorders>
           </w:tcPr>
           <w:p>
             <w:pPr>
               <w:rPr>
                 <w:rFonts w:ascii="Courier New" w:hAnsi="Courier New"/>
-                <w:color w:val="FF0000"/>
+                <w:color w:val="000000"/>
                 <w:sz w:val="22"/>
               </w:rPr>
             </w:pPr>
@@ -8068,16 +8068,16 @@
             <w:tcW w:w="681" w:type="dxa"/>
             <w:tcBorders>
               <w:top w:val="dotted" w:sz="4" w:space="0" w:color="808080"/>
-              <w:left w:val="single" w:sz="12" w:space="0" w:color="FF0000"/>
-              <w:bottom w:val="single" w:sz="12" w:space="0" w:color="FF0000"/>
-              <w:right w:val="single" w:sz="6" w:space="0" w:color="FF0000"/>
+              <w:left w:val="single" w:sz="12" w:space="0" w:color="000000"/>
+              <w:bottom w:val="single" w:sz="12" w:space="0" w:color="000000"/>
+              <w:right w:val="single" w:sz="6" w:space="0" w:color="000000"/>
             </w:tcBorders>
           </w:tcPr>
           <w:p>
             <w:pPr>
               <w:rPr>
                 <w:rFonts w:ascii="Courier New" w:hAnsi="Courier New"/>
-                <w:color w:val="FF0000"/>
+                <w:color w:val="000000"/>
                 <w:sz w:val="22"/>
               </w:rPr>
             </w:pPr>
@@ -8089,8 +8089,8 @@
             <w:gridSpan w:val="5"/>
             <w:tcBorders>
               <w:top w:val="dotted" w:sz="4" w:space="0" w:color="808080"/>
-              <w:left w:val="single" w:sz="6" w:space="0" w:color="FF0000"/>
-              <w:bottom w:val="single" w:sz="12" w:space="0" w:color="FF0000"/>
+              <w:left w:val="single" w:sz="6" w:space="0" w:color="000000"/>
+              <w:bottom w:val="single" w:sz="12" w:space="0" w:color="000000"/>
               <w:right w:val="dotted" w:sz="4" w:space="0" w:color="808080"/>
             </w:tcBorders>
           </w:tcPr>
@@ -8098,7 +8098,7 @@
             <w:pPr>
               <w:rPr>
                 <w:rFonts w:ascii="Courier New" w:hAnsi="Courier New"/>
-                <w:color w:val="FF0000"/>
+                <w:color w:val="000000"/>
                 <w:sz w:val="22"/>
               </w:rPr>
             </w:pPr>
@@ -8111,15 +8111,15 @@
             <w:tcBorders>
               <w:top w:val="dotted" w:sz="4" w:space="0" w:color="808080"/>
               <w:left w:val="dotted" w:sz="4" w:space="0" w:color="808080"/>
-              <w:bottom w:val="single" w:sz="12" w:space="0" w:color="FF0000"/>
-              <w:right w:val="single" w:sz="12" w:space="0" w:color="FF0000"/>
+              <w:bottom w:val="single" w:sz="12" w:space="0" w:color="000000"/>
+              <w:right w:val="single" w:sz="12" w:space="0" w:color="000000"/>
             </w:tcBorders>
           </w:tcPr>
           <w:p>
             <w:pPr>
               <w:rPr>
                 <w:rFonts w:ascii="Courier New" w:hAnsi="Courier New"/>
-                <w:color w:val="FF0000"/>
+                <w:color w:val="000000"/>
                 <w:sz w:val="22"/>
               </w:rPr>
             </w:pPr>
@@ -8138,9 +8138,9 @@
             <w:tcW w:w="490" w:type="dxa"/>
             <w:gridSpan w:val="2"/>
             <w:tcBorders>
-              <w:top w:val="single" w:sz="6" w:space="0" w:color="FF0000"/>
-              <w:left w:val="single" w:sz="12" w:space="0" w:color="FF0000"/>
-              <w:bottom w:val="single" w:sz="6" w:space="0" w:color="FF0000"/>
+              <w:top w:val="single" w:sz="6" w:space="0" w:color="000000"/>
+              <w:left w:val="single" w:sz="12" w:space="0" w:color="000000"/>
+              <w:bottom w:val="single" w:sz="6" w:space="0" w:color="000000"/>
               <w:right w:val="dotted" w:sz="4" w:space="0" w:color="FFFFFF"/>
             </w:tcBorders>
           </w:tcPr>
@@ -8148,7 +8148,7 @@
             <w:pPr>
               <w:rPr>
                 <w:b/>
-                <w:color w:val="FF0000"/>
+                <w:color w:val="000000"/>
                 <w:sz w:val="8"/>
                 <w:lang w:val="ru-RU"/>
               </w:rPr>
@@ -8156,7 +8156,7 @@
             <w:r>
               <w:rPr>
                 <w:b/>
-                <w:color w:val="FF0000"/>
+                <w:color w:val="000000"/>
                 <w:lang w:val="ru-RU"/>
               </w:rPr>
               <w:t>14</w:t>
@@ -8168,23 +8168,23 @@
             <w:tcW w:w="1133" w:type="dxa"/>
             <w:gridSpan w:val="3"/>
             <w:tcBorders>
-              <w:top w:val="single" w:sz="6" w:space="0" w:color="FF0000"/>
+              <w:top w:val="single" w:sz="6" w:space="0" w:color="000000"/>
               <w:left w:val="dotted" w:sz="4" w:space="0" w:color="FFFFFF"/>
-              <w:bottom w:val="single" w:sz="6" w:space="0" w:color="FF0000"/>
+              <w:bottom w:val="single" w:sz="6" w:space="0" w:color="000000"/>
               <w:right w:val="nil"/>
             </w:tcBorders>
           </w:tcPr>
           <w:p>
             <w:pPr>
               <w:rPr>
-                <w:color w:val="FF0000"/>
-                <w:sz w:val="11"/>
-                <w:lang w:val="ru-RU"/>
-              </w:rPr>
-            </w:pPr>
-            <w:r>
-              <w:rPr>
-                <w:color w:val="FF0000"/>
+                <w:color w:val="000000"/>
+                <w:sz w:val="11"/>
+                <w:lang w:val="ru-RU"/>
+              </w:rPr>
+            </w:pPr>
+            <w:r>
+              <w:rPr>
+                <w:color w:val="000000"/>
                 <w:sz w:val="11"/>
                 <w:lang w:val="ru-RU"/>
               </w:rPr>
@@ -8194,14 +8194,14 @@
           <w:p>
             <w:pPr>
               <w:rPr>
-                <w:color w:val="FF0000"/>
-                <w:sz w:val="11"/>
-                <w:lang w:val="ru-RU"/>
-              </w:rPr>
-            </w:pPr>
-            <w:r>
-              <w:rPr>
-                <w:color w:val="FF0000"/>
+                <w:color w:val="000000"/>
+                <w:sz w:val="11"/>
+                <w:lang w:val="ru-RU"/>
+              </w:rPr>
+            </w:pPr>
+            <w:r>
+              <w:rPr>
+                <w:color w:val="000000"/>
                 <w:sz w:val="11"/>
               </w:rPr>
               <w:t xml:space="preserve">Rückerstattung </w:t>
@@ -8213,16 +8213,16 @@
             <w:tcW w:w="1754" w:type="dxa"/>
             <w:gridSpan w:val="4"/>
             <w:tcBorders>
-              <w:top w:val="single" w:sz="6" w:space="0" w:color="FF0000"/>
+              <w:top w:val="single" w:sz="6" w:space="0" w:color="000000"/>
               <w:left w:val="nil"/>
-              <w:bottom w:val="single" w:sz="6" w:space="0" w:color="FF0000"/>
+              <w:bottom w:val="single" w:sz="6" w:space="0" w:color="000000"/>
               <w:right w:val="nil"/>
             </w:tcBorders>
           </w:tcPr>
           <w:p>
             <w:pPr>
               <w:rPr>
-                <w:color w:val="FF0000"/>
+                <w:color w:val="000000"/>
                 <w:sz w:val="22"/>
                 <w:lang w:val="ru-RU"/>
               </w:rPr>
@@ -8234,16 +8234,16 @@
             <w:tcW w:w="432" w:type="dxa"/>
             <w:gridSpan w:val="2"/>
             <w:tcBorders>
-              <w:top w:val="single" w:sz="6" w:space="0" w:color="FF0000"/>
+              <w:top w:val="single" w:sz="6" w:space="0" w:color="000000"/>
               <w:left w:val="nil"/>
-              <w:bottom w:val="single" w:sz="6" w:space="0" w:color="FF0000"/>
+              <w:bottom w:val="single" w:sz="6" w:space="0" w:color="000000"/>
               <w:right w:val="nil"/>
             </w:tcBorders>
           </w:tcPr>
           <w:p>
             <w:pPr>
               <w:rPr>
-                <w:color w:val="FF0000"/>
+                <w:color w:val="000000"/>
                 <w:sz w:val="22"/>
                 <w:lang w:val="ru-RU"/>
               </w:rPr>
@@ -8255,16 +8255,16 @@
             <w:tcW w:w="7115" w:type="dxa"/>
             <w:gridSpan w:val="22"/>
             <w:tcBorders>
-              <w:top w:val="single" w:sz="6" w:space="0" w:color="FF0000"/>
+              <w:top w:val="single" w:sz="6" w:space="0" w:color="000000"/>
               <w:left w:val="nil"/>
-              <w:bottom w:val="single" w:sz="6" w:space="0" w:color="FF0000"/>
-              <w:right w:val="single" w:sz="12" w:space="0" w:color="FF0000"/>
-            </w:tcBorders>
-          </w:tcPr>
-          <w:p>
-            <w:pPr>
-              <w:rPr>
-                <w:color w:val="FF0000"/>
+              <w:bottom w:val="single" w:sz="6" w:space="0" w:color="000000"/>
+              <w:right w:val="single" w:sz="12" w:space="0" w:color="000000"/>
+            </w:tcBorders>
+          </w:tcPr>
+          <w:p>
+            <w:pPr>
+              <w:rPr>
+                <w:color w:val="000000"/>
                 <w:sz w:val="22"/>
                 <w:lang w:val="ru-RU"/>
               </w:rPr>
@@ -8284,16 +8284,16 @@
             <w:tcW w:w="490" w:type="dxa"/>
             <w:gridSpan w:val="2"/>
             <w:tcBorders>
-              <w:top w:val="single" w:sz="6" w:space="0" w:color="FF0000"/>
-              <w:left w:val="single" w:sz="12" w:space="0" w:color="FF0000"/>
-              <w:bottom w:val="single" w:sz="6" w:space="0" w:color="FF0000"/>
+              <w:top w:val="single" w:sz="6" w:space="0" w:color="000000"/>
+              <w:left w:val="single" w:sz="12" w:space="0" w:color="000000"/>
+              <w:bottom w:val="single" w:sz="6" w:space="0" w:color="000000"/>
               <w:right w:val="dotted" w:sz="4" w:space="0" w:color="FFFFFF"/>
             </w:tcBorders>
           </w:tcPr>
           <w:p>
             <w:pPr>
               <w:rPr>
-                <w:color w:val="FF0000"/>
+                <w:color w:val="000000"/>
                 <w:sz w:val="12"/>
                 <w:lang w:val="ru-RU"/>
               </w:rPr>
@@ -8301,7 +8301,7 @@
             <w:r>
               <w:rPr>
                 <w:b/>
-                <w:color w:val="FF0000"/>
+                <w:color w:val="000000"/>
                 <w:lang w:val="ru-RU"/>
               </w:rPr>
               <w:t>15</w:t>
@@ -8313,23 +8313,23 @@
             <w:tcW w:w="4895" w:type="dxa"/>
             <w:gridSpan w:val="13"/>
             <w:tcBorders>
-              <w:top w:val="single" w:sz="6" w:space="0" w:color="FF0000"/>
+              <w:top w:val="single" w:sz="6" w:space="0" w:color="000000"/>
               <w:left w:val="dotted" w:sz="4" w:space="0" w:color="FFFFFF"/>
-              <w:bottom w:val="single" w:sz="6" w:space="0" w:color="FF0000"/>
-              <w:right w:val="single" w:sz="6" w:space="0" w:color="FF0000"/>
-            </w:tcBorders>
-          </w:tcPr>
-          <w:p>
-            <w:pPr>
-              <w:rPr>
-                <w:color w:val="FF0000"/>
+              <w:bottom w:val="single" w:sz="6" w:space="0" w:color="000000"/>
+              <w:right w:val="single" w:sz="6" w:space="0" w:color="000000"/>
+            </w:tcBorders>
+          </w:tcPr>
+          <w:p>
+            <w:pPr>
+              <w:rPr>
+                <w:color w:val="000000"/>
                 <w:sz w:val="12"/>
                 <w:lang w:val="ru-RU"/>
               </w:rPr>
             </w:pPr>
             <w:r>
               <w:rPr>
-                <w:color w:val="FF0000"/>
+                <w:color w:val="000000"/>
                 <w:sz w:val="12"/>
                 <w:lang w:val="ru-RU"/>
               </w:rPr>
@@ -8339,14 +8339,14 @@
             </w:r>
             <w:r>
               <w:rPr>
-                <w:color w:val="FF0000"/>
+                <w:color w:val="000000"/>
                 <w:sz w:val="12"/>
                 <w:lang w:val="ru-RU"/>
               </w:rPr>
             </w:r>
             <w:r>
               <w:rPr>
-                <w:color w:val="FF0000"/>
+                <w:color w:val="000000"/>
                 <w:sz w:val="12"/>
                 <w:lang w:val="ru-RU"/>
               </w:rPr>
@@ -8355,27 +8355,27 @@
           <w:p>
             <w:pPr>
               <w:rPr>
-                <w:color w:val="FF0000"/>
+                <w:color w:val="000000"/>
                 <w:sz w:val="12"/>
                 <w:lang w:val="uk-UA"/>
               </w:rPr>
             </w:pPr>
             <w:r>
               <w:rPr>
-                <w:color w:val="FF0000"/>
+                <w:color w:val="000000"/>
                 <w:sz w:val="12"/>
               </w:rPr>
             </w:r>
             <w:r>
               <w:rPr>
-                <w:color w:val="FF0000"/>
+                <w:color w:val="000000"/>
                 <w:sz w:val="12"/>
                 <w:lang w:val="ru-RU"/>
               </w:rPr>
             </w:r>
             <w:r>
               <w:rPr>
-                <w:color w:val="FF0000"/>
+                <w:color w:val="000000"/>
                 <w:sz w:val="12"/>
                 <w:lang w:val="ru-RU"/>
               </w:rPr>
@@ -8433,9 +8433,9 @@
             <w:tcW w:w="490" w:type="dxa"/>
             <w:gridSpan w:val="2"/>
             <w:tcBorders>
-              <w:top w:val="single" w:sz="6" w:space="0" w:color="FF0000"/>
-              <w:left w:val="single" w:sz="6" w:space="0" w:color="FF0000"/>
-              <w:bottom w:val="single" w:sz="6" w:space="0" w:color="FF0000"/>
+              <w:top w:val="single" w:sz="6" w:space="0" w:color="000000"/>
+              <w:left w:val="single" w:sz="6" w:space="0" w:color="000000"/>
+              <w:bottom w:val="single" w:sz="6" w:space="0" w:color="000000"/>
               <w:right w:val="nil"/>
             </w:tcBorders>
           </w:tcPr>
@@ -8443,7 +8443,7 @@
             <w:pPr>
               <w:rPr>
                 <w:rFonts w:ascii="Arial" w:hAnsi="Arial"/>
-                <w:color w:val="FF0000"/>
+                <w:color w:val="000000"/>
                 <w:sz w:val="12"/>
                 <w:lang w:val="ru-RU"/>
               </w:rPr>
@@ -8452,7 +8452,7 @@
               <w:rPr>
                 <w:rFonts w:ascii="Arial" w:hAnsi="Arial"/>
                 <w:b/>
-                <w:color w:val="FF0000"/>
+                <w:color w:val="000000"/>
                 <w:sz w:val="22"/>
                 <w:lang w:val="ru-RU"/>
               </w:rPr>
@@ -8465,17 +8465,17 @@
             <w:tcW w:w="5049" w:type="dxa"/>
             <w:gridSpan w:val="16"/>
             <w:tcBorders>
-              <w:top w:val="single" w:sz="6" w:space="0" w:color="FF0000"/>
+              <w:top w:val="single" w:sz="6" w:space="0" w:color="000000"/>
               <w:left w:val="nil"/>
-              <w:bottom w:val="single" w:sz="6" w:space="0" w:color="FF0000"/>
-              <w:right w:val="single" w:sz="12" w:space="0" w:color="FF0000"/>
+              <w:bottom w:val="single" w:sz="6" w:space="0" w:color="000000"/>
+              <w:right w:val="single" w:sz="12" w:space="0" w:color="000000"/>
             </w:tcBorders>
           </w:tcPr>
           <w:p>
             <w:pPr>
               <w:rPr>
                 <w:rFonts w:ascii="Arial CYR" w:hAnsi="Arial CYR"/>
-                <w:color w:val="FF0000"/>
+                <w:color w:val="000000"/>
                 <w:sz w:val="12"/>
                 <w:lang w:val="ru-RU"/>
               </w:rPr>
@@ -8483,7 +8483,7 @@
             <w:r>
               <w:rPr>
                 <w:rFonts w:ascii="Arial CYR" w:hAnsi="Arial CYR"/>
-                <w:color w:val="FF0000"/>
+                <w:color w:val="000000"/>
                 <w:sz w:val="12"/>
                 <w:lang w:val="ru-RU"/>
               </w:rPr>
@@ -8494,7 +8494,7 @@
             <w:pPr>
               <w:rPr>
                 <w:rFonts w:ascii="Arial" w:hAnsi="Arial"/>
-                <w:color w:val="FF0000"/>
+                <w:color w:val="000000"/>
                 <w:sz w:val="12"/>
                 <w:lang w:val="ru-RU"/>
               </w:rPr>
@@ -8502,7 +8502,7 @@
             <w:r>
               <w:rPr>
                 <w:rFonts w:ascii="Arial" w:hAnsi="Arial"/>
-                <w:color w:val="FF0000"/>
+                <w:color w:val="000000"/>
                 <w:sz w:val="12"/>
               </w:rPr>
               <w:t>Besondere</w:t>
@@ -8510,7 +8510,7 @@
             <w:r>
               <w:rPr>
                 <w:rFonts w:ascii="Arial" w:hAnsi="Arial"/>
-                <w:color w:val="FF0000"/>
+                <w:color w:val="000000"/>
                 <w:sz w:val="12"/>
                 <w:lang w:val="ru-RU"/>
               </w:rPr>
@@ -8519,7 +8519,7 @@
             <w:r>
               <w:rPr>
                 <w:rFonts w:ascii="Arial" w:hAnsi="Arial"/>
-                <w:color w:val="FF0000"/>
+                <w:color w:val="000000"/>
                 <w:sz w:val="12"/>
               </w:rPr>
               <w:t>Vereinbarungen</w:t>
@@ -8539,8 +8539,8 @@
             <w:tcW w:w="914" w:type="dxa"/>
             <w:gridSpan w:val="3"/>
             <w:tcBorders>
-              <w:top w:val="single" w:sz="6" w:space="0" w:color="FF0000"/>
-              <w:left w:val="single" w:sz="12" w:space="0" w:color="FF0000"/>
+              <w:top w:val="single" w:sz="6" w:space="0" w:color="000000"/>
+              <w:left w:val="single" w:sz="12" w:space="0" w:color="000000"/>
               <w:bottom w:val="dotted" w:sz="4" w:space="0" w:color="808080"/>
               <w:right w:val="nil"/>
             </w:tcBorders>
@@ -8548,13 +8548,13 @@
           <w:p>
             <w:pPr>
               <w:rPr>
-                <w:color w:val="FF0000"/>
-                <w:sz w:val="11"/>
-              </w:rPr>
-            </w:pPr>
-            <w:r>
-              <w:rPr>
-                <w:color w:val="FF0000"/>
+                <w:color w:val="000000"/>
+                <w:sz w:val="11"/>
+              </w:rPr>
+            </w:pPr>
+            <w:r>
+              <w:rPr>
+                <w:color w:val="000000"/>
                 <w:sz w:val="11"/>
                 <w:lang w:val="ru-RU"/>
               </w:rPr>
@@ -8564,13 +8564,13 @@
           <w:p>
             <w:pPr>
               <w:rPr>
-                <w:color w:val="FF0000"/>
-                <w:sz w:val="11"/>
-              </w:rPr>
-            </w:pPr>
-            <w:r>
-              <w:rPr>
-                <w:color w:val="FF0000"/>
+                <w:color w:val="000000"/>
+                <w:sz w:val="11"/>
+              </w:rPr>
+            </w:pPr>
+            <w:r>
+              <w:rPr>
+                <w:color w:val="000000"/>
                 <w:sz w:val="11"/>
               </w:rPr>
               <w:t xml:space="preserve"> Frei</w:t>
@@ -8582,10 +8582,10 @@
             <w:tcW w:w="4471" w:type="dxa"/>
             <w:gridSpan w:val="12"/>
             <w:tcBorders>
-              <w:top w:val="single" w:sz="6" w:space="0" w:color="FF0000"/>
+              <w:top w:val="single" w:sz="6" w:space="0" w:color="000000"/>
               <w:left w:val="nil"/>
               <w:bottom w:val="dotted" w:sz="4" w:space="0" w:color="808080"/>
-              <w:right w:val="single" w:sz="6" w:space="0" w:color="FF0000"/>
+              <w:right w:val="single" w:sz="6" w:space="0" w:color="000000"/>
             </w:tcBorders>
           </w:tcPr>
           <w:p>
@@ -8609,17 +8609,17 @@
             <w:tcW w:w="5539" w:type="dxa"/>
             <w:gridSpan w:val="18"/>
             <w:tcBorders>
-              <w:top w:val="single" w:sz="6" w:space="0" w:color="FF0000"/>
-              <w:left w:val="single" w:sz="6" w:space="0" w:color="FF0000"/>
+              <w:top w:val="single" w:sz="6" w:space="0" w:color="000000"/>
+              <w:left w:val="single" w:sz="6" w:space="0" w:color="000000"/>
               <w:bottom w:val="dotted" w:sz="4" w:space="0" w:color="808080"/>
-              <w:right w:val="single" w:sz="12" w:space="0" w:color="FF0000"/>
+              <w:right w:val="single" w:sz="12" w:space="0" w:color="000000"/>
             </w:tcBorders>
           </w:tcPr>
           <w:p>
             <w:pPr>
               <w:rPr>
                 <w:rFonts w:ascii="Courier New" w:hAnsi="Courier New"/>
-                <w:color w:val="FF0000"/>
+                <w:color w:val="000000"/>
                 <w:sz w:val="22"/>
               </w:rPr>
             </w:pPr>
@@ -8642,28 +8642,28 @@
             <w:gridSpan w:val="3"/>
             <w:tcBorders>
               <w:top w:val="dotted" w:sz="4" w:space="0" w:color="808080"/>
-              <w:left w:val="single" w:sz="12" w:space="0" w:color="FF0000"/>
-              <w:bottom w:val="single" w:sz="6" w:space="0" w:color="FF0000"/>
+              <w:left w:val="single" w:sz="12" w:space="0" w:color="000000"/>
+              <w:bottom w:val="single" w:sz="6" w:space="0" w:color="000000"/>
               <w:right w:val="nil"/>
             </w:tcBorders>
           </w:tcPr>
           <w:p>
             <w:pPr>
               <w:rPr>
-                <w:color w:val="FF0000"/>
-                <w:sz w:val="11"/>
-              </w:rPr>
-            </w:pPr>
-            <w:r>
-              <w:rPr>
-                <w:color w:val="FF0000"/>
+                <w:color w:val="000000"/>
+                <w:sz w:val="11"/>
+              </w:rPr>
+            </w:pPr>
+            <w:r>
+              <w:rPr>
+                <w:color w:val="000000"/>
                 <w:sz w:val="11"/>
               </w:rPr>
               <w:t xml:space="preserve"> </w:t>
             </w:r>
             <w:r>
               <w:rPr>
-                <w:color w:val="FF0000"/>
+                <w:color w:val="000000"/>
                 <w:sz w:val="11"/>
                 <w:lang w:val="ru-RU"/>
               </w:rPr>
@@ -8673,13 +8673,13 @@
           <w:p>
             <w:pPr>
               <w:rPr>
-                <w:color w:val="FF0000"/>
-                <w:sz w:val="11"/>
-              </w:rPr>
-            </w:pPr>
-            <w:r>
-              <w:rPr>
-                <w:color w:val="FF0000"/>
+                <w:color w:val="000000"/>
+                <w:sz w:val="11"/>
+              </w:rPr>
+            </w:pPr>
+            <w:r>
+              <w:rPr>
+                <w:color w:val="000000"/>
                 <w:sz w:val="11"/>
               </w:rPr>
               <w:t xml:space="preserve"> Unfrei</w:t>
@@ -8693,8 +8693,8 @@
             <w:tcBorders>
               <w:top w:val="dotted" w:sz="4" w:space="0" w:color="808080"/>
               <w:left w:val="nil"/>
-              <w:bottom w:val="single" w:sz="6" w:space="0" w:color="FF0000"/>
-              <w:right w:val="single" w:sz="6" w:space="0" w:color="FF0000"/>
+              <w:bottom w:val="single" w:sz="6" w:space="0" w:color="000000"/>
+              <w:right w:val="single" w:sz="6" w:space="0" w:color="000000"/>
             </w:tcBorders>
           </w:tcPr>
           <w:p>
@@ -8712,16 +8712,16 @@
             <w:gridSpan w:val="18"/>
             <w:tcBorders>
               <w:top w:val="dotted" w:sz="4" w:space="0" w:color="808080"/>
-              <w:left w:val="single" w:sz="6" w:space="0" w:color="FF0000"/>
-              <w:bottom w:val="single" w:sz="6" w:space="0" w:color="FF0000"/>
-              <w:right w:val="single" w:sz="12" w:space="0" w:color="FF0000"/>
+              <w:left w:val="single" w:sz="6" w:space="0" w:color="000000"/>
+              <w:bottom w:val="single" w:sz="6" w:space="0" w:color="000000"/>
+              <w:right w:val="single" w:sz="12" w:space="0" w:color="000000"/>
             </w:tcBorders>
           </w:tcPr>
           <w:p>
             <w:pPr>
               <w:rPr>
                 <w:rFonts w:ascii="Courier New" w:hAnsi="Courier New"/>
-                <w:color w:val="FF0000"/>
+                <w:color w:val="000000"/>
                 <w:sz w:val="22"/>
               </w:rPr>
             </w:pPr>
@@ -8740,23 +8740,23 @@
             <w:tcW w:w="490" w:type="dxa"/>
             <w:gridSpan w:val="2"/>
             <w:tcBorders>
-              <w:top w:val="single" w:sz="6" w:space="0" w:color="FF0000"/>
-              <w:left w:val="single" w:sz="12" w:space="0" w:color="FF0000"/>
-              <w:bottom w:val="single" w:sz="6" w:space="0" w:color="FF0000"/>
+              <w:top w:val="single" w:sz="6" w:space="0" w:color="000000"/>
+              <w:left w:val="single" w:sz="12" w:space="0" w:color="000000"/>
+              <w:bottom w:val="single" w:sz="6" w:space="0" w:color="000000"/>
               <w:right w:val="nil"/>
             </w:tcBorders>
           </w:tcPr>
           <w:p>
             <w:pPr>
               <w:rPr>
-                <w:color w:val="FF0000"/>
+                <w:color w:val="000000"/>
                 <w:sz w:val="12"/>
               </w:rPr>
             </w:pPr>
             <w:r>
               <w:rPr>
                 <w:b/>
-                <w:color w:val="FF0000"/>
+                <w:color w:val="000000"/>
               </w:rPr>
               <w:t>21</w:t>
             </w:r>
@@ -8767,22 +8767,22 @@
             <w:tcW w:w="991" w:type="dxa"/>
             <w:gridSpan w:val="2"/>
             <w:tcBorders>
-              <w:top w:val="single" w:sz="6" w:space="0" w:color="FF0000"/>
+              <w:top w:val="single" w:sz="6" w:space="0" w:color="000000"/>
               <w:left w:val="nil"/>
-              <w:bottom w:val="single" w:sz="6" w:space="0" w:color="FF0000"/>
+              <w:bottom w:val="single" w:sz="6" w:space="0" w:color="000000"/>
               <w:right w:val="nil"/>
             </w:tcBorders>
           </w:tcPr>
           <w:p>
             <w:pPr>
               <w:rPr>
-                <w:color w:val="FF0000"/>
-                <w:sz w:val="11"/>
-              </w:rPr>
-            </w:pPr>
-            <w:r>
-              <w:rPr>
-                <w:color w:val="FF0000"/>
+                <w:color w:val="000000"/>
+                <w:sz w:val="11"/>
+              </w:rPr>
+            </w:pPr>
+            <w:r>
+              <w:rPr>
+                <w:color w:val="000000"/>
                 <w:sz w:val="11"/>
                 <w:lang w:val="ru-RU"/>
               </w:rPr>
@@ -8790,14 +8790,14 @@
             </w:r>
             <w:r>
               <w:rPr>
-                <w:color w:val="FF0000"/>
+                <w:color w:val="000000"/>
                 <w:sz w:val="11"/>
               </w:rPr>
               <w:t xml:space="preserve"> </w:t>
             </w:r>
             <w:r>
               <w:rPr>
-                <w:color w:val="FF0000"/>
+                <w:color w:val="000000"/>
                 <w:sz w:val="11"/>
                 <w:lang w:val="ru-RU"/>
               </w:rPr>
@@ -8807,13 +8807,13 @@
           <w:p>
             <w:pPr>
               <w:rPr>
-                <w:color w:val="FF0000"/>
-                <w:sz w:val="11"/>
-              </w:rPr>
-            </w:pPr>
-            <w:r>
-              <w:rPr>
-                <w:color w:val="FF0000"/>
+                <w:color w:val="000000"/>
+                <w:sz w:val="11"/>
+              </w:rPr>
+            </w:pPr>
+            <w:r>
+              <w:rPr>
+                <w:color w:val="000000"/>
                 <w:sz w:val="11"/>
               </w:rPr>
               <w:t>Ausgefertigt in</w:t>
@@ -8825,9 +8825,9 @@
             <w:tcW w:w="2374" w:type="dxa"/>
             <w:gridSpan w:val="7"/>
             <w:tcBorders>
-              <w:top w:val="single" w:sz="6" w:space="0" w:color="FF0000"/>
+              <w:top w:val="single" w:sz="6" w:space="0" w:color="000000"/>
               <w:left w:val="nil"/>
-              <w:bottom w:val="single" w:sz="6" w:space="0" w:color="FF0000"/>
+              <w:bottom w:val="single" w:sz="6" w:space="0" w:color="000000"/>
               <w:right w:val="nil"/>
             </w:tcBorders>
           </w:tcPr>
@@ -8902,22 +8902,22 @@
           <w:tcPr>
             <w:tcW w:w="470" w:type="dxa"/>
             <w:tcBorders>
-              <w:top w:val="single" w:sz="6" w:space="0" w:color="FF0000"/>
+              <w:top w:val="single" w:sz="6" w:space="0" w:color="000000"/>
               <w:left w:val="nil"/>
-              <w:bottom w:val="single" w:sz="12" w:space="0" w:color="FF0000"/>
+              <w:bottom w:val="single" w:sz="12" w:space="0" w:color="000000"/>
               <w:right w:val="nil"/>
             </w:tcBorders>
           </w:tcPr>
           <w:p>
             <w:pPr>
               <w:rPr>
-                <w:color w:val="FF0000"/>
-                <w:sz w:val="11"/>
-              </w:rPr>
-            </w:pPr>
-            <w:r>
-              <w:rPr>
-                <w:color w:val="FF0000"/>
+                <w:color w:val="000000"/>
+                <w:sz w:val="11"/>
+              </w:rPr>
+            </w:pPr>
+            <w:r>
+              <w:rPr>
+                <w:color w:val="000000"/>
                 <w:sz w:val="11"/>
                 <w:lang w:val="ru-RU"/>
               </w:rPr>
@@ -8927,13 +8927,13 @@
           <w:p>
             <w:pPr>
               <w:rPr>
-                <w:color w:val="FF0000"/>
-                <w:sz w:val="11"/>
-              </w:rPr>
-            </w:pPr>
-            <w:r>
-              <w:rPr>
-                <w:color w:val="FF0000"/>
+                <w:color w:val="000000"/>
+                <w:sz w:val="11"/>
+              </w:rPr>
+            </w:pPr>
+            <w:r>
+              <w:rPr>
+                <w:color w:val="000000"/>
                 <w:sz w:val="11"/>
               </w:rPr>
               <w:t>am</w:t>
@@ -8945,9 +8945,9 @@
             <w:tcW w:w="2124" w:type="dxa"/>
             <w:gridSpan w:val="6"/>
             <w:tcBorders>
-              <w:top w:val="single" w:sz="6" w:space="0" w:color="FF0000"/>
+              <w:top w:val="single" w:sz="6" w:space="0" w:color="000000"/>
               <w:left w:val="nil"/>
-              <w:bottom w:val="single" w:sz="12" w:space="0" w:color="FF0000"/>
+              <w:bottom w:val="single" w:sz="12" w:space="0" w:color="000000"/>
               <w:right w:val="nil"/>
             </w:tcBorders>
           </w:tcPr>
@@ -9008,16 +9008,16 @@
             <w:tcW w:w="1279" w:type="dxa"/>
             <w:gridSpan w:val="3"/>
             <w:tcBorders>
-              <w:top w:val="single" w:sz="6" w:space="0" w:color="FF0000"/>
+              <w:top w:val="single" w:sz="6" w:space="0" w:color="000000"/>
               <w:left w:val="nil"/>
-              <w:bottom w:val="single" w:sz="12" w:space="0" w:color="FF0000"/>
-              <w:right w:val="single" w:sz="6" w:space="0" w:color="FF0000"/>
-            </w:tcBorders>
-          </w:tcPr>
-          <w:p>
-            <w:pPr>
-              <w:rPr>
-                <w:color w:val="FF0000"/>
+              <w:bottom w:val="single" w:sz="12" w:space="0" w:color="000000"/>
+              <w:right w:val="single" w:sz="6" w:space="0" w:color="000000"/>
+            </w:tcBorders>
+          </w:tcPr>
+          <w:p>
+            <w:pPr>
+              <w:rPr>
+                <w:color w:val="000000"/>
               </w:rPr>
             </w:pPr>
           </w:p>
@@ -9027,8 +9027,8 @@
             <w:tcW w:w="428" w:type="dxa"/>
             <w:gridSpan w:val="2"/>
             <w:tcBorders>
-              <w:top w:val="single" w:sz="6" w:space="0" w:color="FF0000"/>
-              <w:left w:val="single" w:sz="6" w:space="0" w:color="FF0000"/>
+              <w:top w:val="single" w:sz="6" w:space="0" w:color="000000"/>
+              <w:left w:val="single" w:sz="6" w:space="0" w:color="000000"/>
               <w:bottom w:val="nil"/>
               <w:right w:val="nil"/>
             </w:tcBorders>
@@ -9037,7 +9037,7 @@
             <w:pPr>
               <w:rPr>
                 <w:rFonts w:ascii="Arial" w:hAnsi="Arial"/>
-                <w:color w:val="FF0000"/>
+                <w:color w:val="000000"/>
                 <w:sz w:val="11"/>
               </w:rPr>
             </w:pPr>
@@ -9045,7 +9045,7 @@
               <w:rPr>
                 <w:rFonts w:ascii="Arial" w:hAnsi="Arial"/>
                 <w:b/>
-                <w:color w:val="FF0000"/>
+                <w:color w:val="000000"/>
               </w:rPr>
               <w:t>24</w:t>
             </w:r>
@@ -9056,24 +9056,24 @@
             <w:tcW w:w="2768" w:type="dxa"/>
             <w:gridSpan w:val="10"/>
             <w:tcBorders>
-              <w:top w:val="single" w:sz="6" w:space="0" w:color="FF0000"/>
+              <w:top w:val="single" w:sz="6" w:space="0" w:color="000000"/>
               <w:left w:val="nil"/>
               <w:bottom w:val="nil"/>
-              <w:right w:val="single" w:sz="12" w:space="0" w:color="FF0000"/>
+              <w:right w:val="single" w:sz="12" w:space="0" w:color="000000"/>
             </w:tcBorders>
           </w:tcPr>
           <w:p>
             <w:pPr>
               <w:rPr>
                 <w:rFonts w:ascii="Arial" w:hAnsi="Arial"/>
-                <w:color w:val="FF0000"/>
+                <w:color w:val="000000"/>
                 <w:sz w:val="11"/>
               </w:rPr>
             </w:pPr>
             <w:r>
               <w:rPr>
                 <w:rFonts w:ascii="Arial CYR" w:hAnsi="Arial CYR"/>
-                <w:color w:val="FF0000"/>
+                <w:color w:val="000000"/>
                 <w:sz w:val="11"/>
                 <w:lang w:val="ru-RU"/>
               </w:rPr>
@@ -9082,7 +9082,7 @@
             <w:r>
               <w:rPr>
                 <w:rFonts w:ascii="Arial" w:hAnsi="Arial"/>
-                <w:color w:val="FF0000"/>
+                <w:color w:val="000000"/>
                 <w:sz w:val="11"/>
               </w:rPr>
               <w:t xml:space="preserve"> </w:t>
@@ -9090,7 +9090,7 @@
             <w:r>
               <w:rPr>
                 <w:rFonts w:ascii="Arial CYR" w:hAnsi="Arial CYR"/>
-                <w:color w:val="FF0000"/>
+                <w:color w:val="000000"/>
                 <w:sz w:val="11"/>
                 <w:lang w:val="ru-RU"/>
               </w:rPr>
@@ -9099,7 +9099,7 @@
             <w:r>
               <w:rPr>
                 <w:rFonts w:ascii="Arial" w:hAnsi="Arial"/>
-                <w:color w:val="FF0000"/>
+                <w:color w:val="000000"/>
                 <w:sz w:val="11"/>
               </w:rPr>
               <w:t xml:space="preserve">                        </w:t>
@@ -9107,7 +9107,7 @@
             <w:r>
               <w:rPr>
                 <w:rFonts w:ascii="Arial CYR" w:hAnsi="Arial CYR"/>
-                <w:color w:val="FF0000"/>
+                <w:color w:val="000000"/>
                 <w:sz w:val="11"/>
                 <w:lang w:val="ru-RU"/>
               </w:rPr>
@@ -9118,14 +9118,14 @@
             <w:pPr>
               <w:rPr>
                 <w:rFonts w:ascii="Arial" w:hAnsi="Arial"/>
-                <w:color w:val="FF0000"/>
+                <w:color w:val="000000"/>
                 <w:sz w:val="11"/>
               </w:rPr>
             </w:pPr>
             <w:r>
               <w:rPr>
                 <w:rFonts w:ascii="Arial" w:hAnsi="Arial"/>
-                <w:color w:val="FF0000"/>
+                <w:color w:val="000000"/>
                 <w:sz w:val="11"/>
               </w:rPr>
               <w:t>Gut</w:t>
@@ -9133,7 +9133,7 @@
             <w:r>
               <w:rPr>
                 <w:rFonts w:ascii="Arial" w:hAnsi="Arial"/>
-                <w:color w:val="FF0000"/>
+                <w:color w:val="000000"/>
                 <w:sz w:val="11"/>
               </w:rPr>
               <w:t xml:space="preserve"> </w:t>
@@ -9141,7 +9141,7 @@
             <w:r>
               <w:rPr>
                 <w:rFonts w:ascii="Arial" w:hAnsi="Arial"/>
-                <w:color w:val="FF0000"/>
+                <w:color w:val="000000"/>
                 <w:sz w:val="11"/>
               </w:rPr>
               <w:t>empfangen</w:t>
@@ -9149,7 +9149,7 @@
             <w:r>
               <w:rPr>
                 <w:rFonts w:ascii="Arial" w:hAnsi="Arial"/>
-                <w:color w:val="FF0000"/>
+                <w:color w:val="000000"/>
                 <w:sz w:val="11"/>
               </w:rPr>
               <w:t xml:space="preserve">                     </w:t>
@@ -9157,7 +9157,7 @@
             <w:r>
               <w:rPr>
                 <w:rFonts w:ascii="Arial" w:hAnsi="Arial"/>
-                <w:color w:val="FF0000"/>
+                <w:color w:val="000000"/>
                 <w:sz w:val="11"/>
               </w:rPr>
               <w:t>Datum</w:t>
@@ -9180,8 +9180,8 @@
             <w:tcW w:w="490" w:type="dxa"/>
             <w:gridSpan w:val="2"/>
             <w:tcBorders>
-              <w:top w:val="single" w:sz="6" w:space="0" w:color="FF0000"/>
-              <w:left w:val="single" w:sz="12" w:space="0" w:color="FF0000"/>
+              <w:top w:val="single" w:sz="6" w:space="0" w:color="000000"/>
+              <w:left w:val="single" w:sz="12" w:space="0" w:color="000000"/>
               <w:bottom w:val="nil"/>
               <w:right w:val="nil"/>
             </w:tcBorders>
@@ -9190,7 +9190,7 @@
             <w:pPr>
               <w:jc w:val="center"/>
               <w:rPr>
-                <w:color w:val="FF0000"/>
+                <w:color w:val="000000"/>
                 <w:sz w:val="10"/>
                 <w:lang w:val="ru-RU"/>
               </w:rPr>
@@ -9198,7 +9198,7 @@
             <w:r>
               <w:rPr>
                 <w:b/>
-                <w:color w:val="FF0000"/>
+                <w:color w:val="000000"/>
                 <w:lang w:val="ru-RU"/>
               </w:rPr>
               <w:t>22</w:t>
@@ -9210,16 +9210,16 @@
             <w:tcW w:w="3365" w:type="dxa"/>
             <w:gridSpan w:val="9"/>
             <w:tcBorders>
-              <w:top w:val="single" w:sz="6" w:space="0" w:color="FF0000"/>
+              <w:top w:val="single" w:sz="6" w:space="0" w:color="000000"/>
               <w:left w:val="nil"/>
               <w:bottom w:val="nil"/>
-              <w:right w:val="single" w:sz="12" w:space="0" w:color="FF0000"/>
-            </w:tcBorders>
-          </w:tcPr>
-          <w:p>
-            <w:pPr>
-              <w:rPr>
-                <w:color w:val="FF0000"/>
+              <w:right w:val="single" w:sz="12" w:space="0" w:color="000000"/>
+            </w:tcBorders>
+          </w:tcPr>
+          <w:p>
+            <w:pPr>
+              <w:rPr>
+                <w:color w:val="000000"/>
                 <w:sz w:val="12"/>
                 <w:lang w:val="ru-RU"/>
               </w:rPr>
@@ -9239,8 +9239,8 @@
           <w:tcPr>
             <w:tcW w:w="470" w:type="dxa"/>
             <w:tcBorders>
-              <w:top w:val="single" w:sz="12" w:space="0" w:color="FF0000"/>
-              <w:left w:val="single" w:sz="12" w:space="0" w:color="FF0000"/>
+              <w:top w:val="single" w:sz="12" w:space="0" w:color="000000"/>
+              <w:left w:val="single" w:sz="12" w:space="0" w:color="000000"/>
               <w:bottom w:val="nil"/>
               <w:right w:val="nil"/>
             </w:tcBorders>
@@ -9248,7 +9248,7 @@
           <w:p>
             <w:pPr>
               <w:rPr>
-                <w:color w:val="FF0000"/>
+                <w:color w:val="000000"/>
                 <w:sz w:val="12"/>
                 <w:lang w:val="ru-RU"/>
               </w:rPr>
@@ -9256,7 +9256,7 @@
             <w:r>
               <w:rPr>
                 <w:b/>
-                <w:color w:val="FF0000"/>
+                <w:color w:val="000000"/>
                 <w:lang w:val="ru-RU"/>
               </w:rPr>
               <w:t>23</w:t>
@@ -9268,10 +9268,10 @@
             <w:tcW w:w="3403" w:type="dxa"/>
             <w:gridSpan w:val="9"/>
             <w:tcBorders>
-              <w:top w:val="single" w:sz="12" w:space="0" w:color="FF0000"/>
+              <w:top w:val="single" w:sz="12" w:space="0" w:color="000000"/>
               <w:left w:val="nil"/>
               <w:bottom w:val="nil"/>
-              <w:right w:val="single" w:sz="12" w:space="0" w:color="FF0000"/>
+              <w:right w:val="single" w:sz="12" w:space="0" w:color="000000"/>
             </w:tcBorders>
           </w:tcPr>
           <w:p>
@@ -9291,16 +9291,16 @@
             <w:gridSpan w:val="12"/>
             <w:tcBorders>
               <w:top w:val="nil"/>
-              <w:left w:val="single" w:sz="12" w:space="0" w:color="FF0000"/>
+              <w:left w:val="single" w:sz="12" w:space="0" w:color="000000"/>
               <w:bottom w:val="nil"/>
-              <w:right w:val="single" w:sz="12" w:space="0" w:color="FF0000"/>
+              <w:right w:val="single" w:sz="12" w:space="0" w:color="000000"/>
             </w:tcBorders>
           </w:tcPr>
           <w:p>
             <w:pPr>
               <w:rPr>
                 <w:rFonts w:ascii="Arial" w:hAnsi="Arial"/>
-                <w:color w:val="FF0000"/>
+                <w:color w:val="000000"/>
                 <w:sz w:val="11"/>
               </w:rPr>
             </w:pPr>
@@ -9323,9 +9323,9 @@
             <w:gridSpan w:val="11"/>
             <w:tcBorders>
               <w:top w:val="nil"/>
-              <w:left w:val="single" w:sz="12" w:space="0" w:color="FF0000"/>
+              <w:left w:val="single" w:sz="12" w:space="0" w:color="000000"/>
               <w:bottom w:val="nil"/>
-              <w:right w:val="single" w:sz="12" w:space="0" w:color="FF0000"/>
+              <w:right w:val="single" w:sz="12" w:space="0" w:color="000000"/>
             </w:tcBorders>
           </w:tcPr>
           <w:p>
@@ -9345,22 +9345,21 @@
             <w:gridSpan w:val="10"/>
             <w:tcBorders>
               <w:top w:val="nil"/>
-              <w:left w:val="single" w:sz="12" w:space="0" w:color="FF0000"/>
+              <w:left w:val="single" w:sz="12" w:space="0" w:color="000000"/>
               <w:bottom w:val="nil"/>
-              <w:right w:val="single" w:sz="12" w:space="0" w:color="FF0000"/>
-            </w:tcBorders>
-          </w:tcPr>
-          <w:p>
-            <w:pPr>
-              <w:rPr>
-                <w:rFonts w:ascii="Arial" w:hAnsi="Arial" w:cs="Arial"/>
-                <w:b/>
-              </w:rPr>
-            </w:pPr>
-            <w:r>
-              <w:rPr>
-                <w:b/>
-                <w:sz w:val="16"/>
+              <w:right w:val="single" w:sz="12" w:space="0" w:color="000000"/>
+            </w:tcBorders>
+          </w:tcPr>
+          <w:p>
+            <w:pPr>
+              <w:rPr>
+                <w:rFonts w:ascii="Arial" w:hAnsi="Arial" w:cs="Arial"/>
+                <w:b/>
+              </w:rPr>
+            </w:pPr>
+            <w:r>
+              <w:rPr>
+                <w:b/>
               </w:rPr>
               <w:t>Перевалов Тимофій</w:t>
             </w:r>
@@ -9372,16 +9371,16 @@
             <w:gridSpan w:val="12"/>
             <w:tcBorders>
               <w:top w:val="nil"/>
-              <w:left w:val="single" w:sz="12" w:space="0" w:color="FF0000"/>
+              <w:left w:val="single" w:sz="12" w:space="0" w:color="000000"/>
               <w:bottom w:val="nil"/>
-              <w:right w:val="single" w:sz="12" w:space="0" w:color="FF0000"/>
+              <w:right w:val="single" w:sz="12" w:space="0" w:color="000000"/>
             </w:tcBorders>
           </w:tcPr>
           <w:p>
             <w:pPr>
               <w:rPr>
                 <w:rFonts w:ascii="Arial" w:hAnsi="Arial"/>
-                <w:color w:val="FF0000"/>
+                <w:color w:val="000000"/>
                 <w:sz w:val="12"/>
               </w:rPr>
             </w:pPr>
@@ -9390,7 +9389,7 @@
             <w:pPr>
               <w:rPr>
                 <w:rFonts w:ascii="Arial" w:hAnsi="Arial"/>
-                <w:color w:val="FF0000"/>
+                <w:color w:val="000000"/>
                 <w:sz w:val="12"/>
               </w:rPr>
             </w:pPr>
@@ -9413,9 +9412,9 @@
             <w:gridSpan w:val="11"/>
             <w:tcBorders>
               <w:top w:val="nil"/>
-              <w:left w:val="single" w:sz="12" w:space="0" w:color="FF0000"/>
+              <w:left w:val="single" w:sz="12" w:space="0" w:color="000000"/>
               <w:bottom w:val="nil"/>
-              <w:right w:val="single" w:sz="12" w:space="0" w:color="FF0000"/>
+              <w:right w:val="single" w:sz="12" w:space="0" w:color="000000"/>
             </w:tcBorders>
           </w:tcPr>
           <w:p>
@@ -9434,9 +9433,9 @@
             <w:gridSpan w:val="10"/>
             <w:tcBorders>
               <w:top w:val="nil"/>
-              <w:left w:val="single" w:sz="12" w:space="0" w:color="FF0000"/>
+              <w:left w:val="single" w:sz="12" w:space="0" w:color="000000"/>
               <w:bottom w:val="nil"/>
-              <w:right w:val="single" w:sz="12" w:space="0" w:color="FF0000"/>
+              <w:right w:val="single" w:sz="12" w:space="0" w:color="000000"/>
             </w:tcBorders>
           </w:tcPr>
           <w:p>
@@ -9454,16 +9453,16 @@
             <w:gridSpan w:val="12"/>
             <w:tcBorders>
               <w:top w:val="nil"/>
-              <w:left w:val="single" w:sz="12" w:space="0" w:color="FF0000"/>
+              <w:left w:val="single" w:sz="12" w:space="0" w:color="000000"/>
               <w:bottom w:val="nil"/>
-              <w:right w:val="single" w:sz="12" w:space="0" w:color="FF0000"/>
+              <w:right w:val="single" w:sz="12" w:space="0" w:color="000000"/>
             </w:tcBorders>
           </w:tcPr>
           <w:p>
             <w:pPr>
               <w:rPr>
                 <w:rFonts w:ascii="Arial" w:hAnsi="Arial"/>
-                <w:color w:val="FF0000"/>
+                <w:color w:val="000000"/>
                 <w:sz w:val="12"/>
                 <w:lang w:val="ru-RU"/>
               </w:rPr>
@@ -9473,7 +9472,7 @@
             <w:pPr>
               <w:rPr>
                 <w:rFonts w:ascii="Arial" w:hAnsi="Arial"/>
-                <w:color w:val="FF0000"/>
+                <w:color w:val="000000"/>
                 <w:sz w:val="12"/>
                 <w:lang w:val="ru-RU"/>
               </w:rPr>
@@ -9497,9 +9496,9 @@
             <w:gridSpan w:val="11"/>
             <w:tcBorders>
               <w:top w:val="nil"/>
-              <w:left w:val="single" w:sz="12" w:space="0" w:color="FF0000"/>
+              <w:left w:val="single" w:sz="12" w:space="0" w:color="000000"/>
               <w:bottom w:val="nil"/>
-              <w:right w:val="single" w:sz="12" w:space="0" w:color="FF0000"/>
+              <w:right w:val="single" w:sz="12" w:space="0" w:color="000000"/>
             </w:tcBorders>
           </w:tcPr>
           <w:p>
@@ -9519,9 +9518,9 @@
             <w:gridSpan w:val="10"/>
             <w:tcBorders>
               <w:top w:val="nil"/>
-              <w:left w:val="single" w:sz="12" w:space="0" w:color="FF0000"/>
+              <w:left w:val="single" w:sz="12" w:space="0" w:color="000000"/>
               <w:bottom w:val="nil"/>
-              <w:right w:val="single" w:sz="12" w:space="0" w:color="FF0000"/>
+              <w:right w:val="single" w:sz="12" w:space="0" w:color="000000"/>
             </w:tcBorders>
           </w:tcPr>
           <w:p>
@@ -9539,16 +9538,16 @@
             <w:gridSpan w:val="12"/>
             <w:tcBorders>
               <w:top w:val="nil"/>
-              <w:left w:val="single" w:sz="12" w:space="0" w:color="FF0000"/>
+              <w:left w:val="single" w:sz="12" w:space="0" w:color="000000"/>
               <w:bottom w:val="nil"/>
-              <w:right w:val="single" w:sz="12" w:space="0" w:color="FF0000"/>
+              <w:right w:val="single" w:sz="12" w:space="0" w:color="000000"/>
             </w:tcBorders>
           </w:tcPr>
           <w:p>
             <w:pPr>
               <w:rPr>
                 <w:rFonts w:ascii="Courier New" w:hAnsi="Courier New"/>
-                <w:color w:val="FF0000"/>
+                <w:color w:val="000000"/>
                 <w:sz w:val="22"/>
                 <w:lang w:val="ru-RU"/>
               </w:rPr>
@@ -9572,9 +9571,9 @@
             <w:gridSpan w:val="11"/>
             <w:tcBorders>
               <w:top w:val="nil"/>
-              <w:left w:val="single" w:sz="12" w:space="0" w:color="FF0000"/>
-              <w:bottom w:val="single" w:sz="12" w:space="0" w:color="FF0000"/>
-              <w:right w:val="single" w:sz="12" w:space="0" w:color="FF0000"/>
+              <w:left w:val="single" w:sz="12" w:space="0" w:color="000000"/>
+              <w:bottom w:val="single" w:sz="12" w:space="0" w:color="000000"/>
+              <w:right w:val="single" w:sz="12" w:space="0" w:color="000000"/>
             </w:tcBorders>
           </w:tcPr>
           <w:p>
@@ -9594,9 +9593,9 @@
             <w:gridSpan w:val="10"/>
             <w:tcBorders>
               <w:top w:val="nil"/>
-              <w:left w:val="single" w:sz="12" w:space="0" w:color="FF0000"/>
-              <w:bottom w:val="single" w:sz="12" w:space="0" w:color="FF0000"/>
-              <w:right w:val="single" w:sz="12" w:space="0" w:color="FF0000"/>
+              <w:left w:val="single" w:sz="12" w:space="0" w:color="000000"/>
+              <w:bottom w:val="single" w:sz="12" w:space="0" w:color="000000"/>
+              <w:right w:val="single" w:sz="12" w:space="0" w:color="000000"/>
             </w:tcBorders>
           </w:tcPr>
           <w:p>
@@ -9616,16 +9615,16 @@
             <w:gridSpan w:val="12"/>
             <w:tcBorders>
               <w:top w:val="nil"/>
-              <w:left w:val="single" w:sz="12" w:space="0" w:color="FF0000"/>
+              <w:left w:val="single" w:sz="12" w:space="0" w:color="000000"/>
               <w:bottom w:val="nil"/>
-              <w:right w:val="single" w:sz="12" w:space="0" w:color="FF0000"/>
+              <w:right w:val="single" w:sz="12" w:space="0" w:color="000000"/>
             </w:tcBorders>
           </w:tcPr>
           <w:p>
             <w:pPr>
               <w:rPr>
                 <w:rFonts w:ascii="Arial CYR" w:hAnsi="Arial CYR"/>
-                <w:color w:val="FF0000"/>
+                <w:color w:val="000000"/>
                 <w:sz w:val="11"/>
                 <w:lang w:val="ru-RU"/>
               </w:rPr>
@@ -9635,7 +9634,7 @@
             <w:pPr>
               <w:rPr>
                 <w:rFonts w:ascii="Arial" w:hAnsi="Arial"/>
-                <w:color w:val="FF0000"/>
+                <w:color w:val="000000"/>
                 <w:sz w:val="11"/>
                 <w:lang w:val="ru-RU"/>
               </w:rPr>
@@ -9658,24 +9657,24 @@
             <w:tcW w:w="490" w:type="dxa"/>
             <w:gridSpan w:val="2"/>
             <w:tcBorders>
-              <w:top w:val="single" w:sz="12" w:space="0" w:color="FF0000"/>
-              <w:left w:val="single" w:sz="12" w:space="0" w:color="FF0000"/>
-              <w:bottom w:val="single" w:sz="6" w:space="0" w:color="FF0000"/>
+              <w:top w:val="single" w:sz="12" w:space="0" w:color="000000"/>
+              <w:left w:val="single" w:sz="12" w:space="0" w:color="000000"/>
+              <w:bottom w:val="single" w:sz="6" w:space="0" w:color="000000"/>
               <w:right w:val="nil"/>
             </w:tcBorders>
           </w:tcPr>
           <w:p>
             <w:pPr>
               <w:rPr>
-                <w:color w:val="FF0000"/>
-                <w:sz w:val="11"/>
-                <w:lang w:val="ru-RU"/>
-              </w:rPr>
-            </w:pPr>
-            <w:r>
-              <w:rPr>
-                <w:b/>
-                <w:color w:val="FF0000"/>
+                <w:color w:val="000000"/>
+                <w:sz w:val="11"/>
+                <w:lang w:val="ru-RU"/>
+              </w:rPr>
+            </w:pPr>
+            <w:r>
+              <w:rPr>
+                <w:b/>
+                <w:color w:val="000000"/>
                 <w:lang w:val="ru-RU"/>
               </w:rPr>
               <w:t>25</w:t>
@@ -9687,23 +9686,23 @@
             <w:tcW w:w="3365" w:type="dxa"/>
             <w:gridSpan w:val="9"/>
             <w:tcBorders>
-              <w:top w:val="single" w:sz="12" w:space="0" w:color="FF0000"/>
+              <w:top w:val="single" w:sz="12" w:space="0" w:color="000000"/>
               <w:left w:val="nil"/>
-              <w:bottom w:val="single" w:sz="6" w:space="0" w:color="FF0000"/>
-              <w:right w:val="single" w:sz="6" w:space="0" w:color="FF0000"/>
-            </w:tcBorders>
-          </w:tcPr>
-          <w:p>
-            <w:pPr>
-              <w:rPr>
-                <w:color w:val="FF0000"/>
-                <w:sz w:val="11"/>
-                <w:lang w:val="ru-RU"/>
-              </w:rPr>
-            </w:pPr>
-            <w:r>
-              <w:rPr>
-                <w:color w:val="FF0000"/>
+              <w:bottom w:val="single" w:sz="6" w:space="0" w:color="000000"/>
+              <w:right w:val="single" w:sz="6" w:space="0" w:color="000000"/>
+            </w:tcBorders>
+          </w:tcPr>
+          <w:p>
+            <w:pPr>
+              <w:rPr>
+                <w:color w:val="000000"/>
+                <w:sz w:val="11"/>
+                <w:lang w:val="ru-RU"/>
+              </w:rPr>
+            </w:pPr>
+            <w:r>
+              <w:rPr>
+                <w:color w:val="000000"/>
                 <w:sz w:val="11"/>
                 <w:lang w:val="ru-RU"/>
               </w:rPr>
@@ -9711,7 +9710,7 @@
             </w:r>
             <w:r>
               <w:rPr>
-                <w:color w:val="FF0000"/>
+                <w:color w:val="000000"/>
                 <w:sz w:val="11"/>
                 <w:lang w:val="ru-RU"/>
               </w:rPr>
@@ -9719,14 +9718,14 @@
             </w:r>
             <w:r>
               <w:rPr>
-                <w:color w:val="FF0000"/>
+                <w:color w:val="000000"/>
                 <w:sz w:val="11"/>
               </w:rPr>
               <w:t>Amtliches</w:t>
             </w:r>
             <w:r>
               <w:rPr>
-                <w:color w:val="FF0000"/>
+                <w:color w:val="000000"/>
                 <w:sz w:val="11"/>
                 <w:lang w:val="ru-RU"/>
               </w:rPr>
@@ -9734,7 +9733,7 @@
             </w:r>
             <w:r>
               <w:rPr>
-                <w:color w:val="FF0000"/>
+                <w:color w:val="000000"/>
                 <w:sz w:val="11"/>
               </w:rPr>
               <w:t>Kennzeichen</w:t>
@@ -9743,14 +9742,14 @@
           <w:p>
             <w:pPr>
               <w:rPr>
-                <w:color w:val="FF0000"/>
-                <w:sz w:val="11"/>
-                <w:lang w:val="ru-RU"/>
-              </w:rPr>
-            </w:pPr>
-            <w:r>
-              <w:rPr>
-                <w:color w:val="FF0000"/>
+                <w:color w:val="000000"/>
+                <w:sz w:val="11"/>
+                <w:lang w:val="ru-RU"/>
+              </w:rPr>
+            </w:pPr>
+            <w:r>
+              <w:rPr>
+                <w:color w:val="000000"/>
                 <w:sz w:val="11"/>
                 <w:lang w:val="ru-RU"/>
               </w:rPr>
@@ -9758,14 +9757,14 @@
             </w:r>
             <w:r>
               <w:rPr>
-                <w:color w:val="FF0000"/>
+                <w:color w:val="000000"/>
                 <w:sz w:val="11"/>
               </w:rPr>
               <w:t>Kfz</w:t>
             </w:r>
             <w:r>
               <w:rPr>
-                <w:color w:val="FF0000"/>
+                <w:color w:val="000000"/>
                 <w:sz w:val="11"/>
                 <w:lang w:val="ru-RU"/>
               </w:rPr>
@@ -9773,14 +9772,14 @@
             </w:r>
             <w:r>
               <w:rPr>
-                <w:color w:val="FF0000"/>
+                <w:color w:val="000000"/>
                 <w:sz w:val="11"/>
               </w:rPr>
               <w:t>Anh</w:t>
             </w:r>
             <w:r>
               <w:rPr>
-                <w:color w:val="FF0000"/>
+                <w:color w:val="000000"/>
                 <w:sz w:val="11"/>
                 <w:lang w:val="ru-RU"/>
               </w:rPr>
@@ -9788,7 +9787,7 @@
             </w:r>
             <w:r>
               <w:rPr>
-                <w:color w:val="FF0000"/>
+                <w:color w:val="000000"/>
                 <w:sz w:val="11"/>
               </w:rPr>
               <w:t>nger</w:t>
@@ -9799,24 +9798,24 @@
           <w:tcPr>
             <w:tcW w:w="470" w:type="dxa"/>
             <w:tcBorders>
-              <w:top w:val="single" w:sz="12" w:space="0" w:color="FF0000"/>
-              <w:left w:val="single" w:sz="6" w:space="0" w:color="FF0000"/>
-              <w:bottom w:val="single" w:sz="6" w:space="0" w:color="FF0000"/>
+              <w:top w:val="single" w:sz="12" w:space="0" w:color="000000"/>
+              <w:left w:val="single" w:sz="6" w:space="0" w:color="000000"/>
+              <w:bottom w:val="single" w:sz="6" w:space="0" w:color="000000"/>
               <w:right w:val="nil"/>
             </w:tcBorders>
           </w:tcPr>
           <w:p>
             <w:pPr>
               <w:rPr>
-                <w:color w:val="FF0000"/>
-                <w:sz w:val="11"/>
-                <w:lang w:val="ru-RU"/>
-              </w:rPr>
-            </w:pPr>
-            <w:r>
-              <w:rPr>
-                <w:b/>
-                <w:color w:val="FF0000"/>
+                <w:color w:val="000000"/>
+                <w:sz w:val="11"/>
+                <w:lang w:val="ru-RU"/>
+              </w:rPr>
+            </w:pPr>
+            <w:r>
+              <w:rPr>
+                <w:b/>
+                <w:color w:val="000000"/>
                 <w:lang w:val="ru-RU"/>
               </w:rPr>
               <w:t>26</w:t>
@@ -9828,23 +9827,23 @@
             <w:tcW w:w="3403" w:type="dxa"/>
             <w:gridSpan w:val="9"/>
             <w:tcBorders>
-              <w:top w:val="single" w:sz="12" w:space="0" w:color="FF0000"/>
+              <w:top w:val="single" w:sz="12" w:space="0" w:color="000000"/>
               <w:left w:val="nil"/>
-              <w:bottom w:val="single" w:sz="6" w:space="0" w:color="FF0000"/>
-              <w:right w:val="single" w:sz="6" w:space="0" w:color="FF0000"/>
-            </w:tcBorders>
-          </w:tcPr>
-          <w:p>
-            <w:pPr>
-              <w:rPr>
-                <w:color w:val="FF0000"/>
-                <w:sz w:val="11"/>
-                <w:lang w:val="ru-RU"/>
-              </w:rPr>
-            </w:pPr>
-            <w:r>
-              <w:rPr>
-                <w:color w:val="FF0000"/>
+              <w:bottom w:val="single" w:sz="6" w:space="0" w:color="000000"/>
+              <w:right w:val="single" w:sz="6" w:space="0" w:color="000000"/>
+            </w:tcBorders>
+          </w:tcPr>
+          <w:p>
+            <w:pPr>
+              <w:rPr>
+                <w:color w:val="000000"/>
+                <w:sz w:val="11"/>
+                <w:lang w:val="ru-RU"/>
+              </w:rPr>
+            </w:pPr>
+            <w:r>
+              <w:rPr>
+                <w:color w:val="000000"/>
                 <w:sz w:val="11"/>
                 <w:lang w:val="ru-RU"/>
               </w:rPr>
@@ -9852,7 +9851,7 @@
             </w:r>
             <w:r>
               <w:rPr>
-                <w:color w:val="FF0000"/>
+                <w:color w:val="000000"/>
                 <w:sz w:val="11"/>
               </w:rPr>
               <w:t>Typ</w:t>
@@ -9861,14 +9860,14 @@
           <w:p>
             <w:pPr>
               <w:rPr>
-                <w:color w:val="FF0000"/>
-                <w:sz w:val="11"/>
-                <w:lang w:val="ru-RU"/>
-              </w:rPr>
-            </w:pPr>
-            <w:r>
-              <w:rPr>
-                <w:color w:val="FF0000"/>
+                <w:color w:val="000000"/>
+                <w:sz w:val="11"/>
+                <w:lang w:val="ru-RU"/>
+              </w:rPr>
+            </w:pPr>
+            <w:r>
+              <w:rPr>
+                <w:color w:val="000000"/>
                 <w:sz w:val="11"/>
                 <w:lang w:val="ru-RU"/>
               </w:rPr>
@@ -9876,14 +9875,14 @@
             </w:r>
             <w:r>
               <w:rPr>
-                <w:color w:val="FF0000"/>
+                <w:color w:val="000000"/>
                 <w:sz w:val="11"/>
               </w:rPr>
               <w:t>Kfz</w:t>
             </w:r>
             <w:r>
               <w:rPr>
-                <w:color w:val="FF0000"/>
+                <w:color w:val="000000"/>
                 <w:sz w:val="11"/>
                 <w:lang w:val="ru-RU"/>
               </w:rPr>
@@ -9891,14 +9890,14 @@
             </w:r>
             <w:r>
               <w:rPr>
-                <w:color w:val="FF0000"/>
+                <w:color w:val="000000"/>
                 <w:sz w:val="11"/>
               </w:rPr>
               <w:t>Anh</w:t>
             </w:r>
             <w:r>
               <w:rPr>
-                <w:color w:val="FF0000"/>
+                <w:color w:val="000000"/>
                 <w:sz w:val="11"/>
                 <w:lang w:val="ru-RU"/>
               </w:rPr>
@@ -9906,7 +9905,7 @@
             </w:r>
             <w:r>
               <w:rPr>
-                <w:color w:val="FF0000"/>
+                <w:color w:val="000000"/>
                 <w:sz w:val="11"/>
               </w:rPr>
               <w:t>nger</w:t>
@@ -9919,7 +9918,7 @@
             <w:gridSpan w:val="6"/>
             <w:tcBorders>
               <w:top w:val="nil"/>
-              <w:left w:val="single" w:sz="6" w:space="0" w:color="FF0000"/>
+              <w:left w:val="single" w:sz="6" w:space="0" w:color="000000"/>
               <w:bottom w:val="nil"/>
               <w:right w:val="nil"/>
             </w:tcBorders>
@@ -9929,7 +9928,7 @@
               <w:rPr>
                 <w:rFonts w:ascii="Arial" w:hAnsi="Arial"/>
                 <w:b/>
-                <w:color w:val="FF0000"/>
+                <w:color w:val="000000"/>
                 <w:sz w:val="11"/>
                 <w:lang w:val="ru-RU"/>
               </w:rPr>
@@ -9950,7 +9949,7 @@
             <w:pPr>
               <w:rPr>
                 <w:rFonts w:ascii="Arial" w:hAnsi="Arial"/>
-                <w:color w:val="FF0000"/>
+                <w:color w:val="000000"/>
                 <w:sz w:val="11"/>
                 <w:lang w:val="ru-RU"/>
               </w:rPr>
@@ -9971,7 +9970,7 @@
             <w:pPr>
               <w:rPr>
                 <w:rFonts w:ascii="Arial" w:hAnsi="Arial"/>
-                <w:color w:val="FF0000"/>
+                <w:color w:val="000000"/>
                 <w:sz w:val="11"/>
                 <w:lang w:val="ru-RU"/>
               </w:rPr>
@@ -9992,7 +9991,7 @@
             <w:pPr>
               <w:rPr>
                 <w:rFonts w:ascii="Arial" w:hAnsi="Arial"/>
-                <w:color w:val="FF0000"/>
+                <w:color w:val="000000"/>
                 <w:sz w:val="11"/>
                 <w:lang w:val="ru-RU"/>
               </w:rPr>
@@ -10013,7 +10012,7 @@
             <w:pPr>
               <w:rPr>
                 <w:rFonts w:ascii="Arial" w:hAnsi="Arial"/>
-                <w:color w:val="FF0000"/>
+                <w:color w:val="000000"/>
                 <w:sz w:val="11"/>
                 <w:lang w:val="ru-RU"/>
               </w:rPr>
@@ -10034,7 +10033,7 @@
             <w:pPr>
               <w:rPr>
                 <w:rFonts w:ascii="Arial" w:hAnsi="Arial"/>
-                <w:color w:val="FF0000"/>
+                <w:color w:val="000000"/>
                 <w:sz w:val="11"/>
                 <w:lang w:val="ru-RU"/>
               </w:rPr>
@@ -10048,7 +10047,7 @@
               <w:top w:val="nil"/>
               <w:left w:val="nil"/>
               <w:bottom w:val="nil"/>
-              <w:right w:val="single" w:sz="12" w:space="0" w:color="FF0000"/>
+              <w:right w:val="single" w:sz="12" w:space="0" w:color="000000"/>
             </w:tcBorders>
           </w:tcPr>
           <w:p>
@@ -10056,7 +10055,7 @@
               <w:spacing w:before="60"/>
               <w:rPr>
                 <w:rFonts w:ascii="Arial" w:hAnsi="Arial"/>
-                <w:color w:val="FF0000"/>
+                <w:color w:val="000000"/>
                 <w:sz w:val="11"/>
                 <w:lang w:val="ru-RU"/>
               </w:rPr>
@@ -10079,10 +10078,10 @@
             <w:tcW w:w="3855" w:type="dxa"/>
             <w:gridSpan w:val="11"/>
             <w:tcBorders>
-              <w:top w:val="single" w:sz="6" w:space="0" w:color="FF0000"/>
-              <w:left w:val="single" w:sz="12" w:space="0" w:color="FF0000"/>
-              <w:bottom w:val="single" w:sz="12" w:space="0" w:color="FF0000"/>
-              <w:right w:val="single" w:sz="6" w:space="0" w:color="FF0000"/>
+              <w:top w:val="single" w:sz="6" w:space="0" w:color="000000"/>
+              <w:left w:val="single" w:sz="12" w:space="0" w:color="000000"/>
+              <w:bottom w:val="single" w:sz="12" w:space="0" w:color="000000"/>
+              <w:right w:val="single" w:sz="6" w:space="0" w:color="000000"/>
             </w:tcBorders>
           </w:tcPr>
           <w:p>
@@ -10205,16 +10204,16 @@
             <w:tcW w:w="3873" w:type="dxa"/>
             <w:gridSpan w:val="10"/>
             <w:tcBorders>
-              <w:top w:val="single" w:sz="6" w:space="0" w:color="FF0000"/>
-              <w:left w:val="single" w:sz="6" w:space="0" w:color="FF0000"/>
-              <w:bottom w:val="single" w:sz="12" w:space="0" w:color="FF0000"/>
-              <w:right w:val="single" w:sz="6" w:space="0" w:color="FF0000"/>
-            </w:tcBorders>
-          </w:tcPr>
-          <w:p>
-            <w:pPr>
-              <w:rPr>
-                <w:color w:val="FF0000"/>
+              <w:top w:val="single" w:sz="6" w:space="0" w:color="000000"/>
+              <w:left w:val="single" w:sz="6" w:space="0" w:color="000000"/>
+              <w:bottom w:val="single" w:sz="12" w:space="0" w:color="000000"/>
+              <w:right w:val="single" w:sz="6" w:space="0" w:color="000000"/>
+            </w:tcBorders>
+          </w:tcPr>
+          <w:p>
+            <w:pPr>
+              <w:rPr>
+                <w:color w:val="000000"/>
                 <w:sz w:val="22"/>
                 <w:lang w:val="ru-RU"/>
               </w:rPr>
@@ -10227,16 +10226,16 @@
             <w:gridSpan w:val="12"/>
             <w:tcBorders>
               <w:top w:val="nil"/>
-              <w:left w:val="single" w:sz="6" w:space="0" w:color="FF0000"/>
-              <w:bottom w:val="single" w:sz="12" w:space="0" w:color="FF0000"/>
-              <w:right w:val="single" w:sz="12" w:space="0" w:color="FF0000"/>
+              <w:left w:val="single" w:sz="6" w:space="0" w:color="000000"/>
+              <w:bottom w:val="single" w:sz="12" w:space="0" w:color="000000"/>
+              <w:right w:val="single" w:sz="12" w:space="0" w:color="000000"/>
             </w:tcBorders>
           </w:tcPr>
           <w:p>
             <w:pPr>
               <w:rPr>
                 <w:rFonts w:ascii="Courier New" w:hAnsi="Courier New"/>
-                <w:color w:val="FF0000"/>
+                <w:color w:val="000000"/>
                 <w:sz w:val="22"/>
                 <w:lang w:val="ru-RU"/>
               </w:rPr>
@@ -10249,7 +10248,7 @@
       <w:pPr>
         <w:rPr>
           <w:rFonts w:ascii="StoryC" w:hAnsi="StoryC"/>
-          <w:color w:val="FF0000"/>
+          <w:color w:val="000000"/>
           <w:sz w:val="8"/>
           <w:lang w:val="uk-UA"/>
         </w:rPr>
